--- a/lab3/Otchet_Lab3_Web-Dizayn.docx
+++ b/lab3/Otchet_Lab3_Web-Dizayn.docx
@@ -4,301 +4,343 @@
   <w:body>
     <w:p>
       <w:pPr>
-        <w:spacing w:after="120"/>
+        <w:spacing w:after="80" w:before="0" w:line="276" w:lineRule="auto"/>
+        <w:jc w:val="center"/>
       </w:pPr>
       <w:r>
         <w:rPr>
           <w:rFonts w:ascii="Times New Roman" w:hAnsi="Times New Roman" w:eastAsia="Times New Roman"/>
           <w:b w:val="0"/>
+          <w:i w:val="0"/>
+          <w:sz w:val="24"/>
+        </w:rPr>
+        <w:t>Министерство науки и высшего образования Российской Федерации</w:t>
+      </w:r>
+    </w:p>
+    <w:p>
+      <w:pPr>
+        <w:spacing w:after="80" w:before="0" w:line="276" w:lineRule="auto"/>
+        <w:jc w:val="center"/>
+      </w:pPr>
+      <w:r>
+        <w:rPr>
+          <w:rFonts w:ascii="Times New Roman" w:hAnsi="Times New Roman" w:eastAsia="Times New Roman"/>
+          <w:b w:val="0"/>
+          <w:i w:val="0"/>
+          <w:sz w:val="24"/>
+        </w:rPr>
+        <w:t>Федеральное государственное бюджетное образовательное</w:t>
+      </w:r>
+    </w:p>
+    <w:p>
+      <w:pPr>
+        <w:spacing w:after="80" w:before="0" w:line="276" w:lineRule="auto"/>
+        <w:jc w:val="center"/>
+      </w:pPr>
+      <w:r>
+        <w:rPr>
+          <w:rFonts w:ascii="Times New Roman" w:hAnsi="Times New Roman" w:eastAsia="Times New Roman"/>
+          <w:b w:val="0"/>
+          <w:i w:val="0"/>
+          <w:sz w:val="24"/>
+        </w:rPr>
+        <w:t>учреждение высшего образования</w:t>
+      </w:r>
+    </w:p>
+    <w:p>
+      <w:pPr>
+        <w:spacing w:after="80" w:before="0" w:line="276" w:lineRule="auto"/>
+        <w:jc w:val="center"/>
+      </w:pPr>
+      <w:r>
+        <w:rPr>
+          <w:rFonts w:ascii="Times New Roman" w:hAnsi="Times New Roman" w:eastAsia="Times New Roman"/>
+          <w:b w:val="0"/>
+          <w:i w:val="0"/>
+          <w:sz w:val="24"/>
+        </w:rPr>
+        <w:t>«Воронежский государственный лесотехнический университет</w:t>
+      </w:r>
+    </w:p>
+    <w:p>
+      <w:pPr>
+        <w:spacing w:after="80" w:before="0" w:line="276" w:lineRule="auto"/>
+        <w:jc w:val="center"/>
+      </w:pPr>
+      <w:r>
+        <w:rPr>
+          <w:rFonts w:ascii="Times New Roman" w:hAnsi="Times New Roman" w:eastAsia="Times New Roman"/>
+          <w:b w:val="0"/>
+          <w:i w:val="0"/>
+          <w:sz w:val="24"/>
+        </w:rPr>
+        <w:t>имени Г.Ф. Морозова»</w:t>
+      </w:r>
+    </w:p>
+    <w:p>
+      <w:pPr>
+        <w:spacing w:after="80" w:before="0" w:line="276" w:lineRule="auto"/>
+        <w:jc w:val="center"/>
+      </w:pPr>
+      <w:r>
+        <w:rPr>
+          <w:rFonts w:ascii="Times New Roman" w:hAnsi="Times New Roman" w:eastAsia="Times New Roman"/>
+          <w:b w:val="0"/>
+          <w:i w:val="0"/>
+          <w:sz w:val="24"/>
+        </w:rPr>
+        <w:t>Кафедра информационных технологий</w:t>
+      </w:r>
+    </w:p>
+    <w:p>
+      <w:pPr>
+        <w:spacing w:after="240" w:before="0" w:line="276" w:lineRule="auto"/>
+        <w:jc w:val="center"/>
+      </w:pPr>
+      <w:r>
+        <w:rPr>
+          <w:rFonts w:ascii="Times New Roman" w:hAnsi="Times New Roman" w:eastAsia="Times New Roman"/>
+          <w:b w:val="0"/>
+          <w:i w:val="0"/>
           <w:sz w:val="28"/>
         </w:rPr>
       </w:r>
     </w:p>
     <w:p>
       <w:pPr>
-        <w:spacing w:after="120"/>
+        <w:spacing w:after="80" w:before="0" w:line="276" w:lineRule="auto"/>
+        <w:jc w:val="center"/>
+      </w:pPr>
+      <w:r>
+        <w:rPr>
+          <w:rFonts w:ascii="Times New Roman" w:hAnsi="Times New Roman" w:eastAsia="Times New Roman"/>
+          <w:b/>
+          <w:i w:val="0"/>
+          <w:sz w:val="32"/>
+        </w:rPr>
+        <w:t>ОТЧЕТ</w:t>
+      </w:r>
+    </w:p>
+    <w:p>
+      <w:pPr>
+        <w:spacing w:after="120" w:before="0" w:line="276" w:lineRule="auto"/>
+        <w:jc w:val="center"/>
       </w:pPr>
       <w:r>
         <w:rPr>
           <w:rFonts w:ascii="Times New Roman" w:hAnsi="Times New Roman" w:eastAsia="Times New Roman"/>
           <w:b w:val="0"/>
+          <w:i w:val="0"/>
           <w:sz w:val="28"/>
         </w:rPr>
       </w:r>
     </w:p>
     <w:p>
       <w:pPr>
-        <w:spacing w:after="120"/>
+        <w:spacing w:after="80" w:before="0" w:line="276" w:lineRule="auto"/>
         <w:jc w:val="center"/>
       </w:pPr>
       <w:r>
         <w:rPr>
           <w:rFonts w:ascii="Times New Roman" w:hAnsi="Times New Roman" w:eastAsia="Times New Roman"/>
           <w:b/>
-          <w:sz w:val="32"/>
+          <w:i w:val="0"/>
+          <w:sz w:val="28"/>
         </w:rPr>
         <w:t>Лабораторная работа № 3</w:t>
       </w:r>
     </w:p>
     <w:p>
       <w:pPr>
-        <w:spacing w:after="120"/>
+        <w:spacing w:after="80" w:before="0" w:line="276" w:lineRule="auto"/>
+        <w:jc w:val="center"/>
+      </w:pPr>
+      <w:r>
+        <w:rPr>
+          <w:rFonts w:ascii="Times New Roman" w:hAnsi="Times New Roman" w:eastAsia="Times New Roman"/>
+          <w:b/>
+          <w:i w:val="0"/>
+          <w:sz w:val="28"/>
+        </w:rPr>
+        <w:t>на тему: «Работа с анимацией»</w:t>
+      </w:r>
+    </w:p>
+    <w:p>
+      <w:pPr>
+        <w:spacing w:after="80" w:before="0" w:line="276" w:lineRule="auto"/>
         <w:jc w:val="center"/>
       </w:pPr>
       <w:r>
         <w:rPr>
           <w:rFonts w:ascii="Times New Roman" w:hAnsi="Times New Roman" w:eastAsia="Times New Roman"/>
           <w:b w:val="0"/>
+          <w:i w:val="0"/>
           <w:sz w:val="28"/>
         </w:rPr>
-        <w:t>по дисциплине «Web-дизайн»</w:t>
+        <w:t>вариант №_</w:t>
       </w:r>
     </w:p>
     <w:p>
       <w:pPr>
-        <w:spacing w:after="120"/>
+        <w:spacing w:after="160" w:before="0" w:line="276" w:lineRule="auto"/>
         <w:jc w:val="center"/>
       </w:pPr>
       <w:r>
         <w:rPr>
           <w:rFonts w:ascii="Times New Roman" w:hAnsi="Times New Roman" w:eastAsia="Times New Roman"/>
           <w:b w:val="0"/>
+          <w:i w:val="0"/>
           <w:sz w:val="28"/>
         </w:rPr>
-        <w:t>Тема: работа с анимацией</w:t>
       </w:r>
     </w:p>
     <w:p>
       <w:pPr>
-        <w:spacing w:after="120"/>
+        <w:spacing w:after="80" w:before="0" w:line="276" w:lineRule="auto"/>
         <w:jc w:val="center"/>
       </w:pPr>
       <w:r>
         <w:rPr>
           <w:rFonts w:ascii="Times New Roman" w:hAnsi="Times New Roman" w:eastAsia="Times New Roman"/>
           <w:b w:val="0"/>
-          <w:sz w:val="28"/>
+          <w:i w:val="0"/>
+          <w:sz w:val="24"/>
         </w:rPr>
-        <w:t>CSS transitions и @keyframes</w:t>
+        <w:t>09.03.02 Информационные системы и технологии</w:t>
       </w:r>
     </w:p>
     <w:p>
       <w:pPr>
-        <w:spacing w:after="120"/>
+        <w:spacing w:after="80" w:before="0" w:line="276" w:lineRule="auto"/>
+        <w:jc w:val="center"/>
       </w:pPr>
       <w:r>
         <w:rPr>
           <w:rFonts w:ascii="Times New Roman" w:hAnsi="Times New Roman" w:eastAsia="Times New Roman"/>
           <w:b w:val="0"/>
+          <w:i w:val="0"/>
+          <w:sz w:val="24"/>
+        </w:rPr>
+        <w:t>По дисциплине «Web-разработка»</w:t>
+      </w:r>
+    </w:p>
+    <w:p>
+      <w:pPr>
+        <w:spacing w:after="320" w:before="0" w:line="276" w:lineRule="auto"/>
+        <w:jc w:val="center"/>
+      </w:pPr>
+      <w:r>
+        <w:rPr>
+          <w:rFonts w:ascii="Times New Roman" w:hAnsi="Times New Roman" w:eastAsia="Times New Roman"/>
+          <w:b w:val="0"/>
+          <w:i w:val="0"/>
           <w:sz w:val="28"/>
         </w:rPr>
       </w:r>
     </w:p>
     <w:p>
       <w:pPr>
-        <w:spacing w:after="120"/>
+        <w:spacing w:after="40" w:before="0" w:line="276" w:lineRule="auto"/>
+        <w:jc w:val="left"/>
       </w:pPr>
       <w:r>
         <w:rPr>
           <w:rFonts w:ascii="Times New Roman" w:hAnsi="Times New Roman" w:eastAsia="Times New Roman"/>
           <w:b w:val="0"/>
-          <w:sz w:val="28"/>
+          <w:i w:val="0"/>
+          <w:sz w:val="24"/>
         </w:rPr>
+        <w:t>Студент группы    ИС2-241-ОБ               _________         А.А. Скопенков</w:t>
       </w:r>
     </w:p>
     <w:p>
       <w:pPr>
-        <w:spacing w:after="120"/>
+        <w:spacing w:after="200" w:before="0" w:line="276" w:lineRule="auto"/>
+        <w:jc w:val="left"/>
       </w:pPr>
       <w:r>
         <w:rPr>
           <w:rFonts w:ascii="Times New Roman" w:hAnsi="Times New Roman" w:eastAsia="Times New Roman"/>
           <w:b w:val="0"/>
-          <w:sz w:val="28"/>
+          <w:i w:val="0"/>
+          <w:sz w:val="18"/>
         </w:rPr>
+        <w:t xml:space="preserve">                                              (номер группы)                            (подпись)                 (инициалы и фамилия)</w:t>
       </w:r>
     </w:p>
     <w:p>
       <w:pPr>
-        <w:spacing w:after="120"/>
-        <w:jc w:val="right"/>
+        <w:spacing w:after="40" w:before="0" w:line="276" w:lineRule="auto"/>
+        <w:jc w:val="left"/>
       </w:pPr>
       <w:r>
         <w:rPr>
           <w:rFonts w:ascii="Times New Roman" w:hAnsi="Times New Roman" w:eastAsia="Times New Roman"/>
           <w:b w:val="0"/>
-          <w:sz w:val="28"/>
+          <w:i w:val="0"/>
+          <w:sz w:val="24"/>
         </w:rPr>
-        <w:t>Выполнил:</w:t>
+        <w:t>Руководитель, д.т.н.                                 _________          Д.В. Арапов</w:t>
       </w:r>
     </w:p>
     <w:p>
       <w:pPr>
-        <w:spacing w:after="120"/>
-        <w:jc w:val="right"/>
+        <w:spacing w:after="200" w:before="0" w:line="276" w:lineRule="auto"/>
+        <w:jc w:val="left"/>
       </w:pPr>
       <w:r>
         <w:rPr>
           <w:rFonts w:ascii="Times New Roman" w:hAnsi="Times New Roman" w:eastAsia="Times New Roman"/>
           <w:b w:val="0"/>
-          <w:sz w:val="28"/>
+          <w:i w:val="0"/>
+          <w:sz w:val="18"/>
         </w:rPr>
-        <w:t>студент группы ИС2-241-ОБ</w:t>
+        <w:t>(ученая степень, ученое звание)                                             (подпись)                  (инициалы и фамилия)</w:t>
       </w:r>
     </w:p>
     <w:p>
       <w:pPr>
-        <w:spacing w:after="120"/>
-        <w:jc w:val="right"/>
+        <w:spacing w:after="40" w:before="0" w:line="276" w:lineRule="auto"/>
+        <w:jc w:val="left"/>
       </w:pPr>
       <w:r>
         <w:rPr>
           <w:rFonts w:ascii="Times New Roman" w:hAnsi="Times New Roman" w:eastAsia="Times New Roman"/>
           <w:b w:val="0"/>
-          <w:sz w:val="28"/>
+          <w:i w:val="0"/>
+          <w:sz w:val="24"/>
         </w:rPr>
-        <w:t>Скопенков А.А.</w:t>
+        <w:t>Ассистент                                                    _________         С.О. Бучнев</w:t>
       </w:r>
     </w:p>
     <w:p>
       <w:pPr>
-        <w:spacing w:after="120"/>
-        <w:jc w:val="right"/>
+        <w:spacing w:after="480" w:before="0" w:line="276" w:lineRule="auto"/>
+        <w:jc w:val="left"/>
       </w:pPr>
       <w:r>
         <w:rPr>
           <w:rFonts w:ascii="Times New Roman" w:hAnsi="Times New Roman" w:eastAsia="Times New Roman"/>
           <w:b w:val="0"/>
-          <w:sz w:val="28"/>
+          <w:i w:val="0"/>
+          <w:sz w:val="18"/>
         </w:rPr>
-        <w:t>Проверил:</w:t>
+        <w:t>(ученая степень, ученое звание)                                              (подпись)                  (инициалы и фамилия)</w:t>
       </w:r>
     </w:p>
     <w:p>
       <w:pPr>
-        <w:spacing w:after="120"/>
-        <w:jc w:val="right"/>
-      </w:pPr>
-      <w:r>
-        <w:rPr>
-          <w:rFonts w:ascii="Times New Roman" w:hAnsi="Times New Roman" w:eastAsia="Times New Roman"/>
-          <w:b w:val="0"/>
-          <w:sz w:val="28"/>
-        </w:rPr>
-        <w:t>преподаватель Луцко Д.П.</w:t>
-      </w:r>
-    </w:p>
-    <w:p>
-      <w:pPr>
-        <w:spacing w:after="120"/>
-      </w:pPr>
-      <w:r>
-        <w:rPr>
-          <w:rFonts w:ascii="Times New Roman" w:hAnsi="Times New Roman" w:eastAsia="Times New Roman"/>
-          <w:b w:val="0"/>
-          <w:sz w:val="28"/>
-        </w:rPr>
-      </w:r>
-    </w:p>
-    <w:p>
-      <w:pPr>
-        <w:spacing w:after="120"/>
-      </w:pPr>
-      <w:r>
-        <w:rPr>
-          <w:rFonts w:ascii="Times New Roman" w:hAnsi="Times New Roman" w:eastAsia="Times New Roman"/>
-          <w:b w:val="0"/>
-          <w:sz w:val="28"/>
-        </w:rPr>
-      </w:r>
-    </w:p>
-    <w:p>
-      <w:pPr>
-        <w:spacing w:after="120"/>
-      </w:pPr>
-      <w:r>
-        <w:rPr>
-          <w:rFonts w:ascii="Times New Roman" w:hAnsi="Times New Roman" w:eastAsia="Times New Roman"/>
-          <w:b w:val="0"/>
-          <w:sz w:val="28"/>
-        </w:rPr>
-        <w:t>Подписи:</w:t>
-      </w:r>
-    </w:p>
-    <w:p>
-      <w:pPr>
-        <w:spacing w:after="120"/>
-      </w:pPr>
-      <w:r>
-        <w:rPr>
-          <w:rFonts w:ascii="Times New Roman" w:hAnsi="Times New Roman" w:eastAsia="Times New Roman"/>
-          <w:b w:val="0"/>
-          <w:sz w:val="28"/>
-        </w:rPr>
-        <w:t>Студент _________________ / Скопенков А.А. /</w:t>
-      </w:r>
-    </w:p>
-    <w:p>
-      <w:pPr>
-        <w:spacing w:after="120"/>
-      </w:pPr>
-      <w:r>
-        <w:rPr>
-          <w:rFonts w:ascii="Times New Roman" w:hAnsi="Times New Roman" w:eastAsia="Times New Roman"/>
-          <w:b w:val="0"/>
-          <w:sz w:val="28"/>
-        </w:rPr>
-        <w:t>Преподаватель _________________ / Луцко Д.П. /</w:t>
-      </w:r>
-    </w:p>
-    <w:p>
-      <w:pPr>
-        <w:spacing w:after="120"/>
-      </w:pPr>
-      <w:r>
-        <w:rPr>
-          <w:rFonts w:ascii="Times New Roman" w:hAnsi="Times New Roman" w:eastAsia="Times New Roman"/>
-          <w:b w:val="0"/>
-          <w:sz w:val="28"/>
-        </w:rPr>
-      </w:r>
-    </w:p>
-    <w:p>
-      <w:pPr>
-        <w:spacing w:after="120"/>
-      </w:pPr>
-      <w:r>
-        <w:rPr>
-          <w:rFonts w:ascii="Times New Roman" w:hAnsi="Times New Roman" w:eastAsia="Times New Roman"/>
-          <w:b w:val="0"/>
-          <w:sz w:val="28"/>
-        </w:rPr>
-      </w:r>
-    </w:p>
-    <w:p>
-      <w:pPr>
-        <w:spacing w:after="120"/>
-      </w:pPr>
-      <w:r>
-        <w:rPr>
-          <w:rFonts w:ascii="Times New Roman" w:hAnsi="Times New Roman" w:eastAsia="Times New Roman"/>
-          <w:b w:val="0"/>
-          <w:sz w:val="28"/>
-        </w:rPr>
-      </w:r>
-    </w:p>
-    <w:p>
-      <w:pPr>
-        <w:spacing w:after="120"/>
+        <w:spacing w:after="80" w:before="0" w:line="276" w:lineRule="auto"/>
         <w:jc w:val="center"/>
       </w:pPr>
       <w:r>
         <w:rPr>
           <w:rFonts w:ascii="Times New Roman" w:hAnsi="Times New Roman" w:eastAsia="Times New Roman"/>
           <w:b w:val="0"/>
-          <w:sz w:val="28"/>
+          <w:i w:val="0"/>
+          <w:sz w:val="24"/>
         </w:rPr>
-        <w:t>2026 г.</w:t>
+        <w:t>Воронеж 2026</w:t>
       </w:r>
     </w:p>
     <w:p>
@@ -308,395 +350,92 @@
     </w:p>
     <w:p>
       <w:pPr>
-        <w:spacing w:after="120"/>
+        <w:spacing w:after="80" w:before="0" w:line="276" w:lineRule="auto"/>
+        <w:jc w:val="center"/>
       </w:pPr>
       <w:r>
         <w:rPr>
           <w:rFonts w:ascii="Times New Roman" w:hAnsi="Times New Roman" w:eastAsia="Times New Roman"/>
           <w:b/>
+          <w:i w:val="0"/>
           <w:sz w:val="28"/>
         </w:rPr>
-        <w:t>1. Цель работы</w:t>
+        <w:t>ОГЛАВЛЕНИЕ</w:t>
       </w:r>
     </w:p>
     <w:p>
       <w:pPr>
-        <w:spacing w:after="120"/>
+        <w:spacing w:after="120" w:before="0" w:line="276" w:lineRule="auto"/>
+        <w:jc w:val="left"/>
       </w:pPr>
       <w:r>
         <w:rPr>
           <w:rFonts w:ascii="Times New Roman" w:hAnsi="Times New Roman" w:eastAsia="Times New Roman"/>
           <w:b w:val="0"/>
-          <w:sz w:val="28"/>
+          <w:i w:val="0"/>
+          <w:sz w:val="24"/>
         </w:rPr>
-        <w:t>Научиться создавать CSS-переходы (transition) и CSS-анимации с директивой @keyframes без использования JavaScript; освоить свойства animation-name, animation-duration, animation-iteration-count, animation-direction, animation-timing-function, animation-delay, animation-fill-mode.</w:t>
+        <w:t>ВВЕДЕНИЕ.............................................................................................................3</w:t>
       </w:r>
     </w:p>
     <w:p>
       <w:pPr>
-        <w:spacing w:after="120"/>
-      </w:pPr>
-      <w:r>
-        <w:rPr>
-          <w:rFonts w:ascii="Times New Roman" w:hAnsi="Times New Roman" w:eastAsia="Times New Roman"/>
-          <w:b/>
-          <w:sz w:val="28"/>
-        </w:rPr>
-        <w:t>2. Задание</w:t>
-      </w:r>
-    </w:p>
-    <w:p>
-      <w:pPr>
-        <w:spacing w:after="120"/>
+        <w:spacing w:after="120" w:before="0" w:line="276" w:lineRule="auto"/>
+        <w:jc w:val="left"/>
       </w:pPr>
       <w:r>
         <w:rPr>
           <w:rFonts w:ascii="Times New Roman" w:hAnsi="Times New Roman" w:eastAsia="Times New Roman"/>
           <w:b w:val="0"/>
-          <w:sz w:val="28"/>
+          <w:i w:val="0"/>
+          <w:sz w:val="24"/>
         </w:rPr>
-        <w:t>Сделать демонстрационную страницу по теме «Работа с анимацией»: показать CSS transition при наведении; реализовать анимацию превращения розового круга в синий квадрат через промежуточный фиолетовый прямоугольник; продемонстрировать основные свойства animation-* на демо-карточках с краткими пояснениями на русском языке.</w:t>
+        <w:t>Лабораторная работа №3. Работа с анимацией……………………………………..4</w:t>
       </w:r>
     </w:p>
     <w:p>
       <w:pPr>
-        <w:spacing w:after="120"/>
-      </w:pPr>
-      <w:r>
-        <w:rPr>
-          <w:rFonts w:ascii="Times New Roman" w:hAnsi="Times New Roman" w:eastAsia="Times New Roman"/>
-          <w:b/>
-          <w:sz w:val="28"/>
-        </w:rPr>
-        <w:t>3. Описание сайта</w:t>
-      </w:r>
-    </w:p>
-    <w:p>
-      <w:pPr>
-        <w:spacing w:after="120"/>
+        <w:spacing w:after="120" w:before="0" w:line="276" w:lineRule="auto"/>
+        <w:jc w:val="left"/>
       </w:pPr>
       <w:r>
         <w:rPr>
           <w:rFonts w:ascii="Times New Roman" w:hAnsi="Times New Roman" w:eastAsia="Times New Roman"/>
           <w:b w:val="0"/>
-          <w:sz w:val="28"/>
+          <w:i w:val="0"/>
+          <w:sz w:val="24"/>
         </w:rPr>
-        <w:t>Страница на HTML5 (lang="ru"), стили — style.css, шрифт Arial, тёмная тема, акцент #7b2cbf. Вверху навигация .lab-nav (лабы 1–4 и хаб). Блок 1 — кнопка и карточка с transition. Блок 2 — @keyframes circle-to-square (5s, infinite). Блок 3 — восемь карточек со свойствами анимации. В конце — краткие ответы на контрольные вопросы.</w:t>
+        <w:t>Контрольные вопросы …………………….……………………………………..8</w:t>
       </w:r>
     </w:p>
     <w:p>
       <w:pPr>
-        <w:spacing w:after="120"/>
-      </w:pPr>
-      <w:r>
-        <w:rPr>
-          <w:rFonts w:ascii="Times New Roman" w:hAnsi="Times New Roman" w:eastAsia="Times New Roman"/>
-          <w:b/>
-          <w:sz w:val="28"/>
-        </w:rPr>
-        <w:t>4. Скриншоты результата</w:t>
-      </w:r>
-    </w:p>
-    <w:p>
-      <w:pPr>
-        <w:jc w:val="center"/>
-      </w:pPr>
-      <w:r>
-        <w:drawing>
-          <wp:inline xmlns:a="http://schemas.openxmlformats.org/drawingml/2006/main" xmlns:pic="http://schemas.openxmlformats.org/drawingml/2006/picture">
-            <wp:extent cx="5029200" cy="3536156"/>
-            <wp:docPr id="1" name="Picture 1"/>
-            <wp:cNvGraphicFramePr>
-              <a:graphicFrameLocks noChangeAspect="1"/>
-            </wp:cNvGraphicFramePr>
-            <a:graphic>
-              <a:graphicData uri="http://schemas.openxmlformats.org/drawingml/2006/picture">
-                <pic:pic>
-                  <pic:nvPicPr>
-                    <pic:cNvPr id="0" name="01_transition.png"/>
-                    <pic:cNvPicPr/>
-                  </pic:nvPicPr>
-                  <pic:blipFill>
-                    <a:blip r:embed="rId9"/>
-                    <a:stretch>
-                      <a:fillRect/>
-                    </a:stretch>
-                  </pic:blipFill>
-                  <pic:spPr>
-                    <a:xfrm>
-                      <a:off x="0" y="0"/>
-                      <a:ext cx="5029200" cy="3536156"/>
-                    </a:xfrm>
-                    <a:prstGeom prst="rect"/>
-                  </pic:spPr>
-                </pic:pic>
-              </a:graphicData>
-            </a:graphic>
-          </wp:inline>
-        </w:drawing>
-      </w:r>
-    </w:p>
-    <w:p>
-      <w:pPr>
-        <w:spacing w:after="120"/>
-        <w:jc w:val="center"/>
+        <w:spacing w:after="120" w:before="0" w:line="276" w:lineRule="auto"/>
+        <w:jc w:val="left"/>
       </w:pPr>
       <w:r>
         <w:rPr>
           <w:rFonts w:ascii="Times New Roman" w:hAnsi="Times New Roman" w:eastAsia="Times New Roman"/>
           <w:b w:val="0"/>
+          <w:i w:val="0"/>
           <w:sz w:val="24"/>
         </w:rPr>
-        <w:t>Рисунок 1 — CSS Transition при наведении</w:t>
+        <w:t>ЗАКЛЮЧЕНИЕ….................................................................................................11</w:t>
       </w:r>
     </w:p>
     <w:p>
       <w:pPr>
-        <w:jc w:val="center"/>
-      </w:pPr>
-      <w:r>
-        <w:drawing>
-          <wp:inline xmlns:a="http://schemas.openxmlformats.org/drawingml/2006/main" xmlns:pic="http://schemas.openxmlformats.org/drawingml/2006/picture">
-            <wp:extent cx="5029200" cy="6286500"/>
-            <wp:docPr id="2" name="Picture 2"/>
-            <wp:cNvGraphicFramePr>
-              <a:graphicFrameLocks noChangeAspect="1"/>
-            </wp:cNvGraphicFramePr>
-            <a:graphic>
-              <a:graphicData uri="http://schemas.openxmlformats.org/drawingml/2006/picture">
-                <pic:pic>
-                  <pic:nvPicPr>
-                    <pic:cNvPr id="0" name="02_keyframes.png"/>
-                    <pic:cNvPicPr/>
-                  </pic:nvPicPr>
-                  <pic:blipFill>
-                    <a:blip r:embed="rId10"/>
-                    <a:stretch>
-                      <a:fillRect/>
-                    </a:stretch>
-                  </pic:blipFill>
-                  <pic:spPr>
-                    <a:xfrm>
-                      <a:off x="0" y="0"/>
-                      <a:ext cx="5029200" cy="6286500"/>
-                    </a:xfrm>
-                    <a:prstGeom prst="rect"/>
-                  </pic:spPr>
-                </pic:pic>
-              </a:graphicData>
-            </a:graphic>
-          </wp:inline>
-        </w:drawing>
-      </w:r>
-    </w:p>
-    <w:p>
-      <w:pPr>
-        <w:spacing w:after="120"/>
-        <w:jc w:val="center"/>
+        <w:spacing w:after="120" w:before="0" w:line="276" w:lineRule="auto"/>
+        <w:jc w:val="left"/>
       </w:pPr>
       <w:r>
         <w:rPr>
           <w:rFonts w:ascii="Times New Roman" w:hAnsi="Times New Roman" w:eastAsia="Times New Roman"/>
           <w:b w:val="0"/>
+          <w:i w:val="0"/>
           <w:sz w:val="24"/>
         </w:rPr>
-        <w:t>Рисунок 2 — Анимация круг → квадрат (@keyframes)</w:t>
-      </w:r>
-    </w:p>
-    <w:p>
-      <w:pPr>
-        <w:jc w:val="center"/>
-      </w:pPr>
-      <w:r>
-        <w:drawing>
-          <wp:inline xmlns:a="http://schemas.openxmlformats.org/drawingml/2006/main" xmlns:pic="http://schemas.openxmlformats.org/drawingml/2006/picture">
-            <wp:extent cx="5029200" cy="6286500"/>
-            <wp:docPr id="3" name="Picture 3"/>
-            <wp:cNvGraphicFramePr>
-              <a:graphicFrameLocks noChangeAspect="1"/>
-            </wp:cNvGraphicFramePr>
-            <a:graphic>
-              <a:graphicData uri="http://schemas.openxmlformats.org/drawingml/2006/picture">
-                <pic:pic>
-                  <pic:nvPicPr>
-                    <pic:cNvPr id="0" name="02_keyframes.png"/>
-                    <pic:cNvPicPr/>
-                  </pic:nvPicPr>
-                  <pic:blipFill>
-                    <a:blip r:embed="rId10"/>
-                    <a:stretch>
-                      <a:fillRect/>
-                    </a:stretch>
-                  </pic:blipFill>
-                  <pic:spPr>
-                    <a:xfrm>
-                      <a:off x="0" y="0"/>
-                      <a:ext cx="5029200" cy="6286500"/>
-                    </a:xfrm>
-                    <a:prstGeom prst="rect"/>
-                  </pic:spPr>
-                </pic:pic>
-              </a:graphicData>
-            </a:graphic>
-          </wp:inline>
-        </w:drawing>
-      </w:r>
-    </w:p>
-    <w:p>
-      <w:pPr>
-        <w:spacing w:after="120"/>
-        <w:jc w:val="center"/>
-      </w:pPr>
-      <w:r>
-        <w:rPr>
-          <w:rFonts w:ascii="Times New Roman" w:hAnsi="Times New Roman" w:eastAsia="Times New Roman"/>
-          <w:b w:val="0"/>
-          <w:sz w:val="24"/>
-        </w:rPr>
-        <w:t>Рисунок 3 — Демо-карточки свойств animation-*</w:t>
-      </w:r>
-    </w:p>
-    <w:p>
-      <w:pPr>
-        <w:jc w:val="center"/>
-      </w:pPr>
-      <w:r>
-        <w:drawing>
-          <wp:inline xmlns:a="http://schemas.openxmlformats.org/drawingml/2006/main" xmlns:pic="http://schemas.openxmlformats.org/drawingml/2006/picture">
-            <wp:extent cx="5029200" cy="6286500"/>
-            <wp:docPr id="4" name="Picture 4"/>
-            <wp:cNvGraphicFramePr>
-              <a:graphicFrameLocks noChangeAspect="1"/>
-            </wp:cNvGraphicFramePr>
-            <a:graphic>
-              <a:graphicData uri="http://schemas.openxmlformats.org/drawingml/2006/picture">
-                <pic:pic>
-                  <pic:nvPicPr>
-                    <pic:cNvPr id="0" name="02_keyframes.png"/>
-                    <pic:cNvPicPr/>
-                  </pic:nvPicPr>
-                  <pic:blipFill>
-                    <a:blip r:embed="rId10"/>
-                    <a:stretch>
-                      <a:fillRect/>
-                    </a:stretch>
-                  </pic:blipFill>
-                  <pic:spPr>
-                    <a:xfrm>
-                      <a:off x="0" y="0"/>
-                      <a:ext cx="5029200" cy="6286500"/>
-                    </a:xfrm>
-                    <a:prstGeom prst="rect"/>
-                  </pic:spPr>
-                </pic:pic>
-              </a:graphicData>
-            </a:graphic>
-          </wp:inline>
-        </w:drawing>
-      </w:r>
-    </w:p>
-    <w:p>
-      <w:pPr>
-        <w:spacing w:after="120"/>
-        <w:jc w:val="center"/>
-      </w:pPr>
-      <w:r>
-        <w:rPr>
-          <w:rFonts w:ascii="Times New Roman" w:hAnsi="Times New Roman" w:eastAsia="Times New Roman"/>
-          <w:b w:val="0"/>
-          <w:sz w:val="24"/>
-        </w:rPr>
-        <w:t>Рисунок 4 — Общий вид страницы</w:t>
-      </w:r>
-    </w:p>
-    <w:p>
-      <w:pPr>
-        <w:spacing w:after="120"/>
-      </w:pPr>
-      <w:r>
-        <w:rPr>
-          <w:rFonts w:ascii="Times New Roman" w:hAnsi="Times New Roman" w:eastAsia="Times New Roman"/>
-          <w:b/>
-          <w:sz w:val="28"/>
-        </w:rPr>
-        <w:t>5. Вывод</w:t>
-      </w:r>
-    </w:p>
-    <w:p>
-      <w:pPr>
-        <w:spacing w:after="120"/>
-      </w:pPr>
-      <w:r>
-        <w:rPr>
-          <w:rFonts w:ascii="Times New Roman" w:hAnsi="Times New Roman" w:eastAsia="Times New Roman"/>
-          <w:b w:val="0"/>
-          <w:sz w:val="28"/>
-        </w:rPr>
-        <w:t>Создана демо-страница с CSS transition и @keyframes-анимацией (розовый круг → фиолетовый прямоугольник → синий квадрат). Показаны свойства animation-*. JavaScript не использовался. Требования лабораторной работы № 3 выполнены.</w:t>
-      </w:r>
-    </w:p>
-    <w:p>
-      <w:pPr>
-        <w:spacing w:after="120"/>
-      </w:pPr>
-      <w:r>
-        <w:rPr>
-          <w:rFonts w:ascii="Times New Roman" w:hAnsi="Times New Roman" w:eastAsia="Times New Roman"/>
-          <w:b w:val="0"/>
-          <w:sz w:val="28"/>
-        </w:rPr>
-      </w:r>
-    </w:p>
-    <w:p>
-      <w:pPr>
-        <w:spacing w:after="120"/>
-      </w:pPr>
-      <w:r>
-        <w:rPr>
-          <w:rFonts w:ascii="Times New Roman" w:hAnsi="Times New Roman" w:eastAsia="Times New Roman"/>
-          <w:b/>
-          <w:sz w:val="28"/>
-        </w:rPr>
-        <w:t>Подписи:</w:t>
-      </w:r>
-    </w:p>
-    <w:p>
-      <w:pPr>
-        <w:spacing w:after="120"/>
-      </w:pPr>
-      <w:r>
-        <w:rPr>
-          <w:rFonts w:ascii="Times New Roman" w:hAnsi="Times New Roman" w:eastAsia="Times New Roman"/>
-          <w:b w:val="0"/>
-          <w:sz w:val="28"/>
-        </w:rPr>
-        <w:t>Студент _________________ / Скопенков А.А. /</w:t>
-      </w:r>
-    </w:p>
-    <w:p>
-      <w:pPr>
-        <w:spacing w:after="120"/>
-      </w:pPr>
-      <w:r>
-        <w:rPr>
-          <w:rFonts w:ascii="Times New Roman" w:hAnsi="Times New Roman" w:eastAsia="Times New Roman"/>
-          <w:b w:val="0"/>
-          <w:sz w:val="28"/>
-        </w:rPr>
-        <w:t>Преподаватель _________________ / Луцко Д.П. /</w:t>
-      </w:r>
-    </w:p>
-    <w:p>
-      <w:pPr>
-        <w:spacing w:after="120"/>
-      </w:pPr>
-      <w:r>
-        <w:rPr>
-          <w:rFonts w:ascii="Times New Roman" w:hAnsi="Times New Roman" w:eastAsia="Times New Roman"/>
-          <w:b w:val="0"/>
-          <w:sz w:val="28"/>
-        </w:rPr>
-        <w:t>Группа: ИС2-241-ОБ</w:t>
+        <w:t>СПИСОК ИСПОЛЬЗУЕМЫХ ИСТОЧНИКОВ….............................................12</w:t>
       </w:r>
     </w:p>
     <w:p>
@@ -706,1465 +445,49 @@
     </w:p>
     <w:p>
       <w:pPr>
-        <w:spacing w:after="120"/>
+        <w:spacing w:after="80" w:before="0" w:line="276" w:lineRule="auto"/>
+        <w:jc w:val="center"/>
       </w:pPr>
       <w:r>
         <w:rPr>
           <w:rFonts w:ascii="Times New Roman" w:hAnsi="Times New Roman" w:eastAsia="Times New Roman"/>
           <w:b/>
+          <w:i w:val="0"/>
           <w:sz w:val="28"/>
         </w:rPr>
-        <w:t>Приложение А. HTML (index.html)</w:t>
+        <w:t>ВВЕДЕНИЕ</w:t>
       </w:r>
     </w:p>
     <w:p>
       <w:pPr>
-        <w:spacing w:after="120"/>
+        <w:spacing w:after="120" w:before="0" w:line="276" w:lineRule="auto"/>
+        <w:ind w:firstLine="709"/>
+        <w:jc w:val="both"/>
       </w:pPr>
       <w:r>
         <w:rPr>
           <w:rFonts w:ascii="Times New Roman" w:hAnsi="Times New Roman" w:eastAsia="Times New Roman"/>
           <w:b w:val="0"/>
-          <w:sz w:val="24"/>
+          <w:i w:val="0"/>
+          <w:sz w:val="28"/>
         </w:rPr>
-        <w:t>Листинг (шрифт 9 пт):</w:t>
+        <w:t>Лабораторный практикум для обучающихся по направлению 09.03.02 – Информационные системы и технологии разработан на кафедре информационных технологий. Данный материал использован для подготовки к выполнению лабораторных работ по курсу «Web-разработка».</w:t>
       </w:r>
     </w:p>
     <w:p>
       <w:pPr>
-        <w:spacing w:after="0" w:before="0" w:line="240" w:lineRule="auto"/>
+        <w:spacing w:after="120" w:before="0" w:line="276" w:lineRule="auto"/>
+        <w:ind w:firstLine="709"/>
+        <w:jc w:val="both"/>
       </w:pPr>
       <w:r>
         <w:rPr>
-          <w:rFonts w:ascii="Consolas" w:hAnsi="Consolas" w:eastAsia="Consolas"/>
+          <w:rFonts w:ascii="Times New Roman" w:hAnsi="Times New Roman" w:eastAsia="Times New Roman"/>
           <w:b w:val="0"/>
-          <w:sz w:val="18"/>
+          <w:i w:val="0"/>
+          <w:sz w:val="28"/>
         </w:rPr>
-        <w:t>&lt;!DOCTYPE html&gt;</w:t>
-      </w:r>
-    </w:p>
-    <w:p>
-      <w:pPr>
-        <w:spacing w:after="0" w:before="0" w:line="240" w:lineRule="auto"/>
-      </w:pPr>
-      <w:r>
-        <w:rPr>
-          <w:rFonts w:ascii="Consolas" w:hAnsi="Consolas" w:eastAsia="Consolas"/>
-          <w:b w:val="0"/>
-          <w:sz w:val="18"/>
-        </w:rPr>
-        <w:t>&lt;html lang="ru"&gt;</w:t>
-      </w:r>
-    </w:p>
-    <w:p>
-      <w:pPr>
-        <w:spacing w:after="0" w:before="0" w:line="240" w:lineRule="auto"/>
-      </w:pPr>
-      <w:r>
-        <w:rPr>
-          <w:rFonts w:ascii="Consolas" w:hAnsi="Consolas" w:eastAsia="Consolas"/>
-          <w:b w:val="0"/>
-          <w:sz w:val="18"/>
-        </w:rPr>
-        <w:t>&lt;head&gt;</w:t>
-      </w:r>
-    </w:p>
-    <w:p>
-      <w:pPr>
-        <w:spacing w:after="0" w:before="0" w:line="240" w:lineRule="auto"/>
-      </w:pPr>
-      <w:r>
-        <w:rPr>
-          <w:rFonts w:ascii="Consolas" w:hAnsi="Consolas" w:eastAsia="Consolas"/>
-          <w:b w:val="0"/>
-          <w:sz w:val="18"/>
-        </w:rPr>
-        <w:t xml:space="preserve">    &lt;meta charset="UTF-8"&gt;</w:t>
-      </w:r>
-    </w:p>
-    <w:p>
-      <w:pPr>
-        <w:spacing w:after="0" w:before="0" w:line="240" w:lineRule="auto"/>
-      </w:pPr>
-      <w:r>
-        <w:rPr>
-          <w:rFonts w:ascii="Consolas" w:hAnsi="Consolas" w:eastAsia="Consolas"/>
-          <w:b w:val="0"/>
-          <w:sz w:val="18"/>
-        </w:rPr>
-        <w:t xml:space="preserve">    &lt;meta name="viewport" content="width=device-width, initial-scale=1.0"&gt;</w:t>
-      </w:r>
-    </w:p>
-    <w:p>
-      <w:pPr>
-        <w:spacing w:after="0" w:before="0" w:line="240" w:lineRule="auto"/>
-      </w:pPr>
-      <w:r>
-        <w:rPr>
-          <w:rFonts w:ascii="Consolas" w:hAnsi="Consolas" w:eastAsia="Consolas"/>
-          <w:b w:val="0"/>
-          <w:sz w:val="18"/>
-        </w:rPr>
-        <w:t xml:space="preserve">    &lt;title&gt;Лаб. 3 — Работа с анимацией&lt;/title&gt;</w:t>
-      </w:r>
-    </w:p>
-    <w:p>
-      <w:pPr>
-        <w:spacing w:after="0" w:before="0" w:line="240" w:lineRule="auto"/>
-      </w:pPr>
-      <w:r>
-        <w:rPr>
-          <w:rFonts w:ascii="Consolas" w:hAnsi="Consolas" w:eastAsia="Consolas"/>
-          <w:b w:val="0"/>
-          <w:sz w:val="18"/>
-        </w:rPr>
-        <w:t xml:space="preserve">    &lt;link rel="stylesheet" href="style.css"&gt;</w:t>
-      </w:r>
-    </w:p>
-    <w:p>
-      <w:pPr>
-        <w:spacing w:after="0" w:before="0" w:line="240" w:lineRule="auto"/>
-      </w:pPr>
-      <w:r>
-        <w:rPr>
-          <w:rFonts w:ascii="Consolas" w:hAnsi="Consolas" w:eastAsia="Consolas"/>
-          <w:b w:val="0"/>
-          <w:sz w:val="18"/>
-        </w:rPr>
-        <w:t>&lt;/head&gt;</w:t>
-      </w:r>
-    </w:p>
-    <w:p>
-      <w:pPr>
-        <w:spacing w:after="0" w:before="0" w:line="240" w:lineRule="auto"/>
-      </w:pPr>
-      <w:r>
-        <w:rPr>
-          <w:rFonts w:ascii="Consolas" w:hAnsi="Consolas" w:eastAsia="Consolas"/>
-          <w:b w:val="0"/>
-          <w:sz w:val="18"/>
-        </w:rPr>
-        <w:t>&lt;body&gt;</w:t>
-      </w:r>
-    </w:p>
-    <w:p>
-      <w:pPr>
-        <w:spacing w:after="0" w:before="0" w:line="240" w:lineRule="auto"/>
-      </w:pPr>
-      <w:r>
-        <w:rPr>
-          <w:rFonts w:ascii="Consolas" w:hAnsi="Consolas" w:eastAsia="Consolas"/>
-          <w:b w:val="0"/>
-          <w:sz w:val="18"/>
-        </w:rPr>
-        <w:t xml:space="preserve">    &lt;nav class="lab-nav"&gt;</w:t>
-      </w:r>
-    </w:p>
-    <w:p>
-      <w:pPr>
-        <w:spacing w:after="0" w:before="0" w:line="240" w:lineRule="auto"/>
-      </w:pPr>
-      <w:r>
-        <w:rPr>
-          <w:rFonts w:ascii="Consolas" w:hAnsi="Consolas" w:eastAsia="Consolas"/>
-          <w:b w:val="0"/>
-          <w:sz w:val="18"/>
-        </w:rPr>
-        <w:t xml:space="preserve">        &lt;a href="../lab1/index.html"&gt;Лаба 1&lt;/a&gt;</w:t>
-      </w:r>
-    </w:p>
-    <w:p>
-      <w:pPr>
-        <w:spacing w:after="0" w:before="0" w:line="240" w:lineRule="auto"/>
-      </w:pPr>
-      <w:r>
-        <w:rPr>
-          <w:rFonts w:ascii="Consolas" w:hAnsi="Consolas" w:eastAsia="Consolas"/>
-          <w:b w:val="0"/>
-          <w:sz w:val="18"/>
-        </w:rPr>
-        <w:t xml:space="preserve">        &lt;a href="../lab2/index.html"&gt;Лаба 2&lt;/a&gt;</w:t>
-      </w:r>
-    </w:p>
-    <w:p>
-      <w:pPr>
-        <w:spacing w:after="0" w:before="0" w:line="240" w:lineRule="auto"/>
-      </w:pPr>
-      <w:r>
-        <w:rPr>
-          <w:rFonts w:ascii="Consolas" w:hAnsi="Consolas" w:eastAsia="Consolas"/>
-          <w:b w:val="0"/>
-          <w:sz w:val="18"/>
-        </w:rPr>
-        <w:t xml:space="preserve">        &lt;a href="index.html" class="active"&gt;Лаба 3&lt;/a&gt;</w:t>
-      </w:r>
-    </w:p>
-    <w:p>
-      <w:pPr>
-        <w:spacing w:after="0" w:before="0" w:line="240" w:lineRule="auto"/>
-      </w:pPr>
-      <w:r>
-        <w:rPr>
-          <w:rFonts w:ascii="Consolas" w:hAnsi="Consolas" w:eastAsia="Consolas"/>
-          <w:b w:val="0"/>
-          <w:sz w:val="18"/>
-        </w:rPr>
-        <w:t xml:space="preserve">        &lt;a href="../lab4/index.html"&gt;Лаба 4&lt;/a&gt;</w:t>
-      </w:r>
-    </w:p>
-    <w:p>
-      <w:pPr>
-        <w:spacing w:after="0" w:before="0" w:line="240" w:lineRule="auto"/>
-      </w:pPr>
-      <w:r>
-        <w:rPr>
-          <w:rFonts w:ascii="Consolas" w:hAnsi="Consolas" w:eastAsia="Consolas"/>
-          <w:b w:val="0"/>
-          <w:sz w:val="18"/>
-        </w:rPr>
-        <w:t xml:space="preserve">        &lt;a href="../index.html"&gt;Все лабы&lt;/a&gt;</w:t>
-      </w:r>
-    </w:p>
-    <w:p>
-      <w:pPr>
-        <w:spacing w:after="0" w:before="0" w:line="240" w:lineRule="auto"/>
-      </w:pPr>
-      <w:r>
-        <w:rPr>
-          <w:rFonts w:ascii="Consolas" w:hAnsi="Consolas" w:eastAsia="Consolas"/>
-          <w:b w:val="0"/>
-          <w:sz w:val="18"/>
-        </w:rPr>
-        <w:t xml:space="preserve">    &lt;/nav&gt;</w:t>
-      </w:r>
-    </w:p>
-    <w:p>
-      <w:pPr>
-        <w:spacing w:after="0" w:before="0" w:line="240" w:lineRule="auto"/>
-      </w:pPr>
-      <w:r>
-        <w:rPr>
-          <w:rFonts w:ascii="Consolas" w:hAnsi="Consolas" w:eastAsia="Consolas"/>
-          <w:b w:val="0"/>
-          <w:sz w:val="18"/>
-        </w:rPr>
-      </w:r>
-    </w:p>
-    <w:p>
-      <w:pPr>
-        <w:spacing w:after="0" w:before="0" w:line="240" w:lineRule="auto"/>
-      </w:pPr>
-      <w:r>
-        <w:rPr>
-          <w:rFonts w:ascii="Consolas" w:hAnsi="Consolas" w:eastAsia="Consolas"/>
-          <w:b w:val="0"/>
-          <w:sz w:val="18"/>
-        </w:rPr>
-        <w:t xml:space="preserve">    &lt;header class="page-header"&gt;</w:t>
-      </w:r>
-    </w:p>
-    <w:p>
-      <w:pPr>
-        <w:spacing w:after="0" w:before="0" w:line="240" w:lineRule="auto"/>
-      </w:pPr>
-      <w:r>
-        <w:rPr>
-          <w:rFonts w:ascii="Consolas" w:hAnsi="Consolas" w:eastAsia="Consolas"/>
-          <w:b w:val="0"/>
-          <w:sz w:val="18"/>
-        </w:rPr>
-        <w:t xml:space="preserve">        &lt;h1&gt;Лабораторная работа № 3&lt;/h1&gt;</w:t>
-      </w:r>
-    </w:p>
-    <w:p>
-      <w:pPr>
-        <w:spacing w:after="0" w:before="0" w:line="240" w:lineRule="auto"/>
-      </w:pPr>
-      <w:r>
-        <w:rPr>
-          <w:rFonts w:ascii="Consolas" w:hAnsi="Consolas" w:eastAsia="Consolas"/>
-          <w:b w:val="0"/>
-          <w:sz w:val="18"/>
-        </w:rPr>
-        <w:t xml:space="preserve">        &lt;p&gt;Работа с анимацией · CSS transitions и @keyframes&lt;/p&gt;</w:t>
-      </w:r>
-    </w:p>
-    <w:p>
-      <w:pPr>
-        <w:spacing w:after="0" w:before="0" w:line="240" w:lineRule="auto"/>
-      </w:pPr>
-      <w:r>
-        <w:rPr>
-          <w:rFonts w:ascii="Consolas" w:hAnsi="Consolas" w:eastAsia="Consolas"/>
-          <w:b w:val="0"/>
-          <w:sz w:val="18"/>
-        </w:rPr>
-        <w:t xml:space="preserve">    &lt;/header&gt;</w:t>
-      </w:r>
-    </w:p>
-    <w:p>
-      <w:pPr>
-        <w:spacing w:after="0" w:before="0" w:line="240" w:lineRule="auto"/>
-      </w:pPr>
-      <w:r>
-        <w:rPr>
-          <w:rFonts w:ascii="Consolas" w:hAnsi="Consolas" w:eastAsia="Consolas"/>
-          <w:b w:val="0"/>
-          <w:sz w:val="18"/>
-        </w:rPr>
-      </w:r>
-    </w:p>
-    <w:p>
-      <w:pPr>
-        <w:spacing w:after="0" w:before="0" w:line="240" w:lineRule="auto"/>
-      </w:pPr>
-      <w:r>
-        <w:rPr>
-          <w:rFonts w:ascii="Consolas" w:hAnsi="Consolas" w:eastAsia="Consolas"/>
-          <w:b w:val="0"/>
-          <w:sz w:val="18"/>
-        </w:rPr>
-        <w:t xml:space="preserve">    &lt;main class="main"&gt;</w:t>
-      </w:r>
-    </w:p>
-    <w:p>
-      <w:pPr>
-        <w:spacing w:after="0" w:before="0" w:line="240" w:lineRule="auto"/>
-      </w:pPr>
-      <w:r>
-        <w:rPr>
-          <w:rFonts w:ascii="Consolas" w:hAnsi="Consolas" w:eastAsia="Consolas"/>
-          <w:b w:val="0"/>
-          <w:sz w:val="18"/>
-        </w:rPr>
-        <w:t xml:space="preserve">        &lt;!-- 1. CSS Transition --&gt;</w:t>
-      </w:r>
-    </w:p>
-    <w:p>
-      <w:pPr>
-        <w:spacing w:after="0" w:before="0" w:line="240" w:lineRule="auto"/>
-      </w:pPr>
-      <w:r>
-        <w:rPr>
-          <w:rFonts w:ascii="Consolas" w:hAnsi="Consolas" w:eastAsia="Consolas"/>
-          <w:b w:val="0"/>
-          <w:sz w:val="18"/>
-        </w:rPr>
-        <w:t xml:space="preserve">        &lt;section class="block"&gt;</w:t>
-      </w:r>
-    </w:p>
-    <w:p>
-      <w:pPr>
-        <w:spacing w:after="0" w:before="0" w:line="240" w:lineRule="auto"/>
-      </w:pPr>
-      <w:r>
-        <w:rPr>
-          <w:rFonts w:ascii="Consolas" w:hAnsi="Consolas" w:eastAsia="Consolas"/>
-          <w:b w:val="0"/>
-          <w:sz w:val="18"/>
-        </w:rPr>
-        <w:t xml:space="preserve">            &lt;h2&gt;1. CSS Transition (при наведении)&lt;/h2&gt;</w:t>
-      </w:r>
-    </w:p>
-    <w:p>
-      <w:pPr>
-        <w:spacing w:after="0" w:before="0" w:line="240" w:lineRule="auto"/>
-      </w:pPr>
-      <w:r>
-        <w:rPr>
-          <w:rFonts w:ascii="Consolas" w:hAnsi="Consolas" w:eastAsia="Consolas"/>
-          <w:b w:val="0"/>
-          <w:sz w:val="18"/>
-        </w:rPr>
-        <w:t xml:space="preserve">            &lt;p class="caption"&gt;Свойство &lt;code&gt;transition&lt;/code&gt; плавно меняет фон и масштаб кнопки при hover.&lt;/p&gt;</w:t>
-      </w:r>
-    </w:p>
-    <w:p>
-      <w:pPr>
-        <w:spacing w:after="0" w:before="0" w:line="240" w:lineRule="auto"/>
-      </w:pPr>
-      <w:r>
-        <w:rPr>
-          <w:rFonts w:ascii="Consolas" w:hAnsi="Consolas" w:eastAsia="Consolas"/>
-          <w:b w:val="0"/>
-          <w:sz w:val="18"/>
-        </w:rPr>
-        <w:t xml:space="preserve">            &lt;div class="demo-row"&gt;</w:t>
-      </w:r>
-    </w:p>
-    <w:p>
-      <w:pPr>
-        <w:spacing w:after="0" w:before="0" w:line="240" w:lineRule="auto"/>
-      </w:pPr>
-      <w:r>
-        <w:rPr>
-          <w:rFonts w:ascii="Consolas" w:hAnsi="Consolas" w:eastAsia="Consolas"/>
-          <w:b w:val="0"/>
-          <w:sz w:val="18"/>
-        </w:rPr>
-        <w:t xml:space="preserve">                &lt;button class="btn-transition" type="button"&gt;Наведите курсор&lt;/button&gt;</w:t>
-      </w:r>
-    </w:p>
-    <w:p>
-      <w:pPr>
-        <w:spacing w:after="0" w:before="0" w:line="240" w:lineRule="auto"/>
-      </w:pPr>
-      <w:r>
-        <w:rPr>
-          <w:rFonts w:ascii="Consolas" w:hAnsi="Consolas" w:eastAsia="Consolas"/>
-          <w:b w:val="0"/>
-          <w:sz w:val="18"/>
-        </w:rPr>
-        <w:t xml:space="preserve">                &lt;div class="box-transition"&gt;Карточка с transition&lt;/div&gt;</w:t>
-      </w:r>
-    </w:p>
-    <w:p>
-      <w:pPr>
-        <w:spacing w:after="0" w:before="0" w:line="240" w:lineRule="auto"/>
-      </w:pPr>
-      <w:r>
-        <w:rPr>
-          <w:rFonts w:ascii="Consolas" w:hAnsi="Consolas" w:eastAsia="Consolas"/>
-          <w:b w:val="0"/>
-          <w:sz w:val="18"/>
-        </w:rPr>
-        <w:t xml:space="preserve">            &lt;/div&gt;</w:t>
-      </w:r>
-    </w:p>
-    <w:p>
-      <w:pPr>
-        <w:spacing w:after="0" w:before="0" w:line="240" w:lineRule="auto"/>
-      </w:pPr>
-      <w:r>
-        <w:rPr>
-          <w:rFonts w:ascii="Consolas" w:hAnsi="Consolas" w:eastAsia="Consolas"/>
-          <w:b w:val="0"/>
-          <w:sz w:val="18"/>
-        </w:rPr>
-        <w:t xml:space="preserve">            &lt;p class="note"&gt;transition: background-color 0.4s ease, transform 0.4s ease;&lt;/p&gt;</w:t>
-      </w:r>
-    </w:p>
-    <w:p>
-      <w:pPr>
-        <w:spacing w:after="0" w:before="0" w:line="240" w:lineRule="auto"/>
-      </w:pPr>
-      <w:r>
-        <w:rPr>
-          <w:rFonts w:ascii="Consolas" w:hAnsi="Consolas" w:eastAsia="Consolas"/>
-          <w:b w:val="0"/>
-          <w:sz w:val="18"/>
-        </w:rPr>
-        <w:t xml:space="preserve">        &lt;/section&gt;</w:t>
-      </w:r>
-    </w:p>
-    <w:p>
-      <w:pPr>
-        <w:spacing w:after="0" w:before="0" w:line="240" w:lineRule="auto"/>
-      </w:pPr>
-      <w:r>
-        <w:rPr>
-          <w:rFonts w:ascii="Consolas" w:hAnsi="Consolas" w:eastAsia="Consolas"/>
-          <w:b w:val="0"/>
-          <w:sz w:val="18"/>
-        </w:rPr>
-      </w:r>
-    </w:p>
-    <w:p>
-      <w:pPr>
-        <w:spacing w:after="0" w:before="0" w:line="240" w:lineRule="auto"/>
-      </w:pPr>
-      <w:r>
-        <w:rPr>
-          <w:rFonts w:ascii="Consolas" w:hAnsi="Consolas" w:eastAsia="Consolas"/>
-          <w:b w:val="0"/>
-          <w:sz w:val="18"/>
-        </w:rPr>
-        <w:t xml:space="preserve">        &lt;!-- 2. Keyframes circle to square --&gt;</w:t>
-      </w:r>
-    </w:p>
-    <w:p>
-      <w:pPr>
-        <w:spacing w:after="0" w:before="0" w:line="240" w:lineRule="auto"/>
-      </w:pPr>
-      <w:r>
-        <w:rPr>
-          <w:rFonts w:ascii="Consolas" w:hAnsi="Consolas" w:eastAsia="Consolas"/>
-          <w:b w:val="0"/>
-          <w:sz w:val="18"/>
-        </w:rPr>
-        <w:t xml:space="preserve">        &lt;section class="block"&gt;</w:t>
-      </w:r>
-    </w:p>
-    <w:p>
-      <w:pPr>
-        <w:spacing w:after="0" w:before="0" w:line="240" w:lineRule="auto"/>
-      </w:pPr>
-      <w:r>
-        <w:rPr>
-          <w:rFonts w:ascii="Consolas" w:hAnsi="Consolas" w:eastAsia="Consolas"/>
-          <w:b w:val="0"/>
-          <w:sz w:val="18"/>
-        </w:rPr>
-        <w:t xml:space="preserve">            &lt;h2&gt;2. @keyframes: круг → прямоугольник → квадрат&lt;/h2&gt;</w:t>
-      </w:r>
-    </w:p>
-    <w:p>
-      <w:pPr>
-        <w:spacing w:after="0" w:before="0" w:line="240" w:lineRule="auto"/>
-      </w:pPr>
-      <w:r>
-        <w:rPr>
-          <w:rFonts w:ascii="Consolas" w:hAnsi="Consolas" w:eastAsia="Consolas"/>
-          <w:b w:val="0"/>
-          <w:sz w:val="18"/>
-        </w:rPr>
-        <w:t xml:space="preserve">            &lt;p class="caption"&gt;Розовый круг превращается в синий квадрат через промежуточный фиолетовый прямоугольник (идея из учебника).&lt;/p&gt;</w:t>
-      </w:r>
-    </w:p>
-    <w:p>
-      <w:pPr>
-        <w:spacing w:after="0" w:before="0" w:line="240" w:lineRule="auto"/>
-      </w:pPr>
-      <w:r>
-        <w:rPr>
-          <w:rFonts w:ascii="Consolas" w:hAnsi="Consolas" w:eastAsia="Consolas"/>
-          <w:b w:val="0"/>
-          <w:sz w:val="18"/>
-        </w:rPr>
-        <w:t xml:space="preserve">            &lt;div class="stage"&gt;</w:t>
-      </w:r>
-    </w:p>
-    <w:p>
-      <w:pPr>
-        <w:spacing w:after="0" w:before="0" w:line="240" w:lineRule="auto"/>
-      </w:pPr>
-      <w:r>
-        <w:rPr>
-          <w:rFonts w:ascii="Consolas" w:hAnsi="Consolas" w:eastAsia="Consolas"/>
-          <w:b w:val="0"/>
-          <w:sz w:val="18"/>
-        </w:rPr>
-        <w:t xml:space="preserve">                &lt;div class="shape circle-to-square"&gt;&lt;/div&gt;</w:t>
-      </w:r>
-    </w:p>
-    <w:p>
-      <w:pPr>
-        <w:spacing w:after="0" w:before="0" w:line="240" w:lineRule="auto"/>
-      </w:pPr>
-      <w:r>
-        <w:rPr>
-          <w:rFonts w:ascii="Consolas" w:hAnsi="Consolas" w:eastAsia="Consolas"/>
-          <w:b w:val="0"/>
-          <w:sz w:val="18"/>
-        </w:rPr>
-        <w:t xml:space="preserve">            &lt;/div&gt;</w:t>
-      </w:r>
-    </w:p>
-    <w:p>
-      <w:pPr>
-        <w:spacing w:after="0" w:before="0" w:line="240" w:lineRule="auto"/>
-      </w:pPr>
-      <w:r>
-        <w:rPr>
-          <w:rFonts w:ascii="Consolas" w:hAnsi="Consolas" w:eastAsia="Consolas"/>
-          <w:b w:val="0"/>
-          <w:sz w:val="18"/>
-        </w:rPr>
-        <w:t xml:space="preserve">            &lt;p class="note"&gt;animation-name: circle-to-square; animation-duration: 5s; animation-iteration-count: infinite;&lt;/p&gt;</w:t>
-      </w:r>
-    </w:p>
-    <w:p>
-      <w:pPr>
-        <w:spacing w:after="0" w:before="0" w:line="240" w:lineRule="auto"/>
-      </w:pPr>
-      <w:r>
-        <w:rPr>
-          <w:rFonts w:ascii="Consolas" w:hAnsi="Consolas" w:eastAsia="Consolas"/>
-          <w:b w:val="0"/>
-          <w:sz w:val="18"/>
-        </w:rPr>
-        <w:t xml:space="preserve">        &lt;/section&gt;</w:t>
-      </w:r>
-    </w:p>
-    <w:p>
-      <w:pPr>
-        <w:spacing w:after="0" w:before="0" w:line="240" w:lineRule="auto"/>
-      </w:pPr>
-      <w:r>
-        <w:rPr>
-          <w:rFonts w:ascii="Consolas" w:hAnsi="Consolas" w:eastAsia="Consolas"/>
-          <w:b w:val="0"/>
-          <w:sz w:val="18"/>
-        </w:rPr>
-      </w:r>
-    </w:p>
-    <w:p>
-      <w:pPr>
-        <w:spacing w:after="0" w:before="0" w:line="240" w:lineRule="auto"/>
-      </w:pPr>
-      <w:r>
-        <w:rPr>
-          <w:rFonts w:ascii="Consolas" w:hAnsi="Consolas" w:eastAsia="Consolas"/>
-          <w:b w:val="0"/>
-          <w:sz w:val="18"/>
-        </w:rPr>
-        <w:t xml:space="preserve">        &lt;!-- 3. Demo cards for animation properties --&gt;</w:t>
-      </w:r>
-    </w:p>
-    <w:p>
-      <w:pPr>
-        <w:spacing w:after="0" w:before="0" w:line="240" w:lineRule="auto"/>
-      </w:pPr>
-      <w:r>
-        <w:rPr>
-          <w:rFonts w:ascii="Consolas" w:hAnsi="Consolas" w:eastAsia="Consolas"/>
-          <w:b w:val="0"/>
-          <w:sz w:val="18"/>
-        </w:rPr>
-        <w:t xml:space="preserve">        &lt;section class="block"&gt;</w:t>
-      </w:r>
-    </w:p>
-    <w:p>
-      <w:pPr>
-        <w:spacing w:after="0" w:before="0" w:line="240" w:lineRule="auto"/>
-      </w:pPr>
-      <w:r>
-        <w:rPr>
-          <w:rFonts w:ascii="Consolas" w:hAnsi="Consolas" w:eastAsia="Consolas"/>
-          <w:b w:val="0"/>
-          <w:sz w:val="18"/>
-        </w:rPr>
-        <w:t xml:space="preserve">            &lt;h2&gt;3. Свойства анимации — демо-карточки&lt;/h2&gt;</w:t>
-      </w:r>
-    </w:p>
-    <w:p>
-      <w:pPr>
-        <w:spacing w:after="0" w:before="0" w:line="240" w:lineRule="auto"/>
-      </w:pPr>
-      <w:r>
-        <w:rPr>
-          <w:rFonts w:ascii="Consolas" w:hAnsi="Consolas" w:eastAsia="Consolas"/>
-          <w:b w:val="0"/>
-          <w:sz w:val="18"/>
-        </w:rPr>
-        <w:t xml:space="preserve">            &lt;div class="cards"&gt;</w:t>
-      </w:r>
-    </w:p>
-    <w:p>
-      <w:pPr>
-        <w:spacing w:after="0" w:before="0" w:line="240" w:lineRule="auto"/>
-      </w:pPr>
-      <w:r>
-        <w:rPr>
-          <w:rFonts w:ascii="Consolas" w:hAnsi="Consolas" w:eastAsia="Consolas"/>
-          <w:b w:val="0"/>
-          <w:sz w:val="18"/>
-        </w:rPr>
-        <w:t xml:space="preserve">                &lt;article class="card"&gt;</w:t>
-      </w:r>
-    </w:p>
-    <w:p>
-      <w:pPr>
-        <w:spacing w:after="0" w:before="0" w:line="240" w:lineRule="auto"/>
-      </w:pPr>
-      <w:r>
-        <w:rPr>
-          <w:rFonts w:ascii="Consolas" w:hAnsi="Consolas" w:eastAsia="Consolas"/>
-          <w:b w:val="0"/>
-          <w:sz w:val="18"/>
-        </w:rPr>
-        <w:t xml:space="preserve">                    &lt;div class="anim-box anim-name"&gt;&lt;/div&gt;</w:t>
-      </w:r>
-    </w:p>
-    <w:p>
-      <w:pPr>
-        <w:spacing w:after="0" w:before="0" w:line="240" w:lineRule="auto"/>
-      </w:pPr>
-      <w:r>
-        <w:rPr>
-          <w:rFonts w:ascii="Consolas" w:hAnsi="Consolas" w:eastAsia="Consolas"/>
-          <w:b w:val="0"/>
-          <w:sz w:val="18"/>
-        </w:rPr>
-        <w:t xml:space="preserve">                    &lt;h3&gt;animation-name&lt;/h3&gt;</w:t>
-      </w:r>
-    </w:p>
-    <w:p>
-      <w:pPr>
-        <w:spacing w:after="0" w:before="0" w:line="240" w:lineRule="auto"/>
-      </w:pPr>
-      <w:r>
-        <w:rPr>
-          <w:rFonts w:ascii="Consolas" w:hAnsi="Consolas" w:eastAsia="Consolas"/>
-          <w:b w:val="0"/>
-          <w:sz w:val="18"/>
-        </w:rPr>
-        <w:t xml:space="preserve">                    &lt;p&gt;Имя анимации, связанное с блоком &lt;code&gt;@keyframes&lt;/code&gt;. Здесь: &lt;code&gt;pulse&lt;/code&gt;.&lt;/p&gt;</w:t>
-      </w:r>
-    </w:p>
-    <w:p>
-      <w:pPr>
-        <w:spacing w:after="0" w:before="0" w:line="240" w:lineRule="auto"/>
-      </w:pPr>
-      <w:r>
-        <w:rPr>
-          <w:rFonts w:ascii="Consolas" w:hAnsi="Consolas" w:eastAsia="Consolas"/>
-          <w:b w:val="0"/>
-          <w:sz w:val="18"/>
-        </w:rPr>
-        <w:t xml:space="preserve">                &lt;/article&gt;</w:t>
-      </w:r>
-    </w:p>
-    <w:p>
-      <w:pPr>
-        <w:spacing w:after="0" w:before="0" w:line="240" w:lineRule="auto"/>
-      </w:pPr>
-      <w:r>
-        <w:rPr>
-          <w:rFonts w:ascii="Consolas" w:hAnsi="Consolas" w:eastAsia="Consolas"/>
-          <w:b w:val="0"/>
-          <w:sz w:val="18"/>
-        </w:rPr>
-        <w:t xml:space="preserve">                &lt;article class="card"&gt;</w:t>
-      </w:r>
-    </w:p>
-    <w:p>
-      <w:pPr>
-        <w:spacing w:after="0" w:before="0" w:line="240" w:lineRule="auto"/>
-      </w:pPr>
-      <w:r>
-        <w:rPr>
-          <w:rFonts w:ascii="Consolas" w:hAnsi="Consolas" w:eastAsia="Consolas"/>
-          <w:b w:val="0"/>
-          <w:sz w:val="18"/>
-        </w:rPr>
-        <w:t xml:space="preserve">                    &lt;div class="anim-box anim-duration"&gt;&lt;/div&gt;</w:t>
-      </w:r>
-    </w:p>
-    <w:p>
-      <w:pPr>
-        <w:spacing w:after="0" w:before="0" w:line="240" w:lineRule="auto"/>
-      </w:pPr>
-      <w:r>
-        <w:rPr>
-          <w:rFonts w:ascii="Consolas" w:hAnsi="Consolas" w:eastAsia="Consolas"/>
-          <w:b w:val="0"/>
-          <w:sz w:val="18"/>
-        </w:rPr>
-        <w:t xml:space="preserve">                    &lt;h3&gt;animation-duration&lt;/h3&gt;</w:t>
-      </w:r>
-    </w:p>
-    <w:p>
-      <w:pPr>
-        <w:spacing w:after="0" w:before="0" w:line="240" w:lineRule="auto"/>
-      </w:pPr>
-      <w:r>
-        <w:rPr>
-          <w:rFonts w:ascii="Consolas" w:hAnsi="Consolas" w:eastAsia="Consolas"/>
-          <w:b w:val="0"/>
-          <w:sz w:val="18"/>
-        </w:rPr>
-        <w:t xml:space="preserve">                    &lt;p&gt;Длительность одного цикла. Слева 1s, справа (этот блок) 3s — медленнее.&lt;/p&gt;</w:t>
-      </w:r>
-    </w:p>
-    <w:p>
-      <w:pPr>
-        <w:spacing w:after="0" w:before="0" w:line="240" w:lineRule="auto"/>
-      </w:pPr>
-      <w:r>
-        <w:rPr>
-          <w:rFonts w:ascii="Consolas" w:hAnsi="Consolas" w:eastAsia="Consolas"/>
-          <w:b w:val="0"/>
-          <w:sz w:val="18"/>
-        </w:rPr>
-        <w:t xml:space="preserve">                &lt;/article&gt;</w:t>
-      </w:r>
-    </w:p>
-    <w:p>
-      <w:pPr>
-        <w:spacing w:after="0" w:before="0" w:line="240" w:lineRule="auto"/>
-      </w:pPr>
-      <w:r>
-        <w:rPr>
-          <w:rFonts w:ascii="Consolas" w:hAnsi="Consolas" w:eastAsia="Consolas"/>
-          <w:b w:val="0"/>
-          <w:sz w:val="18"/>
-        </w:rPr>
-        <w:t xml:space="preserve">                &lt;article class="card"&gt;</w:t>
-      </w:r>
-    </w:p>
-    <w:p>
-      <w:pPr>
-        <w:spacing w:after="0" w:before="0" w:line="240" w:lineRule="auto"/>
-      </w:pPr>
-      <w:r>
-        <w:rPr>
-          <w:rFonts w:ascii="Consolas" w:hAnsi="Consolas" w:eastAsia="Consolas"/>
-          <w:b w:val="0"/>
-          <w:sz w:val="18"/>
-        </w:rPr>
-        <w:t xml:space="preserve">                    &lt;div class="anim-box anim-iteration"&gt;&lt;/div&gt;</w:t>
-      </w:r>
-    </w:p>
-    <w:p>
-      <w:pPr>
-        <w:spacing w:after="0" w:before="0" w:line="240" w:lineRule="auto"/>
-      </w:pPr>
-      <w:r>
-        <w:rPr>
-          <w:rFonts w:ascii="Consolas" w:hAnsi="Consolas" w:eastAsia="Consolas"/>
-          <w:b w:val="0"/>
-          <w:sz w:val="18"/>
-        </w:rPr>
-        <w:t xml:space="preserve">                    &lt;h3&gt;animation-iteration-count&lt;/h3&gt;</w:t>
-      </w:r>
-    </w:p>
-    <w:p>
-      <w:pPr>
-        <w:spacing w:after="0" w:before="0" w:line="240" w:lineRule="auto"/>
-      </w:pPr>
-      <w:r>
-        <w:rPr>
-          <w:rFonts w:ascii="Consolas" w:hAnsi="Consolas" w:eastAsia="Consolas"/>
-          <w:b w:val="0"/>
-          <w:sz w:val="18"/>
-        </w:rPr>
-        <w:t xml:space="preserve">                    &lt;p&gt;Число повторов. Значение &lt;code&gt;infinite&lt;/code&gt; — бесконечно.&lt;/p&gt;</w:t>
-      </w:r>
-    </w:p>
-    <w:p>
-      <w:pPr>
-        <w:spacing w:after="0" w:before="0" w:line="240" w:lineRule="auto"/>
-      </w:pPr>
-      <w:r>
-        <w:rPr>
-          <w:rFonts w:ascii="Consolas" w:hAnsi="Consolas" w:eastAsia="Consolas"/>
-          <w:b w:val="0"/>
-          <w:sz w:val="18"/>
-        </w:rPr>
-        <w:t xml:space="preserve">                &lt;/article&gt;</w:t>
-      </w:r>
-    </w:p>
-    <w:p>
-      <w:pPr>
-        <w:spacing w:after="0" w:before="0" w:line="240" w:lineRule="auto"/>
-      </w:pPr>
-      <w:r>
-        <w:rPr>
-          <w:rFonts w:ascii="Consolas" w:hAnsi="Consolas" w:eastAsia="Consolas"/>
-          <w:b w:val="0"/>
-          <w:sz w:val="18"/>
-        </w:rPr>
-        <w:t xml:space="preserve">                &lt;article class="card"&gt;</w:t>
-      </w:r>
-    </w:p>
-    <w:p>
-      <w:pPr>
-        <w:spacing w:after="0" w:before="0" w:line="240" w:lineRule="auto"/>
-      </w:pPr>
-      <w:r>
-        <w:rPr>
-          <w:rFonts w:ascii="Consolas" w:hAnsi="Consolas" w:eastAsia="Consolas"/>
-          <w:b w:val="0"/>
-          <w:sz w:val="18"/>
-        </w:rPr>
-        <w:t xml:space="preserve">                    &lt;div class="anim-box anim-direction"&gt;&lt;/div&gt;</w:t>
-      </w:r>
-    </w:p>
-    <w:p>
-      <w:pPr>
-        <w:spacing w:after="0" w:before="0" w:line="240" w:lineRule="auto"/>
-      </w:pPr>
-      <w:r>
-        <w:rPr>
-          <w:rFonts w:ascii="Consolas" w:hAnsi="Consolas" w:eastAsia="Consolas"/>
-          <w:b w:val="0"/>
-          <w:sz w:val="18"/>
-        </w:rPr>
-        <w:t xml:space="preserve">                    &lt;h3&gt;animation-direction&lt;/h3&gt;</w:t>
-      </w:r>
-    </w:p>
-    <w:p>
-      <w:pPr>
-        <w:spacing w:after="0" w:before="0" w:line="240" w:lineRule="auto"/>
-      </w:pPr>
-      <w:r>
-        <w:rPr>
-          <w:rFonts w:ascii="Consolas" w:hAnsi="Consolas" w:eastAsia="Consolas"/>
-          <w:b w:val="0"/>
-          <w:sz w:val="18"/>
-        </w:rPr>
-        <w:t xml:space="preserve">                    &lt;p&gt;&lt;code&gt;alternate&lt;/code&gt; — туда и обратно; &lt;code&gt;reverse&lt;/code&gt; — в обратном порядке.&lt;/p&gt;</w:t>
-      </w:r>
-    </w:p>
-    <w:p>
-      <w:pPr>
-        <w:spacing w:after="0" w:before="0" w:line="240" w:lineRule="auto"/>
-      </w:pPr>
-      <w:r>
-        <w:rPr>
-          <w:rFonts w:ascii="Consolas" w:hAnsi="Consolas" w:eastAsia="Consolas"/>
-          <w:b w:val="0"/>
-          <w:sz w:val="18"/>
-        </w:rPr>
-        <w:t xml:space="preserve">                &lt;/article&gt;</w:t>
-      </w:r>
-    </w:p>
-    <w:p>
-      <w:pPr>
-        <w:spacing w:after="0" w:before="0" w:line="240" w:lineRule="auto"/>
-      </w:pPr>
-      <w:r>
-        <w:rPr>
-          <w:rFonts w:ascii="Consolas" w:hAnsi="Consolas" w:eastAsia="Consolas"/>
-          <w:b w:val="0"/>
-          <w:sz w:val="18"/>
-        </w:rPr>
-        <w:t xml:space="preserve">                &lt;article class="card"&gt;</w:t>
-      </w:r>
-    </w:p>
-    <w:p>
-      <w:pPr>
-        <w:spacing w:after="0" w:before="0" w:line="240" w:lineRule="auto"/>
-      </w:pPr>
-      <w:r>
-        <w:rPr>
-          <w:rFonts w:ascii="Consolas" w:hAnsi="Consolas" w:eastAsia="Consolas"/>
-          <w:b w:val="0"/>
-          <w:sz w:val="18"/>
-        </w:rPr>
-        <w:t xml:space="preserve">                    &lt;div class="anim-box anim-timing"&gt;&lt;/div&gt;</w:t>
-      </w:r>
-    </w:p>
-    <w:p>
-      <w:pPr>
-        <w:spacing w:after="0" w:before="0" w:line="240" w:lineRule="auto"/>
-      </w:pPr>
-      <w:r>
-        <w:rPr>
-          <w:rFonts w:ascii="Consolas" w:hAnsi="Consolas" w:eastAsia="Consolas"/>
-          <w:b w:val="0"/>
-          <w:sz w:val="18"/>
-        </w:rPr>
-        <w:t xml:space="preserve">                    &lt;h3&gt;animation-timing-function&lt;/h3&gt;</w:t>
-      </w:r>
-    </w:p>
-    <w:p>
-      <w:pPr>
-        <w:spacing w:after="0" w:before="0" w:line="240" w:lineRule="auto"/>
-      </w:pPr>
-      <w:r>
-        <w:rPr>
-          <w:rFonts w:ascii="Consolas" w:hAnsi="Consolas" w:eastAsia="Consolas"/>
-          <w:b w:val="0"/>
-          <w:sz w:val="18"/>
-        </w:rPr>
-        <w:t xml:space="preserve">                    &lt;p&gt;Кривая скорости: &lt;code&gt;ease&lt;/code&gt;, &lt;code&gt;linear&lt;/code&gt;, &lt;code&gt;ease-in-out&lt;/code&gt;, &lt;code&gt;steps()&lt;/code&gt;.&lt;/p&gt;</w:t>
-      </w:r>
-    </w:p>
-    <w:p>
-      <w:pPr>
-        <w:spacing w:after="0" w:before="0" w:line="240" w:lineRule="auto"/>
-      </w:pPr>
-      <w:r>
-        <w:rPr>
-          <w:rFonts w:ascii="Consolas" w:hAnsi="Consolas" w:eastAsia="Consolas"/>
-          <w:b w:val="0"/>
-          <w:sz w:val="18"/>
-        </w:rPr>
-        <w:t xml:space="preserve">                &lt;/article&gt;</w:t>
-      </w:r>
-    </w:p>
-    <w:p>
-      <w:pPr>
-        <w:spacing w:after="0" w:before="0" w:line="240" w:lineRule="auto"/>
-      </w:pPr>
-      <w:r>
-        <w:rPr>
-          <w:rFonts w:ascii="Consolas" w:hAnsi="Consolas" w:eastAsia="Consolas"/>
-          <w:b w:val="0"/>
-          <w:sz w:val="18"/>
-        </w:rPr>
-        <w:t xml:space="preserve">                &lt;article class="card"&gt;</w:t>
-      </w:r>
-    </w:p>
-    <w:p>
-      <w:pPr>
-        <w:spacing w:after="0" w:before="0" w:line="240" w:lineRule="auto"/>
-      </w:pPr>
-      <w:r>
-        <w:rPr>
-          <w:rFonts w:ascii="Consolas" w:hAnsi="Consolas" w:eastAsia="Consolas"/>
-          <w:b w:val="0"/>
-          <w:sz w:val="18"/>
-        </w:rPr>
-        <w:t xml:space="preserve">                    &lt;div class="anim-box anim-delay"&gt;&lt;/div&gt;</w:t>
-      </w:r>
-    </w:p>
-    <w:p>
-      <w:pPr>
-        <w:spacing w:after="0" w:before="0" w:line="240" w:lineRule="auto"/>
-      </w:pPr>
-      <w:r>
-        <w:rPr>
-          <w:rFonts w:ascii="Consolas" w:hAnsi="Consolas" w:eastAsia="Consolas"/>
-          <w:b w:val="0"/>
-          <w:sz w:val="18"/>
-        </w:rPr>
-        <w:t xml:space="preserve">                    &lt;h3&gt;animation-delay&lt;/h3&gt;</w:t>
-      </w:r>
-    </w:p>
-    <w:p>
-      <w:pPr>
-        <w:spacing w:after="0" w:before="0" w:line="240" w:lineRule="auto"/>
-      </w:pPr>
-      <w:r>
-        <w:rPr>
-          <w:rFonts w:ascii="Consolas" w:hAnsi="Consolas" w:eastAsia="Consolas"/>
-          <w:b w:val="0"/>
-          <w:sz w:val="18"/>
-        </w:rPr>
-        <w:t xml:space="preserve">                    &lt;p&gt;Задержка перед стартом. Здесь &lt;code&gt;1.5s&lt;/code&gt; — анимация начинается позже.&lt;/p&gt;</w:t>
-      </w:r>
-    </w:p>
-    <w:p>
-      <w:pPr>
-        <w:spacing w:after="0" w:before="0" w:line="240" w:lineRule="auto"/>
-      </w:pPr>
-      <w:r>
-        <w:rPr>
-          <w:rFonts w:ascii="Consolas" w:hAnsi="Consolas" w:eastAsia="Consolas"/>
-          <w:b w:val="0"/>
-          <w:sz w:val="18"/>
-        </w:rPr>
-        <w:t xml:space="preserve">                &lt;/article&gt;</w:t>
-      </w:r>
-    </w:p>
-    <w:p>
-      <w:pPr>
-        <w:spacing w:after="0" w:before="0" w:line="240" w:lineRule="auto"/>
-      </w:pPr>
-      <w:r>
-        <w:rPr>
-          <w:rFonts w:ascii="Consolas" w:hAnsi="Consolas" w:eastAsia="Consolas"/>
-          <w:b w:val="0"/>
-          <w:sz w:val="18"/>
-        </w:rPr>
-        <w:t xml:space="preserve">                &lt;article class="card"&gt;</w:t>
-      </w:r>
-    </w:p>
-    <w:p>
-      <w:pPr>
-        <w:spacing w:after="0" w:before="0" w:line="240" w:lineRule="auto"/>
-      </w:pPr>
-      <w:r>
-        <w:rPr>
-          <w:rFonts w:ascii="Consolas" w:hAnsi="Consolas" w:eastAsia="Consolas"/>
-          <w:b w:val="0"/>
-          <w:sz w:val="18"/>
-        </w:rPr>
-        <w:t xml:space="preserve">                    &lt;div class="anim-box anim-fill"&gt;&lt;/div&gt;</w:t>
-      </w:r>
-    </w:p>
-    <w:p>
-      <w:pPr>
-        <w:spacing w:after="0" w:before="0" w:line="240" w:lineRule="auto"/>
-      </w:pPr>
-      <w:r>
-        <w:rPr>
-          <w:rFonts w:ascii="Consolas" w:hAnsi="Consolas" w:eastAsia="Consolas"/>
-          <w:b w:val="0"/>
-          <w:sz w:val="18"/>
-        </w:rPr>
-        <w:t xml:space="preserve">                    &lt;h3&gt;animation-fill-mode&lt;/h3&gt;</w:t>
-      </w:r>
-    </w:p>
-    <w:p>
-      <w:pPr>
-        <w:spacing w:after="0" w:before="0" w:line="240" w:lineRule="auto"/>
-      </w:pPr>
-      <w:r>
-        <w:rPr>
-          <w:rFonts w:ascii="Consolas" w:hAnsi="Consolas" w:eastAsia="Consolas"/>
-          <w:b w:val="0"/>
-          <w:sz w:val="18"/>
-        </w:rPr>
-        <w:t xml:space="preserve">                    &lt;p&gt;&lt;code&gt;forwards&lt;/code&gt; сохраняет стили последнего кадра после окончания анимации.&lt;/p&gt;</w:t>
-      </w:r>
-    </w:p>
-    <w:p>
-      <w:pPr>
-        <w:spacing w:after="0" w:before="0" w:line="240" w:lineRule="auto"/>
-      </w:pPr>
-      <w:r>
-        <w:rPr>
-          <w:rFonts w:ascii="Consolas" w:hAnsi="Consolas" w:eastAsia="Consolas"/>
-          <w:b w:val="0"/>
-          <w:sz w:val="18"/>
-        </w:rPr>
-        <w:t xml:space="preserve">                &lt;/article&gt;</w:t>
-      </w:r>
-    </w:p>
-    <w:p>
-      <w:pPr>
-        <w:spacing w:after="0" w:before="0" w:line="240" w:lineRule="auto"/>
-      </w:pPr>
-      <w:r>
-        <w:rPr>
-          <w:rFonts w:ascii="Consolas" w:hAnsi="Consolas" w:eastAsia="Consolas"/>
-          <w:b w:val="0"/>
-          <w:sz w:val="18"/>
-        </w:rPr>
-        <w:t xml:space="preserve">                &lt;article class="card"&gt;</w:t>
-      </w:r>
-    </w:p>
-    <w:p>
-      <w:pPr>
-        <w:spacing w:after="0" w:before="0" w:line="240" w:lineRule="auto"/>
-      </w:pPr>
-      <w:r>
-        <w:rPr>
-          <w:rFonts w:ascii="Consolas" w:hAnsi="Consolas" w:eastAsia="Consolas"/>
-          <w:b w:val="0"/>
-          <w:sz w:val="18"/>
-        </w:rPr>
-        <w:t xml:space="preserve">                    &lt;div class="anim-box anim-shorthand"&gt;&lt;/div&gt;</w:t>
-      </w:r>
-    </w:p>
-    <w:p>
-      <w:pPr>
-        <w:spacing w:after="0" w:before="0" w:line="240" w:lineRule="auto"/>
-      </w:pPr>
-      <w:r>
-        <w:rPr>
-          <w:rFonts w:ascii="Consolas" w:hAnsi="Consolas" w:eastAsia="Consolas"/>
-          <w:b w:val="0"/>
-          <w:sz w:val="18"/>
-        </w:rPr>
-        <w:t xml:space="preserve">                    &lt;h3&gt;animation (сокращение)&lt;/h3&gt;</w:t>
-      </w:r>
-    </w:p>
-    <w:p>
-      <w:pPr>
-        <w:spacing w:after="0" w:before="0" w:line="240" w:lineRule="auto"/>
-      </w:pPr>
-      <w:r>
-        <w:rPr>
-          <w:rFonts w:ascii="Consolas" w:hAnsi="Consolas" w:eastAsia="Consolas"/>
-          <w:b w:val="0"/>
-          <w:sz w:val="18"/>
-        </w:rPr>
-        <w:t xml:space="preserve">                    &lt;p&gt;Краткая запись: name duration timing delay iteration direction fill-mode.&lt;/p&gt;</w:t>
-      </w:r>
-    </w:p>
-    <w:p>
-      <w:pPr>
-        <w:spacing w:after="0" w:before="0" w:line="240" w:lineRule="auto"/>
-      </w:pPr>
-      <w:r>
-        <w:rPr>
-          <w:rFonts w:ascii="Consolas" w:hAnsi="Consolas" w:eastAsia="Consolas"/>
-          <w:b w:val="0"/>
-          <w:sz w:val="18"/>
-        </w:rPr>
-        <w:t xml:space="preserve">                &lt;/article&gt;</w:t>
-      </w:r>
-    </w:p>
-    <w:p>
-      <w:pPr>
-        <w:spacing w:after="0" w:before="0" w:line="240" w:lineRule="auto"/>
-      </w:pPr>
-      <w:r>
-        <w:rPr>
-          <w:rFonts w:ascii="Consolas" w:hAnsi="Consolas" w:eastAsia="Consolas"/>
-          <w:b w:val="0"/>
-          <w:sz w:val="18"/>
-        </w:rPr>
-        <w:t xml:space="preserve">            &lt;/div&gt;</w:t>
-      </w:r>
-    </w:p>
-    <w:p>
-      <w:pPr>
-        <w:spacing w:after="0" w:before="0" w:line="240" w:lineRule="auto"/>
-      </w:pPr>
-      <w:r>
-        <w:rPr>
-          <w:rFonts w:ascii="Consolas" w:hAnsi="Consolas" w:eastAsia="Consolas"/>
-          <w:b w:val="0"/>
-          <w:sz w:val="18"/>
-        </w:rPr>
-        <w:t xml:space="preserve">        &lt;/section&gt;</w:t>
-      </w:r>
-    </w:p>
-    <w:p>
-      <w:pPr>
-        <w:spacing w:after="0" w:before="0" w:line="240" w:lineRule="auto"/>
-      </w:pPr>
-      <w:r>
-        <w:rPr>
-          <w:rFonts w:ascii="Consolas" w:hAnsi="Consolas" w:eastAsia="Consolas"/>
-          <w:b w:val="0"/>
-          <w:sz w:val="18"/>
-        </w:rPr>
-      </w:r>
-    </w:p>
-    <w:p>
-      <w:pPr>
-        <w:spacing w:after="0" w:before="0" w:line="240" w:lineRule="auto"/>
-      </w:pPr>
-      <w:r>
-        <w:rPr>
-          <w:rFonts w:ascii="Consolas" w:hAnsi="Consolas" w:eastAsia="Consolas"/>
-          <w:b w:val="0"/>
-          <w:sz w:val="18"/>
-        </w:rPr>
-        <w:t xml:space="preserve">        &lt;!-- Control questions helper --&gt;</w:t>
-      </w:r>
-    </w:p>
-    <w:p>
-      <w:pPr>
-        <w:spacing w:after="0" w:before="0" w:line="240" w:lineRule="auto"/>
-      </w:pPr>
-      <w:r>
-        <w:rPr>
-          <w:rFonts w:ascii="Consolas" w:hAnsi="Consolas" w:eastAsia="Consolas"/>
-          <w:b w:val="0"/>
-          <w:sz w:val="18"/>
-        </w:rPr>
-        <w:t xml:space="preserve">        &lt;section class="block faq"&gt;</w:t>
-      </w:r>
-    </w:p>
-    <w:p>
-      <w:pPr>
-        <w:spacing w:after="0" w:before="0" w:line="240" w:lineRule="auto"/>
-      </w:pPr>
-      <w:r>
-        <w:rPr>
-          <w:rFonts w:ascii="Consolas" w:hAnsi="Consolas" w:eastAsia="Consolas"/>
-          <w:b w:val="0"/>
-          <w:sz w:val="18"/>
-        </w:rPr>
-        <w:t xml:space="preserve">            &lt;h2&gt;Кратко для контрольных вопросов&lt;/h2&gt;</w:t>
-      </w:r>
-    </w:p>
-    <w:p>
-      <w:pPr>
-        <w:spacing w:after="0" w:before="0" w:line="240" w:lineRule="auto"/>
-      </w:pPr>
-      <w:r>
-        <w:rPr>
-          <w:rFonts w:ascii="Consolas" w:hAnsi="Consolas" w:eastAsia="Consolas"/>
-          <w:b w:val="0"/>
-          <w:sz w:val="18"/>
-        </w:rPr>
-        <w:t xml:space="preserve">            &lt;ul&gt;</w:t>
-      </w:r>
-    </w:p>
-    <w:p>
-      <w:pPr>
-        <w:spacing w:after="0" w:before="0" w:line="240" w:lineRule="auto"/>
-      </w:pPr>
-      <w:r>
-        <w:rPr>
-          <w:rFonts w:ascii="Consolas" w:hAnsi="Consolas" w:eastAsia="Consolas"/>
-          <w:b w:val="0"/>
-          <w:sz w:val="18"/>
-        </w:rPr>
-        <w:t xml:space="preserve">                &lt;li&gt;&lt;strong&gt;animation-name&lt;/strong&gt; — имя @keyframes, применяемое к элементу.&lt;/li&gt;</w:t>
-      </w:r>
-    </w:p>
-    <w:p>
-      <w:pPr>
-        <w:spacing w:after="0" w:before="0" w:line="240" w:lineRule="auto"/>
-      </w:pPr>
-      <w:r>
-        <w:rPr>
-          <w:rFonts w:ascii="Consolas" w:hAnsi="Consolas" w:eastAsia="Consolas"/>
-          <w:b w:val="0"/>
-          <w:sz w:val="18"/>
-        </w:rPr>
-        <w:t xml:space="preserve">                &lt;li&gt;&lt;strong&gt;animation-duration&lt;/strong&gt; — длительность одного цикла (s / ms).&lt;/li&gt;</w:t>
-      </w:r>
-    </w:p>
-    <w:p>
-      <w:pPr>
-        <w:spacing w:after="0" w:before="0" w:line="240" w:lineRule="auto"/>
-      </w:pPr>
-      <w:r>
-        <w:rPr>
-          <w:rFonts w:ascii="Consolas" w:hAnsi="Consolas" w:eastAsia="Consolas"/>
-          <w:b w:val="0"/>
-          <w:sz w:val="18"/>
-        </w:rPr>
-        <w:t xml:space="preserve">                &lt;li&gt;&lt;strong&gt;animation-iteration-count&lt;/strong&gt; — сколько раз проиграть (число или infinite).&lt;/li&gt;</w:t>
-      </w:r>
-    </w:p>
-    <w:p>
-      <w:pPr>
-        <w:spacing w:after="0" w:before="0" w:line="240" w:lineRule="auto"/>
-      </w:pPr>
-      <w:r>
-        <w:rPr>
-          <w:rFonts w:ascii="Consolas" w:hAnsi="Consolas" w:eastAsia="Consolas"/>
-          <w:b w:val="0"/>
-          <w:sz w:val="18"/>
-        </w:rPr>
-        <w:t xml:space="preserve">                &lt;li&gt;&lt;strong&gt;animation-direction&lt;/strong&gt; — направление: normal, reverse, alternate, alternate-reverse.&lt;/li&gt;</w:t>
-      </w:r>
-    </w:p>
-    <w:p>
-      <w:pPr>
-        <w:spacing w:after="0" w:before="0" w:line="240" w:lineRule="auto"/>
-      </w:pPr>
-      <w:r>
-        <w:rPr>
-          <w:rFonts w:ascii="Consolas" w:hAnsi="Consolas" w:eastAsia="Consolas"/>
-          <w:b w:val="0"/>
-          <w:sz w:val="18"/>
-        </w:rPr>
-        <w:t xml:space="preserve">                &lt;li&gt;&lt;strong&gt;animation-timing-function&lt;/strong&gt; — скорость изменения во времени.&lt;/li&gt;</w:t>
-      </w:r>
-    </w:p>
-    <w:p>
-      <w:pPr>
-        <w:spacing w:after="0" w:before="0" w:line="240" w:lineRule="auto"/>
-      </w:pPr>
-      <w:r>
-        <w:rPr>
-          <w:rFonts w:ascii="Consolas" w:hAnsi="Consolas" w:eastAsia="Consolas"/>
-          <w:b w:val="0"/>
-          <w:sz w:val="18"/>
-        </w:rPr>
-        <w:t xml:space="preserve">                &lt;li&gt;&lt;strong&gt;animation-delay&lt;/strong&gt; — пауза перед первым запуском.&lt;/li&gt;</w:t>
-      </w:r>
-    </w:p>
-    <w:p>
-      <w:pPr>
-        <w:spacing w:after="0" w:before="0" w:line="240" w:lineRule="auto"/>
-      </w:pPr>
-      <w:r>
-        <w:rPr>
-          <w:rFonts w:ascii="Consolas" w:hAnsi="Consolas" w:eastAsia="Consolas"/>
-          <w:b w:val="0"/>
-          <w:sz w:val="18"/>
-        </w:rPr>
-        <w:t xml:space="preserve">                &lt;li&gt;&lt;strong&gt;animation-fill-mode&lt;/strong&gt; — стили до/после анимации (none, forwards, backwards, both).&lt;/li&gt;</w:t>
-      </w:r>
-    </w:p>
-    <w:p>
-      <w:pPr>
-        <w:spacing w:after="0" w:before="0" w:line="240" w:lineRule="auto"/>
-      </w:pPr>
-      <w:r>
-        <w:rPr>
-          <w:rFonts w:ascii="Consolas" w:hAnsi="Consolas" w:eastAsia="Consolas"/>
-          <w:b w:val="0"/>
-          <w:sz w:val="18"/>
-        </w:rPr>
-        <w:t xml:space="preserve">            &lt;/ul&gt;</w:t>
-      </w:r>
-    </w:p>
-    <w:p>
-      <w:pPr>
-        <w:spacing w:after="0" w:before="0" w:line="240" w:lineRule="auto"/>
-      </w:pPr>
-      <w:r>
-        <w:rPr>
-          <w:rFonts w:ascii="Consolas" w:hAnsi="Consolas" w:eastAsia="Consolas"/>
-          <w:b w:val="0"/>
-          <w:sz w:val="18"/>
-        </w:rPr>
-        <w:t xml:space="preserve">        &lt;/section&gt;</w:t>
-      </w:r>
-    </w:p>
-    <w:p>
-      <w:pPr>
-        <w:spacing w:after="0" w:before="0" w:line="240" w:lineRule="auto"/>
-      </w:pPr>
-      <w:r>
-        <w:rPr>
-          <w:rFonts w:ascii="Consolas" w:hAnsi="Consolas" w:eastAsia="Consolas"/>
-          <w:b w:val="0"/>
-          <w:sz w:val="18"/>
-        </w:rPr>
-        <w:t xml:space="preserve">    &lt;/main&gt;</w:t>
-      </w:r>
-    </w:p>
-    <w:p>
-      <w:pPr>
-        <w:spacing w:after="0" w:before="0" w:line="240" w:lineRule="auto"/>
-      </w:pPr>
-      <w:r>
-        <w:rPr>
-          <w:rFonts w:ascii="Consolas" w:hAnsi="Consolas" w:eastAsia="Consolas"/>
-          <w:b w:val="0"/>
-          <w:sz w:val="18"/>
-        </w:rPr>
-      </w:r>
-    </w:p>
-    <w:p>
-      <w:pPr>
-        <w:spacing w:after="0" w:before="0" w:line="240" w:lineRule="auto"/>
-      </w:pPr>
-      <w:r>
-        <w:rPr>
-          <w:rFonts w:ascii="Consolas" w:hAnsi="Consolas" w:eastAsia="Consolas"/>
-          <w:b w:val="0"/>
-          <w:sz w:val="18"/>
-        </w:rPr>
-        <w:t xml:space="preserve">    &lt;footer class="page-footer"&gt;</w:t>
-      </w:r>
-    </w:p>
-    <w:p>
-      <w:pPr>
-        <w:spacing w:after="0" w:before="0" w:line="240" w:lineRule="auto"/>
-      </w:pPr>
-      <w:r>
-        <w:rPr>
-          <w:rFonts w:ascii="Consolas" w:hAnsi="Consolas" w:eastAsia="Consolas"/>
-          <w:b w:val="0"/>
-          <w:sz w:val="18"/>
-        </w:rPr>
-        <w:t xml:space="preserve">        &lt;p&gt;© 2026 · Артём Скопенков · ИС2-241-ОБ · Web-дизайн&lt;/p&gt;</w:t>
-      </w:r>
-    </w:p>
-    <w:p>
-      <w:pPr>
-        <w:spacing w:after="0" w:before="0" w:line="240" w:lineRule="auto"/>
-      </w:pPr>
-      <w:r>
-        <w:rPr>
-          <w:rFonts w:ascii="Consolas" w:hAnsi="Consolas" w:eastAsia="Consolas"/>
-          <w:b w:val="0"/>
-          <w:sz w:val="18"/>
-        </w:rPr>
-        <w:t xml:space="preserve">    &lt;/footer&gt;</w:t>
-      </w:r>
-    </w:p>
-    <w:p>
-      <w:pPr>
-        <w:spacing w:after="0" w:before="0" w:line="240" w:lineRule="auto"/>
-      </w:pPr>
-      <w:r>
-        <w:rPr>
-          <w:rFonts w:ascii="Consolas" w:hAnsi="Consolas" w:eastAsia="Consolas"/>
-          <w:b w:val="0"/>
-          <w:sz w:val="18"/>
-        </w:rPr>
-        <w:t>&lt;/body&gt;</w:t>
-      </w:r>
-    </w:p>
-    <w:p>
-      <w:pPr>
-        <w:spacing w:after="0" w:before="0" w:line="240" w:lineRule="auto"/>
-      </w:pPr>
-      <w:r>
-        <w:rPr>
-          <w:rFonts w:ascii="Consolas" w:hAnsi="Consolas" w:eastAsia="Consolas"/>
-          <w:b w:val="0"/>
-          <w:sz w:val="18"/>
-        </w:rPr>
-        <w:t>&lt;/html&gt;</w:t>
+        <w:t>Большое внимание уделено созданию сайтов, применению языков разметки и стилей, а также разработке учебных веб-страниц с использованием HTML и CSS. Каждая лабораторная работа содержит теоретический материал, практическое задание и контрольные вопросы.</w:t>
       </w:r>
     </w:p>
     <w:p>
@@ -2174,3496 +497,404 @@
     </w:p>
     <w:p>
       <w:pPr>
-        <w:spacing w:after="120"/>
+        <w:spacing w:after="80" w:before="0" w:line="276" w:lineRule="auto"/>
+        <w:jc w:val="center"/>
       </w:pPr>
       <w:r>
         <w:rPr>
           <w:rFonts w:ascii="Times New Roman" w:hAnsi="Times New Roman" w:eastAsia="Times New Roman"/>
           <w:b/>
+          <w:i w:val="0"/>
           <w:sz w:val="28"/>
         </w:rPr>
-        <w:t>Приложение Б. CSS (style.css)</w:t>
+        <w:t>Лабораторная работа №3. Работа с анимацией</w:t>
       </w:r>
     </w:p>
     <w:p>
       <w:pPr>
-        <w:spacing w:after="120"/>
+        <w:spacing w:after="120" w:before="0" w:line="276" w:lineRule="auto"/>
+        <w:ind w:firstLine="709"/>
+        <w:jc w:val="both"/>
       </w:pPr>
       <w:r>
         <w:rPr>
           <w:rFonts w:ascii="Times New Roman" w:hAnsi="Times New Roman" w:eastAsia="Times New Roman"/>
           <w:b w:val="0"/>
-          <w:sz w:val="24"/>
+          <w:i w:val="0"/>
+          <w:sz w:val="28"/>
         </w:rPr>
-        <w:t>Листинг (шрифт 9 пт):</w:t>
+        <w:t>Цель: научиться применять CSS-переходы (transition) и ключевые кадры (@keyframes) для анимации элементов веб-страницы без использования JavaScript.</w:t>
       </w:r>
     </w:p>
     <w:p>
       <w:pPr>
-        <w:spacing w:after="0" w:before="0" w:line="240" w:lineRule="auto"/>
+        <w:spacing w:after="80" w:before="0" w:line="276" w:lineRule="auto"/>
+        <w:jc w:val="both"/>
       </w:pPr>
       <w:r>
         <w:rPr>
-          <w:rFonts w:ascii="Consolas" w:hAnsi="Consolas" w:eastAsia="Consolas"/>
+          <w:rFonts w:ascii="Times New Roman" w:hAnsi="Times New Roman" w:eastAsia="Times New Roman"/>
           <w:b w:val="0"/>
-          <w:sz w:val="18"/>
-        </w:rPr>
-        <w:t>* { margin: 0; padding: 0; box-sizing: border-box; }</w:t>
-      </w:r>
-    </w:p>
-    <w:p>
-      <w:pPr>
-        <w:spacing w:after="0" w:before="0" w:line="240" w:lineRule="auto"/>
-      </w:pPr>
-      <w:r>
-        <w:rPr>
-          <w:rFonts w:ascii="Consolas" w:hAnsi="Consolas" w:eastAsia="Consolas"/>
-          <w:b w:val="0"/>
-          <w:sz w:val="18"/>
+          <w:i w:val="0"/>
+          <w:sz w:val="28"/>
         </w:rPr>
       </w:r>
     </w:p>
     <w:p>
       <w:pPr>
-        <w:spacing w:after="0" w:before="0" w:line="240" w:lineRule="auto"/>
+        <w:spacing w:after="120" w:before="0" w:line="276" w:lineRule="auto"/>
+        <w:jc w:val="left"/>
       </w:pPr>
       <w:r>
         <w:rPr>
-          <w:rFonts w:ascii="Consolas" w:hAnsi="Consolas" w:eastAsia="Consolas"/>
-          <w:b w:val="0"/>
-          <w:sz w:val="18"/>
+          <w:rFonts w:ascii="Times New Roman" w:hAnsi="Times New Roman" w:eastAsia="Times New Roman"/>
+          <w:b/>
+          <w:i w:val="0"/>
+          <w:sz w:val="28"/>
         </w:rPr>
-        <w:t>body {</w:t>
+        <w:t>1. Задание</w:t>
       </w:r>
     </w:p>
     <w:p>
       <w:pPr>
-        <w:spacing w:after="0" w:before="0" w:line="240" w:lineRule="auto"/>
+        <w:spacing w:after="120" w:before="0" w:line="276" w:lineRule="auto"/>
+        <w:ind w:firstLine="709"/>
+        <w:jc w:val="both"/>
       </w:pPr>
       <w:r>
         <w:rPr>
-          <w:rFonts w:ascii="Consolas" w:hAnsi="Consolas" w:eastAsia="Consolas"/>
+          <w:rFonts w:ascii="Times New Roman" w:hAnsi="Times New Roman" w:eastAsia="Times New Roman"/>
           <w:b w:val="0"/>
-          <w:sz w:val="18"/>
+          <w:i w:val="0"/>
+          <w:sz w:val="28"/>
         </w:rPr>
-        <w:t xml:space="preserve">    font-family: Arial, Helvetica, sans-serif;</w:t>
+        <w:t>Подготовить демонстрационную страницу с примерами transition и @keyframes; проиллюстрировать основные свойства анимации (name, duration, iteration-count, direction, timing-function, delay и др.).</w:t>
       </w:r>
     </w:p>
     <w:p>
       <w:pPr>
-        <w:spacing w:after="0" w:before="0" w:line="240" w:lineRule="auto"/>
+        <w:spacing w:after="120" w:before="0" w:line="276" w:lineRule="auto"/>
+        <w:jc w:val="left"/>
       </w:pPr>
       <w:r>
         <w:rPr>
-          <w:rFonts w:ascii="Consolas" w:hAnsi="Consolas" w:eastAsia="Consolas"/>
-          <w:b w:val="0"/>
-          <w:sz w:val="18"/>
+          <w:rFonts w:ascii="Times New Roman" w:hAnsi="Times New Roman" w:eastAsia="Times New Roman"/>
+          <w:b/>
+          <w:i w:val="0"/>
+          <w:sz w:val="28"/>
         </w:rPr>
-        <w:t xml:space="preserve">    background: #1a1a1a;</w:t>
+        <w:t>2. Готовый проект сайта</w:t>
       </w:r>
     </w:p>
     <w:p>
       <w:pPr>
-        <w:spacing w:after="0" w:before="0" w:line="240" w:lineRule="auto"/>
+        <w:spacing w:after="120" w:before="0" w:line="276" w:lineRule="auto"/>
+        <w:ind w:firstLine="709"/>
+        <w:jc w:val="both"/>
       </w:pPr>
       <w:r>
         <w:rPr>
-          <w:rFonts w:ascii="Consolas" w:hAnsi="Consolas" w:eastAsia="Consolas"/>
+          <w:rFonts w:ascii="Times New Roman" w:hAnsi="Times New Roman" w:eastAsia="Times New Roman"/>
           <w:b w:val="0"/>
-          <w:sz w:val="18"/>
+          <w:i w:val="0"/>
+          <w:sz w:val="28"/>
         </w:rPr>
-        <w:t xml:space="preserve">    color: #eee;</w:t>
+        <w:t>Демо-страница по CSS-анимациям: плавный transition при наведении; анимация circle-to-square (круг → прямоугольник → квадрат); карточки с пояснениями свойств анимации на русском языке.</w:t>
       </w:r>
     </w:p>
     <w:p>
       <w:pPr>
-        <w:spacing w:after="0" w:before="0" w:line="240" w:lineRule="auto"/>
+        <w:spacing w:after="120" w:before="0" w:line="276" w:lineRule="auto"/>
+        <w:jc w:val="left"/>
       </w:pPr>
       <w:r>
         <w:rPr>
-          <w:rFonts w:ascii="Consolas" w:hAnsi="Consolas" w:eastAsia="Consolas"/>
-          <w:b w:val="0"/>
-          <w:sz w:val="18"/>
+          <w:rFonts w:ascii="Times New Roman" w:hAnsi="Times New Roman" w:eastAsia="Times New Roman"/>
+          <w:b/>
+          <w:i w:val="0"/>
+          <w:sz w:val="28"/>
         </w:rPr>
-        <w:t xml:space="preserve">    line-height: 1.5;</w:t>
+        <w:t>3. Технологии и структура</w:t>
       </w:r>
     </w:p>
     <w:p>
       <w:pPr>
-        <w:spacing w:after="0" w:before="0" w:line="240" w:lineRule="auto"/>
+        <w:spacing w:after="120" w:before="0" w:line="276" w:lineRule="auto"/>
+        <w:ind w:firstLine="709"/>
+        <w:jc w:val="both"/>
       </w:pPr>
       <w:r>
         <w:rPr>
-          <w:rFonts w:ascii="Consolas" w:hAnsi="Consolas" w:eastAsia="Consolas"/>
+          <w:rFonts w:ascii="Times New Roman" w:hAnsi="Times New Roman" w:eastAsia="Times New Roman"/>
           <w:b w:val="0"/>
-          <w:sz w:val="18"/>
+          <w:i w:val="0"/>
+          <w:sz w:val="28"/>
         </w:rPr>
-        <w:t xml:space="preserve">    min-height: 100vh;</w:t>
+        <w:t>HTML5 + CSS3, без JavaScript. Тёмная тема, акцент #7b2cbf. Свойства animation-* и transition в style.css.</w:t>
       </w:r>
     </w:p>
     <w:p>
       <w:pPr>
-        <w:spacing w:after="0" w:before="0" w:line="240" w:lineRule="auto"/>
+        <w:spacing w:after="120" w:before="0" w:line="276" w:lineRule="auto"/>
+        <w:jc w:val="left"/>
       </w:pPr>
       <w:r>
         <w:rPr>
-          <w:rFonts w:ascii="Consolas" w:hAnsi="Consolas" w:eastAsia="Consolas"/>
-          <w:b w:val="0"/>
-          <w:sz w:val="18"/>
+          <w:rFonts w:ascii="Times New Roman" w:hAnsi="Times New Roman" w:eastAsia="Times New Roman"/>
+          <w:b/>
+          <w:i w:val="0"/>
+          <w:sz w:val="28"/>
         </w:rPr>
-        <w:t>}</w:t>
+        <w:t>4. Результаты выполнения (код сайта)</w:t>
       </w:r>
     </w:p>
     <w:p>
       <w:pPr>
-        <w:spacing w:after="0" w:before="0" w:line="240" w:lineRule="auto"/>
+        <w:spacing w:after="120" w:before="0" w:line="276" w:lineRule="auto"/>
+        <w:ind w:firstLine="709"/>
+        <w:jc w:val="both"/>
       </w:pPr>
       <w:r>
         <w:rPr>
-          <w:rFonts w:ascii="Consolas" w:hAnsi="Consolas" w:eastAsia="Consolas"/>
+          <w:rFonts w:ascii="Times New Roman" w:hAnsi="Times New Roman" w:eastAsia="Times New Roman"/>
           <w:b w:val="0"/>
-          <w:sz w:val="18"/>
+          <w:i w:val="0"/>
+          <w:sz w:val="28"/>
+        </w:rPr>
+        <w:t>Код: lab3/index.html, lab3/style.css.</w:t>
+      </w:r>
+    </w:p>
+    <w:p>
+      <w:pPr>
+        <w:spacing w:after="120" w:before="0" w:line="276" w:lineRule="auto"/>
+        <w:jc w:val="left"/>
+      </w:pPr>
+      <w:r>
+        <w:rPr>
+          <w:rFonts w:ascii="Times New Roman" w:hAnsi="Times New Roman" w:eastAsia="Times New Roman"/>
+          <w:b/>
+          <w:i w:val="0"/>
+          <w:sz w:val="28"/>
+        </w:rPr>
+        <w:t>5. Результат работы сайта</w:t>
+      </w:r>
+    </w:p>
+    <w:p>
+      <w:pPr>
+        <w:spacing w:after="120" w:before="0" w:line="276" w:lineRule="auto"/>
+        <w:ind w:firstLine="709"/>
+        <w:jc w:val="both"/>
+      </w:pPr>
+      <w:r>
+        <w:rPr>
+          <w:rFonts w:ascii="Times New Roman" w:hAnsi="Times New Roman" w:eastAsia="Times New Roman"/>
+          <w:b w:val="0"/>
+          <w:i w:val="0"/>
+          <w:sz w:val="28"/>
+        </w:rPr>
+        <w:t>Анимации воспроизводятся в современных браузерах; при наведении срабатывает transition; keyframes отрабатывают по заданной длительности и числу итераций. Страница: https://furfantom1331fur.github.io/Web-Design/lab3/</w:t>
+      </w:r>
+    </w:p>
+    <w:p>
+      <w:pPr>
+        <w:spacing w:after="80" w:before="0" w:line="276" w:lineRule="auto"/>
+        <w:jc w:val="both"/>
+      </w:pPr>
+      <w:r>
+        <w:rPr>
+          <w:rFonts w:ascii="Times New Roman" w:hAnsi="Times New Roman" w:eastAsia="Times New Roman"/>
+          <w:b w:val="0"/>
+          <w:i w:val="0"/>
+          <w:sz w:val="28"/>
         </w:rPr>
       </w:r>
     </w:p>
     <w:p>
       <w:pPr>
-        <w:spacing w:after="0" w:before="0" w:line="240" w:lineRule="auto"/>
+        <w:spacing w:after="120" w:before="0" w:line="276" w:lineRule="auto"/>
+        <w:jc w:val="left"/>
       </w:pPr>
       <w:r>
         <w:rPr>
-          <w:rFonts w:ascii="Consolas" w:hAnsi="Consolas" w:eastAsia="Consolas"/>
-          <w:b w:val="0"/>
-          <w:sz w:val="18"/>
+          <w:rFonts w:ascii="Times New Roman" w:hAnsi="Times New Roman" w:eastAsia="Times New Roman"/>
+          <w:b/>
+          <w:i w:val="0"/>
+          <w:sz w:val="28"/>
         </w:rPr>
-        <w:t>.lab-nav {</w:t>
+        <w:t>Контрольные вопросы</w:t>
       </w:r>
     </w:p>
     <w:p>
       <w:pPr>
-        <w:spacing w:after="0" w:before="0" w:line="240" w:lineRule="auto"/>
+        <w:spacing w:after="120" w:before="0" w:line="276" w:lineRule="auto"/>
+        <w:ind w:firstLine="425"/>
+        <w:jc w:val="left"/>
       </w:pPr>
       <w:r>
         <w:rPr>
-          <w:rFonts w:ascii="Consolas" w:hAnsi="Consolas" w:eastAsia="Consolas"/>
+          <w:rFonts w:ascii="Times New Roman" w:hAnsi="Times New Roman" w:eastAsia="Times New Roman"/>
           <w:b w:val="0"/>
-          <w:sz w:val="18"/>
+          <w:i w:val="0"/>
+          <w:sz w:val="28"/>
         </w:rPr>
-        <w:t xml:space="preserve">    display: flex;</w:t>
+        <w:t>1. Что задаёт свойство animation-name?</w:t>
       </w:r>
     </w:p>
     <w:p>
       <w:pPr>
-        <w:spacing w:after="0" w:before="0" w:line="240" w:lineRule="auto"/>
+        <w:spacing w:after="120" w:before="0" w:line="276" w:lineRule="auto"/>
+        <w:ind w:firstLine="425"/>
+        <w:jc w:val="left"/>
       </w:pPr>
       <w:r>
         <w:rPr>
-          <w:rFonts w:ascii="Consolas" w:hAnsi="Consolas" w:eastAsia="Consolas"/>
+          <w:rFonts w:ascii="Times New Roman" w:hAnsi="Times New Roman" w:eastAsia="Times New Roman"/>
           <w:b w:val="0"/>
-          <w:sz w:val="18"/>
+          <w:i w:val="0"/>
+          <w:sz w:val="28"/>
         </w:rPr>
-        <w:t xml:space="preserve">    flex-wrap: wrap;</w:t>
+        <w:t>2. В каких единицах указывают animation-duration?</w:t>
       </w:r>
     </w:p>
     <w:p>
       <w:pPr>
-        <w:spacing w:after="0" w:before="0" w:line="240" w:lineRule="auto"/>
+        <w:spacing w:after="120" w:before="0" w:line="276" w:lineRule="auto"/>
+        <w:ind w:firstLine="425"/>
+        <w:jc w:val="left"/>
       </w:pPr>
       <w:r>
         <w:rPr>
-          <w:rFonts w:ascii="Consolas" w:hAnsi="Consolas" w:eastAsia="Consolas"/>
+          <w:rFonts w:ascii="Times New Roman" w:hAnsi="Times New Roman" w:eastAsia="Times New Roman"/>
           <w:b w:val="0"/>
-          <w:sz w:val="18"/>
+          <w:i w:val="0"/>
+          <w:sz w:val="28"/>
         </w:rPr>
-        <w:t xml:space="preserve">    gap: 12px;</w:t>
+        <w:t>3. Для чего нужно animation-iteration-count и значение infinite?</w:t>
       </w:r>
     </w:p>
     <w:p>
       <w:pPr>
-        <w:spacing w:after="0" w:before="0" w:line="240" w:lineRule="auto"/>
+        <w:spacing w:after="120" w:before="0" w:line="276" w:lineRule="auto"/>
+        <w:ind w:firstLine="425"/>
+        <w:jc w:val="left"/>
       </w:pPr>
       <w:r>
         <w:rPr>
-          <w:rFonts w:ascii="Consolas" w:hAnsi="Consolas" w:eastAsia="Consolas"/>
+          <w:rFonts w:ascii="Times New Roman" w:hAnsi="Times New Roman" w:eastAsia="Times New Roman"/>
           <w:b w:val="0"/>
-          <w:sz w:val="18"/>
+          <w:i w:val="0"/>
+          <w:sz w:val="28"/>
         </w:rPr>
-        <w:t xml:space="preserve">    justify-content: center;</w:t>
+        <w:t>4. Чем transition отличается от @keyframes?</w:t>
       </w:r>
     </w:p>
     <w:p>
       <w:pPr>
-        <w:spacing w:after="0" w:before="0" w:line="240" w:lineRule="auto"/>
+        <w:spacing w:after="120" w:before="0" w:line="276" w:lineRule="auto"/>
+        <w:ind w:firstLine="425"/>
+        <w:jc w:val="left"/>
       </w:pPr>
       <w:r>
         <w:rPr>
-          <w:rFonts w:ascii="Consolas" w:hAnsi="Consolas" w:eastAsia="Consolas"/>
+          <w:rFonts w:ascii="Times New Roman" w:hAnsi="Times New Roman" w:eastAsia="Times New Roman"/>
           <w:b w:val="0"/>
-          <w:sz w:val="18"/>
+          <w:i w:val="0"/>
+          <w:sz w:val="28"/>
         </w:rPr>
-        <w:t xml:space="preserve">    padding: 10px;</w:t>
+        <w:t>5. Что делают animation-direction, animation-timing-function и animation-delay?</w:t>
+      </w:r>
+    </w:p>
+    <w:p>
+      <w:r>
+        <w:br w:type="page"/>
       </w:r>
     </w:p>
     <w:p>
       <w:pPr>
-        <w:spacing w:after="0" w:before="0" w:line="240" w:lineRule="auto"/>
+        <w:spacing w:after="80" w:before="0" w:line="276" w:lineRule="auto"/>
+        <w:jc w:val="center"/>
       </w:pPr>
       <w:r>
         <w:rPr>
-          <w:rFonts w:ascii="Consolas" w:hAnsi="Consolas" w:eastAsia="Consolas"/>
-          <w:b w:val="0"/>
-          <w:sz w:val="18"/>
+          <w:rFonts w:ascii="Times New Roman" w:hAnsi="Times New Roman" w:eastAsia="Times New Roman"/>
+          <w:b/>
+          <w:i w:val="0"/>
+          <w:sz w:val="28"/>
         </w:rPr>
-        <w:t xml:space="preserve">    background: #2d2d2d;</w:t>
+        <w:t>ЗАКЛЮЧЕНИЕ</w:t>
       </w:r>
     </w:p>
     <w:p>
       <w:pPr>
-        <w:spacing w:after="0" w:before="0" w:line="240" w:lineRule="auto"/>
+        <w:spacing w:after="120" w:before="0" w:line="276" w:lineRule="auto"/>
+        <w:ind w:firstLine="709"/>
+        <w:jc w:val="both"/>
       </w:pPr>
       <w:r>
         <w:rPr>
-          <w:rFonts w:ascii="Consolas" w:hAnsi="Consolas" w:eastAsia="Consolas"/>
+          <w:rFonts w:ascii="Times New Roman" w:hAnsi="Times New Roman" w:eastAsia="Times New Roman"/>
           <w:b w:val="0"/>
-          <w:sz w:val="18"/>
+          <w:i w:val="0"/>
+          <w:sz w:val="28"/>
         </w:rPr>
-        <w:t>}</w:t>
+        <w:t>В ходе лабораторной работы № 3 реализована демонстрация CSS-анимаций без JavaScript. Изучены transition и @keyframes, а также ключевые свойства анимации. Цель работы достигнута.</w:t>
+      </w:r>
+    </w:p>
+    <w:p>
+      <w:r>
+        <w:br w:type="page"/>
       </w:r>
     </w:p>
     <w:p>
       <w:pPr>
-        <w:spacing w:after="0" w:before="0" w:line="240" w:lineRule="auto"/>
+        <w:spacing w:after="80" w:before="0" w:line="276" w:lineRule="auto"/>
+        <w:jc w:val="center"/>
       </w:pPr>
       <w:r>
         <w:rPr>
-          <w:rFonts w:ascii="Consolas" w:hAnsi="Consolas" w:eastAsia="Consolas"/>
-          <w:b w:val="0"/>
-          <w:sz w:val="18"/>
+          <w:rFonts w:ascii="Times New Roman" w:hAnsi="Times New Roman" w:eastAsia="Times New Roman"/>
+          <w:b/>
+          <w:i w:val="0"/>
+          <w:sz w:val="28"/>
         </w:rPr>
-        <w:t>.lab-nav a {</w:t>
+        <w:t>СПИСОК ИСПОЛЬЗУЕМЫХ ИСТОЧНИКОВ</w:t>
       </w:r>
     </w:p>
     <w:p>
       <w:pPr>
-        <w:spacing w:after="0" w:before="0" w:line="240" w:lineRule="auto"/>
+        <w:spacing w:after="120" w:before="0" w:line="276" w:lineRule="auto"/>
+        <w:ind w:firstLine="0"/>
+        <w:jc w:val="left"/>
       </w:pPr>
       <w:r>
         <w:rPr>
-          <w:rFonts w:ascii="Consolas" w:hAnsi="Consolas" w:eastAsia="Consolas"/>
+          <w:rFonts w:ascii="Times New Roman" w:hAnsi="Times New Roman" w:eastAsia="Times New Roman"/>
           <w:b w:val="0"/>
-          <w:sz w:val="18"/>
+          <w:i w:val="0"/>
+          <w:sz w:val="28"/>
         </w:rPr>
-        <w:t xml:space="preserve">    color: #fff;</w:t>
+        <w:t>1. Web-разработка [Электронный ресурс]: лабораторный практикум / А.А. Андрюшин, А.С. Ягодкин; М-во науки и высшего образования РФ, ФГБОУ ВО «ВГЛТУ им. Г.Ф. Морозова». – Воронеж, 2024. – 133 с.</w:t>
       </w:r>
     </w:p>
     <w:p>
       <w:pPr>
-        <w:spacing w:after="0" w:before="0" w:line="240" w:lineRule="auto"/>
+        <w:spacing w:after="120" w:before="0" w:line="276" w:lineRule="auto"/>
+        <w:ind w:firstLine="0"/>
+        <w:jc w:val="left"/>
       </w:pPr>
       <w:r>
         <w:rPr>
-          <w:rFonts w:ascii="Consolas" w:hAnsi="Consolas" w:eastAsia="Consolas"/>
+          <w:rFonts w:ascii="Times New Roman" w:hAnsi="Times New Roman" w:eastAsia="Times New Roman"/>
           <w:b w:val="0"/>
-          <w:sz w:val="18"/>
+          <w:i w:val="0"/>
+          <w:sz w:val="28"/>
         </w:rPr>
-        <w:t xml:space="preserve">    text-decoration: none;</w:t>
-      </w:r>
-    </w:p>
-    <w:p>
-      <w:pPr>
-        <w:spacing w:after="0" w:before="0" w:line="240" w:lineRule="auto"/>
-      </w:pPr>
-      <w:r>
-        <w:rPr>
-          <w:rFonts w:ascii="Consolas" w:hAnsi="Consolas" w:eastAsia="Consolas"/>
-          <w:b w:val="0"/>
-          <w:sz w:val="18"/>
-        </w:rPr>
-        <w:t xml:space="preserve">    font-size: 14px;</w:t>
-      </w:r>
-    </w:p>
-    <w:p>
-      <w:pPr>
-        <w:spacing w:after="0" w:before="0" w:line="240" w:lineRule="auto"/>
-      </w:pPr>
-      <w:r>
-        <w:rPr>
-          <w:rFonts w:ascii="Consolas" w:hAnsi="Consolas" w:eastAsia="Consolas"/>
-          <w:b w:val="0"/>
-          <w:sz w:val="18"/>
-        </w:rPr>
-        <w:t xml:space="preserve">    padding: 4px 10px;</w:t>
-      </w:r>
-    </w:p>
-    <w:p>
-      <w:pPr>
-        <w:spacing w:after="0" w:before="0" w:line="240" w:lineRule="auto"/>
-      </w:pPr>
-      <w:r>
-        <w:rPr>
-          <w:rFonts w:ascii="Consolas" w:hAnsi="Consolas" w:eastAsia="Consolas"/>
-          <w:b w:val="0"/>
-          <w:sz w:val="18"/>
-        </w:rPr>
-        <w:t xml:space="preserve">    border-radius: 4px;</w:t>
-      </w:r>
-    </w:p>
-    <w:p>
-      <w:pPr>
-        <w:spacing w:after="0" w:before="0" w:line="240" w:lineRule="auto"/>
-      </w:pPr>
-      <w:r>
-        <w:rPr>
-          <w:rFonts w:ascii="Consolas" w:hAnsi="Consolas" w:eastAsia="Consolas"/>
-          <w:b w:val="0"/>
-          <w:sz w:val="18"/>
-        </w:rPr>
-        <w:t>}</w:t>
-      </w:r>
-    </w:p>
-    <w:p>
-      <w:pPr>
-        <w:spacing w:after="0" w:before="0" w:line="240" w:lineRule="auto"/>
-      </w:pPr>
-      <w:r>
-        <w:rPr>
-          <w:rFonts w:ascii="Consolas" w:hAnsi="Consolas" w:eastAsia="Consolas"/>
-          <w:b w:val="0"/>
-          <w:sz w:val="18"/>
-        </w:rPr>
-        <w:t>.lab-nav a.active,</w:t>
-      </w:r>
-    </w:p>
-    <w:p>
-      <w:pPr>
-        <w:spacing w:after="0" w:before="0" w:line="240" w:lineRule="auto"/>
-      </w:pPr>
-      <w:r>
-        <w:rPr>
-          <w:rFonts w:ascii="Consolas" w:hAnsi="Consolas" w:eastAsia="Consolas"/>
-          <w:b w:val="0"/>
-          <w:sz w:val="18"/>
-        </w:rPr>
-        <w:t>.lab-nav a:hover { background: #7b2cbf; }</w:t>
-      </w:r>
-    </w:p>
-    <w:p>
-      <w:pPr>
-        <w:spacing w:after="0" w:before="0" w:line="240" w:lineRule="auto"/>
-      </w:pPr>
-      <w:r>
-        <w:rPr>
-          <w:rFonts w:ascii="Consolas" w:hAnsi="Consolas" w:eastAsia="Consolas"/>
-          <w:b w:val="0"/>
-          <w:sz w:val="18"/>
-        </w:rPr>
-      </w:r>
-    </w:p>
-    <w:p>
-      <w:pPr>
-        <w:spacing w:after="0" w:before="0" w:line="240" w:lineRule="auto"/>
-      </w:pPr>
-      <w:r>
-        <w:rPr>
-          <w:rFonts w:ascii="Consolas" w:hAnsi="Consolas" w:eastAsia="Consolas"/>
-          <w:b w:val="0"/>
-          <w:sz w:val="18"/>
-        </w:rPr>
-        <w:t>.page-header {</w:t>
-      </w:r>
-    </w:p>
-    <w:p>
-      <w:pPr>
-        <w:spacing w:after="0" w:before="0" w:line="240" w:lineRule="auto"/>
-      </w:pPr>
-      <w:r>
-        <w:rPr>
-          <w:rFonts w:ascii="Consolas" w:hAnsi="Consolas" w:eastAsia="Consolas"/>
-          <w:b w:val="0"/>
-          <w:sz w:val="18"/>
-        </w:rPr>
-        <w:t xml:space="preserve">    background: #7b2cbf;</w:t>
-      </w:r>
-    </w:p>
-    <w:p>
-      <w:pPr>
-        <w:spacing w:after="0" w:before="0" w:line="240" w:lineRule="auto"/>
-      </w:pPr>
-      <w:r>
-        <w:rPr>
-          <w:rFonts w:ascii="Consolas" w:hAnsi="Consolas" w:eastAsia="Consolas"/>
-          <w:b w:val="0"/>
-          <w:sz w:val="18"/>
-        </w:rPr>
-        <w:t xml:space="preserve">    padding: 28px 20px;</w:t>
-      </w:r>
-    </w:p>
-    <w:p>
-      <w:pPr>
-        <w:spacing w:after="0" w:before="0" w:line="240" w:lineRule="auto"/>
-      </w:pPr>
-      <w:r>
-        <w:rPr>
-          <w:rFonts w:ascii="Consolas" w:hAnsi="Consolas" w:eastAsia="Consolas"/>
-          <w:b w:val="0"/>
-          <w:sz w:val="18"/>
-        </w:rPr>
-        <w:t xml:space="preserve">    text-align: center;</w:t>
-      </w:r>
-    </w:p>
-    <w:p>
-      <w:pPr>
-        <w:spacing w:after="0" w:before="0" w:line="240" w:lineRule="auto"/>
-      </w:pPr>
-      <w:r>
-        <w:rPr>
-          <w:rFonts w:ascii="Consolas" w:hAnsi="Consolas" w:eastAsia="Consolas"/>
-          <w:b w:val="0"/>
-          <w:sz w:val="18"/>
-        </w:rPr>
-        <w:t>}</w:t>
-      </w:r>
-    </w:p>
-    <w:p>
-      <w:pPr>
-        <w:spacing w:after="0" w:before="0" w:line="240" w:lineRule="auto"/>
-      </w:pPr>
-      <w:r>
-        <w:rPr>
-          <w:rFonts w:ascii="Consolas" w:hAnsi="Consolas" w:eastAsia="Consolas"/>
-          <w:b w:val="0"/>
-          <w:sz w:val="18"/>
-        </w:rPr>
-        <w:t>.page-header h1 { font-size: 28px; margin-bottom: 6px; }</w:t>
-      </w:r>
-    </w:p>
-    <w:p>
-      <w:pPr>
-        <w:spacing w:after="0" w:before="0" w:line="240" w:lineRule="auto"/>
-      </w:pPr>
-      <w:r>
-        <w:rPr>
-          <w:rFonts w:ascii="Consolas" w:hAnsi="Consolas" w:eastAsia="Consolas"/>
-          <w:b w:val="0"/>
-          <w:sz w:val="18"/>
-        </w:rPr>
-        <w:t>.page-header p { color: #e0d0f5; font-size: 15px; }</w:t>
-      </w:r>
-    </w:p>
-    <w:p>
-      <w:pPr>
-        <w:spacing w:after="0" w:before="0" w:line="240" w:lineRule="auto"/>
-      </w:pPr>
-      <w:r>
-        <w:rPr>
-          <w:rFonts w:ascii="Consolas" w:hAnsi="Consolas" w:eastAsia="Consolas"/>
-          <w:b w:val="0"/>
-          <w:sz w:val="18"/>
-        </w:rPr>
-      </w:r>
-    </w:p>
-    <w:p>
-      <w:pPr>
-        <w:spacing w:after="0" w:before="0" w:line="240" w:lineRule="auto"/>
-      </w:pPr>
-      <w:r>
-        <w:rPr>
-          <w:rFonts w:ascii="Consolas" w:hAnsi="Consolas" w:eastAsia="Consolas"/>
-          <w:b w:val="0"/>
-          <w:sz w:val="18"/>
-        </w:rPr>
-        <w:t>.main {</w:t>
-      </w:r>
-    </w:p>
-    <w:p>
-      <w:pPr>
-        <w:spacing w:after="0" w:before="0" w:line="240" w:lineRule="auto"/>
-      </w:pPr>
-      <w:r>
-        <w:rPr>
-          <w:rFonts w:ascii="Consolas" w:hAnsi="Consolas" w:eastAsia="Consolas"/>
-          <w:b w:val="0"/>
-          <w:sz w:val="18"/>
-        </w:rPr>
-        <w:t xml:space="preserve">    max-width: 960px;</w:t>
-      </w:r>
-    </w:p>
-    <w:p>
-      <w:pPr>
-        <w:spacing w:after="0" w:before="0" w:line="240" w:lineRule="auto"/>
-      </w:pPr>
-      <w:r>
-        <w:rPr>
-          <w:rFonts w:ascii="Consolas" w:hAnsi="Consolas" w:eastAsia="Consolas"/>
-          <w:b w:val="0"/>
-          <w:sz w:val="18"/>
-        </w:rPr>
-        <w:t xml:space="preserve">    margin: 0 auto;</w:t>
-      </w:r>
-    </w:p>
-    <w:p>
-      <w:pPr>
-        <w:spacing w:after="0" w:before="0" w:line="240" w:lineRule="auto"/>
-      </w:pPr>
-      <w:r>
-        <w:rPr>
-          <w:rFonts w:ascii="Consolas" w:hAnsi="Consolas" w:eastAsia="Consolas"/>
-          <w:b w:val="0"/>
-          <w:sz w:val="18"/>
-        </w:rPr>
-        <w:t xml:space="preserve">    padding: 32px 20px 48px;</w:t>
-      </w:r>
-    </w:p>
-    <w:p>
-      <w:pPr>
-        <w:spacing w:after="0" w:before="0" w:line="240" w:lineRule="auto"/>
-      </w:pPr>
-      <w:r>
-        <w:rPr>
-          <w:rFonts w:ascii="Consolas" w:hAnsi="Consolas" w:eastAsia="Consolas"/>
-          <w:b w:val="0"/>
-          <w:sz w:val="18"/>
-        </w:rPr>
-        <w:t>}</w:t>
-      </w:r>
-    </w:p>
-    <w:p>
-      <w:pPr>
-        <w:spacing w:after="0" w:before="0" w:line="240" w:lineRule="auto"/>
-      </w:pPr>
-      <w:r>
-        <w:rPr>
-          <w:rFonts w:ascii="Consolas" w:hAnsi="Consolas" w:eastAsia="Consolas"/>
-          <w:b w:val="0"/>
-          <w:sz w:val="18"/>
-        </w:rPr>
-      </w:r>
-    </w:p>
-    <w:p>
-      <w:pPr>
-        <w:spacing w:after="0" w:before="0" w:line="240" w:lineRule="auto"/>
-      </w:pPr>
-      <w:r>
-        <w:rPr>
-          <w:rFonts w:ascii="Consolas" w:hAnsi="Consolas" w:eastAsia="Consolas"/>
-          <w:b w:val="0"/>
-          <w:sz w:val="18"/>
-        </w:rPr>
-        <w:t>.block {</w:t>
-      </w:r>
-    </w:p>
-    <w:p>
-      <w:pPr>
-        <w:spacing w:after="0" w:before="0" w:line="240" w:lineRule="auto"/>
-      </w:pPr>
-      <w:r>
-        <w:rPr>
-          <w:rFonts w:ascii="Consolas" w:hAnsi="Consolas" w:eastAsia="Consolas"/>
-          <w:b w:val="0"/>
-          <w:sz w:val="18"/>
-        </w:rPr>
-        <w:t xml:space="preserve">    background: #242424;</w:t>
-      </w:r>
-    </w:p>
-    <w:p>
-      <w:pPr>
-        <w:spacing w:after="0" w:before="0" w:line="240" w:lineRule="auto"/>
-      </w:pPr>
-      <w:r>
-        <w:rPr>
-          <w:rFonts w:ascii="Consolas" w:hAnsi="Consolas" w:eastAsia="Consolas"/>
-          <w:b w:val="0"/>
-          <w:sz w:val="18"/>
-        </w:rPr>
-        <w:t xml:space="preserve">    border-radius: 10px;</w:t>
-      </w:r>
-    </w:p>
-    <w:p>
-      <w:pPr>
-        <w:spacing w:after="0" w:before="0" w:line="240" w:lineRule="auto"/>
-      </w:pPr>
-      <w:r>
-        <w:rPr>
-          <w:rFonts w:ascii="Consolas" w:hAnsi="Consolas" w:eastAsia="Consolas"/>
-          <w:b w:val="0"/>
-          <w:sz w:val="18"/>
-        </w:rPr>
-        <w:t xml:space="preserve">    padding: 24px;</w:t>
-      </w:r>
-    </w:p>
-    <w:p>
-      <w:pPr>
-        <w:spacing w:after="0" w:before="0" w:line="240" w:lineRule="auto"/>
-      </w:pPr>
-      <w:r>
-        <w:rPr>
-          <w:rFonts w:ascii="Consolas" w:hAnsi="Consolas" w:eastAsia="Consolas"/>
-          <w:b w:val="0"/>
-          <w:sz w:val="18"/>
-        </w:rPr>
-        <w:t xml:space="preserve">    margin-bottom: 24px;</w:t>
-      </w:r>
-    </w:p>
-    <w:p>
-      <w:pPr>
-        <w:spacing w:after="0" w:before="0" w:line="240" w:lineRule="auto"/>
-      </w:pPr>
-      <w:r>
-        <w:rPr>
-          <w:rFonts w:ascii="Consolas" w:hAnsi="Consolas" w:eastAsia="Consolas"/>
-          <w:b w:val="0"/>
-          <w:sz w:val="18"/>
-        </w:rPr>
-        <w:t xml:space="preserve">    border-left: 4px solid #7b2cbf;</w:t>
-      </w:r>
-    </w:p>
-    <w:p>
-      <w:pPr>
-        <w:spacing w:after="0" w:before="0" w:line="240" w:lineRule="auto"/>
-      </w:pPr>
-      <w:r>
-        <w:rPr>
-          <w:rFonts w:ascii="Consolas" w:hAnsi="Consolas" w:eastAsia="Consolas"/>
-          <w:b w:val="0"/>
-          <w:sz w:val="18"/>
-        </w:rPr>
-        <w:t>}</w:t>
-      </w:r>
-    </w:p>
-    <w:p>
-      <w:pPr>
-        <w:spacing w:after="0" w:before="0" w:line="240" w:lineRule="auto"/>
-      </w:pPr>
-      <w:r>
-        <w:rPr>
-          <w:rFonts w:ascii="Consolas" w:hAnsi="Consolas" w:eastAsia="Consolas"/>
-          <w:b w:val="0"/>
-          <w:sz w:val="18"/>
-        </w:rPr>
-        <w:t>.block h2 {</w:t>
-      </w:r>
-    </w:p>
-    <w:p>
-      <w:pPr>
-        <w:spacing w:after="0" w:before="0" w:line="240" w:lineRule="auto"/>
-      </w:pPr>
-      <w:r>
-        <w:rPr>
-          <w:rFonts w:ascii="Consolas" w:hAnsi="Consolas" w:eastAsia="Consolas"/>
-          <w:b w:val="0"/>
-          <w:sz w:val="18"/>
-        </w:rPr>
-        <w:t xml:space="preserve">    font-size: 20px;</w:t>
-      </w:r>
-    </w:p>
-    <w:p>
-      <w:pPr>
-        <w:spacing w:after="0" w:before="0" w:line="240" w:lineRule="auto"/>
-      </w:pPr>
-      <w:r>
-        <w:rPr>
-          <w:rFonts w:ascii="Consolas" w:hAnsi="Consolas" w:eastAsia="Consolas"/>
-          <w:b w:val="0"/>
-          <w:sz w:val="18"/>
-        </w:rPr>
-        <w:t xml:space="preserve">    margin-bottom: 10px;</w:t>
-      </w:r>
-    </w:p>
-    <w:p>
-      <w:pPr>
-        <w:spacing w:after="0" w:before="0" w:line="240" w:lineRule="auto"/>
-      </w:pPr>
-      <w:r>
-        <w:rPr>
-          <w:rFonts w:ascii="Consolas" w:hAnsi="Consolas" w:eastAsia="Consolas"/>
-          <w:b w:val="0"/>
-          <w:sz w:val="18"/>
-        </w:rPr>
-        <w:t xml:space="preserve">    color: #c77dff;</w:t>
-      </w:r>
-    </w:p>
-    <w:p>
-      <w:pPr>
-        <w:spacing w:after="0" w:before="0" w:line="240" w:lineRule="auto"/>
-      </w:pPr>
-      <w:r>
-        <w:rPr>
-          <w:rFonts w:ascii="Consolas" w:hAnsi="Consolas" w:eastAsia="Consolas"/>
-          <w:b w:val="0"/>
-          <w:sz w:val="18"/>
-        </w:rPr>
-        <w:t>}</w:t>
-      </w:r>
-    </w:p>
-    <w:p>
-      <w:pPr>
-        <w:spacing w:after="0" w:before="0" w:line="240" w:lineRule="auto"/>
-      </w:pPr>
-      <w:r>
-        <w:rPr>
-          <w:rFonts w:ascii="Consolas" w:hAnsi="Consolas" w:eastAsia="Consolas"/>
-          <w:b w:val="0"/>
-          <w:sz w:val="18"/>
-        </w:rPr>
-        <w:t>.caption { color: #bbb; margin-bottom: 16px; font-size: 14px; }</w:t>
-      </w:r>
-    </w:p>
-    <w:p>
-      <w:pPr>
-        <w:spacing w:after="0" w:before="0" w:line="240" w:lineRule="auto"/>
-      </w:pPr>
-      <w:r>
-        <w:rPr>
-          <w:rFonts w:ascii="Consolas" w:hAnsi="Consolas" w:eastAsia="Consolas"/>
-          <w:b w:val="0"/>
-          <w:sz w:val="18"/>
-        </w:rPr>
-        <w:t>.note {</w:t>
-      </w:r>
-    </w:p>
-    <w:p>
-      <w:pPr>
-        <w:spacing w:after="0" w:before="0" w:line="240" w:lineRule="auto"/>
-      </w:pPr>
-      <w:r>
-        <w:rPr>
-          <w:rFonts w:ascii="Consolas" w:hAnsi="Consolas" w:eastAsia="Consolas"/>
-          <w:b w:val="0"/>
-          <w:sz w:val="18"/>
-        </w:rPr>
-        <w:t xml:space="preserve">    margin-top: 14px;</w:t>
-      </w:r>
-    </w:p>
-    <w:p>
-      <w:pPr>
-        <w:spacing w:after="0" w:before="0" w:line="240" w:lineRule="auto"/>
-      </w:pPr>
-      <w:r>
-        <w:rPr>
-          <w:rFonts w:ascii="Consolas" w:hAnsi="Consolas" w:eastAsia="Consolas"/>
-          <w:b w:val="0"/>
-          <w:sz w:val="18"/>
-        </w:rPr>
-        <w:t xml:space="preserve">    font-size: 13px;</w:t>
-      </w:r>
-    </w:p>
-    <w:p>
-      <w:pPr>
-        <w:spacing w:after="0" w:before="0" w:line="240" w:lineRule="auto"/>
-      </w:pPr>
-      <w:r>
-        <w:rPr>
-          <w:rFonts w:ascii="Consolas" w:hAnsi="Consolas" w:eastAsia="Consolas"/>
-          <w:b w:val="0"/>
-          <w:sz w:val="18"/>
-        </w:rPr>
-        <w:t xml:space="preserve">    color: #999;</w:t>
-      </w:r>
-    </w:p>
-    <w:p>
-      <w:pPr>
-        <w:spacing w:after="0" w:before="0" w:line="240" w:lineRule="auto"/>
-      </w:pPr>
-      <w:r>
-        <w:rPr>
-          <w:rFonts w:ascii="Consolas" w:hAnsi="Consolas" w:eastAsia="Consolas"/>
-          <w:b w:val="0"/>
-          <w:sz w:val="18"/>
-        </w:rPr>
-        <w:t xml:space="preserve">    font-family: Consolas, monospace;</w:t>
-      </w:r>
-    </w:p>
-    <w:p>
-      <w:pPr>
-        <w:spacing w:after="0" w:before="0" w:line="240" w:lineRule="auto"/>
-      </w:pPr>
-      <w:r>
-        <w:rPr>
-          <w:rFonts w:ascii="Consolas" w:hAnsi="Consolas" w:eastAsia="Consolas"/>
-          <w:b w:val="0"/>
-          <w:sz w:val="18"/>
-        </w:rPr>
-        <w:t>}</w:t>
-      </w:r>
-    </w:p>
-    <w:p>
-      <w:pPr>
-        <w:spacing w:after="0" w:before="0" w:line="240" w:lineRule="auto"/>
-      </w:pPr>
-      <w:r>
-        <w:rPr>
-          <w:rFonts w:ascii="Consolas" w:hAnsi="Consolas" w:eastAsia="Consolas"/>
-          <w:b w:val="0"/>
-          <w:sz w:val="18"/>
-        </w:rPr>
-        <w:t>code {</w:t>
-      </w:r>
-    </w:p>
-    <w:p>
-      <w:pPr>
-        <w:spacing w:after="0" w:before="0" w:line="240" w:lineRule="auto"/>
-      </w:pPr>
-      <w:r>
-        <w:rPr>
-          <w:rFonts w:ascii="Consolas" w:hAnsi="Consolas" w:eastAsia="Consolas"/>
-          <w:b w:val="0"/>
-          <w:sz w:val="18"/>
-        </w:rPr>
-        <w:t xml:space="preserve">    background: #333;</w:t>
-      </w:r>
-    </w:p>
-    <w:p>
-      <w:pPr>
-        <w:spacing w:after="0" w:before="0" w:line="240" w:lineRule="auto"/>
-      </w:pPr>
-      <w:r>
-        <w:rPr>
-          <w:rFonts w:ascii="Consolas" w:hAnsi="Consolas" w:eastAsia="Consolas"/>
-          <w:b w:val="0"/>
-          <w:sz w:val="18"/>
-        </w:rPr>
-        <w:t xml:space="preserve">    padding: 1px 6px;</w:t>
-      </w:r>
-    </w:p>
-    <w:p>
-      <w:pPr>
-        <w:spacing w:after="0" w:before="0" w:line="240" w:lineRule="auto"/>
-      </w:pPr>
-      <w:r>
-        <w:rPr>
-          <w:rFonts w:ascii="Consolas" w:hAnsi="Consolas" w:eastAsia="Consolas"/>
-          <w:b w:val="0"/>
-          <w:sz w:val="18"/>
-        </w:rPr>
-        <w:t xml:space="preserve">    border-radius: 3px;</w:t>
-      </w:r>
-    </w:p>
-    <w:p>
-      <w:pPr>
-        <w:spacing w:after="0" w:before="0" w:line="240" w:lineRule="auto"/>
-      </w:pPr>
-      <w:r>
-        <w:rPr>
-          <w:rFonts w:ascii="Consolas" w:hAnsi="Consolas" w:eastAsia="Consolas"/>
-          <w:b w:val="0"/>
-          <w:sz w:val="18"/>
-        </w:rPr>
-        <w:t xml:space="preserve">    font-size: 0.92em;</w:t>
-      </w:r>
-    </w:p>
-    <w:p>
-      <w:pPr>
-        <w:spacing w:after="0" w:before="0" w:line="240" w:lineRule="auto"/>
-      </w:pPr>
-      <w:r>
-        <w:rPr>
-          <w:rFonts w:ascii="Consolas" w:hAnsi="Consolas" w:eastAsia="Consolas"/>
-          <w:b w:val="0"/>
-          <w:sz w:val="18"/>
-        </w:rPr>
-        <w:t xml:space="preserve">    color: #e0b0ff;</w:t>
-      </w:r>
-    </w:p>
-    <w:p>
-      <w:pPr>
-        <w:spacing w:after="0" w:before="0" w:line="240" w:lineRule="auto"/>
-      </w:pPr>
-      <w:r>
-        <w:rPr>
-          <w:rFonts w:ascii="Consolas" w:hAnsi="Consolas" w:eastAsia="Consolas"/>
-          <w:b w:val="0"/>
-          <w:sz w:val="18"/>
-        </w:rPr>
-        <w:t>}</w:t>
-      </w:r>
-    </w:p>
-    <w:p>
-      <w:pPr>
-        <w:spacing w:after="0" w:before="0" w:line="240" w:lineRule="auto"/>
-      </w:pPr>
-      <w:r>
-        <w:rPr>
-          <w:rFonts w:ascii="Consolas" w:hAnsi="Consolas" w:eastAsia="Consolas"/>
-          <w:b w:val="0"/>
-          <w:sz w:val="18"/>
-        </w:rPr>
-      </w:r>
-    </w:p>
-    <w:p>
-      <w:pPr>
-        <w:spacing w:after="0" w:before="0" w:line="240" w:lineRule="auto"/>
-      </w:pPr>
-      <w:r>
-        <w:rPr>
-          <w:rFonts w:ascii="Consolas" w:hAnsi="Consolas" w:eastAsia="Consolas"/>
-          <w:b w:val="0"/>
-          <w:sz w:val="18"/>
-        </w:rPr>
-        <w:t>/* --- 1. Transition --- */</w:t>
-      </w:r>
-    </w:p>
-    <w:p>
-      <w:pPr>
-        <w:spacing w:after="0" w:before="0" w:line="240" w:lineRule="auto"/>
-      </w:pPr>
-      <w:r>
-        <w:rPr>
-          <w:rFonts w:ascii="Consolas" w:hAnsi="Consolas" w:eastAsia="Consolas"/>
-          <w:b w:val="0"/>
-          <w:sz w:val="18"/>
-        </w:rPr>
-        <w:t>.demo-row {</w:t>
-      </w:r>
-    </w:p>
-    <w:p>
-      <w:pPr>
-        <w:spacing w:after="0" w:before="0" w:line="240" w:lineRule="auto"/>
-      </w:pPr>
-      <w:r>
-        <w:rPr>
-          <w:rFonts w:ascii="Consolas" w:hAnsi="Consolas" w:eastAsia="Consolas"/>
-          <w:b w:val="0"/>
-          <w:sz w:val="18"/>
-        </w:rPr>
-        <w:t xml:space="preserve">    display: flex;</w:t>
-      </w:r>
-    </w:p>
-    <w:p>
-      <w:pPr>
-        <w:spacing w:after="0" w:before="0" w:line="240" w:lineRule="auto"/>
-      </w:pPr>
-      <w:r>
-        <w:rPr>
-          <w:rFonts w:ascii="Consolas" w:hAnsi="Consolas" w:eastAsia="Consolas"/>
-          <w:b w:val="0"/>
-          <w:sz w:val="18"/>
-        </w:rPr>
-        <w:t xml:space="preserve">    flex-wrap: wrap;</w:t>
-      </w:r>
-    </w:p>
-    <w:p>
-      <w:pPr>
-        <w:spacing w:after="0" w:before="0" w:line="240" w:lineRule="auto"/>
-      </w:pPr>
-      <w:r>
-        <w:rPr>
-          <w:rFonts w:ascii="Consolas" w:hAnsi="Consolas" w:eastAsia="Consolas"/>
-          <w:b w:val="0"/>
-          <w:sz w:val="18"/>
-        </w:rPr>
-        <w:t xml:space="preserve">    gap: 20px;</w:t>
-      </w:r>
-    </w:p>
-    <w:p>
-      <w:pPr>
-        <w:spacing w:after="0" w:before="0" w:line="240" w:lineRule="auto"/>
-      </w:pPr>
-      <w:r>
-        <w:rPr>
-          <w:rFonts w:ascii="Consolas" w:hAnsi="Consolas" w:eastAsia="Consolas"/>
-          <w:b w:val="0"/>
-          <w:sz w:val="18"/>
-        </w:rPr>
-        <w:t xml:space="preserve">    align-items: center;</w:t>
-      </w:r>
-    </w:p>
-    <w:p>
-      <w:pPr>
-        <w:spacing w:after="0" w:before="0" w:line="240" w:lineRule="auto"/>
-      </w:pPr>
-      <w:r>
-        <w:rPr>
-          <w:rFonts w:ascii="Consolas" w:hAnsi="Consolas" w:eastAsia="Consolas"/>
-          <w:b w:val="0"/>
-          <w:sz w:val="18"/>
-        </w:rPr>
-        <w:t>}</w:t>
-      </w:r>
-    </w:p>
-    <w:p>
-      <w:pPr>
-        <w:spacing w:after="0" w:before="0" w:line="240" w:lineRule="auto"/>
-      </w:pPr>
-      <w:r>
-        <w:rPr>
-          <w:rFonts w:ascii="Consolas" w:hAnsi="Consolas" w:eastAsia="Consolas"/>
-          <w:b w:val="0"/>
-          <w:sz w:val="18"/>
-        </w:rPr>
-        <w:t>.btn-transition {</w:t>
-      </w:r>
-    </w:p>
-    <w:p>
-      <w:pPr>
-        <w:spacing w:after="0" w:before="0" w:line="240" w:lineRule="auto"/>
-      </w:pPr>
-      <w:r>
-        <w:rPr>
-          <w:rFonts w:ascii="Consolas" w:hAnsi="Consolas" w:eastAsia="Consolas"/>
-          <w:b w:val="0"/>
-          <w:sz w:val="18"/>
-        </w:rPr>
-        <w:t xml:space="preserve">    background: #444;</w:t>
-      </w:r>
-    </w:p>
-    <w:p>
-      <w:pPr>
-        <w:spacing w:after="0" w:before="0" w:line="240" w:lineRule="auto"/>
-      </w:pPr>
-      <w:r>
-        <w:rPr>
-          <w:rFonts w:ascii="Consolas" w:hAnsi="Consolas" w:eastAsia="Consolas"/>
-          <w:b w:val="0"/>
-          <w:sz w:val="18"/>
-        </w:rPr>
-        <w:t xml:space="preserve">    color: #fff;</w:t>
-      </w:r>
-    </w:p>
-    <w:p>
-      <w:pPr>
-        <w:spacing w:after="0" w:before="0" w:line="240" w:lineRule="auto"/>
-      </w:pPr>
-      <w:r>
-        <w:rPr>
-          <w:rFonts w:ascii="Consolas" w:hAnsi="Consolas" w:eastAsia="Consolas"/>
-          <w:b w:val="0"/>
-          <w:sz w:val="18"/>
-        </w:rPr>
-        <w:t xml:space="preserve">    border: none;</w:t>
-      </w:r>
-    </w:p>
-    <w:p>
-      <w:pPr>
-        <w:spacing w:after="0" w:before="0" w:line="240" w:lineRule="auto"/>
-      </w:pPr>
-      <w:r>
-        <w:rPr>
-          <w:rFonts w:ascii="Consolas" w:hAnsi="Consolas" w:eastAsia="Consolas"/>
-          <w:b w:val="0"/>
-          <w:sz w:val="18"/>
-        </w:rPr>
-        <w:t xml:space="preserve">    padding: 14px 28px;</w:t>
-      </w:r>
-    </w:p>
-    <w:p>
-      <w:pPr>
-        <w:spacing w:after="0" w:before="0" w:line="240" w:lineRule="auto"/>
-      </w:pPr>
-      <w:r>
-        <w:rPr>
-          <w:rFonts w:ascii="Consolas" w:hAnsi="Consolas" w:eastAsia="Consolas"/>
-          <w:b w:val="0"/>
-          <w:sz w:val="18"/>
-        </w:rPr>
-        <w:t xml:space="preserve">    font-size: 16px;</w:t>
-      </w:r>
-    </w:p>
-    <w:p>
-      <w:pPr>
-        <w:spacing w:after="0" w:before="0" w:line="240" w:lineRule="auto"/>
-      </w:pPr>
-      <w:r>
-        <w:rPr>
-          <w:rFonts w:ascii="Consolas" w:hAnsi="Consolas" w:eastAsia="Consolas"/>
-          <w:b w:val="0"/>
-          <w:sz w:val="18"/>
-        </w:rPr>
-        <w:t xml:space="preserve">    border-radius: 8px;</w:t>
-      </w:r>
-    </w:p>
-    <w:p>
-      <w:pPr>
-        <w:spacing w:after="0" w:before="0" w:line="240" w:lineRule="auto"/>
-      </w:pPr>
-      <w:r>
-        <w:rPr>
-          <w:rFonts w:ascii="Consolas" w:hAnsi="Consolas" w:eastAsia="Consolas"/>
-          <w:b w:val="0"/>
-          <w:sz w:val="18"/>
-        </w:rPr>
-        <w:t xml:space="preserve">    cursor: pointer;</w:t>
-      </w:r>
-    </w:p>
-    <w:p>
-      <w:pPr>
-        <w:spacing w:after="0" w:before="0" w:line="240" w:lineRule="auto"/>
-      </w:pPr>
-      <w:r>
-        <w:rPr>
-          <w:rFonts w:ascii="Consolas" w:hAnsi="Consolas" w:eastAsia="Consolas"/>
-          <w:b w:val="0"/>
-          <w:sz w:val="18"/>
-        </w:rPr>
-        <w:t xml:space="preserve">    transition: background-color 0.4s ease, transform 0.4s ease;</w:t>
-      </w:r>
-    </w:p>
-    <w:p>
-      <w:pPr>
-        <w:spacing w:after="0" w:before="0" w:line="240" w:lineRule="auto"/>
-      </w:pPr>
-      <w:r>
-        <w:rPr>
-          <w:rFonts w:ascii="Consolas" w:hAnsi="Consolas" w:eastAsia="Consolas"/>
-          <w:b w:val="0"/>
-          <w:sz w:val="18"/>
-        </w:rPr>
-        <w:t>}</w:t>
-      </w:r>
-    </w:p>
-    <w:p>
-      <w:pPr>
-        <w:spacing w:after="0" w:before="0" w:line="240" w:lineRule="auto"/>
-      </w:pPr>
-      <w:r>
-        <w:rPr>
-          <w:rFonts w:ascii="Consolas" w:hAnsi="Consolas" w:eastAsia="Consolas"/>
-          <w:b w:val="0"/>
-          <w:sz w:val="18"/>
-        </w:rPr>
-        <w:t>.btn-transition:hover {</w:t>
-      </w:r>
-    </w:p>
-    <w:p>
-      <w:pPr>
-        <w:spacing w:after="0" w:before="0" w:line="240" w:lineRule="auto"/>
-      </w:pPr>
-      <w:r>
-        <w:rPr>
-          <w:rFonts w:ascii="Consolas" w:hAnsi="Consolas" w:eastAsia="Consolas"/>
-          <w:b w:val="0"/>
-          <w:sz w:val="18"/>
-        </w:rPr>
-        <w:t xml:space="preserve">    background: #7b2cbf;</w:t>
-      </w:r>
-    </w:p>
-    <w:p>
-      <w:pPr>
-        <w:spacing w:after="0" w:before="0" w:line="240" w:lineRule="auto"/>
-      </w:pPr>
-      <w:r>
-        <w:rPr>
-          <w:rFonts w:ascii="Consolas" w:hAnsi="Consolas" w:eastAsia="Consolas"/>
-          <w:b w:val="0"/>
-          <w:sz w:val="18"/>
-        </w:rPr>
-        <w:t xml:space="preserve">    transform: scale(1.08);</w:t>
-      </w:r>
-    </w:p>
-    <w:p>
-      <w:pPr>
-        <w:spacing w:after="0" w:before="0" w:line="240" w:lineRule="auto"/>
-      </w:pPr>
-      <w:r>
-        <w:rPr>
-          <w:rFonts w:ascii="Consolas" w:hAnsi="Consolas" w:eastAsia="Consolas"/>
-          <w:b w:val="0"/>
-          <w:sz w:val="18"/>
-        </w:rPr>
-        <w:t>}</w:t>
-      </w:r>
-    </w:p>
-    <w:p>
-      <w:pPr>
-        <w:spacing w:after="0" w:before="0" w:line="240" w:lineRule="auto"/>
-      </w:pPr>
-      <w:r>
-        <w:rPr>
-          <w:rFonts w:ascii="Consolas" w:hAnsi="Consolas" w:eastAsia="Consolas"/>
-          <w:b w:val="0"/>
-          <w:sz w:val="18"/>
-        </w:rPr>
-        <w:t>.box-transition {</w:t>
-      </w:r>
-    </w:p>
-    <w:p>
-      <w:pPr>
-        <w:spacing w:after="0" w:before="0" w:line="240" w:lineRule="auto"/>
-      </w:pPr>
-      <w:r>
-        <w:rPr>
-          <w:rFonts w:ascii="Consolas" w:hAnsi="Consolas" w:eastAsia="Consolas"/>
-          <w:b w:val="0"/>
-          <w:sz w:val="18"/>
-        </w:rPr>
-        <w:t xml:space="preserve">    width: 180px;</w:t>
-      </w:r>
-    </w:p>
-    <w:p>
-      <w:pPr>
-        <w:spacing w:after="0" w:before="0" w:line="240" w:lineRule="auto"/>
-      </w:pPr>
-      <w:r>
-        <w:rPr>
-          <w:rFonts w:ascii="Consolas" w:hAnsi="Consolas" w:eastAsia="Consolas"/>
-          <w:b w:val="0"/>
-          <w:sz w:val="18"/>
-        </w:rPr>
-        <w:t xml:space="preserve">    height: 80px;</w:t>
-      </w:r>
-    </w:p>
-    <w:p>
-      <w:pPr>
-        <w:spacing w:after="0" w:before="0" w:line="240" w:lineRule="auto"/>
-      </w:pPr>
-      <w:r>
-        <w:rPr>
-          <w:rFonts w:ascii="Consolas" w:hAnsi="Consolas" w:eastAsia="Consolas"/>
-          <w:b w:val="0"/>
-          <w:sz w:val="18"/>
-        </w:rPr>
-        <w:t xml:space="preserve">    background: #333;</w:t>
-      </w:r>
-    </w:p>
-    <w:p>
-      <w:pPr>
-        <w:spacing w:after="0" w:before="0" w:line="240" w:lineRule="auto"/>
-      </w:pPr>
-      <w:r>
-        <w:rPr>
-          <w:rFonts w:ascii="Consolas" w:hAnsi="Consolas" w:eastAsia="Consolas"/>
-          <w:b w:val="0"/>
-          <w:sz w:val="18"/>
-        </w:rPr>
-        <w:t xml:space="preserve">    border: 2px solid #555;</w:t>
-      </w:r>
-    </w:p>
-    <w:p>
-      <w:pPr>
-        <w:spacing w:after="0" w:before="0" w:line="240" w:lineRule="auto"/>
-      </w:pPr>
-      <w:r>
-        <w:rPr>
-          <w:rFonts w:ascii="Consolas" w:hAnsi="Consolas" w:eastAsia="Consolas"/>
-          <w:b w:val="0"/>
-          <w:sz w:val="18"/>
-        </w:rPr>
-        <w:t xml:space="preserve">    border-radius: 8px;</w:t>
-      </w:r>
-    </w:p>
-    <w:p>
-      <w:pPr>
-        <w:spacing w:after="0" w:before="0" w:line="240" w:lineRule="auto"/>
-      </w:pPr>
-      <w:r>
-        <w:rPr>
-          <w:rFonts w:ascii="Consolas" w:hAnsi="Consolas" w:eastAsia="Consolas"/>
-          <w:b w:val="0"/>
-          <w:sz w:val="18"/>
-        </w:rPr>
-        <w:t xml:space="preserve">    display: flex;</w:t>
-      </w:r>
-    </w:p>
-    <w:p>
-      <w:pPr>
-        <w:spacing w:after="0" w:before="0" w:line="240" w:lineRule="auto"/>
-      </w:pPr>
-      <w:r>
-        <w:rPr>
-          <w:rFonts w:ascii="Consolas" w:hAnsi="Consolas" w:eastAsia="Consolas"/>
-          <w:b w:val="0"/>
-          <w:sz w:val="18"/>
-        </w:rPr>
-        <w:t xml:space="preserve">    align-items: center;</w:t>
-      </w:r>
-    </w:p>
-    <w:p>
-      <w:pPr>
-        <w:spacing w:after="0" w:before="0" w:line="240" w:lineRule="auto"/>
-      </w:pPr>
-      <w:r>
-        <w:rPr>
-          <w:rFonts w:ascii="Consolas" w:hAnsi="Consolas" w:eastAsia="Consolas"/>
-          <w:b w:val="0"/>
-          <w:sz w:val="18"/>
-        </w:rPr>
-        <w:t xml:space="preserve">    justify-content: center;</w:t>
-      </w:r>
-    </w:p>
-    <w:p>
-      <w:pPr>
-        <w:spacing w:after="0" w:before="0" w:line="240" w:lineRule="auto"/>
-      </w:pPr>
-      <w:r>
-        <w:rPr>
-          <w:rFonts w:ascii="Consolas" w:hAnsi="Consolas" w:eastAsia="Consolas"/>
-          <w:b w:val="0"/>
-          <w:sz w:val="18"/>
-        </w:rPr>
-        <w:t xml:space="preserve">    font-size: 13px;</w:t>
-      </w:r>
-    </w:p>
-    <w:p>
-      <w:pPr>
-        <w:spacing w:after="0" w:before="0" w:line="240" w:lineRule="auto"/>
-      </w:pPr>
-      <w:r>
-        <w:rPr>
-          <w:rFonts w:ascii="Consolas" w:hAnsi="Consolas" w:eastAsia="Consolas"/>
-          <w:b w:val="0"/>
-          <w:sz w:val="18"/>
-        </w:rPr>
-        <w:t xml:space="preserve">    color: #ccc;</w:t>
-      </w:r>
-    </w:p>
-    <w:p>
-      <w:pPr>
-        <w:spacing w:after="0" w:before="0" w:line="240" w:lineRule="auto"/>
-      </w:pPr>
-      <w:r>
-        <w:rPr>
-          <w:rFonts w:ascii="Consolas" w:hAnsi="Consolas" w:eastAsia="Consolas"/>
-          <w:b w:val="0"/>
-          <w:sz w:val="18"/>
-        </w:rPr>
-        <w:t xml:space="preserve">    transition: background-color 0.5s ease, border-color 0.5s ease, transform 0.5s ease;</w:t>
-      </w:r>
-    </w:p>
-    <w:p>
-      <w:pPr>
-        <w:spacing w:after="0" w:before="0" w:line="240" w:lineRule="auto"/>
-      </w:pPr>
-      <w:r>
-        <w:rPr>
-          <w:rFonts w:ascii="Consolas" w:hAnsi="Consolas" w:eastAsia="Consolas"/>
-          <w:b w:val="0"/>
-          <w:sz w:val="18"/>
-        </w:rPr>
-        <w:t>}</w:t>
-      </w:r>
-    </w:p>
-    <w:p>
-      <w:pPr>
-        <w:spacing w:after="0" w:before="0" w:line="240" w:lineRule="auto"/>
-      </w:pPr>
-      <w:r>
-        <w:rPr>
-          <w:rFonts w:ascii="Consolas" w:hAnsi="Consolas" w:eastAsia="Consolas"/>
-          <w:b w:val="0"/>
-          <w:sz w:val="18"/>
-        </w:rPr>
-        <w:t>.box-transition:hover {</w:t>
-      </w:r>
-    </w:p>
-    <w:p>
-      <w:pPr>
-        <w:spacing w:after="0" w:before="0" w:line="240" w:lineRule="auto"/>
-      </w:pPr>
-      <w:r>
-        <w:rPr>
-          <w:rFonts w:ascii="Consolas" w:hAnsi="Consolas" w:eastAsia="Consolas"/>
-          <w:b w:val="0"/>
-          <w:sz w:val="18"/>
-        </w:rPr>
-        <w:t xml:space="preserve">    background: #7b2cbf;</w:t>
-      </w:r>
-    </w:p>
-    <w:p>
-      <w:pPr>
-        <w:spacing w:after="0" w:before="0" w:line="240" w:lineRule="auto"/>
-      </w:pPr>
-      <w:r>
-        <w:rPr>
-          <w:rFonts w:ascii="Consolas" w:hAnsi="Consolas" w:eastAsia="Consolas"/>
-          <w:b w:val="0"/>
-          <w:sz w:val="18"/>
-        </w:rPr>
-        <w:t xml:space="preserve">    border-color: #c77dff;</w:t>
-      </w:r>
-    </w:p>
-    <w:p>
-      <w:pPr>
-        <w:spacing w:after="0" w:before="0" w:line="240" w:lineRule="auto"/>
-      </w:pPr>
-      <w:r>
-        <w:rPr>
-          <w:rFonts w:ascii="Consolas" w:hAnsi="Consolas" w:eastAsia="Consolas"/>
-          <w:b w:val="0"/>
-          <w:sz w:val="18"/>
-        </w:rPr>
-        <w:t xml:space="preserve">    transform: translateY(-6px);</w:t>
-      </w:r>
-    </w:p>
-    <w:p>
-      <w:pPr>
-        <w:spacing w:after="0" w:before="0" w:line="240" w:lineRule="auto"/>
-      </w:pPr>
-      <w:r>
-        <w:rPr>
-          <w:rFonts w:ascii="Consolas" w:hAnsi="Consolas" w:eastAsia="Consolas"/>
-          <w:b w:val="0"/>
-          <w:sz w:val="18"/>
-        </w:rPr>
-        <w:t>}</w:t>
-      </w:r>
-    </w:p>
-    <w:p>
-      <w:pPr>
-        <w:spacing w:after="0" w:before="0" w:line="240" w:lineRule="auto"/>
-      </w:pPr>
-      <w:r>
-        <w:rPr>
-          <w:rFonts w:ascii="Consolas" w:hAnsi="Consolas" w:eastAsia="Consolas"/>
-          <w:b w:val="0"/>
-          <w:sz w:val="18"/>
-        </w:rPr>
-      </w:r>
-    </w:p>
-    <w:p>
-      <w:pPr>
-        <w:spacing w:after="0" w:before="0" w:line="240" w:lineRule="auto"/>
-      </w:pPr>
-      <w:r>
-        <w:rPr>
-          <w:rFonts w:ascii="Consolas" w:hAnsi="Consolas" w:eastAsia="Consolas"/>
-          <w:b w:val="0"/>
-          <w:sz w:val="18"/>
-        </w:rPr>
-        <w:t>/* --- 2. Circle to square --- */</w:t>
-      </w:r>
-    </w:p>
-    <w:p>
-      <w:pPr>
-        <w:spacing w:after="0" w:before="0" w:line="240" w:lineRule="auto"/>
-      </w:pPr>
-      <w:r>
-        <w:rPr>
-          <w:rFonts w:ascii="Consolas" w:hAnsi="Consolas" w:eastAsia="Consolas"/>
-          <w:b w:val="0"/>
-          <w:sz w:val="18"/>
-        </w:rPr>
-        <w:t>.stage {</w:t>
-      </w:r>
-    </w:p>
-    <w:p>
-      <w:pPr>
-        <w:spacing w:after="0" w:before="0" w:line="240" w:lineRule="auto"/>
-      </w:pPr>
-      <w:r>
-        <w:rPr>
-          <w:rFonts w:ascii="Consolas" w:hAnsi="Consolas" w:eastAsia="Consolas"/>
-          <w:b w:val="0"/>
-          <w:sz w:val="18"/>
-        </w:rPr>
-        <w:t xml:space="preserve">    display: flex;</w:t>
-      </w:r>
-    </w:p>
-    <w:p>
-      <w:pPr>
-        <w:spacing w:after="0" w:before="0" w:line="240" w:lineRule="auto"/>
-      </w:pPr>
-      <w:r>
-        <w:rPr>
-          <w:rFonts w:ascii="Consolas" w:hAnsi="Consolas" w:eastAsia="Consolas"/>
-          <w:b w:val="0"/>
-          <w:sz w:val="18"/>
-        </w:rPr>
-        <w:t xml:space="preserve">    justify-content: center;</w:t>
-      </w:r>
-    </w:p>
-    <w:p>
-      <w:pPr>
-        <w:spacing w:after="0" w:before="0" w:line="240" w:lineRule="auto"/>
-      </w:pPr>
-      <w:r>
-        <w:rPr>
-          <w:rFonts w:ascii="Consolas" w:hAnsi="Consolas" w:eastAsia="Consolas"/>
-          <w:b w:val="0"/>
-          <w:sz w:val="18"/>
-        </w:rPr>
-        <w:t xml:space="preserve">    align-items: center;</w:t>
-      </w:r>
-    </w:p>
-    <w:p>
-      <w:pPr>
-        <w:spacing w:after="0" w:before="0" w:line="240" w:lineRule="auto"/>
-      </w:pPr>
-      <w:r>
-        <w:rPr>
-          <w:rFonts w:ascii="Consolas" w:hAnsi="Consolas" w:eastAsia="Consolas"/>
-          <w:b w:val="0"/>
-          <w:sz w:val="18"/>
-        </w:rPr>
-        <w:t xml:space="preserve">    min-height: 200px;</w:t>
-      </w:r>
-    </w:p>
-    <w:p>
-      <w:pPr>
-        <w:spacing w:after="0" w:before="0" w:line="240" w:lineRule="auto"/>
-      </w:pPr>
-      <w:r>
-        <w:rPr>
-          <w:rFonts w:ascii="Consolas" w:hAnsi="Consolas" w:eastAsia="Consolas"/>
-          <w:b w:val="0"/>
-          <w:sz w:val="18"/>
-        </w:rPr>
-        <w:t xml:space="preserve">    background: #1a1a1a;</w:t>
-      </w:r>
-    </w:p>
-    <w:p>
-      <w:pPr>
-        <w:spacing w:after="0" w:before="0" w:line="240" w:lineRule="auto"/>
-      </w:pPr>
-      <w:r>
-        <w:rPr>
-          <w:rFonts w:ascii="Consolas" w:hAnsi="Consolas" w:eastAsia="Consolas"/>
-          <w:b w:val="0"/>
-          <w:sz w:val="18"/>
-        </w:rPr>
-        <w:t xml:space="preserve">    border-radius: 8px;</w:t>
-      </w:r>
-    </w:p>
-    <w:p>
-      <w:pPr>
-        <w:spacing w:after="0" w:before="0" w:line="240" w:lineRule="auto"/>
-      </w:pPr>
-      <w:r>
-        <w:rPr>
-          <w:rFonts w:ascii="Consolas" w:hAnsi="Consolas" w:eastAsia="Consolas"/>
-          <w:b w:val="0"/>
-          <w:sz w:val="18"/>
-        </w:rPr>
-        <w:t xml:space="preserve">    padding: 24px;</w:t>
-      </w:r>
-    </w:p>
-    <w:p>
-      <w:pPr>
-        <w:spacing w:after="0" w:before="0" w:line="240" w:lineRule="auto"/>
-      </w:pPr>
-      <w:r>
-        <w:rPr>
-          <w:rFonts w:ascii="Consolas" w:hAnsi="Consolas" w:eastAsia="Consolas"/>
-          <w:b w:val="0"/>
-          <w:sz w:val="18"/>
-        </w:rPr>
-        <w:t>}</w:t>
-      </w:r>
-    </w:p>
-    <w:p>
-      <w:pPr>
-        <w:spacing w:after="0" w:before="0" w:line="240" w:lineRule="auto"/>
-      </w:pPr>
-      <w:r>
-        <w:rPr>
-          <w:rFonts w:ascii="Consolas" w:hAnsi="Consolas" w:eastAsia="Consolas"/>
-          <w:b w:val="0"/>
-          <w:sz w:val="18"/>
-        </w:rPr>
-        <w:t>.shape {</w:t>
-      </w:r>
-    </w:p>
-    <w:p>
-      <w:pPr>
-        <w:spacing w:after="0" w:before="0" w:line="240" w:lineRule="auto"/>
-      </w:pPr>
-      <w:r>
-        <w:rPr>
-          <w:rFonts w:ascii="Consolas" w:hAnsi="Consolas" w:eastAsia="Consolas"/>
-          <w:b w:val="0"/>
-          <w:sz w:val="18"/>
-        </w:rPr>
-        <w:t xml:space="preserve">    width: 100px;</w:t>
-      </w:r>
-    </w:p>
-    <w:p>
-      <w:pPr>
-        <w:spacing w:after="0" w:before="0" w:line="240" w:lineRule="auto"/>
-      </w:pPr>
-      <w:r>
-        <w:rPr>
-          <w:rFonts w:ascii="Consolas" w:hAnsi="Consolas" w:eastAsia="Consolas"/>
-          <w:b w:val="0"/>
-          <w:sz w:val="18"/>
-        </w:rPr>
-        <w:t xml:space="preserve">    height: 100px;</w:t>
-      </w:r>
-    </w:p>
-    <w:p>
-      <w:pPr>
-        <w:spacing w:after="0" w:before="0" w:line="240" w:lineRule="auto"/>
-      </w:pPr>
-      <w:r>
-        <w:rPr>
-          <w:rFonts w:ascii="Consolas" w:hAnsi="Consolas" w:eastAsia="Consolas"/>
-          <w:b w:val="0"/>
-          <w:sz w:val="18"/>
-        </w:rPr>
-        <w:t>}</w:t>
-      </w:r>
-    </w:p>
-    <w:p>
-      <w:pPr>
-        <w:spacing w:after="0" w:before="0" w:line="240" w:lineRule="auto"/>
-      </w:pPr>
-      <w:r>
-        <w:rPr>
-          <w:rFonts w:ascii="Consolas" w:hAnsi="Consolas" w:eastAsia="Consolas"/>
-          <w:b w:val="0"/>
-          <w:sz w:val="18"/>
-        </w:rPr>
-        <w:t>.circle-to-square {</w:t>
-      </w:r>
-    </w:p>
-    <w:p>
-      <w:pPr>
-        <w:spacing w:after="0" w:before="0" w:line="240" w:lineRule="auto"/>
-      </w:pPr>
-      <w:r>
-        <w:rPr>
-          <w:rFonts w:ascii="Consolas" w:hAnsi="Consolas" w:eastAsia="Consolas"/>
-          <w:b w:val="0"/>
-          <w:sz w:val="18"/>
-        </w:rPr>
-        <w:t xml:space="preserve">    background: #ff69b4;</w:t>
-      </w:r>
-    </w:p>
-    <w:p>
-      <w:pPr>
-        <w:spacing w:after="0" w:before="0" w:line="240" w:lineRule="auto"/>
-      </w:pPr>
-      <w:r>
-        <w:rPr>
-          <w:rFonts w:ascii="Consolas" w:hAnsi="Consolas" w:eastAsia="Consolas"/>
-          <w:b w:val="0"/>
-          <w:sz w:val="18"/>
-        </w:rPr>
-        <w:t xml:space="preserve">    border-radius: 50%;</w:t>
-      </w:r>
-    </w:p>
-    <w:p>
-      <w:pPr>
-        <w:spacing w:after="0" w:before="0" w:line="240" w:lineRule="auto"/>
-      </w:pPr>
-      <w:r>
-        <w:rPr>
-          <w:rFonts w:ascii="Consolas" w:hAnsi="Consolas" w:eastAsia="Consolas"/>
-          <w:b w:val="0"/>
-          <w:sz w:val="18"/>
-        </w:rPr>
-        <w:t xml:space="preserve">    animation-name: circle-to-square;</w:t>
-      </w:r>
-    </w:p>
-    <w:p>
-      <w:pPr>
-        <w:spacing w:after="0" w:before="0" w:line="240" w:lineRule="auto"/>
-      </w:pPr>
-      <w:r>
-        <w:rPr>
-          <w:rFonts w:ascii="Consolas" w:hAnsi="Consolas" w:eastAsia="Consolas"/>
-          <w:b w:val="0"/>
-          <w:sz w:val="18"/>
-        </w:rPr>
-        <w:t xml:space="preserve">    animation-duration: 5s;</w:t>
-      </w:r>
-    </w:p>
-    <w:p>
-      <w:pPr>
-        <w:spacing w:after="0" w:before="0" w:line="240" w:lineRule="auto"/>
-      </w:pPr>
-      <w:r>
-        <w:rPr>
-          <w:rFonts w:ascii="Consolas" w:hAnsi="Consolas" w:eastAsia="Consolas"/>
-          <w:b w:val="0"/>
-          <w:sz w:val="18"/>
-        </w:rPr>
-        <w:t xml:space="preserve">    animation-iteration-count: infinite;</w:t>
-      </w:r>
-    </w:p>
-    <w:p>
-      <w:pPr>
-        <w:spacing w:after="0" w:before="0" w:line="240" w:lineRule="auto"/>
-      </w:pPr>
-      <w:r>
-        <w:rPr>
-          <w:rFonts w:ascii="Consolas" w:hAnsi="Consolas" w:eastAsia="Consolas"/>
-          <w:b w:val="0"/>
-          <w:sz w:val="18"/>
-        </w:rPr>
-        <w:t xml:space="preserve">    animation-timing-function: ease-in-out;</w:t>
-      </w:r>
-    </w:p>
-    <w:p>
-      <w:pPr>
-        <w:spacing w:after="0" w:before="0" w:line="240" w:lineRule="auto"/>
-      </w:pPr>
-      <w:r>
-        <w:rPr>
-          <w:rFonts w:ascii="Consolas" w:hAnsi="Consolas" w:eastAsia="Consolas"/>
-          <w:b w:val="0"/>
-          <w:sz w:val="18"/>
-        </w:rPr>
-        <w:t>}</w:t>
-      </w:r>
-    </w:p>
-    <w:p>
-      <w:pPr>
-        <w:spacing w:after="0" w:before="0" w:line="240" w:lineRule="auto"/>
-      </w:pPr>
-      <w:r>
-        <w:rPr>
-          <w:rFonts w:ascii="Consolas" w:hAnsi="Consolas" w:eastAsia="Consolas"/>
-          <w:b w:val="0"/>
-          <w:sz w:val="18"/>
-        </w:rPr>
-      </w:r>
-    </w:p>
-    <w:p>
-      <w:pPr>
-        <w:spacing w:after="0" w:before="0" w:line="240" w:lineRule="auto"/>
-      </w:pPr>
-      <w:r>
-        <w:rPr>
-          <w:rFonts w:ascii="Consolas" w:hAnsi="Consolas" w:eastAsia="Consolas"/>
-          <w:b w:val="0"/>
-          <w:sz w:val="18"/>
-        </w:rPr>
-        <w:t>@keyframes circle-to-square {</w:t>
-      </w:r>
-    </w:p>
-    <w:p>
-      <w:pPr>
-        <w:spacing w:after="0" w:before="0" w:line="240" w:lineRule="auto"/>
-      </w:pPr>
-      <w:r>
-        <w:rPr>
-          <w:rFonts w:ascii="Consolas" w:hAnsi="Consolas" w:eastAsia="Consolas"/>
-          <w:b w:val="0"/>
-          <w:sz w:val="18"/>
-        </w:rPr>
-        <w:t xml:space="preserve">    0% {</w:t>
-      </w:r>
-    </w:p>
-    <w:p>
-      <w:pPr>
-        <w:spacing w:after="0" w:before="0" w:line="240" w:lineRule="auto"/>
-      </w:pPr>
-      <w:r>
-        <w:rPr>
-          <w:rFonts w:ascii="Consolas" w:hAnsi="Consolas" w:eastAsia="Consolas"/>
-          <w:b w:val="0"/>
-          <w:sz w:val="18"/>
-        </w:rPr>
-        <w:t xml:space="preserve">        width: 100px;</w:t>
-      </w:r>
-    </w:p>
-    <w:p>
-      <w:pPr>
-        <w:spacing w:after="0" w:before="0" w:line="240" w:lineRule="auto"/>
-      </w:pPr>
-      <w:r>
-        <w:rPr>
-          <w:rFonts w:ascii="Consolas" w:hAnsi="Consolas" w:eastAsia="Consolas"/>
-          <w:b w:val="0"/>
-          <w:sz w:val="18"/>
-        </w:rPr>
-        <w:t xml:space="preserve">        height: 100px;</w:t>
-      </w:r>
-    </w:p>
-    <w:p>
-      <w:pPr>
-        <w:spacing w:after="0" w:before="0" w:line="240" w:lineRule="auto"/>
-      </w:pPr>
-      <w:r>
-        <w:rPr>
-          <w:rFonts w:ascii="Consolas" w:hAnsi="Consolas" w:eastAsia="Consolas"/>
-          <w:b w:val="0"/>
-          <w:sz w:val="18"/>
-        </w:rPr>
-        <w:t xml:space="preserve">        background-color: #ff69b4;</w:t>
-      </w:r>
-    </w:p>
-    <w:p>
-      <w:pPr>
-        <w:spacing w:after="0" w:before="0" w:line="240" w:lineRule="auto"/>
-      </w:pPr>
-      <w:r>
-        <w:rPr>
-          <w:rFonts w:ascii="Consolas" w:hAnsi="Consolas" w:eastAsia="Consolas"/>
-          <w:b w:val="0"/>
-          <w:sz w:val="18"/>
-        </w:rPr>
-        <w:t xml:space="preserve">        border-radius: 50%;</w:t>
-      </w:r>
-    </w:p>
-    <w:p>
-      <w:pPr>
-        <w:spacing w:after="0" w:before="0" w:line="240" w:lineRule="auto"/>
-      </w:pPr>
-      <w:r>
-        <w:rPr>
-          <w:rFonts w:ascii="Consolas" w:hAnsi="Consolas" w:eastAsia="Consolas"/>
-          <w:b w:val="0"/>
-          <w:sz w:val="18"/>
-        </w:rPr>
-        <w:t xml:space="preserve">    }</w:t>
-      </w:r>
-    </w:p>
-    <w:p>
-      <w:pPr>
-        <w:spacing w:after="0" w:before="0" w:line="240" w:lineRule="auto"/>
-      </w:pPr>
-      <w:r>
-        <w:rPr>
-          <w:rFonts w:ascii="Consolas" w:hAnsi="Consolas" w:eastAsia="Consolas"/>
-          <w:b w:val="0"/>
-          <w:sz w:val="18"/>
-        </w:rPr>
-        <w:t xml:space="preserve">    50% {</w:t>
-      </w:r>
-    </w:p>
-    <w:p>
-      <w:pPr>
-        <w:spacing w:after="0" w:before="0" w:line="240" w:lineRule="auto"/>
-      </w:pPr>
-      <w:r>
-        <w:rPr>
-          <w:rFonts w:ascii="Consolas" w:hAnsi="Consolas" w:eastAsia="Consolas"/>
-          <w:b w:val="0"/>
-          <w:sz w:val="18"/>
-        </w:rPr>
-        <w:t xml:space="preserve">        width: 160px;</w:t>
-      </w:r>
-    </w:p>
-    <w:p>
-      <w:pPr>
-        <w:spacing w:after="0" w:before="0" w:line="240" w:lineRule="auto"/>
-      </w:pPr>
-      <w:r>
-        <w:rPr>
-          <w:rFonts w:ascii="Consolas" w:hAnsi="Consolas" w:eastAsia="Consolas"/>
-          <w:b w:val="0"/>
-          <w:sz w:val="18"/>
-        </w:rPr>
-        <w:t xml:space="preserve">        height: 80px;</w:t>
-      </w:r>
-    </w:p>
-    <w:p>
-      <w:pPr>
-        <w:spacing w:after="0" w:before="0" w:line="240" w:lineRule="auto"/>
-      </w:pPr>
-      <w:r>
-        <w:rPr>
-          <w:rFonts w:ascii="Consolas" w:hAnsi="Consolas" w:eastAsia="Consolas"/>
-          <w:b w:val="0"/>
-          <w:sz w:val="18"/>
-        </w:rPr>
-        <w:t xml:space="preserve">        background-color: #7b2cbf;</w:t>
-      </w:r>
-    </w:p>
-    <w:p>
-      <w:pPr>
-        <w:spacing w:after="0" w:before="0" w:line="240" w:lineRule="auto"/>
-      </w:pPr>
-      <w:r>
-        <w:rPr>
-          <w:rFonts w:ascii="Consolas" w:hAnsi="Consolas" w:eastAsia="Consolas"/>
-          <w:b w:val="0"/>
-          <w:sz w:val="18"/>
-        </w:rPr>
-        <w:t xml:space="preserve">        border-radius: 8px;</w:t>
-      </w:r>
-    </w:p>
-    <w:p>
-      <w:pPr>
-        <w:spacing w:after="0" w:before="0" w:line="240" w:lineRule="auto"/>
-      </w:pPr>
-      <w:r>
-        <w:rPr>
-          <w:rFonts w:ascii="Consolas" w:hAnsi="Consolas" w:eastAsia="Consolas"/>
-          <w:b w:val="0"/>
-          <w:sz w:val="18"/>
-        </w:rPr>
-        <w:t xml:space="preserve">    }</w:t>
-      </w:r>
-    </w:p>
-    <w:p>
-      <w:pPr>
-        <w:spacing w:after="0" w:before="0" w:line="240" w:lineRule="auto"/>
-      </w:pPr>
-      <w:r>
-        <w:rPr>
-          <w:rFonts w:ascii="Consolas" w:hAnsi="Consolas" w:eastAsia="Consolas"/>
-          <w:b w:val="0"/>
-          <w:sz w:val="18"/>
-        </w:rPr>
-        <w:t xml:space="preserve">    100% {</w:t>
-      </w:r>
-    </w:p>
-    <w:p>
-      <w:pPr>
-        <w:spacing w:after="0" w:before="0" w:line="240" w:lineRule="auto"/>
-      </w:pPr>
-      <w:r>
-        <w:rPr>
-          <w:rFonts w:ascii="Consolas" w:hAnsi="Consolas" w:eastAsia="Consolas"/>
-          <w:b w:val="0"/>
-          <w:sz w:val="18"/>
-        </w:rPr>
-        <w:t xml:space="preserve">        width: 100px;</w:t>
-      </w:r>
-    </w:p>
-    <w:p>
-      <w:pPr>
-        <w:spacing w:after="0" w:before="0" w:line="240" w:lineRule="auto"/>
-      </w:pPr>
-      <w:r>
-        <w:rPr>
-          <w:rFonts w:ascii="Consolas" w:hAnsi="Consolas" w:eastAsia="Consolas"/>
-          <w:b w:val="0"/>
-          <w:sz w:val="18"/>
-        </w:rPr>
-        <w:t xml:space="preserve">        height: 100px;</w:t>
-      </w:r>
-    </w:p>
-    <w:p>
-      <w:pPr>
-        <w:spacing w:after="0" w:before="0" w:line="240" w:lineRule="auto"/>
-      </w:pPr>
-      <w:r>
-        <w:rPr>
-          <w:rFonts w:ascii="Consolas" w:hAnsi="Consolas" w:eastAsia="Consolas"/>
-          <w:b w:val="0"/>
-          <w:sz w:val="18"/>
-        </w:rPr>
-        <w:t xml:space="preserve">        background-color: #3a86ff;</w:t>
-      </w:r>
-    </w:p>
-    <w:p>
-      <w:pPr>
-        <w:spacing w:after="0" w:before="0" w:line="240" w:lineRule="auto"/>
-      </w:pPr>
-      <w:r>
-        <w:rPr>
-          <w:rFonts w:ascii="Consolas" w:hAnsi="Consolas" w:eastAsia="Consolas"/>
-          <w:b w:val="0"/>
-          <w:sz w:val="18"/>
-        </w:rPr>
-        <w:t xml:space="preserve">        border-radius: 0;</w:t>
-      </w:r>
-    </w:p>
-    <w:p>
-      <w:pPr>
-        <w:spacing w:after="0" w:before="0" w:line="240" w:lineRule="auto"/>
-      </w:pPr>
-      <w:r>
-        <w:rPr>
-          <w:rFonts w:ascii="Consolas" w:hAnsi="Consolas" w:eastAsia="Consolas"/>
-          <w:b w:val="0"/>
-          <w:sz w:val="18"/>
-        </w:rPr>
-        <w:t xml:space="preserve">    }</w:t>
-      </w:r>
-    </w:p>
-    <w:p>
-      <w:pPr>
-        <w:spacing w:after="0" w:before="0" w:line="240" w:lineRule="auto"/>
-      </w:pPr>
-      <w:r>
-        <w:rPr>
-          <w:rFonts w:ascii="Consolas" w:hAnsi="Consolas" w:eastAsia="Consolas"/>
-          <w:b w:val="0"/>
-          <w:sz w:val="18"/>
-        </w:rPr>
-        <w:t>}</w:t>
-      </w:r>
-    </w:p>
-    <w:p>
-      <w:pPr>
-        <w:spacing w:after="0" w:before="0" w:line="240" w:lineRule="auto"/>
-      </w:pPr>
-      <w:r>
-        <w:rPr>
-          <w:rFonts w:ascii="Consolas" w:hAnsi="Consolas" w:eastAsia="Consolas"/>
-          <w:b w:val="0"/>
-          <w:sz w:val="18"/>
-        </w:rPr>
-      </w:r>
-    </w:p>
-    <w:p>
-      <w:pPr>
-        <w:spacing w:after="0" w:before="0" w:line="240" w:lineRule="auto"/>
-      </w:pPr>
-      <w:r>
-        <w:rPr>
-          <w:rFonts w:ascii="Consolas" w:hAnsi="Consolas" w:eastAsia="Consolas"/>
-          <w:b w:val="0"/>
-          <w:sz w:val="18"/>
-        </w:rPr>
-        <w:t>/* --- 3. Demo cards --- */</w:t>
-      </w:r>
-    </w:p>
-    <w:p>
-      <w:pPr>
-        <w:spacing w:after="0" w:before="0" w:line="240" w:lineRule="auto"/>
-      </w:pPr>
-      <w:r>
-        <w:rPr>
-          <w:rFonts w:ascii="Consolas" w:hAnsi="Consolas" w:eastAsia="Consolas"/>
-          <w:b w:val="0"/>
-          <w:sz w:val="18"/>
-        </w:rPr>
-        <w:t>.cards {</w:t>
-      </w:r>
-    </w:p>
-    <w:p>
-      <w:pPr>
-        <w:spacing w:after="0" w:before="0" w:line="240" w:lineRule="auto"/>
-      </w:pPr>
-      <w:r>
-        <w:rPr>
-          <w:rFonts w:ascii="Consolas" w:hAnsi="Consolas" w:eastAsia="Consolas"/>
-          <w:b w:val="0"/>
-          <w:sz w:val="18"/>
-        </w:rPr>
-        <w:t xml:space="preserve">    display: grid;</w:t>
-      </w:r>
-    </w:p>
-    <w:p>
-      <w:pPr>
-        <w:spacing w:after="0" w:before="0" w:line="240" w:lineRule="auto"/>
-      </w:pPr>
-      <w:r>
-        <w:rPr>
-          <w:rFonts w:ascii="Consolas" w:hAnsi="Consolas" w:eastAsia="Consolas"/>
-          <w:b w:val="0"/>
-          <w:sz w:val="18"/>
-        </w:rPr>
-        <w:t xml:space="preserve">    grid-template-columns: repeat(auto-fill, minmax(200px, 1fr));</w:t>
-      </w:r>
-    </w:p>
-    <w:p>
-      <w:pPr>
-        <w:spacing w:after="0" w:before="0" w:line="240" w:lineRule="auto"/>
-      </w:pPr>
-      <w:r>
-        <w:rPr>
-          <w:rFonts w:ascii="Consolas" w:hAnsi="Consolas" w:eastAsia="Consolas"/>
-          <w:b w:val="0"/>
-          <w:sz w:val="18"/>
-        </w:rPr>
-        <w:t xml:space="preserve">    gap: 16px;</w:t>
-      </w:r>
-    </w:p>
-    <w:p>
-      <w:pPr>
-        <w:spacing w:after="0" w:before="0" w:line="240" w:lineRule="auto"/>
-      </w:pPr>
-      <w:r>
-        <w:rPr>
-          <w:rFonts w:ascii="Consolas" w:hAnsi="Consolas" w:eastAsia="Consolas"/>
-          <w:b w:val="0"/>
-          <w:sz w:val="18"/>
-        </w:rPr>
-        <w:t>}</w:t>
-      </w:r>
-    </w:p>
-    <w:p>
-      <w:pPr>
-        <w:spacing w:after="0" w:before="0" w:line="240" w:lineRule="auto"/>
-      </w:pPr>
-      <w:r>
-        <w:rPr>
-          <w:rFonts w:ascii="Consolas" w:hAnsi="Consolas" w:eastAsia="Consolas"/>
-          <w:b w:val="0"/>
-          <w:sz w:val="18"/>
-        </w:rPr>
-        <w:t>.card {</w:t>
-      </w:r>
-    </w:p>
-    <w:p>
-      <w:pPr>
-        <w:spacing w:after="0" w:before="0" w:line="240" w:lineRule="auto"/>
-      </w:pPr>
-      <w:r>
-        <w:rPr>
-          <w:rFonts w:ascii="Consolas" w:hAnsi="Consolas" w:eastAsia="Consolas"/>
-          <w:b w:val="0"/>
-          <w:sz w:val="18"/>
-        </w:rPr>
-        <w:t xml:space="preserve">    background: #1e1e1e;</w:t>
-      </w:r>
-    </w:p>
-    <w:p>
-      <w:pPr>
-        <w:spacing w:after="0" w:before="0" w:line="240" w:lineRule="auto"/>
-      </w:pPr>
-      <w:r>
-        <w:rPr>
-          <w:rFonts w:ascii="Consolas" w:hAnsi="Consolas" w:eastAsia="Consolas"/>
-          <w:b w:val="0"/>
-          <w:sz w:val="18"/>
-        </w:rPr>
-        <w:t xml:space="preserve">    border-radius: 8px;</w:t>
-      </w:r>
-    </w:p>
-    <w:p>
-      <w:pPr>
-        <w:spacing w:after="0" w:before="0" w:line="240" w:lineRule="auto"/>
-      </w:pPr>
-      <w:r>
-        <w:rPr>
-          <w:rFonts w:ascii="Consolas" w:hAnsi="Consolas" w:eastAsia="Consolas"/>
-          <w:b w:val="0"/>
-          <w:sz w:val="18"/>
-        </w:rPr>
-        <w:t xml:space="preserve">    padding: 16px;</w:t>
-      </w:r>
-    </w:p>
-    <w:p>
-      <w:pPr>
-        <w:spacing w:after="0" w:before="0" w:line="240" w:lineRule="auto"/>
-      </w:pPr>
-      <w:r>
-        <w:rPr>
-          <w:rFonts w:ascii="Consolas" w:hAnsi="Consolas" w:eastAsia="Consolas"/>
-          <w:b w:val="0"/>
-          <w:sz w:val="18"/>
-        </w:rPr>
-        <w:t xml:space="preserve">    border: 1px solid #333;</w:t>
-      </w:r>
-    </w:p>
-    <w:p>
-      <w:pPr>
-        <w:spacing w:after="0" w:before="0" w:line="240" w:lineRule="auto"/>
-      </w:pPr>
-      <w:r>
-        <w:rPr>
-          <w:rFonts w:ascii="Consolas" w:hAnsi="Consolas" w:eastAsia="Consolas"/>
-          <w:b w:val="0"/>
-          <w:sz w:val="18"/>
-        </w:rPr>
-        <w:t>}</w:t>
-      </w:r>
-    </w:p>
-    <w:p>
-      <w:pPr>
-        <w:spacing w:after="0" w:before="0" w:line="240" w:lineRule="auto"/>
-      </w:pPr>
-      <w:r>
-        <w:rPr>
-          <w:rFonts w:ascii="Consolas" w:hAnsi="Consolas" w:eastAsia="Consolas"/>
-          <w:b w:val="0"/>
-          <w:sz w:val="18"/>
-        </w:rPr>
-        <w:t>.card h3 {</w:t>
-      </w:r>
-    </w:p>
-    <w:p>
-      <w:pPr>
-        <w:spacing w:after="0" w:before="0" w:line="240" w:lineRule="auto"/>
-      </w:pPr>
-      <w:r>
-        <w:rPr>
-          <w:rFonts w:ascii="Consolas" w:hAnsi="Consolas" w:eastAsia="Consolas"/>
-          <w:b w:val="0"/>
-          <w:sz w:val="18"/>
-        </w:rPr>
-        <w:t xml:space="preserve">    font-size: 14px;</w:t>
-      </w:r>
-    </w:p>
-    <w:p>
-      <w:pPr>
-        <w:spacing w:after="0" w:before="0" w:line="240" w:lineRule="auto"/>
-      </w:pPr>
-      <w:r>
-        <w:rPr>
-          <w:rFonts w:ascii="Consolas" w:hAnsi="Consolas" w:eastAsia="Consolas"/>
-          <w:b w:val="0"/>
-          <w:sz w:val="18"/>
-        </w:rPr>
-        <w:t xml:space="preserve">    color: #c77dff;</w:t>
-      </w:r>
-    </w:p>
-    <w:p>
-      <w:pPr>
-        <w:spacing w:after="0" w:before="0" w:line="240" w:lineRule="auto"/>
-      </w:pPr>
-      <w:r>
-        <w:rPr>
-          <w:rFonts w:ascii="Consolas" w:hAnsi="Consolas" w:eastAsia="Consolas"/>
-          <w:b w:val="0"/>
-          <w:sz w:val="18"/>
-        </w:rPr>
-        <w:t xml:space="preserve">    margin: 12px 0 6px;</w:t>
-      </w:r>
-    </w:p>
-    <w:p>
-      <w:pPr>
-        <w:spacing w:after="0" w:before="0" w:line="240" w:lineRule="auto"/>
-      </w:pPr>
-      <w:r>
-        <w:rPr>
-          <w:rFonts w:ascii="Consolas" w:hAnsi="Consolas" w:eastAsia="Consolas"/>
-          <w:b w:val="0"/>
-          <w:sz w:val="18"/>
-        </w:rPr>
-        <w:t>}</w:t>
-      </w:r>
-    </w:p>
-    <w:p>
-      <w:pPr>
-        <w:spacing w:after="0" w:before="0" w:line="240" w:lineRule="auto"/>
-      </w:pPr>
-      <w:r>
-        <w:rPr>
-          <w:rFonts w:ascii="Consolas" w:hAnsi="Consolas" w:eastAsia="Consolas"/>
-          <w:b w:val="0"/>
-          <w:sz w:val="18"/>
-        </w:rPr>
-        <w:t>.card p { font-size: 12px; color: #aaa; }</w:t>
-      </w:r>
-    </w:p>
-    <w:p>
-      <w:pPr>
-        <w:spacing w:after="0" w:before="0" w:line="240" w:lineRule="auto"/>
-      </w:pPr>
-      <w:r>
-        <w:rPr>
-          <w:rFonts w:ascii="Consolas" w:hAnsi="Consolas" w:eastAsia="Consolas"/>
-          <w:b w:val="0"/>
-          <w:sz w:val="18"/>
-        </w:rPr>
-      </w:r>
-    </w:p>
-    <w:p>
-      <w:pPr>
-        <w:spacing w:after="0" w:before="0" w:line="240" w:lineRule="auto"/>
-      </w:pPr>
-      <w:r>
-        <w:rPr>
-          <w:rFonts w:ascii="Consolas" w:hAnsi="Consolas" w:eastAsia="Consolas"/>
-          <w:b w:val="0"/>
-          <w:sz w:val="18"/>
-        </w:rPr>
-        <w:t>.anim-box {</w:t>
-      </w:r>
-    </w:p>
-    <w:p>
-      <w:pPr>
-        <w:spacing w:after="0" w:before="0" w:line="240" w:lineRule="auto"/>
-      </w:pPr>
-      <w:r>
-        <w:rPr>
-          <w:rFonts w:ascii="Consolas" w:hAnsi="Consolas" w:eastAsia="Consolas"/>
-          <w:b w:val="0"/>
-          <w:sz w:val="18"/>
-        </w:rPr>
-        <w:t xml:space="preserve">    width: 64px;</w:t>
-      </w:r>
-    </w:p>
-    <w:p>
-      <w:pPr>
-        <w:spacing w:after="0" w:before="0" w:line="240" w:lineRule="auto"/>
-      </w:pPr>
-      <w:r>
-        <w:rPr>
-          <w:rFonts w:ascii="Consolas" w:hAnsi="Consolas" w:eastAsia="Consolas"/>
-          <w:b w:val="0"/>
-          <w:sz w:val="18"/>
-        </w:rPr>
-        <w:t xml:space="preserve">    height: 64px;</w:t>
-      </w:r>
-    </w:p>
-    <w:p>
-      <w:pPr>
-        <w:spacing w:after="0" w:before="0" w:line="240" w:lineRule="auto"/>
-      </w:pPr>
-      <w:r>
-        <w:rPr>
-          <w:rFonts w:ascii="Consolas" w:hAnsi="Consolas" w:eastAsia="Consolas"/>
-          <w:b w:val="0"/>
-          <w:sz w:val="18"/>
-        </w:rPr>
-        <w:t xml:space="preserve">    margin: 0 auto;</w:t>
-      </w:r>
-    </w:p>
-    <w:p>
-      <w:pPr>
-        <w:spacing w:after="0" w:before="0" w:line="240" w:lineRule="auto"/>
-      </w:pPr>
-      <w:r>
-        <w:rPr>
-          <w:rFonts w:ascii="Consolas" w:hAnsi="Consolas" w:eastAsia="Consolas"/>
-          <w:b w:val="0"/>
-          <w:sz w:val="18"/>
-        </w:rPr>
-        <w:t xml:space="preserve">    background: #7b2cbf;</w:t>
-      </w:r>
-    </w:p>
-    <w:p>
-      <w:pPr>
-        <w:spacing w:after="0" w:before="0" w:line="240" w:lineRule="auto"/>
-      </w:pPr>
-      <w:r>
-        <w:rPr>
-          <w:rFonts w:ascii="Consolas" w:hAnsi="Consolas" w:eastAsia="Consolas"/>
-          <w:b w:val="0"/>
-          <w:sz w:val="18"/>
-        </w:rPr>
-        <w:t xml:space="preserve">    border-radius: 8px;</w:t>
-      </w:r>
-    </w:p>
-    <w:p>
-      <w:pPr>
-        <w:spacing w:after="0" w:before="0" w:line="240" w:lineRule="auto"/>
-      </w:pPr>
-      <w:r>
-        <w:rPr>
-          <w:rFonts w:ascii="Consolas" w:hAnsi="Consolas" w:eastAsia="Consolas"/>
-          <w:b w:val="0"/>
-          <w:sz w:val="18"/>
-        </w:rPr>
-        <w:t>}</w:t>
-      </w:r>
-    </w:p>
-    <w:p>
-      <w:pPr>
-        <w:spacing w:after="0" w:before="0" w:line="240" w:lineRule="auto"/>
-      </w:pPr>
-      <w:r>
-        <w:rPr>
-          <w:rFonts w:ascii="Consolas" w:hAnsi="Consolas" w:eastAsia="Consolas"/>
-          <w:b w:val="0"/>
-          <w:sz w:val="18"/>
-        </w:rPr>
-      </w:r>
-    </w:p>
-    <w:p>
-      <w:pPr>
-        <w:spacing w:after="0" w:before="0" w:line="240" w:lineRule="auto"/>
-      </w:pPr>
-      <w:r>
-        <w:rPr>
-          <w:rFonts w:ascii="Consolas" w:hAnsi="Consolas" w:eastAsia="Consolas"/>
-          <w:b w:val="0"/>
-          <w:sz w:val="18"/>
-        </w:rPr>
-        <w:t>.anim-name {</w:t>
-      </w:r>
-    </w:p>
-    <w:p>
-      <w:pPr>
-        <w:spacing w:after="0" w:before="0" w:line="240" w:lineRule="auto"/>
-      </w:pPr>
-      <w:r>
-        <w:rPr>
-          <w:rFonts w:ascii="Consolas" w:hAnsi="Consolas" w:eastAsia="Consolas"/>
-          <w:b w:val="0"/>
-          <w:sz w:val="18"/>
-        </w:rPr>
-        <w:t xml:space="preserve">    animation-name: pulse;</w:t>
-      </w:r>
-    </w:p>
-    <w:p>
-      <w:pPr>
-        <w:spacing w:after="0" w:before="0" w:line="240" w:lineRule="auto"/>
-      </w:pPr>
-      <w:r>
-        <w:rPr>
-          <w:rFonts w:ascii="Consolas" w:hAnsi="Consolas" w:eastAsia="Consolas"/>
-          <w:b w:val="0"/>
-          <w:sz w:val="18"/>
-        </w:rPr>
-        <w:t xml:space="preserve">    animation-duration: 1.5s;</w:t>
-      </w:r>
-    </w:p>
-    <w:p>
-      <w:pPr>
-        <w:spacing w:after="0" w:before="0" w:line="240" w:lineRule="auto"/>
-      </w:pPr>
-      <w:r>
-        <w:rPr>
-          <w:rFonts w:ascii="Consolas" w:hAnsi="Consolas" w:eastAsia="Consolas"/>
-          <w:b w:val="0"/>
-          <w:sz w:val="18"/>
-        </w:rPr>
-        <w:t xml:space="preserve">    animation-iteration-count: infinite;</w:t>
-      </w:r>
-    </w:p>
-    <w:p>
-      <w:pPr>
-        <w:spacing w:after="0" w:before="0" w:line="240" w:lineRule="auto"/>
-      </w:pPr>
-      <w:r>
-        <w:rPr>
-          <w:rFonts w:ascii="Consolas" w:hAnsi="Consolas" w:eastAsia="Consolas"/>
-          <w:b w:val="0"/>
-          <w:sz w:val="18"/>
-        </w:rPr>
-        <w:t>}</w:t>
-      </w:r>
-    </w:p>
-    <w:p>
-      <w:pPr>
-        <w:spacing w:after="0" w:before="0" w:line="240" w:lineRule="auto"/>
-      </w:pPr>
-      <w:r>
-        <w:rPr>
-          <w:rFonts w:ascii="Consolas" w:hAnsi="Consolas" w:eastAsia="Consolas"/>
-          <w:b w:val="0"/>
-          <w:sz w:val="18"/>
-        </w:rPr>
-        <w:t>@keyframes pulse {</w:t>
-      </w:r>
-    </w:p>
-    <w:p>
-      <w:pPr>
-        <w:spacing w:after="0" w:before="0" w:line="240" w:lineRule="auto"/>
-      </w:pPr>
-      <w:r>
-        <w:rPr>
-          <w:rFonts w:ascii="Consolas" w:hAnsi="Consolas" w:eastAsia="Consolas"/>
-          <w:b w:val="0"/>
-          <w:sz w:val="18"/>
-        </w:rPr>
-        <w:t xml:space="preserve">    0%, 100% { transform: scale(1); opacity: 1; }</w:t>
-      </w:r>
-    </w:p>
-    <w:p>
-      <w:pPr>
-        <w:spacing w:after="0" w:before="0" w:line="240" w:lineRule="auto"/>
-      </w:pPr>
-      <w:r>
-        <w:rPr>
-          <w:rFonts w:ascii="Consolas" w:hAnsi="Consolas" w:eastAsia="Consolas"/>
-          <w:b w:val="0"/>
-          <w:sz w:val="18"/>
-        </w:rPr>
-        <w:t xml:space="preserve">    50% { transform: scale(1.25); opacity: 0.7; }</w:t>
-      </w:r>
-    </w:p>
-    <w:p>
-      <w:pPr>
-        <w:spacing w:after="0" w:before="0" w:line="240" w:lineRule="auto"/>
-      </w:pPr>
-      <w:r>
-        <w:rPr>
-          <w:rFonts w:ascii="Consolas" w:hAnsi="Consolas" w:eastAsia="Consolas"/>
-          <w:b w:val="0"/>
-          <w:sz w:val="18"/>
-        </w:rPr>
-        <w:t>}</w:t>
-      </w:r>
-    </w:p>
-    <w:p>
-      <w:pPr>
-        <w:spacing w:after="0" w:before="0" w:line="240" w:lineRule="auto"/>
-      </w:pPr>
-      <w:r>
-        <w:rPr>
-          <w:rFonts w:ascii="Consolas" w:hAnsi="Consolas" w:eastAsia="Consolas"/>
-          <w:b w:val="0"/>
-          <w:sz w:val="18"/>
-        </w:rPr>
-      </w:r>
-    </w:p>
-    <w:p>
-      <w:pPr>
-        <w:spacing w:after="0" w:before="0" w:line="240" w:lineRule="auto"/>
-      </w:pPr>
-      <w:r>
-        <w:rPr>
-          <w:rFonts w:ascii="Consolas" w:hAnsi="Consolas" w:eastAsia="Consolas"/>
-          <w:b w:val="0"/>
-          <w:sz w:val="18"/>
-        </w:rPr>
-        <w:t>.anim-duration {</w:t>
-      </w:r>
-    </w:p>
-    <w:p>
-      <w:pPr>
-        <w:spacing w:after="0" w:before="0" w:line="240" w:lineRule="auto"/>
-      </w:pPr>
-      <w:r>
-        <w:rPr>
-          <w:rFonts w:ascii="Consolas" w:hAnsi="Consolas" w:eastAsia="Consolas"/>
-          <w:b w:val="0"/>
-          <w:sz w:val="18"/>
-        </w:rPr>
-        <w:t xml:space="preserve">    animation-name: slide-x;</w:t>
-      </w:r>
-    </w:p>
-    <w:p>
-      <w:pPr>
-        <w:spacing w:after="0" w:before="0" w:line="240" w:lineRule="auto"/>
-      </w:pPr>
-      <w:r>
-        <w:rPr>
-          <w:rFonts w:ascii="Consolas" w:hAnsi="Consolas" w:eastAsia="Consolas"/>
-          <w:b w:val="0"/>
-          <w:sz w:val="18"/>
-        </w:rPr>
-        <w:t xml:space="preserve">    animation-duration: 3s;</w:t>
-      </w:r>
-    </w:p>
-    <w:p>
-      <w:pPr>
-        <w:spacing w:after="0" w:before="0" w:line="240" w:lineRule="auto"/>
-      </w:pPr>
-      <w:r>
-        <w:rPr>
-          <w:rFonts w:ascii="Consolas" w:hAnsi="Consolas" w:eastAsia="Consolas"/>
-          <w:b w:val="0"/>
-          <w:sz w:val="18"/>
-        </w:rPr>
-        <w:t xml:space="preserve">    animation-iteration-count: infinite;</w:t>
-      </w:r>
-    </w:p>
-    <w:p>
-      <w:pPr>
-        <w:spacing w:after="0" w:before="0" w:line="240" w:lineRule="auto"/>
-      </w:pPr>
-      <w:r>
-        <w:rPr>
-          <w:rFonts w:ascii="Consolas" w:hAnsi="Consolas" w:eastAsia="Consolas"/>
-          <w:b w:val="0"/>
-          <w:sz w:val="18"/>
-        </w:rPr>
-        <w:t>}</w:t>
-      </w:r>
-    </w:p>
-    <w:p>
-      <w:pPr>
-        <w:spacing w:after="0" w:before="0" w:line="240" w:lineRule="auto"/>
-      </w:pPr>
-      <w:r>
-        <w:rPr>
-          <w:rFonts w:ascii="Consolas" w:hAnsi="Consolas" w:eastAsia="Consolas"/>
-          <w:b w:val="0"/>
-          <w:sz w:val="18"/>
-        </w:rPr>
-        <w:t>@keyframes slide-x {</w:t>
-      </w:r>
-    </w:p>
-    <w:p>
-      <w:pPr>
-        <w:spacing w:after="0" w:before="0" w:line="240" w:lineRule="auto"/>
-      </w:pPr>
-      <w:r>
-        <w:rPr>
-          <w:rFonts w:ascii="Consolas" w:hAnsi="Consolas" w:eastAsia="Consolas"/>
-          <w:b w:val="0"/>
-          <w:sz w:val="18"/>
-        </w:rPr>
-        <w:t xml:space="preserve">    0%, 100% { transform: translateX(0); }</w:t>
-      </w:r>
-    </w:p>
-    <w:p>
-      <w:pPr>
-        <w:spacing w:after="0" w:before="0" w:line="240" w:lineRule="auto"/>
-      </w:pPr>
-      <w:r>
-        <w:rPr>
-          <w:rFonts w:ascii="Consolas" w:hAnsi="Consolas" w:eastAsia="Consolas"/>
-          <w:b w:val="0"/>
-          <w:sz w:val="18"/>
-        </w:rPr>
-        <w:t xml:space="preserve">    50% { transform: translateX(30px); }</w:t>
-      </w:r>
-    </w:p>
-    <w:p>
-      <w:pPr>
-        <w:spacing w:after="0" w:before="0" w:line="240" w:lineRule="auto"/>
-      </w:pPr>
-      <w:r>
-        <w:rPr>
-          <w:rFonts w:ascii="Consolas" w:hAnsi="Consolas" w:eastAsia="Consolas"/>
-          <w:b w:val="0"/>
-          <w:sz w:val="18"/>
-        </w:rPr>
-        <w:t>}</w:t>
-      </w:r>
-    </w:p>
-    <w:p>
-      <w:pPr>
-        <w:spacing w:after="0" w:before="0" w:line="240" w:lineRule="auto"/>
-      </w:pPr>
-      <w:r>
-        <w:rPr>
-          <w:rFonts w:ascii="Consolas" w:hAnsi="Consolas" w:eastAsia="Consolas"/>
-          <w:b w:val="0"/>
-          <w:sz w:val="18"/>
-        </w:rPr>
-      </w:r>
-    </w:p>
-    <w:p>
-      <w:pPr>
-        <w:spacing w:after="0" w:before="0" w:line="240" w:lineRule="auto"/>
-      </w:pPr>
-      <w:r>
-        <w:rPr>
-          <w:rFonts w:ascii="Consolas" w:hAnsi="Consolas" w:eastAsia="Consolas"/>
-          <w:b w:val="0"/>
-          <w:sz w:val="18"/>
-        </w:rPr>
-        <w:t>.anim-iteration {</w:t>
-      </w:r>
-    </w:p>
-    <w:p>
-      <w:pPr>
-        <w:spacing w:after="0" w:before="0" w:line="240" w:lineRule="auto"/>
-      </w:pPr>
-      <w:r>
-        <w:rPr>
-          <w:rFonts w:ascii="Consolas" w:hAnsi="Consolas" w:eastAsia="Consolas"/>
-          <w:b w:val="0"/>
-          <w:sz w:val="18"/>
-        </w:rPr>
-        <w:t xml:space="preserve">    animation-name: spin;</w:t>
-      </w:r>
-    </w:p>
-    <w:p>
-      <w:pPr>
-        <w:spacing w:after="0" w:before="0" w:line="240" w:lineRule="auto"/>
-      </w:pPr>
-      <w:r>
-        <w:rPr>
-          <w:rFonts w:ascii="Consolas" w:hAnsi="Consolas" w:eastAsia="Consolas"/>
-          <w:b w:val="0"/>
-          <w:sz w:val="18"/>
-        </w:rPr>
-        <w:t xml:space="preserve">    animation-duration: 2s;</w:t>
-      </w:r>
-    </w:p>
-    <w:p>
-      <w:pPr>
-        <w:spacing w:after="0" w:before="0" w:line="240" w:lineRule="auto"/>
-      </w:pPr>
-      <w:r>
-        <w:rPr>
-          <w:rFonts w:ascii="Consolas" w:hAnsi="Consolas" w:eastAsia="Consolas"/>
-          <w:b w:val="0"/>
-          <w:sz w:val="18"/>
-        </w:rPr>
-        <w:t xml:space="preserve">    animation-iteration-count: infinite;</w:t>
-      </w:r>
-    </w:p>
-    <w:p>
-      <w:pPr>
-        <w:spacing w:after="0" w:before="0" w:line="240" w:lineRule="auto"/>
-      </w:pPr>
-      <w:r>
-        <w:rPr>
-          <w:rFonts w:ascii="Consolas" w:hAnsi="Consolas" w:eastAsia="Consolas"/>
-          <w:b w:val="0"/>
-          <w:sz w:val="18"/>
-        </w:rPr>
-        <w:t>}</w:t>
-      </w:r>
-    </w:p>
-    <w:p>
-      <w:pPr>
-        <w:spacing w:after="0" w:before="0" w:line="240" w:lineRule="auto"/>
-      </w:pPr>
-      <w:r>
-        <w:rPr>
-          <w:rFonts w:ascii="Consolas" w:hAnsi="Consolas" w:eastAsia="Consolas"/>
-          <w:b w:val="0"/>
-          <w:sz w:val="18"/>
-        </w:rPr>
-        <w:t>@keyframes spin {</w:t>
-      </w:r>
-    </w:p>
-    <w:p>
-      <w:pPr>
-        <w:spacing w:after="0" w:before="0" w:line="240" w:lineRule="auto"/>
-      </w:pPr>
-      <w:r>
-        <w:rPr>
-          <w:rFonts w:ascii="Consolas" w:hAnsi="Consolas" w:eastAsia="Consolas"/>
-          <w:b w:val="0"/>
-          <w:sz w:val="18"/>
-        </w:rPr>
-        <w:t xml:space="preserve">    from { transform: rotate(0deg); }</w:t>
-      </w:r>
-    </w:p>
-    <w:p>
-      <w:pPr>
-        <w:spacing w:after="0" w:before="0" w:line="240" w:lineRule="auto"/>
-      </w:pPr>
-      <w:r>
-        <w:rPr>
-          <w:rFonts w:ascii="Consolas" w:hAnsi="Consolas" w:eastAsia="Consolas"/>
-          <w:b w:val="0"/>
-          <w:sz w:val="18"/>
-        </w:rPr>
-        <w:t xml:space="preserve">    to { transform: rotate(360deg); }</w:t>
-      </w:r>
-    </w:p>
-    <w:p>
-      <w:pPr>
-        <w:spacing w:after="0" w:before="0" w:line="240" w:lineRule="auto"/>
-      </w:pPr>
-      <w:r>
-        <w:rPr>
-          <w:rFonts w:ascii="Consolas" w:hAnsi="Consolas" w:eastAsia="Consolas"/>
-          <w:b w:val="0"/>
-          <w:sz w:val="18"/>
-        </w:rPr>
-        <w:t>}</w:t>
-      </w:r>
-    </w:p>
-    <w:p>
-      <w:pPr>
-        <w:spacing w:after="0" w:before="0" w:line="240" w:lineRule="auto"/>
-      </w:pPr>
-      <w:r>
-        <w:rPr>
-          <w:rFonts w:ascii="Consolas" w:hAnsi="Consolas" w:eastAsia="Consolas"/>
-          <w:b w:val="0"/>
-          <w:sz w:val="18"/>
-        </w:rPr>
-      </w:r>
-    </w:p>
-    <w:p>
-      <w:pPr>
-        <w:spacing w:after="0" w:before="0" w:line="240" w:lineRule="auto"/>
-      </w:pPr>
-      <w:r>
-        <w:rPr>
-          <w:rFonts w:ascii="Consolas" w:hAnsi="Consolas" w:eastAsia="Consolas"/>
-          <w:b w:val="0"/>
-          <w:sz w:val="18"/>
-        </w:rPr>
-        <w:t>.anim-direction {</w:t>
-      </w:r>
-    </w:p>
-    <w:p>
-      <w:pPr>
-        <w:spacing w:after="0" w:before="0" w:line="240" w:lineRule="auto"/>
-      </w:pPr>
-      <w:r>
-        <w:rPr>
-          <w:rFonts w:ascii="Consolas" w:hAnsi="Consolas" w:eastAsia="Consolas"/>
-          <w:b w:val="0"/>
-          <w:sz w:val="18"/>
-        </w:rPr>
-        <w:t xml:space="preserve">    animation-name: slide-x;</w:t>
-      </w:r>
-    </w:p>
-    <w:p>
-      <w:pPr>
-        <w:spacing w:after="0" w:before="0" w:line="240" w:lineRule="auto"/>
-      </w:pPr>
-      <w:r>
-        <w:rPr>
-          <w:rFonts w:ascii="Consolas" w:hAnsi="Consolas" w:eastAsia="Consolas"/>
-          <w:b w:val="0"/>
-          <w:sz w:val="18"/>
-        </w:rPr>
-        <w:t xml:space="preserve">    animation-duration: 2s;</w:t>
-      </w:r>
-    </w:p>
-    <w:p>
-      <w:pPr>
-        <w:spacing w:after="0" w:before="0" w:line="240" w:lineRule="auto"/>
-      </w:pPr>
-      <w:r>
-        <w:rPr>
-          <w:rFonts w:ascii="Consolas" w:hAnsi="Consolas" w:eastAsia="Consolas"/>
-          <w:b w:val="0"/>
-          <w:sz w:val="18"/>
-        </w:rPr>
-        <w:t xml:space="preserve">    animation-iteration-count: infinite;</w:t>
-      </w:r>
-    </w:p>
-    <w:p>
-      <w:pPr>
-        <w:spacing w:after="0" w:before="0" w:line="240" w:lineRule="auto"/>
-      </w:pPr>
-      <w:r>
-        <w:rPr>
-          <w:rFonts w:ascii="Consolas" w:hAnsi="Consolas" w:eastAsia="Consolas"/>
-          <w:b w:val="0"/>
-          <w:sz w:val="18"/>
-        </w:rPr>
-        <w:t xml:space="preserve">    animation-direction: alternate;</w:t>
-      </w:r>
-    </w:p>
-    <w:p>
-      <w:pPr>
-        <w:spacing w:after="0" w:before="0" w:line="240" w:lineRule="auto"/>
-      </w:pPr>
-      <w:r>
-        <w:rPr>
-          <w:rFonts w:ascii="Consolas" w:hAnsi="Consolas" w:eastAsia="Consolas"/>
-          <w:b w:val="0"/>
-          <w:sz w:val="18"/>
-        </w:rPr>
-        <w:t>}</w:t>
-      </w:r>
-    </w:p>
-    <w:p>
-      <w:pPr>
-        <w:spacing w:after="0" w:before="0" w:line="240" w:lineRule="auto"/>
-      </w:pPr>
-      <w:r>
-        <w:rPr>
-          <w:rFonts w:ascii="Consolas" w:hAnsi="Consolas" w:eastAsia="Consolas"/>
-          <w:b w:val="0"/>
-          <w:sz w:val="18"/>
-        </w:rPr>
-      </w:r>
-    </w:p>
-    <w:p>
-      <w:pPr>
-        <w:spacing w:after="0" w:before="0" w:line="240" w:lineRule="auto"/>
-      </w:pPr>
-      <w:r>
-        <w:rPr>
-          <w:rFonts w:ascii="Consolas" w:hAnsi="Consolas" w:eastAsia="Consolas"/>
-          <w:b w:val="0"/>
-          <w:sz w:val="18"/>
-        </w:rPr>
-        <w:t>.anim-timing {</w:t>
-      </w:r>
-    </w:p>
-    <w:p>
-      <w:pPr>
-        <w:spacing w:after="0" w:before="0" w:line="240" w:lineRule="auto"/>
-      </w:pPr>
-      <w:r>
-        <w:rPr>
-          <w:rFonts w:ascii="Consolas" w:hAnsi="Consolas" w:eastAsia="Consolas"/>
-          <w:b w:val="0"/>
-          <w:sz w:val="18"/>
-        </w:rPr>
-        <w:t xml:space="preserve">    animation-name: slide-x;</w:t>
-      </w:r>
-    </w:p>
-    <w:p>
-      <w:pPr>
-        <w:spacing w:after="0" w:before="0" w:line="240" w:lineRule="auto"/>
-      </w:pPr>
-      <w:r>
-        <w:rPr>
-          <w:rFonts w:ascii="Consolas" w:hAnsi="Consolas" w:eastAsia="Consolas"/>
-          <w:b w:val="0"/>
-          <w:sz w:val="18"/>
-        </w:rPr>
-        <w:t xml:space="preserve">    animation-duration: 2s;</w:t>
-      </w:r>
-    </w:p>
-    <w:p>
-      <w:pPr>
-        <w:spacing w:after="0" w:before="0" w:line="240" w:lineRule="auto"/>
-      </w:pPr>
-      <w:r>
-        <w:rPr>
-          <w:rFonts w:ascii="Consolas" w:hAnsi="Consolas" w:eastAsia="Consolas"/>
-          <w:b w:val="0"/>
-          <w:sz w:val="18"/>
-        </w:rPr>
-        <w:t xml:space="preserve">    animation-iteration-count: infinite;</w:t>
-      </w:r>
-    </w:p>
-    <w:p>
-      <w:pPr>
-        <w:spacing w:after="0" w:before="0" w:line="240" w:lineRule="auto"/>
-      </w:pPr>
-      <w:r>
-        <w:rPr>
-          <w:rFonts w:ascii="Consolas" w:hAnsi="Consolas" w:eastAsia="Consolas"/>
-          <w:b w:val="0"/>
-          <w:sz w:val="18"/>
-        </w:rPr>
-        <w:t xml:space="preserve">    animation-timing-function: steps(4);</w:t>
-      </w:r>
-    </w:p>
-    <w:p>
-      <w:pPr>
-        <w:spacing w:after="0" w:before="0" w:line="240" w:lineRule="auto"/>
-      </w:pPr>
-      <w:r>
-        <w:rPr>
-          <w:rFonts w:ascii="Consolas" w:hAnsi="Consolas" w:eastAsia="Consolas"/>
-          <w:b w:val="0"/>
-          <w:sz w:val="18"/>
-        </w:rPr>
-        <w:t xml:space="preserve">    animation-direction: alternate;</w:t>
-      </w:r>
-    </w:p>
-    <w:p>
-      <w:pPr>
-        <w:spacing w:after="0" w:before="0" w:line="240" w:lineRule="auto"/>
-      </w:pPr>
-      <w:r>
-        <w:rPr>
-          <w:rFonts w:ascii="Consolas" w:hAnsi="Consolas" w:eastAsia="Consolas"/>
-          <w:b w:val="0"/>
-          <w:sz w:val="18"/>
-        </w:rPr>
-        <w:t>}</w:t>
-      </w:r>
-    </w:p>
-    <w:p>
-      <w:pPr>
-        <w:spacing w:after="0" w:before="0" w:line="240" w:lineRule="auto"/>
-      </w:pPr>
-      <w:r>
-        <w:rPr>
-          <w:rFonts w:ascii="Consolas" w:hAnsi="Consolas" w:eastAsia="Consolas"/>
-          <w:b w:val="0"/>
-          <w:sz w:val="18"/>
-        </w:rPr>
-      </w:r>
-    </w:p>
-    <w:p>
-      <w:pPr>
-        <w:spacing w:after="0" w:before="0" w:line="240" w:lineRule="auto"/>
-      </w:pPr>
-      <w:r>
-        <w:rPr>
-          <w:rFonts w:ascii="Consolas" w:hAnsi="Consolas" w:eastAsia="Consolas"/>
-          <w:b w:val="0"/>
-          <w:sz w:val="18"/>
-        </w:rPr>
-        <w:t>.anim-delay {</w:t>
-      </w:r>
-    </w:p>
-    <w:p>
-      <w:pPr>
-        <w:spacing w:after="0" w:before="0" w:line="240" w:lineRule="auto"/>
-      </w:pPr>
-      <w:r>
-        <w:rPr>
-          <w:rFonts w:ascii="Consolas" w:hAnsi="Consolas" w:eastAsia="Consolas"/>
-          <w:b w:val="0"/>
-          <w:sz w:val="18"/>
-        </w:rPr>
-        <w:t xml:space="preserve">    animation-name: pulse;</w:t>
-      </w:r>
-    </w:p>
-    <w:p>
-      <w:pPr>
-        <w:spacing w:after="0" w:before="0" w:line="240" w:lineRule="auto"/>
-      </w:pPr>
-      <w:r>
-        <w:rPr>
-          <w:rFonts w:ascii="Consolas" w:hAnsi="Consolas" w:eastAsia="Consolas"/>
-          <w:b w:val="0"/>
-          <w:sz w:val="18"/>
-        </w:rPr>
-        <w:t xml:space="preserve">    animation-duration: 1.5s;</w:t>
-      </w:r>
-    </w:p>
-    <w:p>
-      <w:pPr>
-        <w:spacing w:after="0" w:before="0" w:line="240" w:lineRule="auto"/>
-      </w:pPr>
-      <w:r>
-        <w:rPr>
-          <w:rFonts w:ascii="Consolas" w:hAnsi="Consolas" w:eastAsia="Consolas"/>
-          <w:b w:val="0"/>
-          <w:sz w:val="18"/>
-        </w:rPr>
-        <w:t xml:space="preserve">    animation-iteration-count: infinite;</w:t>
-      </w:r>
-    </w:p>
-    <w:p>
-      <w:pPr>
-        <w:spacing w:after="0" w:before="0" w:line="240" w:lineRule="auto"/>
-      </w:pPr>
-      <w:r>
-        <w:rPr>
-          <w:rFonts w:ascii="Consolas" w:hAnsi="Consolas" w:eastAsia="Consolas"/>
-          <w:b w:val="0"/>
-          <w:sz w:val="18"/>
-        </w:rPr>
-        <w:t xml:space="preserve">    animation-delay: 1.5s;</w:t>
-      </w:r>
-    </w:p>
-    <w:p>
-      <w:pPr>
-        <w:spacing w:after="0" w:before="0" w:line="240" w:lineRule="auto"/>
-      </w:pPr>
-      <w:r>
-        <w:rPr>
-          <w:rFonts w:ascii="Consolas" w:hAnsi="Consolas" w:eastAsia="Consolas"/>
-          <w:b w:val="0"/>
-          <w:sz w:val="18"/>
-        </w:rPr>
-        <w:t>}</w:t>
-      </w:r>
-    </w:p>
-    <w:p>
-      <w:pPr>
-        <w:spacing w:after="0" w:before="0" w:line="240" w:lineRule="auto"/>
-      </w:pPr>
-      <w:r>
-        <w:rPr>
-          <w:rFonts w:ascii="Consolas" w:hAnsi="Consolas" w:eastAsia="Consolas"/>
-          <w:b w:val="0"/>
-          <w:sz w:val="18"/>
-        </w:rPr>
-      </w:r>
-    </w:p>
-    <w:p>
-      <w:pPr>
-        <w:spacing w:after="0" w:before="0" w:line="240" w:lineRule="auto"/>
-      </w:pPr>
-      <w:r>
-        <w:rPr>
-          <w:rFonts w:ascii="Consolas" w:hAnsi="Consolas" w:eastAsia="Consolas"/>
-          <w:b w:val="0"/>
-          <w:sz w:val="18"/>
-        </w:rPr>
-        <w:t>.anim-fill {</w:t>
-      </w:r>
-    </w:p>
-    <w:p>
-      <w:pPr>
-        <w:spacing w:after="0" w:before="0" w:line="240" w:lineRule="auto"/>
-      </w:pPr>
-      <w:r>
-        <w:rPr>
-          <w:rFonts w:ascii="Consolas" w:hAnsi="Consolas" w:eastAsia="Consolas"/>
-          <w:b w:val="0"/>
-          <w:sz w:val="18"/>
-        </w:rPr>
-        <w:t xml:space="preserve">    animation-name: grow-once;</w:t>
-      </w:r>
-    </w:p>
-    <w:p>
-      <w:pPr>
-        <w:spacing w:after="0" w:before="0" w:line="240" w:lineRule="auto"/>
-      </w:pPr>
-      <w:r>
-        <w:rPr>
-          <w:rFonts w:ascii="Consolas" w:hAnsi="Consolas" w:eastAsia="Consolas"/>
-          <w:b w:val="0"/>
-          <w:sz w:val="18"/>
-        </w:rPr>
-        <w:t xml:space="preserve">    animation-duration: 2s;</w:t>
-      </w:r>
-    </w:p>
-    <w:p>
-      <w:pPr>
-        <w:spacing w:after="0" w:before="0" w:line="240" w:lineRule="auto"/>
-      </w:pPr>
-      <w:r>
-        <w:rPr>
-          <w:rFonts w:ascii="Consolas" w:hAnsi="Consolas" w:eastAsia="Consolas"/>
-          <w:b w:val="0"/>
-          <w:sz w:val="18"/>
-        </w:rPr>
-        <w:t xml:space="preserve">    animation-iteration-count: 1;</w:t>
-      </w:r>
-    </w:p>
-    <w:p>
-      <w:pPr>
-        <w:spacing w:after="0" w:before="0" w:line="240" w:lineRule="auto"/>
-      </w:pPr>
-      <w:r>
-        <w:rPr>
-          <w:rFonts w:ascii="Consolas" w:hAnsi="Consolas" w:eastAsia="Consolas"/>
-          <w:b w:val="0"/>
-          <w:sz w:val="18"/>
-        </w:rPr>
-        <w:t xml:space="preserve">    animation-fill-mode: forwards;</w:t>
-      </w:r>
-    </w:p>
-    <w:p>
-      <w:pPr>
-        <w:spacing w:after="0" w:before="0" w:line="240" w:lineRule="auto"/>
-      </w:pPr>
-      <w:r>
-        <w:rPr>
-          <w:rFonts w:ascii="Consolas" w:hAnsi="Consolas" w:eastAsia="Consolas"/>
-          <w:b w:val="0"/>
-          <w:sz w:val="18"/>
-        </w:rPr>
-        <w:t xml:space="preserve">    animation-delay: 0.5s;</w:t>
-      </w:r>
-    </w:p>
-    <w:p>
-      <w:pPr>
-        <w:spacing w:after="0" w:before="0" w:line="240" w:lineRule="auto"/>
-      </w:pPr>
-      <w:r>
-        <w:rPr>
-          <w:rFonts w:ascii="Consolas" w:hAnsi="Consolas" w:eastAsia="Consolas"/>
-          <w:b w:val="0"/>
-          <w:sz w:val="18"/>
-        </w:rPr>
-        <w:t>}</w:t>
-      </w:r>
-    </w:p>
-    <w:p>
-      <w:pPr>
-        <w:spacing w:after="0" w:before="0" w:line="240" w:lineRule="auto"/>
-      </w:pPr>
-      <w:r>
-        <w:rPr>
-          <w:rFonts w:ascii="Consolas" w:hAnsi="Consolas" w:eastAsia="Consolas"/>
-          <w:b w:val="0"/>
-          <w:sz w:val="18"/>
-        </w:rPr>
-        <w:t>@keyframes grow-once {</w:t>
-      </w:r>
-    </w:p>
-    <w:p>
-      <w:pPr>
-        <w:spacing w:after="0" w:before="0" w:line="240" w:lineRule="auto"/>
-      </w:pPr>
-      <w:r>
-        <w:rPr>
-          <w:rFonts w:ascii="Consolas" w:hAnsi="Consolas" w:eastAsia="Consolas"/>
-          <w:b w:val="0"/>
-          <w:sz w:val="18"/>
-        </w:rPr>
-        <w:t xml:space="preserve">    from { transform: scale(0.4); background: #555; }</w:t>
-      </w:r>
-    </w:p>
-    <w:p>
-      <w:pPr>
-        <w:spacing w:after="0" w:before="0" w:line="240" w:lineRule="auto"/>
-      </w:pPr>
-      <w:r>
-        <w:rPr>
-          <w:rFonts w:ascii="Consolas" w:hAnsi="Consolas" w:eastAsia="Consolas"/>
-          <w:b w:val="0"/>
-          <w:sz w:val="18"/>
-        </w:rPr>
-        <w:t xml:space="preserve">    to { transform: scale(1.1); background: #c77dff; }</w:t>
-      </w:r>
-    </w:p>
-    <w:p>
-      <w:pPr>
-        <w:spacing w:after="0" w:before="0" w:line="240" w:lineRule="auto"/>
-      </w:pPr>
-      <w:r>
-        <w:rPr>
-          <w:rFonts w:ascii="Consolas" w:hAnsi="Consolas" w:eastAsia="Consolas"/>
-          <w:b w:val="0"/>
-          <w:sz w:val="18"/>
-        </w:rPr>
-        <w:t>}</w:t>
-      </w:r>
-    </w:p>
-    <w:p>
-      <w:pPr>
-        <w:spacing w:after="0" w:before="0" w:line="240" w:lineRule="auto"/>
-      </w:pPr>
-      <w:r>
-        <w:rPr>
-          <w:rFonts w:ascii="Consolas" w:hAnsi="Consolas" w:eastAsia="Consolas"/>
-          <w:b w:val="0"/>
-          <w:sz w:val="18"/>
-        </w:rPr>
-      </w:r>
-    </w:p>
-    <w:p>
-      <w:pPr>
-        <w:spacing w:after="0" w:before="0" w:line="240" w:lineRule="auto"/>
-      </w:pPr>
-      <w:r>
-        <w:rPr>
-          <w:rFonts w:ascii="Consolas" w:hAnsi="Consolas" w:eastAsia="Consolas"/>
-          <w:b w:val="0"/>
-          <w:sz w:val="18"/>
-        </w:rPr>
-        <w:t>.anim-shorthand {</w:t>
-      </w:r>
-    </w:p>
-    <w:p>
-      <w:pPr>
-        <w:spacing w:after="0" w:before="0" w:line="240" w:lineRule="auto"/>
-      </w:pPr>
-      <w:r>
-        <w:rPr>
-          <w:rFonts w:ascii="Consolas" w:hAnsi="Consolas" w:eastAsia="Consolas"/>
-          <w:b w:val="0"/>
-          <w:sz w:val="18"/>
-        </w:rPr>
-        <w:t xml:space="preserve">    animation: bounce 1.2s ease-in-out infinite alternate;</w:t>
-      </w:r>
-    </w:p>
-    <w:p>
-      <w:pPr>
-        <w:spacing w:after="0" w:before="0" w:line="240" w:lineRule="auto"/>
-      </w:pPr>
-      <w:r>
-        <w:rPr>
-          <w:rFonts w:ascii="Consolas" w:hAnsi="Consolas" w:eastAsia="Consolas"/>
-          <w:b w:val="0"/>
-          <w:sz w:val="18"/>
-        </w:rPr>
-        <w:t>}</w:t>
-      </w:r>
-    </w:p>
-    <w:p>
-      <w:pPr>
-        <w:spacing w:after="0" w:before="0" w:line="240" w:lineRule="auto"/>
-      </w:pPr>
-      <w:r>
-        <w:rPr>
-          <w:rFonts w:ascii="Consolas" w:hAnsi="Consolas" w:eastAsia="Consolas"/>
-          <w:b w:val="0"/>
-          <w:sz w:val="18"/>
-        </w:rPr>
-        <w:t>@keyframes bounce {</w:t>
-      </w:r>
-    </w:p>
-    <w:p>
-      <w:pPr>
-        <w:spacing w:after="0" w:before="0" w:line="240" w:lineRule="auto"/>
-      </w:pPr>
-      <w:r>
-        <w:rPr>
-          <w:rFonts w:ascii="Consolas" w:hAnsi="Consolas" w:eastAsia="Consolas"/>
-          <w:b w:val="0"/>
-          <w:sz w:val="18"/>
-        </w:rPr>
-        <w:t xml:space="preserve">    from { transform: translateY(0); }</w:t>
-      </w:r>
-    </w:p>
-    <w:p>
-      <w:pPr>
-        <w:spacing w:after="0" w:before="0" w:line="240" w:lineRule="auto"/>
-      </w:pPr>
-      <w:r>
-        <w:rPr>
-          <w:rFonts w:ascii="Consolas" w:hAnsi="Consolas" w:eastAsia="Consolas"/>
-          <w:b w:val="0"/>
-          <w:sz w:val="18"/>
-        </w:rPr>
-        <w:t xml:space="preserve">    to { transform: translateY(-18px); }</w:t>
-      </w:r>
-    </w:p>
-    <w:p>
-      <w:pPr>
-        <w:spacing w:after="0" w:before="0" w:line="240" w:lineRule="auto"/>
-      </w:pPr>
-      <w:r>
-        <w:rPr>
-          <w:rFonts w:ascii="Consolas" w:hAnsi="Consolas" w:eastAsia="Consolas"/>
-          <w:b w:val="0"/>
-          <w:sz w:val="18"/>
-        </w:rPr>
-        <w:t>}</w:t>
-      </w:r>
-    </w:p>
-    <w:p>
-      <w:pPr>
-        <w:spacing w:after="0" w:before="0" w:line="240" w:lineRule="auto"/>
-      </w:pPr>
-      <w:r>
-        <w:rPr>
-          <w:rFonts w:ascii="Consolas" w:hAnsi="Consolas" w:eastAsia="Consolas"/>
-          <w:b w:val="0"/>
-          <w:sz w:val="18"/>
-        </w:rPr>
-      </w:r>
-    </w:p>
-    <w:p>
-      <w:pPr>
-        <w:spacing w:after="0" w:before="0" w:line="240" w:lineRule="auto"/>
-      </w:pPr>
-      <w:r>
-        <w:rPr>
-          <w:rFonts w:ascii="Consolas" w:hAnsi="Consolas" w:eastAsia="Consolas"/>
-          <w:b w:val="0"/>
-          <w:sz w:val="18"/>
-        </w:rPr>
-        <w:t>.faq ul { padding-left: 20px; }</w:t>
-      </w:r>
-    </w:p>
-    <w:p>
-      <w:pPr>
-        <w:spacing w:after="0" w:before="0" w:line="240" w:lineRule="auto"/>
-      </w:pPr>
-      <w:r>
-        <w:rPr>
-          <w:rFonts w:ascii="Consolas" w:hAnsi="Consolas" w:eastAsia="Consolas"/>
-          <w:b w:val="0"/>
-          <w:sz w:val="18"/>
-        </w:rPr>
-        <w:t>.faq li { margin-bottom: 8px; font-size: 14px; color: #ccc; }</w:t>
-      </w:r>
-    </w:p>
-    <w:p>
-      <w:pPr>
-        <w:spacing w:after="0" w:before="0" w:line="240" w:lineRule="auto"/>
-      </w:pPr>
-      <w:r>
-        <w:rPr>
-          <w:rFonts w:ascii="Consolas" w:hAnsi="Consolas" w:eastAsia="Consolas"/>
-          <w:b w:val="0"/>
-          <w:sz w:val="18"/>
-        </w:rPr>
-        <w:t>.faq strong { color: #c77dff; }</w:t>
-      </w:r>
-    </w:p>
-    <w:p>
-      <w:pPr>
-        <w:spacing w:after="0" w:before="0" w:line="240" w:lineRule="auto"/>
-      </w:pPr>
-      <w:r>
-        <w:rPr>
-          <w:rFonts w:ascii="Consolas" w:hAnsi="Consolas" w:eastAsia="Consolas"/>
-          <w:b w:val="0"/>
-          <w:sz w:val="18"/>
-        </w:rPr>
-      </w:r>
-    </w:p>
-    <w:p>
-      <w:pPr>
-        <w:spacing w:after="0" w:before="0" w:line="240" w:lineRule="auto"/>
-      </w:pPr>
-      <w:r>
-        <w:rPr>
-          <w:rFonts w:ascii="Consolas" w:hAnsi="Consolas" w:eastAsia="Consolas"/>
-          <w:b w:val="0"/>
-          <w:sz w:val="18"/>
-        </w:rPr>
-        <w:t>.page-footer {</w:t>
-      </w:r>
-    </w:p>
-    <w:p>
-      <w:pPr>
-        <w:spacing w:after="0" w:before="0" w:line="240" w:lineRule="auto"/>
-      </w:pPr>
-      <w:r>
-        <w:rPr>
-          <w:rFonts w:ascii="Consolas" w:hAnsi="Consolas" w:eastAsia="Consolas"/>
-          <w:b w:val="0"/>
-          <w:sz w:val="18"/>
-        </w:rPr>
-        <w:t xml:space="preserve">    text-align: center;</w:t>
-      </w:r>
-    </w:p>
-    <w:p>
-      <w:pPr>
-        <w:spacing w:after="0" w:before="0" w:line="240" w:lineRule="auto"/>
-      </w:pPr>
-      <w:r>
-        <w:rPr>
-          <w:rFonts w:ascii="Consolas" w:hAnsi="Consolas" w:eastAsia="Consolas"/>
-          <w:b w:val="0"/>
-          <w:sz w:val="18"/>
-        </w:rPr>
-        <w:t xml:space="preserve">    padding: 20px;</w:t>
-      </w:r>
-    </w:p>
-    <w:p>
-      <w:pPr>
-        <w:spacing w:after="0" w:before="0" w:line="240" w:lineRule="auto"/>
-      </w:pPr>
-      <w:r>
-        <w:rPr>
-          <w:rFonts w:ascii="Consolas" w:hAnsi="Consolas" w:eastAsia="Consolas"/>
-          <w:b w:val="0"/>
-          <w:sz w:val="18"/>
-        </w:rPr>
-        <w:t xml:space="preserve">    color: #777;</w:t>
-      </w:r>
-    </w:p>
-    <w:p>
-      <w:pPr>
-        <w:spacing w:after="0" w:before="0" w:line="240" w:lineRule="auto"/>
-      </w:pPr>
-      <w:r>
-        <w:rPr>
-          <w:rFonts w:ascii="Consolas" w:hAnsi="Consolas" w:eastAsia="Consolas"/>
-          <w:b w:val="0"/>
-          <w:sz w:val="18"/>
-        </w:rPr>
-        <w:t xml:space="preserve">    font-size: 13px;</w:t>
-      </w:r>
-    </w:p>
-    <w:p>
-      <w:pPr>
-        <w:spacing w:after="0" w:before="0" w:line="240" w:lineRule="auto"/>
-      </w:pPr>
-      <w:r>
-        <w:rPr>
-          <w:rFonts w:ascii="Consolas" w:hAnsi="Consolas" w:eastAsia="Consolas"/>
-          <w:b w:val="0"/>
-          <w:sz w:val="18"/>
-        </w:rPr>
-        <w:t xml:space="preserve">    border-top: 1px solid #333;</w:t>
-      </w:r>
-    </w:p>
-    <w:p>
-      <w:pPr>
-        <w:spacing w:after="0" w:before="0" w:line="240" w:lineRule="auto"/>
-      </w:pPr>
-      <w:r>
-        <w:rPr>
-          <w:rFonts w:ascii="Consolas" w:hAnsi="Consolas" w:eastAsia="Consolas"/>
-          <w:b w:val="0"/>
-          <w:sz w:val="18"/>
-        </w:rPr>
-        <w:t>}</w:t>
-      </w:r>
-    </w:p>
-    <w:p>
-      <w:pPr>
-        <w:spacing w:after="0" w:before="0" w:line="240" w:lineRule="auto"/>
-      </w:pPr>
-      <w:r>
-        <w:rPr>
-          <w:rFonts w:ascii="Consolas" w:hAnsi="Consolas" w:eastAsia="Consolas"/>
-          <w:b w:val="0"/>
-          <w:sz w:val="18"/>
-        </w:rPr>
-      </w:r>
-    </w:p>
-    <w:p>
-      <w:pPr>
-        <w:spacing w:after="0" w:before="0" w:line="240" w:lineRule="auto"/>
-      </w:pPr>
-      <w:r>
-        <w:rPr>
-          <w:rFonts w:ascii="Consolas" w:hAnsi="Consolas" w:eastAsia="Consolas"/>
-          <w:b w:val="0"/>
-          <w:sz w:val="18"/>
-        </w:rPr>
-        <w:t>@media (max-width: 600px) {</w:t>
-      </w:r>
-    </w:p>
-    <w:p>
-      <w:pPr>
-        <w:spacing w:after="0" w:before="0" w:line="240" w:lineRule="auto"/>
-      </w:pPr>
-      <w:r>
-        <w:rPr>
-          <w:rFonts w:ascii="Consolas" w:hAnsi="Consolas" w:eastAsia="Consolas"/>
-          <w:b w:val="0"/>
-          <w:sz w:val="18"/>
-        </w:rPr>
-        <w:t xml:space="preserve">    .page-header h1 { font-size: 22px; }</w:t>
-      </w:r>
-    </w:p>
-    <w:p>
-      <w:pPr>
-        <w:spacing w:after="0" w:before="0" w:line="240" w:lineRule="auto"/>
-      </w:pPr>
-      <w:r>
-        <w:rPr>
-          <w:rFonts w:ascii="Consolas" w:hAnsi="Consolas" w:eastAsia="Consolas"/>
-          <w:b w:val="0"/>
-          <w:sz w:val="18"/>
-        </w:rPr>
-        <w:t xml:space="preserve">    .cards { grid-template-columns: 1fr 1fr; }</w:t>
-      </w:r>
-    </w:p>
-    <w:p>
-      <w:pPr>
-        <w:spacing w:after="0" w:before="0" w:line="240" w:lineRule="auto"/>
-      </w:pPr>
-      <w:r>
-        <w:rPr>
-          <w:rFonts w:ascii="Consolas" w:hAnsi="Consolas" w:eastAsia="Consolas"/>
-          <w:b w:val="0"/>
-          <w:sz w:val="18"/>
-        </w:rPr>
-        <w:t>}</w:t>
+        <w:t>2. Репозиторий учебных работ: https://github.com/FURFanTom1331FUR/Web-Design</w:t>
       </w:r>
     </w:p>
     <w:sectPr>
       <w:pgSz w:w="12240" w:h="15840"/>
-      <w:pgMar w:top="1134" w:right="850" w:bottom="1134" w:left="1417" w:header="720" w:footer="720" w:gutter="0"/>
+      <w:pgMar w:top="1134" w:right="850" w:bottom="1134" w:left="1701" w:header="720" w:footer="720" w:gutter="0"/>
       <w:cols w:space="720"/>
       <w:docGrid w:linePitch="360"/>
     </w:sectPr>
@@ -6034,6 +1265,10 @@
     <w:name w:val="Normal"/>
     <w:qFormat/>
     <w:rsid w:val="00FC693F"/>
+    <w:rPr>
+      <w:rFonts w:ascii="Times New Roman" w:hAnsi="Times New Roman"/>
+      <w:sz w:val="28"/>
+    </w:rPr>
   </w:style>
   <w:style w:type="paragraph" w:styleId="Header">
     <w:name w:val="header"/>

--- a/lab3/Otchet_Lab3_Web-Dizayn.docx
+++ b/lab3/Otchet_Lab3_Web-Dizayn.docx
@@ -4,7 +4,7 @@
   <w:body>
     <w:p>
       <w:pPr>
-        <w:spacing w:after="80" w:before="0" w:line="276" w:lineRule="auto"/>
+        <w:spacing w:after="40" w:line="276" w:lineRule="auto"/>
         <w:jc w:val="center"/>
       </w:pPr>
       <w:r>
@@ -19,7 +19,7 @@
     </w:p>
     <w:p>
       <w:pPr>
-        <w:spacing w:after="80" w:before="0" w:line="276" w:lineRule="auto"/>
+        <w:spacing w:after="40" w:line="276" w:lineRule="auto"/>
         <w:jc w:val="center"/>
       </w:pPr>
       <w:r>
@@ -34,7 +34,7 @@
     </w:p>
     <w:p>
       <w:pPr>
-        <w:spacing w:after="80" w:before="0" w:line="276" w:lineRule="auto"/>
+        <w:spacing w:after="40" w:line="276" w:lineRule="auto"/>
         <w:jc w:val="center"/>
       </w:pPr>
       <w:r>
@@ -49,7 +49,7 @@
     </w:p>
     <w:p>
       <w:pPr>
-        <w:spacing w:after="80" w:before="0" w:line="276" w:lineRule="auto"/>
+        <w:spacing w:after="40" w:line="276" w:lineRule="auto"/>
         <w:jc w:val="center"/>
       </w:pPr>
       <w:r>
@@ -64,7 +64,7 @@
     </w:p>
     <w:p>
       <w:pPr>
-        <w:spacing w:after="80" w:before="0" w:line="276" w:lineRule="auto"/>
+        <w:spacing w:after="40" w:line="276" w:lineRule="auto"/>
         <w:jc w:val="center"/>
       </w:pPr>
       <w:r>
@@ -79,7 +79,7 @@
     </w:p>
     <w:p>
       <w:pPr>
-        <w:spacing w:after="80" w:before="0" w:line="276" w:lineRule="auto"/>
+        <w:spacing w:after="40" w:line="276" w:lineRule="auto"/>
         <w:jc w:val="center"/>
       </w:pPr>
       <w:r>
@@ -94,7 +94,7 @@
     </w:p>
     <w:p>
       <w:pPr>
-        <w:spacing w:after="240" w:before="0" w:line="276" w:lineRule="auto"/>
+        <w:spacing w:after="200" w:line="276" w:lineRule="auto"/>
         <w:jc w:val="center"/>
       </w:pPr>
       <w:r>
@@ -108,7 +108,7 @@
     </w:p>
     <w:p>
       <w:pPr>
-        <w:spacing w:after="80" w:before="0" w:line="276" w:lineRule="auto"/>
+        <w:spacing w:after="120" w:line="276" w:lineRule="auto"/>
         <w:jc w:val="center"/>
       </w:pPr>
       <w:r>
@@ -123,7 +123,7 @@
     </w:p>
     <w:p>
       <w:pPr>
-        <w:spacing w:after="120" w:before="0" w:line="276" w:lineRule="auto"/>
+        <w:spacing w:after="120" w:line="276" w:lineRule="auto"/>
         <w:jc w:val="center"/>
       </w:pPr>
       <w:r>
@@ -137,7 +137,7 @@
     </w:p>
     <w:p>
       <w:pPr>
-        <w:spacing w:after="80" w:before="0" w:line="276" w:lineRule="auto"/>
+        <w:spacing w:after="120" w:line="276" w:lineRule="auto"/>
         <w:jc w:val="center"/>
       </w:pPr>
       <w:r>
@@ -152,7 +152,7 @@
     </w:p>
     <w:p>
       <w:pPr>
-        <w:spacing w:after="80" w:before="0" w:line="276" w:lineRule="auto"/>
+        <w:spacing w:after="120" w:line="276" w:lineRule="auto"/>
         <w:jc w:val="center"/>
       </w:pPr>
       <w:r>
@@ -167,7 +167,7 @@
     </w:p>
     <w:p>
       <w:pPr>
-        <w:spacing w:after="80" w:before="0" w:line="276" w:lineRule="auto"/>
+        <w:spacing w:after="120" w:line="276" w:lineRule="auto"/>
         <w:jc w:val="center"/>
       </w:pPr>
       <w:r>
@@ -182,7 +182,7 @@
     </w:p>
     <w:p>
       <w:pPr>
-        <w:spacing w:after="160" w:before="0" w:line="276" w:lineRule="auto"/>
+        <w:spacing w:after="120" w:line="276" w:lineRule="auto"/>
         <w:jc w:val="center"/>
       </w:pPr>
       <w:r>
@@ -196,7 +196,7 @@
     </w:p>
     <w:p>
       <w:pPr>
-        <w:spacing w:after="80" w:before="0" w:line="276" w:lineRule="auto"/>
+        <w:spacing w:after="120" w:line="276" w:lineRule="auto"/>
         <w:jc w:val="center"/>
       </w:pPr>
       <w:r>
@@ -211,7 +211,7 @@
     </w:p>
     <w:p>
       <w:pPr>
-        <w:spacing w:after="80" w:before="0" w:line="276" w:lineRule="auto"/>
+        <w:spacing w:after="120" w:line="276" w:lineRule="auto"/>
         <w:jc w:val="center"/>
       </w:pPr>
       <w:r>
@@ -226,7 +226,7 @@
     </w:p>
     <w:p>
       <w:pPr>
-        <w:spacing w:after="320" w:before="0" w:line="276" w:lineRule="auto"/>
+        <w:spacing w:after="280" w:line="276" w:lineRule="auto"/>
         <w:jc w:val="center"/>
       </w:pPr>
       <w:r>
@@ -240,7 +240,7 @@
     </w:p>
     <w:p>
       <w:pPr>
-        <w:spacing w:after="40" w:before="0" w:line="276" w:lineRule="auto"/>
+        <w:spacing w:after="120" w:line="276" w:lineRule="auto"/>
         <w:jc w:val="left"/>
       </w:pPr>
       <w:r>
@@ -255,7 +255,7 @@
     </w:p>
     <w:p>
       <w:pPr>
-        <w:spacing w:after="200" w:before="0" w:line="276" w:lineRule="auto"/>
+        <w:spacing w:after="120" w:line="276" w:lineRule="auto"/>
         <w:jc w:val="left"/>
       </w:pPr>
       <w:r>
@@ -270,7 +270,7 @@
     </w:p>
     <w:p>
       <w:pPr>
-        <w:spacing w:after="40" w:before="0" w:line="276" w:lineRule="auto"/>
+        <w:spacing w:after="120" w:line="276" w:lineRule="auto"/>
         <w:jc w:val="left"/>
       </w:pPr>
       <w:r>
@@ -285,7 +285,7 @@
     </w:p>
     <w:p>
       <w:pPr>
-        <w:spacing w:after="200" w:before="0" w:line="276" w:lineRule="auto"/>
+        <w:spacing w:after="120" w:line="276" w:lineRule="auto"/>
         <w:jc w:val="left"/>
       </w:pPr>
       <w:r>
@@ -300,7 +300,7 @@
     </w:p>
     <w:p>
       <w:pPr>
-        <w:spacing w:after="40" w:before="0" w:line="276" w:lineRule="auto"/>
+        <w:spacing w:after="120" w:line="276" w:lineRule="auto"/>
         <w:jc w:val="left"/>
       </w:pPr>
       <w:r>
@@ -315,7 +315,7 @@
     </w:p>
     <w:p>
       <w:pPr>
-        <w:spacing w:after="480" w:before="0" w:line="276" w:lineRule="auto"/>
+        <w:spacing w:after="120" w:line="276" w:lineRule="auto"/>
         <w:jc w:val="left"/>
       </w:pPr>
       <w:r>
@@ -330,7 +330,21 @@
     </w:p>
     <w:p>
       <w:pPr>
-        <w:spacing w:after="80" w:before="0" w:line="276" w:lineRule="auto"/>
+        <w:spacing w:after="360" w:line="276" w:lineRule="auto"/>
+        <w:jc w:val="center"/>
+      </w:pPr>
+      <w:r>
+        <w:rPr>
+          <w:rFonts w:ascii="Times New Roman" w:hAnsi="Times New Roman" w:eastAsia="Times New Roman"/>
+          <w:b w:val="0"/>
+          <w:i w:val="0"/>
+          <w:sz w:val="28"/>
+        </w:rPr>
+      </w:r>
+    </w:p>
+    <w:p>
+      <w:pPr>
+        <w:spacing w:after="120" w:line="276" w:lineRule="auto"/>
         <w:jc w:val="center"/>
       </w:pPr>
       <w:r>
@@ -350,7 +364,7 @@
     </w:p>
     <w:p>
       <w:pPr>
-        <w:spacing w:after="80" w:before="0" w:line="276" w:lineRule="auto"/>
+        <w:spacing w:after="120" w:line="276" w:lineRule="auto"/>
         <w:jc w:val="center"/>
       </w:pPr>
       <w:r>
@@ -365,7 +379,7 @@
     </w:p>
     <w:p>
       <w:pPr>
-        <w:spacing w:after="120" w:before="0" w:line="276" w:lineRule="auto"/>
+        <w:spacing w:after="120" w:line="276" w:lineRule="auto"/>
         <w:jc w:val="left"/>
       </w:pPr>
       <w:r>
@@ -380,7 +394,7 @@
     </w:p>
     <w:p>
       <w:pPr>
-        <w:spacing w:after="120" w:before="0" w:line="276" w:lineRule="auto"/>
+        <w:spacing w:after="120" w:line="276" w:lineRule="auto"/>
         <w:jc w:val="left"/>
       </w:pPr>
       <w:r>
@@ -395,7 +409,7 @@
     </w:p>
     <w:p>
       <w:pPr>
-        <w:spacing w:after="120" w:before="0" w:line="276" w:lineRule="auto"/>
+        <w:spacing w:after="120" w:line="276" w:lineRule="auto"/>
         <w:jc w:val="left"/>
       </w:pPr>
       <w:r>
@@ -405,12 +419,12 @@
           <w:i w:val="0"/>
           <w:sz w:val="24"/>
         </w:rPr>
-        <w:t>Контрольные вопросы …………………….……………………………………..8</w:t>
+        <w:t>Результаты работы сайта (скриншоты) …………………………………………..6</w:t>
       </w:r>
     </w:p>
     <w:p>
       <w:pPr>
-        <w:spacing w:after="120" w:before="0" w:line="276" w:lineRule="auto"/>
+        <w:spacing w:after="120" w:line="276" w:lineRule="auto"/>
         <w:jc w:val="left"/>
       </w:pPr>
       <w:r>
@@ -420,12 +434,12 @@
           <w:i w:val="0"/>
           <w:sz w:val="24"/>
         </w:rPr>
-        <w:t>ЗАКЛЮЧЕНИЕ….................................................................................................11</w:t>
+        <w:t>Контрольные вопросы …………………….……………………………………..9</w:t>
       </w:r>
     </w:p>
     <w:p>
       <w:pPr>
-        <w:spacing w:after="120" w:before="0" w:line="276" w:lineRule="auto"/>
+        <w:spacing w:after="120" w:line="276" w:lineRule="auto"/>
         <w:jc w:val="left"/>
       </w:pPr>
       <w:r>
@@ -435,7 +449,22 @@
           <w:i w:val="0"/>
           <w:sz w:val="24"/>
         </w:rPr>
-        <w:t>СПИСОК ИСПОЛЬЗУЕМЫХ ИСТОЧНИКОВ….............................................12</w:t>
+        <w:t>ЗАКЛЮЧЕНИЕ….................................................................................................10</w:t>
+      </w:r>
+    </w:p>
+    <w:p>
+      <w:pPr>
+        <w:spacing w:after="120" w:line="276" w:lineRule="auto"/>
+        <w:jc w:val="left"/>
+      </w:pPr>
+      <w:r>
+        <w:rPr>
+          <w:rFonts w:ascii="Times New Roman" w:hAnsi="Times New Roman" w:eastAsia="Times New Roman"/>
+          <w:b w:val="0"/>
+          <w:i w:val="0"/>
+          <w:sz w:val="24"/>
+        </w:rPr>
+        <w:t>СПИСОК ИСПОЛЬЗУЕМЫХ ИСТОЧНИКОВ….............................................11</w:t>
       </w:r>
     </w:p>
     <w:p>
@@ -445,7 +474,7 @@
     </w:p>
     <w:p>
       <w:pPr>
-        <w:spacing w:after="80" w:before="0" w:line="276" w:lineRule="auto"/>
+        <w:spacing w:after="120" w:line="276" w:lineRule="auto"/>
         <w:jc w:val="center"/>
       </w:pPr>
       <w:r>
@@ -460,7 +489,7 @@
     </w:p>
     <w:p>
       <w:pPr>
-        <w:spacing w:after="120" w:before="0" w:line="276" w:lineRule="auto"/>
+        <w:spacing w:after="120" w:line="276" w:lineRule="auto"/>
         <w:ind w:firstLine="709"/>
         <w:jc w:val="both"/>
       </w:pPr>
@@ -471,12 +500,12 @@
           <w:i w:val="0"/>
           <w:sz w:val="28"/>
         </w:rPr>
-        <w:t>Лабораторный практикум для обучающихся по направлению 09.03.02 – Информационные системы и технологии разработан на кафедре информационных технологий. Данный материал использован для подготовки к выполнению лабораторных работ по курсу «Web-разработка».</w:t>
+        <w:t>Лабораторный практикум для обучающихся по направлению 09.03.02 – Информационные системы и технологии разработан на кафедре информационных технологий. Материал использован для подготовки к лабораторным работам по курсу «Web-разработка».</w:t>
       </w:r>
     </w:p>
     <w:p>
       <w:pPr>
-        <w:spacing w:after="120" w:before="0" w:line="276" w:lineRule="auto"/>
+        <w:spacing w:after="120" w:line="276" w:lineRule="auto"/>
         <w:ind w:firstLine="709"/>
         <w:jc w:val="both"/>
       </w:pPr>
@@ -487,7 +516,7 @@
           <w:i w:val="0"/>
           <w:sz w:val="28"/>
         </w:rPr>
-        <w:t>Большое внимание уделено созданию сайтов, применению языков разметки и стилей, а также разработке учебных веб-страниц с использованием HTML и CSS. Каждая лабораторная работа содержит теоретический материал, практическое задание и контрольные вопросы.</w:t>
+        <w:t>В работе рассматриваются создание учебных сайтов, применение HTML и CSS, а также оформление интерфейсов. Каждая лабораторная содержит задание, описание проекта, результаты (включая скриншоты) и контрольные вопросы.</w:t>
       </w:r>
     </w:p>
     <w:p>
@@ -497,7 +526,7 @@
     </w:p>
     <w:p>
       <w:pPr>
-        <w:spacing w:after="80" w:before="0" w:line="276" w:lineRule="auto"/>
+        <w:spacing w:after="120" w:line="276" w:lineRule="auto"/>
         <w:jc w:val="center"/>
       </w:pPr>
       <w:r>
@@ -512,7 +541,7 @@
     </w:p>
     <w:p>
       <w:pPr>
-        <w:spacing w:after="120" w:before="0" w:line="276" w:lineRule="auto"/>
+        <w:spacing w:after="120" w:line="276" w:lineRule="auto"/>
         <w:ind w:firstLine="709"/>
         <w:jc w:val="both"/>
       </w:pPr>
@@ -523,26 +552,12 @@
           <w:i w:val="0"/>
           <w:sz w:val="28"/>
         </w:rPr>
-        <w:t>Цель: научиться применять CSS-переходы (transition) и ключевые кадры (@keyframes) для анимации элементов веб-страницы без использования JavaScript.</w:t>
+        <w:t>Цель: научиться применять CSS transition и @keyframes без JavaScript.</w:t>
       </w:r>
     </w:p>
     <w:p>
       <w:pPr>
-        <w:spacing w:after="80" w:before="0" w:line="276" w:lineRule="auto"/>
-        <w:jc w:val="both"/>
-      </w:pPr>
-      <w:r>
-        <w:rPr>
-          <w:rFonts w:ascii="Times New Roman" w:hAnsi="Times New Roman" w:eastAsia="Times New Roman"/>
-          <w:b w:val="0"/>
-          <w:i w:val="0"/>
-          <w:sz w:val="28"/>
-        </w:rPr>
-      </w:r>
-    </w:p>
-    <w:p>
-      <w:pPr>
-        <w:spacing w:after="120" w:before="0" w:line="276" w:lineRule="auto"/>
+        <w:spacing w:after="120" w:line="276" w:lineRule="auto"/>
         <w:jc w:val="left"/>
       </w:pPr>
       <w:r>
@@ -557,7 +572,7 @@
     </w:p>
     <w:p>
       <w:pPr>
-        <w:spacing w:after="120" w:before="0" w:line="276" w:lineRule="auto"/>
+        <w:spacing w:after="120" w:line="276" w:lineRule="auto"/>
         <w:ind w:firstLine="709"/>
         <w:jc w:val="both"/>
       </w:pPr>
@@ -568,12 +583,12 @@
           <w:i w:val="0"/>
           <w:sz w:val="28"/>
         </w:rPr>
-        <w:t>Подготовить демонстрационную страницу с примерами transition и @keyframes; проиллюстрировать основные свойства анимации (name, duration, iteration-count, direction, timing-function, delay и др.).</w:t>
+        <w:t>Сделать демо-страницу с transition, keyframes и пояснениями свойств анимации.</w:t>
       </w:r>
     </w:p>
     <w:p>
       <w:pPr>
-        <w:spacing w:after="120" w:before="0" w:line="276" w:lineRule="auto"/>
+        <w:spacing w:after="120" w:line="276" w:lineRule="auto"/>
         <w:jc w:val="left"/>
       </w:pPr>
       <w:r>
@@ -588,7 +603,7 @@
     </w:p>
     <w:p>
       <w:pPr>
-        <w:spacing w:after="120" w:before="0" w:line="276" w:lineRule="auto"/>
+        <w:spacing w:after="120" w:line="276" w:lineRule="auto"/>
         <w:ind w:firstLine="709"/>
         <w:jc w:val="both"/>
       </w:pPr>
@@ -599,12 +614,12 @@
           <w:i w:val="0"/>
           <w:sz w:val="28"/>
         </w:rPr>
-        <w:t>Демо-страница по CSS-анимациям: плавный transition при наведении; анимация circle-to-square (круг → прямоугольник → квадрат); карточки с пояснениями свойств анимации на русском языке.</w:t>
+        <w:t>Демо CSS-анимаций: hover-transition, circle-to-square, карточки свойств.</w:t>
       </w:r>
     </w:p>
     <w:p>
       <w:pPr>
-        <w:spacing w:after="120" w:before="0" w:line="276" w:lineRule="auto"/>
+        <w:spacing w:after="120" w:line="276" w:lineRule="auto"/>
         <w:jc w:val="left"/>
       </w:pPr>
       <w:r>
@@ -619,7 +634,7 @@
     </w:p>
     <w:p>
       <w:pPr>
-        <w:spacing w:after="120" w:before="0" w:line="276" w:lineRule="auto"/>
+        <w:spacing w:after="120" w:line="276" w:lineRule="auto"/>
         <w:ind w:firstLine="709"/>
         <w:jc w:val="both"/>
       </w:pPr>
@@ -630,12 +645,12 @@
           <w:i w:val="0"/>
           <w:sz w:val="28"/>
         </w:rPr>
-        <w:t>HTML5 + CSS3, без JavaScript. Тёмная тема, акцент #7b2cbf. Свойства animation-* и transition в style.css.</w:t>
+        <w:t>HTML5 + CSS3, тёмная тема, акцент #7b2cbf.</w:t>
       </w:r>
     </w:p>
     <w:p>
       <w:pPr>
-        <w:spacing w:after="120" w:before="0" w:line="276" w:lineRule="auto"/>
+        <w:spacing w:after="120" w:line="276" w:lineRule="auto"/>
         <w:jc w:val="left"/>
       </w:pPr>
       <w:r>
@@ -650,7 +665,7 @@
     </w:p>
     <w:p>
       <w:pPr>
-        <w:spacing w:after="120" w:before="0" w:line="276" w:lineRule="auto"/>
+        <w:spacing w:after="120" w:line="276" w:lineRule="auto"/>
         <w:ind w:firstLine="709"/>
         <w:jc w:val="both"/>
       </w:pPr>
@@ -661,12 +676,12 @@
           <w:i w:val="0"/>
           <w:sz w:val="28"/>
         </w:rPr>
-        <w:t>Код: lab3/index.html, lab3/style.css.</w:t>
+        <w:t>Файлы: lab3/index.html, style.css.</w:t>
       </w:r>
     </w:p>
     <w:p>
       <w:pPr>
-        <w:spacing w:after="120" w:before="0" w:line="276" w:lineRule="auto"/>
+        <w:spacing w:after="120" w:line="276" w:lineRule="auto"/>
         <w:jc w:val="left"/>
       </w:pPr>
       <w:r>
@@ -681,7 +696,7 @@
     </w:p>
     <w:p>
       <w:pPr>
-        <w:spacing w:after="120" w:before="0" w:line="276" w:lineRule="auto"/>
+        <w:spacing w:after="120" w:line="276" w:lineRule="auto"/>
         <w:ind w:firstLine="709"/>
         <w:jc w:val="both"/>
       </w:pPr>
@@ -692,12 +707,86 @@
           <w:i w:val="0"/>
           <w:sz w:val="28"/>
         </w:rPr>
-        <w:t>Анимации воспроизводятся в современных браузерах; при наведении срабатывает transition; keyframes отрабатывают по заданной длительности и числу итераций. Страница: https://furfantom1331fur.github.io/Web-Design/lab3/</w:t>
+        <w:t>Анимации работают в браузере: https://furfantom1331fur.github.io/Web-Design/lab3/</w:t>
+      </w:r>
+    </w:p>
+    <w:p>
+      <w:r>
+        <w:br w:type="page"/>
       </w:r>
     </w:p>
     <w:p>
       <w:pPr>
-        <w:spacing w:after="80" w:before="0" w:line="276" w:lineRule="auto"/>
+        <w:spacing w:after="120" w:line="276" w:lineRule="auto"/>
+        <w:jc w:val="center"/>
+      </w:pPr>
+      <w:r>
+        <w:rPr>
+          <w:rFonts w:ascii="Times New Roman" w:hAnsi="Times New Roman" w:eastAsia="Times New Roman"/>
+          <w:b/>
+          <w:i w:val="0"/>
+          <w:sz w:val="28"/>
+        </w:rPr>
+        <w:t>Результаты работы сайта (скриншоты)</w:t>
+      </w:r>
+    </w:p>
+    <w:p>
+      <w:pPr>
+        <w:spacing w:after="80" w:line="276" w:lineRule="auto"/>
+        <w:jc w:val="center"/>
+      </w:pPr>
+      <w:r>
+        <w:rPr>
+          <w:rFonts w:ascii="Times New Roman" w:hAnsi="Times New Roman" w:eastAsia="Times New Roman"/>
+          <w:b w:val="0"/>
+          <w:i/>
+          <w:sz w:val="24"/>
+        </w:rPr>
+        <w:t>Transition</w:t>
+      </w:r>
+    </w:p>
+    <w:p>
+      <w:pPr>
+        <w:jc w:val="center"/>
+      </w:pPr>
+      <w:r>
+        <w:drawing>
+          <wp:inline xmlns:a="http://schemas.openxmlformats.org/drawingml/2006/main" xmlns:pic="http://schemas.openxmlformats.org/drawingml/2006/picture">
+            <wp:extent cx="5212080" cy="3664744"/>
+            <wp:docPr id="1" name="Picture 1"/>
+            <wp:cNvGraphicFramePr>
+              <a:graphicFrameLocks noChangeAspect="1"/>
+            </wp:cNvGraphicFramePr>
+            <a:graphic>
+              <a:graphicData uri="http://schemas.openxmlformats.org/drawingml/2006/picture">
+                <pic:pic>
+                  <pic:nvPicPr>
+                    <pic:cNvPr id="0" name="01_transition.png"/>
+                    <pic:cNvPicPr/>
+                  </pic:nvPicPr>
+                  <pic:blipFill>
+                    <a:blip r:embed="rId9"/>
+                    <a:stretch>
+                      <a:fillRect/>
+                    </a:stretch>
+                  </pic:blipFill>
+                  <pic:spPr>
+                    <a:xfrm>
+                      <a:off x="0" y="0"/>
+                      <a:ext cx="5212080" cy="3664744"/>
+                    </a:xfrm>
+                    <a:prstGeom prst="rect"/>
+                  </pic:spPr>
+                </pic:pic>
+              </a:graphicData>
+            </a:graphic>
+          </wp:inline>
+        </w:drawing>
+      </w:r>
+    </w:p>
+    <w:p>
+      <w:pPr>
+        <w:spacing w:after="160" w:line="276" w:lineRule="auto"/>
         <w:jc w:val="both"/>
       </w:pPr>
       <w:r>
@@ -711,7 +800,211 @@
     </w:p>
     <w:p>
       <w:pPr>
-        <w:spacing w:after="120" w:before="0" w:line="276" w:lineRule="auto"/>
+        <w:spacing w:after="80" w:line="276" w:lineRule="auto"/>
+        <w:jc w:val="center"/>
+      </w:pPr>
+      <w:r>
+        <w:rPr>
+          <w:rFonts w:ascii="Times New Roman" w:hAnsi="Times New Roman" w:eastAsia="Times New Roman"/>
+          <w:b w:val="0"/>
+          <w:i/>
+          <w:sz w:val="24"/>
+        </w:rPr>
+        <w:t>Keyframes круг→квадрат</w:t>
+      </w:r>
+    </w:p>
+    <w:p>
+      <w:pPr>
+        <w:jc w:val="center"/>
+      </w:pPr>
+      <w:r>
+        <w:drawing>
+          <wp:inline xmlns:a="http://schemas.openxmlformats.org/drawingml/2006/main" xmlns:pic="http://schemas.openxmlformats.org/drawingml/2006/picture">
+            <wp:extent cx="5212080" cy="6515100"/>
+            <wp:docPr id="2" name="Picture 2"/>
+            <wp:cNvGraphicFramePr>
+              <a:graphicFrameLocks noChangeAspect="1"/>
+            </wp:cNvGraphicFramePr>
+            <a:graphic>
+              <a:graphicData uri="http://schemas.openxmlformats.org/drawingml/2006/picture">
+                <pic:pic>
+                  <pic:nvPicPr>
+                    <pic:cNvPr id="0" name="02_keyframes.png"/>
+                    <pic:cNvPicPr/>
+                  </pic:nvPicPr>
+                  <pic:blipFill>
+                    <a:blip r:embed="rId10"/>
+                    <a:stretch>
+                      <a:fillRect/>
+                    </a:stretch>
+                  </pic:blipFill>
+                  <pic:spPr>
+                    <a:xfrm>
+                      <a:off x="0" y="0"/>
+                      <a:ext cx="5212080" cy="6515100"/>
+                    </a:xfrm>
+                    <a:prstGeom prst="rect"/>
+                  </pic:spPr>
+                </pic:pic>
+              </a:graphicData>
+            </a:graphic>
+          </wp:inline>
+        </w:drawing>
+      </w:r>
+    </w:p>
+    <w:p>
+      <w:pPr>
+        <w:spacing w:after="160" w:line="276" w:lineRule="auto"/>
+        <w:jc w:val="both"/>
+      </w:pPr>
+      <w:r>
+        <w:rPr>
+          <w:rFonts w:ascii="Times New Roman" w:hAnsi="Times New Roman" w:eastAsia="Times New Roman"/>
+          <w:b w:val="0"/>
+          <w:i w:val="0"/>
+          <w:sz w:val="28"/>
+        </w:rPr>
+      </w:r>
+    </w:p>
+    <w:p>
+      <w:pPr>
+        <w:spacing w:after="80" w:line="276" w:lineRule="auto"/>
+        <w:jc w:val="center"/>
+      </w:pPr>
+      <w:r>
+        <w:rPr>
+          <w:rFonts w:ascii="Times New Roman" w:hAnsi="Times New Roman" w:eastAsia="Times New Roman"/>
+          <w:b w:val="0"/>
+          <w:i/>
+          <w:sz w:val="24"/>
+        </w:rPr>
+        <w:t>Карточки свойств</w:t>
+      </w:r>
+    </w:p>
+    <w:p>
+      <w:pPr>
+        <w:jc w:val="center"/>
+      </w:pPr>
+      <w:r>
+        <w:drawing>
+          <wp:inline xmlns:a="http://schemas.openxmlformats.org/drawingml/2006/main" xmlns:pic="http://schemas.openxmlformats.org/drawingml/2006/picture">
+            <wp:extent cx="5212080" cy="6515100"/>
+            <wp:docPr id="3" name="Picture 3"/>
+            <wp:cNvGraphicFramePr>
+              <a:graphicFrameLocks noChangeAspect="1"/>
+            </wp:cNvGraphicFramePr>
+            <a:graphic>
+              <a:graphicData uri="http://schemas.openxmlformats.org/drawingml/2006/picture">
+                <pic:pic>
+                  <pic:nvPicPr>
+                    <pic:cNvPr id="0" name="02_keyframes.png"/>
+                    <pic:cNvPicPr/>
+                  </pic:nvPicPr>
+                  <pic:blipFill>
+                    <a:blip r:embed="rId10"/>
+                    <a:stretch>
+                      <a:fillRect/>
+                    </a:stretch>
+                  </pic:blipFill>
+                  <pic:spPr>
+                    <a:xfrm>
+                      <a:off x="0" y="0"/>
+                      <a:ext cx="5212080" cy="6515100"/>
+                    </a:xfrm>
+                    <a:prstGeom prst="rect"/>
+                  </pic:spPr>
+                </pic:pic>
+              </a:graphicData>
+            </a:graphic>
+          </wp:inline>
+        </w:drawing>
+      </w:r>
+    </w:p>
+    <w:p>
+      <w:pPr>
+        <w:spacing w:after="160" w:line="276" w:lineRule="auto"/>
+        <w:jc w:val="both"/>
+      </w:pPr>
+      <w:r>
+        <w:rPr>
+          <w:rFonts w:ascii="Times New Roman" w:hAnsi="Times New Roman" w:eastAsia="Times New Roman"/>
+          <w:b w:val="0"/>
+          <w:i w:val="0"/>
+          <w:sz w:val="28"/>
+        </w:rPr>
+      </w:r>
+    </w:p>
+    <w:p>
+      <w:pPr>
+        <w:spacing w:after="80" w:line="276" w:lineRule="auto"/>
+        <w:jc w:val="center"/>
+      </w:pPr>
+      <w:r>
+        <w:rPr>
+          <w:rFonts w:ascii="Times New Roman" w:hAnsi="Times New Roman" w:eastAsia="Times New Roman"/>
+          <w:b w:val="0"/>
+          <w:i/>
+          <w:sz w:val="24"/>
+        </w:rPr>
+        <w:t>Общий вид</w:t>
+      </w:r>
+    </w:p>
+    <w:p>
+      <w:pPr>
+        <w:jc w:val="center"/>
+      </w:pPr>
+      <w:r>
+        <w:drawing>
+          <wp:inline xmlns:a="http://schemas.openxmlformats.org/drawingml/2006/main" xmlns:pic="http://schemas.openxmlformats.org/drawingml/2006/picture">
+            <wp:extent cx="5212080" cy="6515100"/>
+            <wp:docPr id="4" name="Picture 4"/>
+            <wp:cNvGraphicFramePr>
+              <a:graphicFrameLocks noChangeAspect="1"/>
+            </wp:cNvGraphicFramePr>
+            <a:graphic>
+              <a:graphicData uri="http://schemas.openxmlformats.org/drawingml/2006/picture">
+                <pic:pic>
+                  <pic:nvPicPr>
+                    <pic:cNvPr id="0" name="02_keyframes.png"/>
+                    <pic:cNvPicPr/>
+                  </pic:nvPicPr>
+                  <pic:blipFill>
+                    <a:blip r:embed="rId10"/>
+                    <a:stretch>
+                      <a:fillRect/>
+                    </a:stretch>
+                  </pic:blipFill>
+                  <pic:spPr>
+                    <a:xfrm>
+                      <a:off x="0" y="0"/>
+                      <a:ext cx="5212080" cy="6515100"/>
+                    </a:xfrm>
+                    <a:prstGeom prst="rect"/>
+                  </pic:spPr>
+                </pic:pic>
+              </a:graphicData>
+            </a:graphic>
+          </wp:inline>
+        </w:drawing>
+      </w:r>
+    </w:p>
+    <w:p>
+      <w:pPr>
+        <w:spacing w:after="160" w:line="276" w:lineRule="auto"/>
+        <w:jc w:val="both"/>
+      </w:pPr>
+      <w:r>
+        <w:rPr>
+          <w:rFonts w:ascii="Times New Roman" w:hAnsi="Times New Roman" w:eastAsia="Times New Roman"/>
+          <w:b w:val="0"/>
+          <w:i w:val="0"/>
+          <w:sz w:val="28"/>
+        </w:rPr>
+      </w:r>
+    </w:p>
+    <w:p>
+      <w:pPr>
+        <w:spacing w:after="120" w:line="276" w:lineRule="auto"/>
         <w:jc w:val="left"/>
       </w:pPr>
       <w:r>
@@ -726,7 +1019,7 @@
     </w:p>
     <w:p>
       <w:pPr>
-        <w:spacing w:after="120" w:before="0" w:line="276" w:lineRule="auto"/>
+        <w:spacing w:after="120" w:line="276" w:lineRule="auto"/>
         <w:ind w:firstLine="425"/>
         <w:jc w:val="left"/>
       </w:pPr>
@@ -737,12 +1030,12 @@
           <w:i w:val="0"/>
           <w:sz w:val="28"/>
         </w:rPr>
-        <w:t>1. Что задаёт свойство animation-name?</w:t>
+        <w:t>1. Что задаёт animation-name?</w:t>
       </w:r>
     </w:p>
     <w:p>
       <w:pPr>
-        <w:spacing w:after="120" w:before="0" w:line="276" w:lineRule="auto"/>
+        <w:spacing w:after="120" w:line="276" w:lineRule="auto"/>
         <w:ind w:firstLine="425"/>
         <w:jc w:val="left"/>
       </w:pPr>
@@ -753,12 +1046,12 @@
           <w:i w:val="0"/>
           <w:sz w:val="28"/>
         </w:rPr>
-        <w:t>2. В каких единицах указывают animation-duration?</w:t>
+        <w:t>2. Единицы animation-duration?</w:t>
       </w:r>
     </w:p>
     <w:p>
       <w:pPr>
-        <w:spacing w:after="120" w:before="0" w:line="276" w:lineRule="auto"/>
+        <w:spacing w:after="120" w:line="276" w:lineRule="auto"/>
         <w:ind w:firstLine="425"/>
         <w:jc w:val="left"/>
       </w:pPr>
@@ -769,12 +1062,12 @@
           <w:i w:val="0"/>
           <w:sz w:val="28"/>
         </w:rPr>
-        <w:t>3. Для чего нужно animation-iteration-count и значение infinite?</w:t>
+        <w:t>3. Зачем iteration-count / infinite?</w:t>
       </w:r>
     </w:p>
     <w:p>
       <w:pPr>
-        <w:spacing w:after="120" w:before="0" w:line="276" w:lineRule="auto"/>
+        <w:spacing w:after="120" w:line="276" w:lineRule="auto"/>
         <w:ind w:firstLine="425"/>
         <w:jc w:val="left"/>
       </w:pPr>
@@ -790,7 +1083,7 @@
     </w:p>
     <w:p>
       <w:pPr>
-        <w:spacing w:after="120" w:before="0" w:line="276" w:lineRule="auto"/>
+        <w:spacing w:after="120" w:line="276" w:lineRule="auto"/>
         <w:ind w:firstLine="425"/>
         <w:jc w:val="left"/>
       </w:pPr>
@@ -801,7 +1094,7 @@
           <w:i w:val="0"/>
           <w:sz w:val="28"/>
         </w:rPr>
-        <w:t>5. Что делают animation-direction, animation-timing-function и animation-delay?</w:t>
+        <w:t>5. Что делают direction, timing-function, delay?</w:t>
       </w:r>
     </w:p>
     <w:p>
@@ -811,7 +1104,7 @@
     </w:p>
     <w:p>
       <w:pPr>
-        <w:spacing w:after="80" w:before="0" w:line="276" w:lineRule="auto"/>
+        <w:spacing w:after="120" w:line="276" w:lineRule="auto"/>
         <w:jc w:val="center"/>
       </w:pPr>
       <w:r>
@@ -826,7 +1119,7 @@
     </w:p>
     <w:p>
       <w:pPr>
-        <w:spacing w:after="120" w:before="0" w:line="276" w:lineRule="auto"/>
+        <w:spacing w:after="120" w:line="276" w:lineRule="auto"/>
         <w:ind w:firstLine="709"/>
         <w:jc w:val="both"/>
       </w:pPr>
@@ -837,7 +1130,7 @@
           <w:i w:val="0"/>
           <w:sz w:val="28"/>
         </w:rPr>
-        <w:t>В ходе лабораторной работы № 3 реализована демонстрация CSS-анимаций без JavaScript. Изучены transition и @keyframes, а также ключевые свойства анимации. Цель работы достигнута.</w:t>
+        <w:t>Реализована демонстрация CSS-анимаций. Цель достигнута.</w:t>
       </w:r>
     </w:p>
     <w:p>
@@ -847,7 +1140,7 @@
     </w:p>
     <w:p>
       <w:pPr>
-        <w:spacing w:after="80" w:before="0" w:line="276" w:lineRule="auto"/>
+        <w:spacing w:after="120" w:line="276" w:lineRule="auto"/>
         <w:jc w:val="center"/>
       </w:pPr>
       <w:r>
@@ -862,8 +1155,7 @@
     </w:p>
     <w:p>
       <w:pPr>
-        <w:spacing w:after="120" w:before="0" w:line="276" w:lineRule="auto"/>
-        <w:ind w:firstLine="0"/>
+        <w:spacing w:after="120" w:line="276" w:lineRule="auto"/>
         <w:jc w:val="left"/>
       </w:pPr>
       <w:r>
@@ -878,8 +1170,7 @@
     </w:p>
     <w:p>
       <w:pPr>
-        <w:spacing w:after="120" w:before="0" w:line="276" w:lineRule="auto"/>
-        <w:ind w:firstLine="0"/>
+        <w:spacing w:after="120" w:line="276" w:lineRule="auto"/>
         <w:jc w:val="left"/>
       </w:pPr>
       <w:r>
@@ -889,7 +1180,7 @@
           <w:i w:val="0"/>
           <w:sz w:val="28"/>
         </w:rPr>
-        <w:t>2. Репозиторий учебных работ: https://github.com/FURFanTom1331FUR/Web-Design</w:t>
+        <w:t>2. Репозиторий: https://github.com/FURFanTom1331FUR/Web-Design</w:t>
       </w:r>
     </w:p>
     <w:sectPr>
@@ -1265,10 +1556,6 @@
     <w:name w:val="Normal"/>
     <w:qFormat/>
     <w:rsid w:val="00FC693F"/>
-    <w:rPr>
-      <w:rFonts w:ascii="Times New Roman" w:hAnsi="Times New Roman"/>
-      <w:sz w:val="28"/>
-    </w:rPr>
   </w:style>
   <w:style w:type="paragraph" w:styleId="Header">
     <w:name w:val="header"/>

--- a/lab3/Otchet_Lab3_Web-Dizayn.docx
+++ b/lab3/Otchet_Lab3_Web-Dizayn.docx
@@ -419,7 +419,22 @@
           <w:i w:val="0"/>
           <w:sz w:val="24"/>
         </w:rPr>
-        <w:t>Результаты работы сайта (скриншоты) …………………………………………..6</w:t>
+        <w:t>Листинги исходного кода ………………………………………………………..5</w:t>
+      </w:r>
+    </w:p>
+    <w:p>
+      <w:pPr>
+        <w:spacing w:after="120" w:line="276" w:lineRule="auto"/>
+        <w:jc w:val="left"/>
+      </w:pPr>
+      <w:r>
+        <w:rPr>
+          <w:rFonts w:ascii="Times New Roman" w:hAnsi="Times New Roman" w:eastAsia="Times New Roman"/>
+          <w:b w:val="0"/>
+          <w:i w:val="0"/>
+          <w:sz w:val="24"/>
+        </w:rPr>
+        <w:t>Результаты работы сайта (скриншоты) …………………………………………..7</w:t>
       </w:r>
     </w:p>
     <w:p>
@@ -516,7 +531,7 @@
           <w:i w:val="0"/>
           <w:sz w:val="28"/>
         </w:rPr>
-        <w:t>В работе рассматриваются создание учебных сайтов, применение HTML и CSS, а также оформление интерфейсов. Каждая лабораторная содержит задание, описание проекта, результаты (включая скриншоты) и контрольные вопросы.</w:t>
+        <w:t>В работе рассматриваются создание учебных сайтов, применение HTML и CSS, а также оформление интерфейсов. Каждая лабораторная содержит задание, описание проекта, листинги исходного кода, результаты (включая скриншоты) и контрольные вопросы.</w:t>
       </w:r>
     </w:p>
     <w:p>
@@ -676,7 +691,7 @@
           <w:i w:val="0"/>
           <w:sz w:val="28"/>
         </w:rPr>
-        <w:t>Файлы: lab3/index.html, style.css.</w:t>
+        <w:t>Ниже приведены полные листинги основных исходных файлов лабораторной работы (каталог labs_code/lab3/).</w:t>
       </w:r>
     </w:p>
     <w:p>
@@ -708,6 +723,5664 @@
           <w:sz w:val="28"/>
         </w:rPr>
         <w:t>Анимации работают в браузере: https://furfantom1331fur.github.io/Web-Design/lab3/</w:t>
+      </w:r>
+    </w:p>
+    <w:p>
+      <w:r>
+        <w:br w:type="page"/>
+      </w:r>
+    </w:p>
+    <w:p>
+      <w:pPr>
+        <w:spacing w:after="120" w:line="276" w:lineRule="auto"/>
+        <w:jc w:val="center"/>
+      </w:pPr>
+      <w:r>
+        <w:rPr>
+          <w:rFonts w:ascii="Times New Roman" w:hAnsi="Times New Roman" w:eastAsia="Times New Roman"/>
+          <w:b/>
+          <w:i w:val="0"/>
+          <w:sz w:val="28"/>
+        </w:rPr>
+        <w:t>Листинги исходного кода</w:t>
+      </w:r>
+    </w:p>
+    <w:p>
+      <w:pPr>
+        <w:spacing w:after="80" w:line="276" w:lineRule="auto"/>
+        <w:jc w:val="left"/>
+      </w:pPr>
+      <w:r>
+        <w:rPr>
+          <w:rFonts w:ascii="Times New Roman" w:hAnsi="Times New Roman" w:eastAsia="Times New Roman"/>
+          <w:b/>
+          <w:i w:val="0"/>
+          <w:sz w:val="24"/>
+        </w:rPr>
+        <w:t>Листинг: lab3/index.html</w:t>
+      </w:r>
+    </w:p>
+    <w:p>
+      <w:pPr>
+        <w:spacing w:before="0" w:after="0" w:line="240" w:lineRule="auto"/>
+        <w:jc w:val="left"/>
+      </w:pPr>
+      <w:r>
+        <w:rPr>
+          <w:rFonts w:ascii="Consolas" w:hAnsi="Consolas" w:eastAsia="Consolas"/>
+          <w:b w:val="0"/>
+          <w:i w:val="0"/>
+          <w:sz w:val="16"/>
+        </w:rPr>
+        <w:t>&lt;!DOCTYPE html&gt;</w:t>
+      </w:r>
+    </w:p>
+    <w:p>
+      <w:pPr>
+        <w:spacing w:before="0" w:after="0" w:line="240" w:lineRule="auto"/>
+        <w:jc w:val="left"/>
+      </w:pPr>
+      <w:r>
+        <w:rPr>
+          <w:rFonts w:ascii="Consolas" w:hAnsi="Consolas" w:eastAsia="Consolas"/>
+          <w:b w:val="0"/>
+          <w:i w:val="0"/>
+          <w:sz w:val="16"/>
+        </w:rPr>
+        <w:t>&lt;html lang="ru"&gt;</w:t>
+      </w:r>
+    </w:p>
+    <w:p>
+      <w:pPr>
+        <w:spacing w:before="0" w:after="0" w:line="240" w:lineRule="auto"/>
+        <w:jc w:val="left"/>
+      </w:pPr>
+      <w:r>
+        <w:rPr>
+          <w:rFonts w:ascii="Consolas" w:hAnsi="Consolas" w:eastAsia="Consolas"/>
+          <w:b w:val="0"/>
+          <w:i w:val="0"/>
+          <w:sz w:val="16"/>
+        </w:rPr>
+        <w:t>&lt;head&gt;</w:t>
+      </w:r>
+    </w:p>
+    <w:p>
+      <w:pPr>
+        <w:spacing w:before="0" w:after="0" w:line="240" w:lineRule="auto"/>
+        <w:jc w:val="left"/>
+      </w:pPr>
+      <w:r>
+        <w:rPr>
+          <w:rFonts w:ascii="Consolas" w:hAnsi="Consolas" w:eastAsia="Consolas"/>
+          <w:b w:val="0"/>
+          <w:i w:val="0"/>
+          <w:sz w:val="16"/>
+        </w:rPr>
+        <w:t xml:space="preserve">    &lt;meta charset="UTF-8"&gt;</w:t>
+      </w:r>
+    </w:p>
+    <w:p>
+      <w:pPr>
+        <w:spacing w:before="0" w:after="0" w:line="240" w:lineRule="auto"/>
+        <w:jc w:val="left"/>
+      </w:pPr>
+      <w:r>
+        <w:rPr>
+          <w:rFonts w:ascii="Consolas" w:hAnsi="Consolas" w:eastAsia="Consolas"/>
+          <w:b w:val="0"/>
+          <w:i w:val="0"/>
+          <w:sz w:val="16"/>
+        </w:rPr>
+        <w:t xml:space="preserve">    &lt;meta name="viewport" content="width=device-width, initial-scale=1.0"&gt;</w:t>
+      </w:r>
+    </w:p>
+    <w:p>
+      <w:pPr>
+        <w:spacing w:before="0" w:after="0" w:line="240" w:lineRule="auto"/>
+        <w:jc w:val="left"/>
+      </w:pPr>
+      <w:r>
+        <w:rPr>
+          <w:rFonts w:ascii="Consolas" w:hAnsi="Consolas" w:eastAsia="Consolas"/>
+          <w:b w:val="0"/>
+          <w:i w:val="0"/>
+          <w:sz w:val="16"/>
+        </w:rPr>
+        <w:t xml:space="preserve">    &lt;title&gt;Лаб. 3 — Работа с анимацией&lt;/title&gt;</w:t>
+      </w:r>
+    </w:p>
+    <w:p>
+      <w:pPr>
+        <w:spacing w:before="0" w:after="0" w:line="240" w:lineRule="auto"/>
+        <w:jc w:val="left"/>
+      </w:pPr>
+      <w:r>
+        <w:rPr>
+          <w:rFonts w:ascii="Consolas" w:hAnsi="Consolas" w:eastAsia="Consolas"/>
+          <w:b w:val="0"/>
+          <w:i w:val="0"/>
+          <w:sz w:val="16"/>
+        </w:rPr>
+        <w:t xml:space="preserve">    &lt;link rel="stylesheet" href="style.css"&gt;</w:t>
+      </w:r>
+    </w:p>
+    <w:p>
+      <w:pPr>
+        <w:spacing w:before="0" w:after="0" w:line="240" w:lineRule="auto"/>
+        <w:jc w:val="left"/>
+      </w:pPr>
+      <w:r>
+        <w:rPr>
+          <w:rFonts w:ascii="Consolas" w:hAnsi="Consolas" w:eastAsia="Consolas"/>
+          <w:b w:val="0"/>
+          <w:i w:val="0"/>
+          <w:sz w:val="16"/>
+        </w:rPr>
+        <w:t>&lt;/head&gt;</w:t>
+      </w:r>
+    </w:p>
+    <w:p>
+      <w:pPr>
+        <w:spacing w:before="0" w:after="0" w:line="240" w:lineRule="auto"/>
+        <w:jc w:val="left"/>
+      </w:pPr>
+      <w:r>
+        <w:rPr>
+          <w:rFonts w:ascii="Consolas" w:hAnsi="Consolas" w:eastAsia="Consolas"/>
+          <w:b w:val="0"/>
+          <w:i w:val="0"/>
+          <w:sz w:val="16"/>
+        </w:rPr>
+        <w:t>&lt;body&gt;</w:t>
+      </w:r>
+    </w:p>
+    <w:p>
+      <w:pPr>
+        <w:spacing w:before="0" w:after="0" w:line="240" w:lineRule="auto"/>
+        <w:jc w:val="left"/>
+      </w:pPr>
+      <w:r>
+        <w:rPr>
+          <w:rFonts w:ascii="Consolas" w:hAnsi="Consolas" w:eastAsia="Consolas"/>
+          <w:b w:val="0"/>
+          <w:i w:val="0"/>
+          <w:sz w:val="16"/>
+        </w:rPr>
+        <w:t xml:space="preserve">    &lt;nav class="lab-nav"&gt;</w:t>
+      </w:r>
+    </w:p>
+    <w:p>
+      <w:pPr>
+        <w:spacing w:before="0" w:after="0" w:line="240" w:lineRule="auto"/>
+        <w:jc w:val="left"/>
+      </w:pPr>
+      <w:r>
+        <w:rPr>
+          <w:rFonts w:ascii="Consolas" w:hAnsi="Consolas" w:eastAsia="Consolas"/>
+          <w:b w:val="0"/>
+          <w:i w:val="0"/>
+          <w:sz w:val="16"/>
+        </w:rPr>
+        <w:t xml:space="preserve">        &lt;a href="../lab1/index.html"&gt;Лаба 1&lt;/a&gt;</w:t>
+      </w:r>
+    </w:p>
+    <w:p>
+      <w:pPr>
+        <w:spacing w:before="0" w:after="0" w:line="240" w:lineRule="auto"/>
+        <w:jc w:val="left"/>
+      </w:pPr>
+      <w:r>
+        <w:rPr>
+          <w:rFonts w:ascii="Consolas" w:hAnsi="Consolas" w:eastAsia="Consolas"/>
+          <w:b w:val="0"/>
+          <w:i w:val="0"/>
+          <w:sz w:val="16"/>
+        </w:rPr>
+        <w:t xml:space="preserve">        &lt;a href="../lab2/index.html"&gt;Лаба 2&lt;/a&gt;</w:t>
+      </w:r>
+    </w:p>
+    <w:p>
+      <w:pPr>
+        <w:spacing w:before="0" w:after="0" w:line="240" w:lineRule="auto"/>
+        <w:jc w:val="left"/>
+      </w:pPr>
+      <w:r>
+        <w:rPr>
+          <w:rFonts w:ascii="Consolas" w:hAnsi="Consolas" w:eastAsia="Consolas"/>
+          <w:b w:val="0"/>
+          <w:i w:val="0"/>
+          <w:sz w:val="16"/>
+        </w:rPr>
+        <w:t xml:space="preserve">        &lt;a href="index.html" class="active"&gt;Лаба 3&lt;/a&gt;</w:t>
+      </w:r>
+    </w:p>
+    <w:p>
+      <w:pPr>
+        <w:spacing w:before="0" w:after="0" w:line="240" w:lineRule="auto"/>
+        <w:jc w:val="left"/>
+      </w:pPr>
+      <w:r>
+        <w:rPr>
+          <w:rFonts w:ascii="Consolas" w:hAnsi="Consolas" w:eastAsia="Consolas"/>
+          <w:b w:val="0"/>
+          <w:i w:val="0"/>
+          <w:sz w:val="16"/>
+        </w:rPr>
+        <w:t xml:space="preserve">        &lt;a href="../lab4/index.html"&gt;Лаба 4&lt;/a&gt;</w:t>
+      </w:r>
+    </w:p>
+    <w:p>
+      <w:pPr>
+        <w:spacing w:before="0" w:after="0" w:line="240" w:lineRule="auto"/>
+        <w:jc w:val="left"/>
+      </w:pPr>
+      <w:r>
+        <w:rPr>
+          <w:rFonts w:ascii="Consolas" w:hAnsi="Consolas" w:eastAsia="Consolas"/>
+          <w:b w:val="0"/>
+          <w:i w:val="0"/>
+          <w:sz w:val="16"/>
+        </w:rPr>
+        <w:t xml:space="preserve">        &lt;a href="../index.html"&gt;Все лабы&lt;/a&gt;</w:t>
+      </w:r>
+    </w:p>
+    <w:p>
+      <w:pPr>
+        <w:spacing w:before="0" w:after="0" w:line="240" w:lineRule="auto"/>
+        <w:jc w:val="left"/>
+      </w:pPr>
+      <w:r>
+        <w:rPr>
+          <w:rFonts w:ascii="Consolas" w:hAnsi="Consolas" w:eastAsia="Consolas"/>
+          <w:b w:val="0"/>
+          <w:i w:val="0"/>
+          <w:sz w:val="16"/>
+        </w:rPr>
+        <w:t xml:space="preserve">    &lt;/nav&gt;</w:t>
+      </w:r>
+    </w:p>
+    <w:p>
+      <w:pPr>
+        <w:spacing w:before="0" w:after="0" w:line="240" w:lineRule="auto"/>
+        <w:jc w:val="left"/>
+      </w:pPr>
+      <w:r>
+        <w:rPr>
+          <w:rFonts w:ascii="Consolas" w:hAnsi="Consolas" w:eastAsia="Consolas"/>
+          <w:b w:val="0"/>
+          <w:i w:val="0"/>
+          <w:sz w:val="16"/>
+        </w:rPr>
+        <w:t xml:space="preserve"> </w:t>
+      </w:r>
+    </w:p>
+    <w:p>
+      <w:pPr>
+        <w:spacing w:before="0" w:after="0" w:line="240" w:lineRule="auto"/>
+        <w:jc w:val="left"/>
+      </w:pPr>
+      <w:r>
+        <w:rPr>
+          <w:rFonts w:ascii="Consolas" w:hAnsi="Consolas" w:eastAsia="Consolas"/>
+          <w:b w:val="0"/>
+          <w:i w:val="0"/>
+          <w:sz w:val="16"/>
+        </w:rPr>
+        <w:t xml:space="preserve">    &lt;header class="page-header"&gt;</w:t>
+      </w:r>
+    </w:p>
+    <w:p>
+      <w:pPr>
+        <w:spacing w:before="0" w:after="0" w:line="240" w:lineRule="auto"/>
+        <w:jc w:val="left"/>
+      </w:pPr>
+      <w:r>
+        <w:rPr>
+          <w:rFonts w:ascii="Consolas" w:hAnsi="Consolas" w:eastAsia="Consolas"/>
+          <w:b w:val="0"/>
+          <w:i w:val="0"/>
+          <w:sz w:val="16"/>
+        </w:rPr>
+        <w:t xml:space="preserve">        &lt;h1&gt;Лабораторная работа № 3&lt;/h1&gt;</w:t>
+      </w:r>
+    </w:p>
+    <w:p>
+      <w:pPr>
+        <w:spacing w:before="0" w:after="0" w:line="240" w:lineRule="auto"/>
+        <w:jc w:val="left"/>
+      </w:pPr>
+      <w:r>
+        <w:rPr>
+          <w:rFonts w:ascii="Consolas" w:hAnsi="Consolas" w:eastAsia="Consolas"/>
+          <w:b w:val="0"/>
+          <w:i w:val="0"/>
+          <w:sz w:val="16"/>
+        </w:rPr>
+        <w:t xml:space="preserve">        &lt;p&gt;Работа с анимацией · CSS transitions и @keyframes&lt;/p&gt;</w:t>
+      </w:r>
+    </w:p>
+    <w:p>
+      <w:pPr>
+        <w:spacing w:before="0" w:after="0" w:line="240" w:lineRule="auto"/>
+        <w:jc w:val="left"/>
+      </w:pPr>
+      <w:r>
+        <w:rPr>
+          <w:rFonts w:ascii="Consolas" w:hAnsi="Consolas" w:eastAsia="Consolas"/>
+          <w:b w:val="0"/>
+          <w:i w:val="0"/>
+          <w:sz w:val="16"/>
+        </w:rPr>
+        <w:t xml:space="preserve">    &lt;/header&gt;</w:t>
+      </w:r>
+    </w:p>
+    <w:p>
+      <w:pPr>
+        <w:spacing w:before="0" w:after="0" w:line="240" w:lineRule="auto"/>
+        <w:jc w:val="left"/>
+      </w:pPr>
+      <w:r>
+        <w:rPr>
+          <w:rFonts w:ascii="Consolas" w:hAnsi="Consolas" w:eastAsia="Consolas"/>
+          <w:b w:val="0"/>
+          <w:i w:val="0"/>
+          <w:sz w:val="16"/>
+        </w:rPr>
+        <w:t xml:space="preserve"> </w:t>
+      </w:r>
+    </w:p>
+    <w:p>
+      <w:pPr>
+        <w:spacing w:before="0" w:after="0" w:line="240" w:lineRule="auto"/>
+        <w:jc w:val="left"/>
+      </w:pPr>
+      <w:r>
+        <w:rPr>
+          <w:rFonts w:ascii="Consolas" w:hAnsi="Consolas" w:eastAsia="Consolas"/>
+          <w:b w:val="0"/>
+          <w:i w:val="0"/>
+          <w:sz w:val="16"/>
+        </w:rPr>
+        <w:t xml:space="preserve">    &lt;main class="main"&gt;</w:t>
+      </w:r>
+    </w:p>
+    <w:p>
+      <w:pPr>
+        <w:spacing w:before="0" w:after="0" w:line="240" w:lineRule="auto"/>
+        <w:jc w:val="left"/>
+      </w:pPr>
+      <w:r>
+        <w:rPr>
+          <w:rFonts w:ascii="Consolas" w:hAnsi="Consolas" w:eastAsia="Consolas"/>
+          <w:b w:val="0"/>
+          <w:i w:val="0"/>
+          <w:sz w:val="16"/>
+        </w:rPr>
+        <w:t xml:space="preserve">        &lt;section class="block"&gt;</w:t>
+      </w:r>
+    </w:p>
+    <w:p>
+      <w:pPr>
+        <w:spacing w:before="0" w:after="0" w:line="240" w:lineRule="auto"/>
+        <w:jc w:val="left"/>
+      </w:pPr>
+      <w:r>
+        <w:rPr>
+          <w:rFonts w:ascii="Consolas" w:hAnsi="Consolas" w:eastAsia="Consolas"/>
+          <w:b w:val="0"/>
+          <w:i w:val="0"/>
+          <w:sz w:val="16"/>
+        </w:rPr>
+        <w:t xml:space="preserve">            &lt;h2&gt;1. CSS Transition (при наведении)&lt;/h2&gt;</w:t>
+      </w:r>
+    </w:p>
+    <w:p>
+      <w:pPr>
+        <w:spacing w:before="0" w:after="0" w:line="240" w:lineRule="auto"/>
+        <w:jc w:val="left"/>
+      </w:pPr>
+      <w:r>
+        <w:rPr>
+          <w:rFonts w:ascii="Consolas" w:hAnsi="Consolas" w:eastAsia="Consolas"/>
+          <w:b w:val="0"/>
+          <w:i w:val="0"/>
+          <w:sz w:val="16"/>
+        </w:rPr>
+        <w:t xml:space="preserve">            &lt;p class="caption"&gt;Свойство &lt;code&gt;transition&lt;/code&gt; плавно меняет фон и масштаб кнопки при hover.&lt;/p&gt;</w:t>
+      </w:r>
+    </w:p>
+    <w:p>
+      <w:pPr>
+        <w:spacing w:before="0" w:after="0" w:line="240" w:lineRule="auto"/>
+        <w:jc w:val="left"/>
+      </w:pPr>
+      <w:r>
+        <w:rPr>
+          <w:rFonts w:ascii="Consolas" w:hAnsi="Consolas" w:eastAsia="Consolas"/>
+          <w:b w:val="0"/>
+          <w:i w:val="0"/>
+          <w:sz w:val="16"/>
+        </w:rPr>
+        <w:t xml:space="preserve">            &lt;div class="demo-row"&gt;</w:t>
+      </w:r>
+    </w:p>
+    <w:p>
+      <w:pPr>
+        <w:spacing w:before="0" w:after="0" w:line="240" w:lineRule="auto"/>
+        <w:jc w:val="left"/>
+      </w:pPr>
+      <w:r>
+        <w:rPr>
+          <w:rFonts w:ascii="Consolas" w:hAnsi="Consolas" w:eastAsia="Consolas"/>
+          <w:b w:val="0"/>
+          <w:i w:val="0"/>
+          <w:sz w:val="16"/>
+        </w:rPr>
+        <w:t xml:space="preserve">                &lt;button class="btn-transition" type="button"&gt;Наведите курсор&lt;/button&gt;</w:t>
+      </w:r>
+    </w:p>
+    <w:p>
+      <w:pPr>
+        <w:spacing w:before="0" w:after="0" w:line="240" w:lineRule="auto"/>
+        <w:jc w:val="left"/>
+      </w:pPr>
+      <w:r>
+        <w:rPr>
+          <w:rFonts w:ascii="Consolas" w:hAnsi="Consolas" w:eastAsia="Consolas"/>
+          <w:b w:val="0"/>
+          <w:i w:val="0"/>
+          <w:sz w:val="16"/>
+        </w:rPr>
+        <w:t xml:space="preserve">                &lt;div class="box-transition"&gt;Карточка с transition&lt;/div&gt;</w:t>
+      </w:r>
+    </w:p>
+    <w:p>
+      <w:pPr>
+        <w:spacing w:before="0" w:after="0" w:line="240" w:lineRule="auto"/>
+        <w:jc w:val="left"/>
+      </w:pPr>
+      <w:r>
+        <w:rPr>
+          <w:rFonts w:ascii="Consolas" w:hAnsi="Consolas" w:eastAsia="Consolas"/>
+          <w:b w:val="0"/>
+          <w:i w:val="0"/>
+          <w:sz w:val="16"/>
+        </w:rPr>
+        <w:t xml:space="preserve">            &lt;/div&gt;</w:t>
+      </w:r>
+    </w:p>
+    <w:p>
+      <w:pPr>
+        <w:spacing w:before="0" w:after="0" w:line="240" w:lineRule="auto"/>
+        <w:jc w:val="left"/>
+      </w:pPr>
+      <w:r>
+        <w:rPr>
+          <w:rFonts w:ascii="Consolas" w:hAnsi="Consolas" w:eastAsia="Consolas"/>
+          <w:b w:val="0"/>
+          <w:i w:val="0"/>
+          <w:sz w:val="16"/>
+        </w:rPr>
+        <w:t xml:space="preserve">            &lt;p class="note"&gt;transition: background-color 0.4s ease, transform 0.4s ease;&lt;/p&gt;</w:t>
+      </w:r>
+    </w:p>
+    <w:p>
+      <w:pPr>
+        <w:spacing w:before="0" w:after="0" w:line="240" w:lineRule="auto"/>
+        <w:jc w:val="left"/>
+      </w:pPr>
+      <w:r>
+        <w:rPr>
+          <w:rFonts w:ascii="Consolas" w:hAnsi="Consolas" w:eastAsia="Consolas"/>
+          <w:b w:val="0"/>
+          <w:i w:val="0"/>
+          <w:sz w:val="16"/>
+        </w:rPr>
+        <w:t xml:space="preserve">        &lt;/section&gt;</w:t>
+      </w:r>
+    </w:p>
+    <w:p>
+      <w:pPr>
+        <w:spacing w:before="0" w:after="0" w:line="240" w:lineRule="auto"/>
+        <w:jc w:val="left"/>
+      </w:pPr>
+      <w:r>
+        <w:rPr>
+          <w:rFonts w:ascii="Consolas" w:hAnsi="Consolas" w:eastAsia="Consolas"/>
+          <w:b w:val="0"/>
+          <w:i w:val="0"/>
+          <w:sz w:val="16"/>
+        </w:rPr>
+        <w:t xml:space="preserve"> </w:t>
+      </w:r>
+    </w:p>
+    <w:p>
+      <w:pPr>
+        <w:spacing w:before="0" w:after="0" w:line="240" w:lineRule="auto"/>
+        <w:jc w:val="left"/>
+      </w:pPr>
+      <w:r>
+        <w:rPr>
+          <w:rFonts w:ascii="Consolas" w:hAnsi="Consolas" w:eastAsia="Consolas"/>
+          <w:b w:val="0"/>
+          <w:i w:val="0"/>
+          <w:sz w:val="16"/>
+        </w:rPr>
+        <w:t xml:space="preserve">        &lt;section class="block"&gt;</w:t>
+      </w:r>
+    </w:p>
+    <w:p>
+      <w:pPr>
+        <w:spacing w:before="0" w:after="0" w:line="240" w:lineRule="auto"/>
+        <w:jc w:val="left"/>
+      </w:pPr>
+      <w:r>
+        <w:rPr>
+          <w:rFonts w:ascii="Consolas" w:hAnsi="Consolas" w:eastAsia="Consolas"/>
+          <w:b w:val="0"/>
+          <w:i w:val="0"/>
+          <w:sz w:val="16"/>
+        </w:rPr>
+        <w:t xml:space="preserve">            &lt;h2&gt;2. @keyframes: круг → прямоугольник → квадрат&lt;/h2&gt;</w:t>
+      </w:r>
+    </w:p>
+    <w:p>
+      <w:pPr>
+        <w:spacing w:before="0" w:after="0" w:line="240" w:lineRule="auto"/>
+        <w:jc w:val="left"/>
+      </w:pPr>
+      <w:r>
+        <w:rPr>
+          <w:rFonts w:ascii="Consolas" w:hAnsi="Consolas" w:eastAsia="Consolas"/>
+          <w:b w:val="0"/>
+          <w:i w:val="0"/>
+          <w:sz w:val="16"/>
+        </w:rPr>
+        <w:t xml:space="preserve">            &lt;p class="caption"&gt;Розовый круг превращается в синий квадрат через промежуточный фиолетовый прямоугольник (идея из учебника).&lt;/p&gt;</w:t>
+      </w:r>
+    </w:p>
+    <w:p>
+      <w:pPr>
+        <w:spacing w:before="0" w:after="0" w:line="240" w:lineRule="auto"/>
+        <w:jc w:val="left"/>
+      </w:pPr>
+      <w:r>
+        <w:rPr>
+          <w:rFonts w:ascii="Consolas" w:hAnsi="Consolas" w:eastAsia="Consolas"/>
+          <w:b w:val="0"/>
+          <w:i w:val="0"/>
+          <w:sz w:val="16"/>
+        </w:rPr>
+        <w:t xml:space="preserve">            &lt;div class="stage"&gt;</w:t>
+      </w:r>
+    </w:p>
+    <w:p>
+      <w:pPr>
+        <w:spacing w:before="0" w:after="0" w:line="240" w:lineRule="auto"/>
+        <w:jc w:val="left"/>
+      </w:pPr>
+      <w:r>
+        <w:rPr>
+          <w:rFonts w:ascii="Consolas" w:hAnsi="Consolas" w:eastAsia="Consolas"/>
+          <w:b w:val="0"/>
+          <w:i w:val="0"/>
+          <w:sz w:val="16"/>
+        </w:rPr>
+        <w:t xml:space="preserve">                &lt;div class="shape circle-to-square"&gt;&lt;/div&gt;</w:t>
+      </w:r>
+    </w:p>
+    <w:p>
+      <w:pPr>
+        <w:spacing w:before="0" w:after="0" w:line="240" w:lineRule="auto"/>
+        <w:jc w:val="left"/>
+      </w:pPr>
+      <w:r>
+        <w:rPr>
+          <w:rFonts w:ascii="Consolas" w:hAnsi="Consolas" w:eastAsia="Consolas"/>
+          <w:b w:val="0"/>
+          <w:i w:val="0"/>
+          <w:sz w:val="16"/>
+        </w:rPr>
+        <w:t xml:space="preserve">            &lt;/div&gt;</w:t>
+      </w:r>
+    </w:p>
+    <w:p>
+      <w:pPr>
+        <w:spacing w:before="0" w:after="0" w:line="240" w:lineRule="auto"/>
+        <w:jc w:val="left"/>
+      </w:pPr>
+      <w:r>
+        <w:rPr>
+          <w:rFonts w:ascii="Consolas" w:hAnsi="Consolas" w:eastAsia="Consolas"/>
+          <w:b w:val="0"/>
+          <w:i w:val="0"/>
+          <w:sz w:val="16"/>
+        </w:rPr>
+        <w:t xml:space="preserve">            &lt;p class="note"&gt;animation-name: circle-to-square; animation-duration: 5s; animation-iteration-count: infinite;&lt;/p&gt;</w:t>
+      </w:r>
+    </w:p>
+    <w:p>
+      <w:pPr>
+        <w:spacing w:before="0" w:after="0" w:line="240" w:lineRule="auto"/>
+        <w:jc w:val="left"/>
+      </w:pPr>
+      <w:r>
+        <w:rPr>
+          <w:rFonts w:ascii="Consolas" w:hAnsi="Consolas" w:eastAsia="Consolas"/>
+          <w:b w:val="0"/>
+          <w:i w:val="0"/>
+          <w:sz w:val="16"/>
+        </w:rPr>
+        <w:t xml:space="preserve">        &lt;/section&gt;</w:t>
+      </w:r>
+    </w:p>
+    <w:p>
+      <w:pPr>
+        <w:spacing w:before="0" w:after="0" w:line="240" w:lineRule="auto"/>
+        <w:jc w:val="left"/>
+      </w:pPr>
+      <w:r>
+        <w:rPr>
+          <w:rFonts w:ascii="Consolas" w:hAnsi="Consolas" w:eastAsia="Consolas"/>
+          <w:b w:val="0"/>
+          <w:i w:val="0"/>
+          <w:sz w:val="16"/>
+        </w:rPr>
+        <w:t xml:space="preserve"> </w:t>
+      </w:r>
+    </w:p>
+    <w:p>
+      <w:pPr>
+        <w:spacing w:before="0" w:after="0" w:line="240" w:lineRule="auto"/>
+        <w:jc w:val="left"/>
+      </w:pPr>
+      <w:r>
+        <w:rPr>
+          <w:rFonts w:ascii="Consolas" w:hAnsi="Consolas" w:eastAsia="Consolas"/>
+          <w:b w:val="0"/>
+          <w:i w:val="0"/>
+          <w:sz w:val="16"/>
+        </w:rPr>
+        <w:t xml:space="preserve">        &lt;section class="block"&gt;</w:t>
+      </w:r>
+    </w:p>
+    <w:p>
+      <w:pPr>
+        <w:spacing w:before="0" w:after="0" w:line="240" w:lineRule="auto"/>
+        <w:jc w:val="left"/>
+      </w:pPr>
+      <w:r>
+        <w:rPr>
+          <w:rFonts w:ascii="Consolas" w:hAnsi="Consolas" w:eastAsia="Consolas"/>
+          <w:b w:val="0"/>
+          <w:i w:val="0"/>
+          <w:sz w:val="16"/>
+        </w:rPr>
+        <w:t xml:space="preserve">            &lt;h2&gt;3. Свойства анимации — демо-карточки&lt;/h2&gt;</w:t>
+      </w:r>
+    </w:p>
+    <w:p>
+      <w:pPr>
+        <w:spacing w:before="0" w:after="0" w:line="240" w:lineRule="auto"/>
+        <w:jc w:val="left"/>
+      </w:pPr>
+      <w:r>
+        <w:rPr>
+          <w:rFonts w:ascii="Consolas" w:hAnsi="Consolas" w:eastAsia="Consolas"/>
+          <w:b w:val="0"/>
+          <w:i w:val="0"/>
+          <w:sz w:val="16"/>
+        </w:rPr>
+        <w:t xml:space="preserve">            &lt;div class="cards"&gt;</w:t>
+      </w:r>
+    </w:p>
+    <w:p>
+      <w:pPr>
+        <w:spacing w:before="0" w:after="0" w:line="240" w:lineRule="auto"/>
+        <w:jc w:val="left"/>
+      </w:pPr>
+      <w:r>
+        <w:rPr>
+          <w:rFonts w:ascii="Consolas" w:hAnsi="Consolas" w:eastAsia="Consolas"/>
+          <w:b w:val="0"/>
+          <w:i w:val="0"/>
+          <w:sz w:val="16"/>
+        </w:rPr>
+        <w:t xml:space="preserve">                &lt;article class="card"&gt;</w:t>
+      </w:r>
+    </w:p>
+    <w:p>
+      <w:pPr>
+        <w:spacing w:before="0" w:after="0" w:line="240" w:lineRule="auto"/>
+        <w:jc w:val="left"/>
+      </w:pPr>
+      <w:r>
+        <w:rPr>
+          <w:rFonts w:ascii="Consolas" w:hAnsi="Consolas" w:eastAsia="Consolas"/>
+          <w:b w:val="0"/>
+          <w:i w:val="0"/>
+          <w:sz w:val="16"/>
+        </w:rPr>
+        <w:t xml:space="preserve">                    &lt;div class="anim-box anim-name"&gt;&lt;/div&gt;</w:t>
+      </w:r>
+    </w:p>
+    <w:p>
+      <w:pPr>
+        <w:spacing w:before="0" w:after="0" w:line="240" w:lineRule="auto"/>
+        <w:jc w:val="left"/>
+      </w:pPr>
+      <w:r>
+        <w:rPr>
+          <w:rFonts w:ascii="Consolas" w:hAnsi="Consolas" w:eastAsia="Consolas"/>
+          <w:b w:val="0"/>
+          <w:i w:val="0"/>
+          <w:sz w:val="16"/>
+        </w:rPr>
+        <w:t xml:space="preserve">                    &lt;h3&gt;animation-name&lt;/h3&gt;</w:t>
+      </w:r>
+    </w:p>
+    <w:p>
+      <w:pPr>
+        <w:spacing w:before="0" w:after="0" w:line="240" w:lineRule="auto"/>
+        <w:jc w:val="left"/>
+      </w:pPr>
+      <w:r>
+        <w:rPr>
+          <w:rFonts w:ascii="Consolas" w:hAnsi="Consolas" w:eastAsia="Consolas"/>
+          <w:b w:val="0"/>
+          <w:i w:val="0"/>
+          <w:sz w:val="16"/>
+        </w:rPr>
+        <w:t xml:space="preserve">                    &lt;p&gt;Имя анимации, связанное с блоком &lt;code&gt;@keyframes&lt;/code&gt;. Здесь: &lt;code&gt;pulse&lt;/code&gt;.&lt;/p&gt;</w:t>
+      </w:r>
+    </w:p>
+    <w:p>
+      <w:pPr>
+        <w:spacing w:before="0" w:after="0" w:line="240" w:lineRule="auto"/>
+        <w:jc w:val="left"/>
+      </w:pPr>
+      <w:r>
+        <w:rPr>
+          <w:rFonts w:ascii="Consolas" w:hAnsi="Consolas" w:eastAsia="Consolas"/>
+          <w:b w:val="0"/>
+          <w:i w:val="0"/>
+          <w:sz w:val="16"/>
+        </w:rPr>
+        <w:t xml:space="preserve">                &lt;/article&gt;</w:t>
+      </w:r>
+    </w:p>
+    <w:p>
+      <w:pPr>
+        <w:spacing w:before="0" w:after="0" w:line="240" w:lineRule="auto"/>
+        <w:jc w:val="left"/>
+      </w:pPr>
+      <w:r>
+        <w:rPr>
+          <w:rFonts w:ascii="Consolas" w:hAnsi="Consolas" w:eastAsia="Consolas"/>
+          <w:b w:val="0"/>
+          <w:i w:val="0"/>
+          <w:sz w:val="16"/>
+        </w:rPr>
+        <w:t xml:space="preserve">                &lt;article class="card"&gt;</w:t>
+      </w:r>
+    </w:p>
+    <w:p>
+      <w:pPr>
+        <w:spacing w:before="0" w:after="0" w:line="240" w:lineRule="auto"/>
+        <w:jc w:val="left"/>
+      </w:pPr>
+      <w:r>
+        <w:rPr>
+          <w:rFonts w:ascii="Consolas" w:hAnsi="Consolas" w:eastAsia="Consolas"/>
+          <w:b w:val="0"/>
+          <w:i w:val="0"/>
+          <w:sz w:val="16"/>
+        </w:rPr>
+        <w:t xml:space="preserve">                    &lt;div class="anim-box anim-duration"&gt;&lt;/div&gt;</w:t>
+      </w:r>
+    </w:p>
+    <w:p>
+      <w:pPr>
+        <w:spacing w:before="0" w:after="0" w:line="240" w:lineRule="auto"/>
+        <w:jc w:val="left"/>
+      </w:pPr>
+      <w:r>
+        <w:rPr>
+          <w:rFonts w:ascii="Consolas" w:hAnsi="Consolas" w:eastAsia="Consolas"/>
+          <w:b w:val="0"/>
+          <w:i w:val="0"/>
+          <w:sz w:val="16"/>
+        </w:rPr>
+        <w:t xml:space="preserve">                    &lt;h3&gt;animation-duration&lt;/h3&gt;</w:t>
+      </w:r>
+    </w:p>
+    <w:p>
+      <w:pPr>
+        <w:spacing w:before="0" w:after="0" w:line="240" w:lineRule="auto"/>
+        <w:jc w:val="left"/>
+      </w:pPr>
+      <w:r>
+        <w:rPr>
+          <w:rFonts w:ascii="Consolas" w:hAnsi="Consolas" w:eastAsia="Consolas"/>
+          <w:b w:val="0"/>
+          <w:i w:val="0"/>
+          <w:sz w:val="16"/>
+        </w:rPr>
+        <w:t xml:space="preserve">                    &lt;p&gt;Длительность одного цикла. Слева 1s, справа (этот блок) 3s — медленнее.&lt;/p&gt;</w:t>
+      </w:r>
+    </w:p>
+    <w:p>
+      <w:pPr>
+        <w:spacing w:before="0" w:after="0" w:line="240" w:lineRule="auto"/>
+        <w:jc w:val="left"/>
+      </w:pPr>
+      <w:r>
+        <w:rPr>
+          <w:rFonts w:ascii="Consolas" w:hAnsi="Consolas" w:eastAsia="Consolas"/>
+          <w:b w:val="0"/>
+          <w:i w:val="0"/>
+          <w:sz w:val="16"/>
+        </w:rPr>
+        <w:t xml:space="preserve">                &lt;/article&gt;</w:t>
+      </w:r>
+    </w:p>
+    <w:p>
+      <w:pPr>
+        <w:spacing w:before="0" w:after="0" w:line="240" w:lineRule="auto"/>
+        <w:jc w:val="left"/>
+      </w:pPr>
+      <w:r>
+        <w:rPr>
+          <w:rFonts w:ascii="Consolas" w:hAnsi="Consolas" w:eastAsia="Consolas"/>
+          <w:b w:val="0"/>
+          <w:i w:val="0"/>
+          <w:sz w:val="16"/>
+        </w:rPr>
+        <w:t xml:space="preserve">                &lt;article class="card"&gt;</w:t>
+      </w:r>
+    </w:p>
+    <w:p>
+      <w:pPr>
+        <w:spacing w:before="0" w:after="0" w:line="240" w:lineRule="auto"/>
+        <w:jc w:val="left"/>
+      </w:pPr>
+      <w:r>
+        <w:rPr>
+          <w:rFonts w:ascii="Consolas" w:hAnsi="Consolas" w:eastAsia="Consolas"/>
+          <w:b w:val="0"/>
+          <w:i w:val="0"/>
+          <w:sz w:val="16"/>
+        </w:rPr>
+        <w:t xml:space="preserve">                    &lt;div class="anim-box anim-iteration"&gt;&lt;/div&gt;</w:t>
+      </w:r>
+    </w:p>
+    <w:p>
+      <w:pPr>
+        <w:spacing w:before="0" w:after="0" w:line="240" w:lineRule="auto"/>
+        <w:jc w:val="left"/>
+      </w:pPr>
+      <w:r>
+        <w:rPr>
+          <w:rFonts w:ascii="Consolas" w:hAnsi="Consolas" w:eastAsia="Consolas"/>
+          <w:b w:val="0"/>
+          <w:i w:val="0"/>
+          <w:sz w:val="16"/>
+        </w:rPr>
+        <w:t xml:space="preserve">                    &lt;h3&gt;animation-iteration-count&lt;/h3&gt;</w:t>
+      </w:r>
+    </w:p>
+    <w:p>
+      <w:pPr>
+        <w:spacing w:before="0" w:after="0" w:line="240" w:lineRule="auto"/>
+        <w:jc w:val="left"/>
+      </w:pPr>
+      <w:r>
+        <w:rPr>
+          <w:rFonts w:ascii="Consolas" w:hAnsi="Consolas" w:eastAsia="Consolas"/>
+          <w:b w:val="0"/>
+          <w:i w:val="0"/>
+          <w:sz w:val="16"/>
+        </w:rPr>
+        <w:t xml:space="preserve">                    &lt;p&gt;Число повторов. Значение &lt;code&gt;infinite&lt;/code&gt; — бесконечно.&lt;/p&gt;</w:t>
+      </w:r>
+    </w:p>
+    <w:p>
+      <w:pPr>
+        <w:spacing w:before="0" w:after="0" w:line="240" w:lineRule="auto"/>
+        <w:jc w:val="left"/>
+      </w:pPr>
+      <w:r>
+        <w:rPr>
+          <w:rFonts w:ascii="Consolas" w:hAnsi="Consolas" w:eastAsia="Consolas"/>
+          <w:b w:val="0"/>
+          <w:i w:val="0"/>
+          <w:sz w:val="16"/>
+        </w:rPr>
+        <w:t xml:space="preserve">                &lt;/article&gt;</w:t>
+      </w:r>
+    </w:p>
+    <w:p>
+      <w:pPr>
+        <w:spacing w:before="0" w:after="0" w:line="240" w:lineRule="auto"/>
+        <w:jc w:val="left"/>
+      </w:pPr>
+      <w:r>
+        <w:rPr>
+          <w:rFonts w:ascii="Consolas" w:hAnsi="Consolas" w:eastAsia="Consolas"/>
+          <w:b w:val="0"/>
+          <w:i w:val="0"/>
+          <w:sz w:val="16"/>
+        </w:rPr>
+        <w:t xml:space="preserve">                &lt;article class="card"&gt;</w:t>
+      </w:r>
+    </w:p>
+    <w:p>
+      <w:pPr>
+        <w:spacing w:before="0" w:after="0" w:line="240" w:lineRule="auto"/>
+        <w:jc w:val="left"/>
+      </w:pPr>
+      <w:r>
+        <w:rPr>
+          <w:rFonts w:ascii="Consolas" w:hAnsi="Consolas" w:eastAsia="Consolas"/>
+          <w:b w:val="0"/>
+          <w:i w:val="0"/>
+          <w:sz w:val="16"/>
+        </w:rPr>
+        <w:t xml:space="preserve">                    &lt;div class="anim-box anim-direction"&gt;&lt;/div&gt;</w:t>
+      </w:r>
+    </w:p>
+    <w:p>
+      <w:pPr>
+        <w:spacing w:before="0" w:after="0" w:line="240" w:lineRule="auto"/>
+        <w:jc w:val="left"/>
+      </w:pPr>
+      <w:r>
+        <w:rPr>
+          <w:rFonts w:ascii="Consolas" w:hAnsi="Consolas" w:eastAsia="Consolas"/>
+          <w:b w:val="0"/>
+          <w:i w:val="0"/>
+          <w:sz w:val="16"/>
+        </w:rPr>
+        <w:t xml:space="preserve">                    &lt;h3&gt;animation-direction&lt;/h3&gt;</w:t>
+      </w:r>
+    </w:p>
+    <w:p>
+      <w:pPr>
+        <w:spacing w:before="0" w:after="0" w:line="240" w:lineRule="auto"/>
+        <w:jc w:val="left"/>
+      </w:pPr>
+      <w:r>
+        <w:rPr>
+          <w:rFonts w:ascii="Consolas" w:hAnsi="Consolas" w:eastAsia="Consolas"/>
+          <w:b w:val="0"/>
+          <w:i w:val="0"/>
+          <w:sz w:val="16"/>
+        </w:rPr>
+        <w:t xml:space="preserve">                    &lt;p&gt;&lt;code&gt;alternate&lt;/code&gt; — туда и обратно; &lt;code&gt;reverse&lt;/code&gt; — в обратном порядке.&lt;/p&gt;</w:t>
+      </w:r>
+    </w:p>
+    <w:p>
+      <w:pPr>
+        <w:spacing w:before="0" w:after="0" w:line="240" w:lineRule="auto"/>
+        <w:jc w:val="left"/>
+      </w:pPr>
+      <w:r>
+        <w:rPr>
+          <w:rFonts w:ascii="Consolas" w:hAnsi="Consolas" w:eastAsia="Consolas"/>
+          <w:b w:val="0"/>
+          <w:i w:val="0"/>
+          <w:sz w:val="16"/>
+        </w:rPr>
+        <w:t xml:space="preserve">                &lt;/article&gt;</w:t>
+      </w:r>
+    </w:p>
+    <w:p>
+      <w:pPr>
+        <w:spacing w:before="0" w:after="0" w:line="240" w:lineRule="auto"/>
+        <w:jc w:val="left"/>
+      </w:pPr>
+      <w:r>
+        <w:rPr>
+          <w:rFonts w:ascii="Consolas" w:hAnsi="Consolas" w:eastAsia="Consolas"/>
+          <w:b w:val="0"/>
+          <w:i w:val="0"/>
+          <w:sz w:val="16"/>
+        </w:rPr>
+        <w:t xml:space="preserve">                &lt;article class="card"&gt;</w:t>
+      </w:r>
+    </w:p>
+    <w:p>
+      <w:pPr>
+        <w:spacing w:before="0" w:after="0" w:line="240" w:lineRule="auto"/>
+        <w:jc w:val="left"/>
+      </w:pPr>
+      <w:r>
+        <w:rPr>
+          <w:rFonts w:ascii="Consolas" w:hAnsi="Consolas" w:eastAsia="Consolas"/>
+          <w:b w:val="0"/>
+          <w:i w:val="0"/>
+          <w:sz w:val="16"/>
+        </w:rPr>
+        <w:t xml:space="preserve">                    &lt;div class="anim-box anim-timing"&gt;&lt;/div&gt;</w:t>
+      </w:r>
+    </w:p>
+    <w:p>
+      <w:pPr>
+        <w:spacing w:before="0" w:after="0" w:line="240" w:lineRule="auto"/>
+        <w:jc w:val="left"/>
+      </w:pPr>
+      <w:r>
+        <w:rPr>
+          <w:rFonts w:ascii="Consolas" w:hAnsi="Consolas" w:eastAsia="Consolas"/>
+          <w:b w:val="0"/>
+          <w:i w:val="0"/>
+          <w:sz w:val="16"/>
+        </w:rPr>
+        <w:t xml:space="preserve">                    &lt;h3&gt;animation-timing-function&lt;/h3&gt;</w:t>
+      </w:r>
+    </w:p>
+    <w:p>
+      <w:pPr>
+        <w:spacing w:before="0" w:after="0" w:line="240" w:lineRule="auto"/>
+        <w:jc w:val="left"/>
+      </w:pPr>
+      <w:r>
+        <w:rPr>
+          <w:rFonts w:ascii="Consolas" w:hAnsi="Consolas" w:eastAsia="Consolas"/>
+          <w:b w:val="0"/>
+          <w:i w:val="0"/>
+          <w:sz w:val="16"/>
+        </w:rPr>
+        <w:t xml:space="preserve">                    &lt;p&gt;Кривая скорости: &lt;code&gt;ease&lt;/code&gt;, &lt;code&gt;linear&lt;/code&gt;, &lt;code&gt;ease-in-out&lt;/code&gt;, &lt;code&gt;steps()&lt;/code&gt;.&lt;/p&gt;</w:t>
+      </w:r>
+    </w:p>
+    <w:p>
+      <w:pPr>
+        <w:spacing w:before="0" w:after="0" w:line="240" w:lineRule="auto"/>
+        <w:jc w:val="left"/>
+      </w:pPr>
+      <w:r>
+        <w:rPr>
+          <w:rFonts w:ascii="Consolas" w:hAnsi="Consolas" w:eastAsia="Consolas"/>
+          <w:b w:val="0"/>
+          <w:i w:val="0"/>
+          <w:sz w:val="16"/>
+        </w:rPr>
+        <w:t xml:space="preserve">                &lt;/article&gt;</w:t>
+      </w:r>
+    </w:p>
+    <w:p>
+      <w:pPr>
+        <w:spacing w:before="0" w:after="0" w:line="240" w:lineRule="auto"/>
+        <w:jc w:val="left"/>
+      </w:pPr>
+      <w:r>
+        <w:rPr>
+          <w:rFonts w:ascii="Consolas" w:hAnsi="Consolas" w:eastAsia="Consolas"/>
+          <w:b w:val="0"/>
+          <w:i w:val="0"/>
+          <w:sz w:val="16"/>
+        </w:rPr>
+        <w:t xml:space="preserve">                &lt;article class="card"&gt;</w:t>
+      </w:r>
+    </w:p>
+    <w:p>
+      <w:pPr>
+        <w:spacing w:before="0" w:after="0" w:line="240" w:lineRule="auto"/>
+        <w:jc w:val="left"/>
+      </w:pPr>
+      <w:r>
+        <w:rPr>
+          <w:rFonts w:ascii="Consolas" w:hAnsi="Consolas" w:eastAsia="Consolas"/>
+          <w:b w:val="0"/>
+          <w:i w:val="0"/>
+          <w:sz w:val="16"/>
+        </w:rPr>
+        <w:t xml:space="preserve">                    &lt;div class="anim-box anim-delay"&gt;&lt;/div&gt;</w:t>
+      </w:r>
+    </w:p>
+    <w:p>
+      <w:pPr>
+        <w:spacing w:before="0" w:after="0" w:line="240" w:lineRule="auto"/>
+        <w:jc w:val="left"/>
+      </w:pPr>
+      <w:r>
+        <w:rPr>
+          <w:rFonts w:ascii="Consolas" w:hAnsi="Consolas" w:eastAsia="Consolas"/>
+          <w:b w:val="0"/>
+          <w:i w:val="0"/>
+          <w:sz w:val="16"/>
+        </w:rPr>
+        <w:t xml:space="preserve">                    &lt;h3&gt;animation-delay&lt;/h3&gt;</w:t>
+      </w:r>
+    </w:p>
+    <w:p>
+      <w:pPr>
+        <w:spacing w:before="0" w:after="0" w:line="240" w:lineRule="auto"/>
+        <w:jc w:val="left"/>
+      </w:pPr>
+      <w:r>
+        <w:rPr>
+          <w:rFonts w:ascii="Consolas" w:hAnsi="Consolas" w:eastAsia="Consolas"/>
+          <w:b w:val="0"/>
+          <w:i w:val="0"/>
+          <w:sz w:val="16"/>
+        </w:rPr>
+        <w:t xml:space="preserve">                    &lt;p&gt;Задержка перед стартом. Здесь &lt;code&gt;1.5s&lt;/code&gt; — анимация начинается позже.&lt;/p&gt;</w:t>
+      </w:r>
+    </w:p>
+    <w:p>
+      <w:pPr>
+        <w:spacing w:before="0" w:after="0" w:line="240" w:lineRule="auto"/>
+        <w:jc w:val="left"/>
+      </w:pPr>
+      <w:r>
+        <w:rPr>
+          <w:rFonts w:ascii="Consolas" w:hAnsi="Consolas" w:eastAsia="Consolas"/>
+          <w:b w:val="0"/>
+          <w:i w:val="0"/>
+          <w:sz w:val="16"/>
+        </w:rPr>
+        <w:t xml:space="preserve">                &lt;/article&gt;</w:t>
+      </w:r>
+    </w:p>
+    <w:p>
+      <w:pPr>
+        <w:spacing w:before="0" w:after="0" w:line="240" w:lineRule="auto"/>
+        <w:jc w:val="left"/>
+      </w:pPr>
+      <w:r>
+        <w:rPr>
+          <w:rFonts w:ascii="Consolas" w:hAnsi="Consolas" w:eastAsia="Consolas"/>
+          <w:b w:val="0"/>
+          <w:i w:val="0"/>
+          <w:sz w:val="16"/>
+        </w:rPr>
+        <w:t xml:space="preserve">                &lt;article class="card"&gt;</w:t>
+      </w:r>
+    </w:p>
+    <w:p>
+      <w:pPr>
+        <w:spacing w:before="0" w:after="0" w:line="240" w:lineRule="auto"/>
+        <w:jc w:val="left"/>
+      </w:pPr>
+      <w:r>
+        <w:rPr>
+          <w:rFonts w:ascii="Consolas" w:hAnsi="Consolas" w:eastAsia="Consolas"/>
+          <w:b w:val="0"/>
+          <w:i w:val="0"/>
+          <w:sz w:val="16"/>
+        </w:rPr>
+        <w:t xml:space="preserve">                    &lt;div class="anim-box anim-fill"&gt;&lt;/div&gt;</w:t>
+      </w:r>
+    </w:p>
+    <w:p>
+      <w:pPr>
+        <w:spacing w:before="0" w:after="0" w:line="240" w:lineRule="auto"/>
+        <w:jc w:val="left"/>
+      </w:pPr>
+      <w:r>
+        <w:rPr>
+          <w:rFonts w:ascii="Consolas" w:hAnsi="Consolas" w:eastAsia="Consolas"/>
+          <w:b w:val="0"/>
+          <w:i w:val="0"/>
+          <w:sz w:val="16"/>
+        </w:rPr>
+        <w:t xml:space="preserve">                    &lt;h3&gt;animation-fill-mode&lt;/h3&gt;</w:t>
+      </w:r>
+    </w:p>
+    <w:p>
+      <w:pPr>
+        <w:spacing w:before="0" w:after="0" w:line="240" w:lineRule="auto"/>
+        <w:jc w:val="left"/>
+      </w:pPr>
+      <w:r>
+        <w:rPr>
+          <w:rFonts w:ascii="Consolas" w:hAnsi="Consolas" w:eastAsia="Consolas"/>
+          <w:b w:val="0"/>
+          <w:i w:val="0"/>
+          <w:sz w:val="16"/>
+        </w:rPr>
+        <w:t xml:space="preserve">                    &lt;p&gt;&lt;code&gt;forwards&lt;/code&gt; сохраняет стили последнего кадра после окончания анимации.&lt;/p&gt;</w:t>
+      </w:r>
+    </w:p>
+    <w:p>
+      <w:pPr>
+        <w:spacing w:before="0" w:after="0" w:line="240" w:lineRule="auto"/>
+        <w:jc w:val="left"/>
+      </w:pPr>
+      <w:r>
+        <w:rPr>
+          <w:rFonts w:ascii="Consolas" w:hAnsi="Consolas" w:eastAsia="Consolas"/>
+          <w:b w:val="0"/>
+          <w:i w:val="0"/>
+          <w:sz w:val="16"/>
+        </w:rPr>
+        <w:t xml:space="preserve">                &lt;/article&gt;</w:t>
+      </w:r>
+    </w:p>
+    <w:p>
+      <w:pPr>
+        <w:spacing w:before="0" w:after="0" w:line="240" w:lineRule="auto"/>
+        <w:jc w:val="left"/>
+      </w:pPr>
+      <w:r>
+        <w:rPr>
+          <w:rFonts w:ascii="Consolas" w:hAnsi="Consolas" w:eastAsia="Consolas"/>
+          <w:b w:val="0"/>
+          <w:i w:val="0"/>
+          <w:sz w:val="16"/>
+        </w:rPr>
+        <w:t xml:space="preserve">                &lt;article class="card"&gt;</w:t>
+      </w:r>
+    </w:p>
+    <w:p>
+      <w:pPr>
+        <w:spacing w:before="0" w:after="0" w:line="240" w:lineRule="auto"/>
+        <w:jc w:val="left"/>
+      </w:pPr>
+      <w:r>
+        <w:rPr>
+          <w:rFonts w:ascii="Consolas" w:hAnsi="Consolas" w:eastAsia="Consolas"/>
+          <w:b w:val="0"/>
+          <w:i w:val="0"/>
+          <w:sz w:val="16"/>
+        </w:rPr>
+        <w:t xml:space="preserve">                    &lt;div class="anim-box anim-shorthand"&gt;&lt;/div&gt;</w:t>
+      </w:r>
+    </w:p>
+    <w:p>
+      <w:pPr>
+        <w:spacing w:before="0" w:after="0" w:line="240" w:lineRule="auto"/>
+        <w:jc w:val="left"/>
+      </w:pPr>
+      <w:r>
+        <w:rPr>
+          <w:rFonts w:ascii="Consolas" w:hAnsi="Consolas" w:eastAsia="Consolas"/>
+          <w:b w:val="0"/>
+          <w:i w:val="0"/>
+          <w:sz w:val="16"/>
+        </w:rPr>
+        <w:t xml:space="preserve">                    &lt;h3&gt;animation (сокращение)&lt;/h3&gt;</w:t>
+      </w:r>
+    </w:p>
+    <w:p>
+      <w:pPr>
+        <w:spacing w:before="0" w:after="0" w:line="240" w:lineRule="auto"/>
+        <w:jc w:val="left"/>
+      </w:pPr>
+      <w:r>
+        <w:rPr>
+          <w:rFonts w:ascii="Consolas" w:hAnsi="Consolas" w:eastAsia="Consolas"/>
+          <w:b w:val="0"/>
+          <w:i w:val="0"/>
+          <w:sz w:val="16"/>
+        </w:rPr>
+        <w:t xml:space="preserve">                    &lt;p&gt;Краткая запись: name duration timing delay iteration direction fill-mode.&lt;/p&gt;</w:t>
+      </w:r>
+    </w:p>
+    <w:p>
+      <w:pPr>
+        <w:spacing w:before="0" w:after="0" w:line="240" w:lineRule="auto"/>
+        <w:jc w:val="left"/>
+      </w:pPr>
+      <w:r>
+        <w:rPr>
+          <w:rFonts w:ascii="Consolas" w:hAnsi="Consolas" w:eastAsia="Consolas"/>
+          <w:b w:val="0"/>
+          <w:i w:val="0"/>
+          <w:sz w:val="16"/>
+        </w:rPr>
+        <w:t xml:space="preserve">                &lt;/article&gt;</w:t>
+      </w:r>
+    </w:p>
+    <w:p>
+      <w:pPr>
+        <w:spacing w:before="0" w:after="0" w:line="240" w:lineRule="auto"/>
+        <w:jc w:val="left"/>
+      </w:pPr>
+      <w:r>
+        <w:rPr>
+          <w:rFonts w:ascii="Consolas" w:hAnsi="Consolas" w:eastAsia="Consolas"/>
+          <w:b w:val="0"/>
+          <w:i w:val="0"/>
+          <w:sz w:val="16"/>
+        </w:rPr>
+        <w:t xml:space="preserve">            &lt;/div&gt;</w:t>
+      </w:r>
+    </w:p>
+    <w:p>
+      <w:pPr>
+        <w:spacing w:before="0" w:after="0" w:line="240" w:lineRule="auto"/>
+        <w:jc w:val="left"/>
+      </w:pPr>
+      <w:r>
+        <w:rPr>
+          <w:rFonts w:ascii="Consolas" w:hAnsi="Consolas" w:eastAsia="Consolas"/>
+          <w:b w:val="0"/>
+          <w:i w:val="0"/>
+          <w:sz w:val="16"/>
+        </w:rPr>
+        <w:t xml:space="preserve">        &lt;/section&gt;</w:t>
+      </w:r>
+    </w:p>
+    <w:p>
+      <w:pPr>
+        <w:spacing w:before="0" w:after="0" w:line="240" w:lineRule="auto"/>
+        <w:jc w:val="left"/>
+      </w:pPr>
+      <w:r>
+        <w:rPr>
+          <w:rFonts w:ascii="Consolas" w:hAnsi="Consolas" w:eastAsia="Consolas"/>
+          <w:b w:val="0"/>
+          <w:i w:val="0"/>
+          <w:sz w:val="16"/>
+        </w:rPr>
+        <w:t xml:space="preserve"> </w:t>
+      </w:r>
+    </w:p>
+    <w:p>
+      <w:pPr>
+        <w:spacing w:before="0" w:after="0" w:line="240" w:lineRule="auto"/>
+        <w:jc w:val="left"/>
+      </w:pPr>
+      <w:r>
+        <w:rPr>
+          <w:rFonts w:ascii="Consolas" w:hAnsi="Consolas" w:eastAsia="Consolas"/>
+          <w:b w:val="0"/>
+          <w:i w:val="0"/>
+          <w:sz w:val="16"/>
+        </w:rPr>
+        <w:t xml:space="preserve">        &lt;section class="block faq"&gt;</w:t>
+      </w:r>
+    </w:p>
+    <w:p>
+      <w:pPr>
+        <w:spacing w:before="0" w:after="0" w:line="240" w:lineRule="auto"/>
+        <w:jc w:val="left"/>
+      </w:pPr>
+      <w:r>
+        <w:rPr>
+          <w:rFonts w:ascii="Consolas" w:hAnsi="Consolas" w:eastAsia="Consolas"/>
+          <w:b w:val="0"/>
+          <w:i w:val="0"/>
+          <w:sz w:val="16"/>
+        </w:rPr>
+        <w:t xml:space="preserve">            &lt;h2&gt;Кратко для контрольных вопросов&lt;/h2&gt;</w:t>
+      </w:r>
+    </w:p>
+    <w:p>
+      <w:pPr>
+        <w:spacing w:before="0" w:after="0" w:line="240" w:lineRule="auto"/>
+        <w:jc w:val="left"/>
+      </w:pPr>
+      <w:r>
+        <w:rPr>
+          <w:rFonts w:ascii="Consolas" w:hAnsi="Consolas" w:eastAsia="Consolas"/>
+          <w:b w:val="0"/>
+          <w:i w:val="0"/>
+          <w:sz w:val="16"/>
+        </w:rPr>
+        <w:t xml:space="preserve">            &lt;ul&gt;</w:t>
+      </w:r>
+    </w:p>
+    <w:p>
+      <w:pPr>
+        <w:spacing w:before="0" w:after="0" w:line="240" w:lineRule="auto"/>
+        <w:jc w:val="left"/>
+      </w:pPr>
+      <w:r>
+        <w:rPr>
+          <w:rFonts w:ascii="Consolas" w:hAnsi="Consolas" w:eastAsia="Consolas"/>
+          <w:b w:val="0"/>
+          <w:i w:val="0"/>
+          <w:sz w:val="16"/>
+        </w:rPr>
+        <w:t xml:space="preserve">                &lt;li&gt;&lt;strong&gt;animation-name&lt;/strong&gt; — имя @keyframes, применяемое к элементу.&lt;/li&gt;</w:t>
+      </w:r>
+    </w:p>
+    <w:p>
+      <w:pPr>
+        <w:spacing w:before="0" w:after="0" w:line="240" w:lineRule="auto"/>
+        <w:jc w:val="left"/>
+      </w:pPr>
+      <w:r>
+        <w:rPr>
+          <w:rFonts w:ascii="Consolas" w:hAnsi="Consolas" w:eastAsia="Consolas"/>
+          <w:b w:val="0"/>
+          <w:i w:val="0"/>
+          <w:sz w:val="16"/>
+        </w:rPr>
+        <w:t xml:space="preserve">                &lt;li&gt;&lt;strong&gt;animation-duration&lt;/strong&gt; — длительность одного цикла (s / ms).&lt;/li&gt;</w:t>
+      </w:r>
+    </w:p>
+    <w:p>
+      <w:pPr>
+        <w:spacing w:before="0" w:after="0" w:line="240" w:lineRule="auto"/>
+        <w:jc w:val="left"/>
+      </w:pPr>
+      <w:r>
+        <w:rPr>
+          <w:rFonts w:ascii="Consolas" w:hAnsi="Consolas" w:eastAsia="Consolas"/>
+          <w:b w:val="0"/>
+          <w:i w:val="0"/>
+          <w:sz w:val="16"/>
+        </w:rPr>
+        <w:t xml:space="preserve">                &lt;li&gt;&lt;strong&gt;animation-iteration-count&lt;/strong&gt; — сколько раз проиграть (число или infinite).&lt;/li&gt;</w:t>
+      </w:r>
+    </w:p>
+    <w:p>
+      <w:pPr>
+        <w:spacing w:before="0" w:after="0" w:line="240" w:lineRule="auto"/>
+        <w:jc w:val="left"/>
+      </w:pPr>
+      <w:r>
+        <w:rPr>
+          <w:rFonts w:ascii="Consolas" w:hAnsi="Consolas" w:eastAsia="Consolas"/>
+          <w:b w:val="0"/>
+          <w:i w:val="0"/>
+          <w:sz w:val="16"/>
+        </w:rPr>
+        <w:t xml:space="preserve">                &lt;li&gt;&lt;strong&gt;animation-direction&lt;/strong&gt; — направление: normal, reverse, alternate, alternate-reverse.&lt;/li&gt;</w:t>
+      </w:r>
+    </w:p>
+    <w:p>
+      <w:pPr>
+        <w:spacing w:before="0" w:after="0" w:line="240" w:lineRule="auto"/>
+        <w:jc w:val="left"/>
+      </w:pPr>
+      <w:r>
+        <w:rPr>
+          <w:rFonts w:ascii="Consolas" w:hAnsi="Consolas" w:eastAsia="Consolas"/>
+          <w:b w:val="0"/>
+          <w:i w:val="0"/>
+          <w:sz w:val="16"/>
+        </w:rPr>
+        <w:t xml:space="preserve">                &lt;li&gt;&lt;strong&gt;animation-timing-function&lt;/strong&gt; — скорость изменения во времени.&lt;/li&gt;</w:t>
+      </w:r>
+    </w:p>
+    <w:p>
+      <w:pPr>
+        <w:spacing w:before="0" w:after="0" w:line="240" w:lineRule="auto"/>
+        <w:jc w:val="left"/>
+      </w:pPr>
+      <w:r>
+        <w:rPr>
+          <w:rFonts w:ascii="Consolas" w:hAnsi="Consolas" w:eastAsia="Consolas"/>
+          <w:b w:val="0"/>
+          <w:i w:val="0"/>
+          <w:sz w:val="16"/>
+        </w:rPr>
+        <w:t xml:space="preserve">                &lt;li&gt;&lt;strong&gt;animation-delay&lt;/strong&gt; — пауза перед первым запуском.&lt;/li&gt;</w:t>
+      </w:r>
+    </w:p>
+    <w:p>
+      <w:pPr>
+        <w:spacing w:before="0" w:after="0" w:line="240" w:lineRule="auto"/>
+        <w:jc w:val="left"/>
+      </w:pPr>
+      <w:r>
+        <w:rPr>
+          <w:rFonts w:ascii="Consolas" w:hAnsi="Consolas" w:eastAsia="Consolas"/>
+          <w:b w:val="0"/>
+          <w:i w:val="0"/>
+          <w:sz w:val="16"/>
+        </w:rPr>
+        <w:t xml:space="preserve">                &lt;li&gt;&lt;strong&gt;animation-fill-mode&lt;/strong&gt; — стили до/после анимации (none, forwards, backwards, both).&lt;/li&gt;</w:t>
+      </w:r>
+    </w:p>
+    <w:p>
+      <w:pPr>
+        <w:spacing w:before="0" w:after="0" w:line="240" w:lineRule="auto"/>
+        <w:jc w:val="left"/>
+      </w:pPr>
+      <w:r>
+        <w:rPr>
+          <w:rFonts w:ascii="Consolas" w:hAnsi="Consolas" w:eastAsia="Consolas"/>
+          <w:b w:val="0"/>
+          <w:i w:val="0"/>
+          <w:sz w:val="16"/>
+        </w:rPr>
+        <w:t xml:space="preserve">            &lt;/ul&gt;</w:t>
+      </w:r>
+    </w:p>
+    <w:p>
+      <w:pPr>
+        <w:spacing w:before="0" w:after="0" w:line="240" w:lineRule="auto"/>
+        <w:jc w:val="left"/>
+      </w:pPr>
+      <w:r>
+        <w:rPr>
+          <w:rFonts w:ascii="Consolas" w:hAnsi="Consolas" w:eastAsia="Consolas"/>
+          <w:b w:val="0"/>
+          <w:i w:val="0"/>
+          <w:sz w:val="16"/>
+        </w:rPr>
+        <w:t xml:space="preserve">        &lt;/section&gt;</w:t>
+      </w:r>
+    </w:p>
+    <w:p>
+      <w:pPr>
+        <w:spacing w:before="0" w:after="0" w:line="240" w:lineRule="auto"/>
+        <w:jc w:val="left"/>
+      </w:pPr>
+      <w:r>
+        <w:rPr>
+          <w:rFonts w:ascii="Consolas" w:hAnsi="Consolas" w:eastAsia="Consolas"/>
+          <w:b w:val="0"/>
+          <w:i w:val="0"/>
+          <w:sz w:val="16"/>
+        </w:rPr>
+        <w:t xml:space="preserve">    &lt;/main&gt;</w:t>
+      </w:r>
+    </w:p>
+    <w:p>
+      <w:pPr>
+        <w:spacing w:before="0" w:after="0" w:line="240" w:lineRule="auto"/>
+        <w:jc w:val="left"/>
+      </w:pPr>
+      <w:r>
+        <w:rPr>
+          <w:rFonts w:ascii="Consolas" w:hAnsi="Consolas" w:eastAsia="Consolas"/>
+          <w:b w:val="0"/>
+          <w:i w:val="0"/>
+          <w:sz w:val="16"/>
+        </w:rPr>
+        <w:t xml:space="preserve"> </w:t>
+      </w:r>
+    </w:p>
+    <w:p>
+      <w:pPr>
+        <w:spacing w:before="0" w:after="0" w:line="240" w:lineRule="auto"/>
+        <w:jc w:val="left"/>
+      </w:pPr>
+      <w:r>
+        <w:rPr>
+          <w:rFonts w:ascii="Consolas" w:hAnsi="Consolas" w:eastAsia="Consolas"/>
+          <w:b w:val="0"/>
+          <w:i w:val="0"/>
+          <w:sz w:val="16"/>
+        </w:rPr>
+        <w:t xml:space="preserve">    &lt;footer class="page-footer"&gt;</w:t>
+      </w:r>
+    </w:p>
+    <w:p>
+      <w:pPr>
+        <w:spacing w:before="0" w:after="0" w:line="240" w:lineRule="auto"/>
+        <w:jc w:val="left"/>
+      </w:pPr>
+      <w:r>
+        <w:rPr>
+          <w:rFonts w:ascii="Consolas" w:hAnsi="Consolas" w:eastAsia="Consolas"/>
+          <w:b w:val="0"/>
+          <w:i w:val="0"/>
+          <w:sz w:val="16"/>
+        </w:rPr>
+        <w:t xml:space="preserve">        &lt;p&gt;© 2026 · Артём Скопенков · ИС2-241-ОБ · Web-дизайн&lt;/p&gt;</w:t>
+      </w:r>
+    </w:p>
+    <w:p>
+      <w:pPr>
+        <w:spacing w:before="0" w:after="0" w:line="240" w:lineRule="auto"/>
+        <w:jc w:val="left"/>
+      </w:pPr>
+      <w:r>
+        <w:rPr>
+          <w:rFonts w:ascii="Consolas" w:hAnsi="Consolas" w:eastAsia="Consolas"/>
+          <w:b w:val="0"/>
+          <w:i w:val="0"/>
+          <w:sz w:val="16"/>
+        </w:rPr>
+        <w:t xml:space="preserve">    &lt;/footer&gt;</w:t>
+      </w:r>
+    </w:p>
+    <w:p>
+      <w:pPr>
+        <w:spacing w:before="0" w:after="0" w:line="240" w:lineRule="auto"/>
+        <w:jc w:val="left"/>
+      </w:pPr>
+      <w:r>
+        <w:rPr>
+          <w:rFonts w:ascii="Consolas" w:hAnsi="Consolas" w:eastAsia="Consolas"/>
+          <w:b w:val="0"/>
+          <w:i w:val="0"/>
+          <w:sz w:val="16"/>
+        </w:rPr>
+        <w:t>&lt;/body&gt;</w:t>
+      </w:r>
+    </w:p>
+    <w:p>
+      <w:pPr>
+        <w:spacing w:before="0" w:after="0" w:line="240" w:lineRule="auto"/>
+        <w:jc w:val="left"/>
+      </w:pPr>
+      <w:r>
+        <w:rPr>
+          <w:rFonts w:ascii="Consolas" w:hAnsi="Consolas" w:eastAsia="Consolas"/>
+          <w:b w:val="0"/>
+          <w:i w:val="0"/>
+          <w:sz w:val="16"/>
+        </w:rPr>
+        <w:t>&lt;/html&gt;</w:t>
+      </w:r>
+    </w:p>
+    <w:p>
+      <w:pPr>
+        <w:spacing w:after="160" w:line="276" w:lineRule="auto"/>
+        <w:jc w:val="both"/>
+      </w:pPr>
+      <w:r>
+        <w:rPr>
+          <w:rFonts w:ascii="Times New Roman" w:hAnsi="Times New Roman" w:eastAsia="Times New Roman"/>
+          <w:b w:val="0"/>
+          <w:i w:val="0"/>
+          <w:sz w:val="28"/>
+        </w:rPr>
+      </w:r>
+    </w:p>
+    <w:p>
+      <w:pPr>
+        <w:spacing w:after="80" w:line="276" w:lineRule="auto"/>
+        <w:jc w:val="left"/>
+      </w:pPr>
+      <w:r>
+        <w:rPr>
+          <w:rFonts w:ascii="Times New Roman" w:hAnsi="Times New Roman" w:eastAsia="Times New Roman"/>
+          <w:b/>
+          <w:i w:val="0"/>
+          <w:sz w:val="24"/>
+        </w:rPr>
+        <w:t>Листинг: lab3/style.css</w:t>
+      </w:r>
+    </w:p>
+    <w:p>
+      <w:pPr>
+        <w:spacing w:before="0" w:after="0" w:line="240" w:lineRule="auto"/>
+        <w:jc w:val="left"/>
+      </w:pPr>
+      <w:r>
+        <w:rPr>
+          <w:rFonts w:ascii="Consolas" w:hAnsi="Consolas" w:eastAsia="Consolas"/>
+          <w:b w:val="0"/>
+          <w:i w:val="0"/>
+          <w:sz w:val="16"/>
+        </w:rPr>
+        <w:t>* { margin: 0; padding: 0; box-sizing: border-box; }</w:t>
+      </w:r>
+    </w:p>
+    <w:p>
+      <w:pPr>
+        <w:spacing w:before="0" w:after="0" w:line="240" w:lineRule="auto"/>
+        <w:jc w:val="left"/>
+      </w:pPr>
+      <w:r>
+        <w:rPr>
+          <w:rFonts w:ascii="Consolas" w:hAnsi="Consolas" w:eastAsia="Consolas"/>
+          <w:b w:val="0"/>
+          <w:i w:val="0"/>
+          <w:sz w:val="16"/>
+        </w:rPr>
+        <w:t xml:space="preserve"> </w:t>
+      </w:r>
+    </w:p>
+    <w:p>
+      <w:pPr>
+        <w:spacing w:before="0" w:after="0" w:line="240" w:lineRule="auto"/>
+        <w:jc w:val="left"/>
+      </w:pPr>
+      <w:r>
+        <w:rPr>
+          <w:rFonts w:ascii="Consolas" w:hAnsi="Consolas" w:eastAsia="Consolas"/>
+          <w:b w:val="0"/>
+          <w:i w:val="0"/>
+          <w:sz w:val="16"/>
+        </w:rPr>
+        <w:t>body {</w:t>
+      </w:r>
+    </w:p>
+    <w:p>
+      <w:pPr>
+        <w:spacing w:before="0" w:after="0" w:line="240" w:lineRule="auto"/>
+        <w:jc w:val="left"/>
+      </w:pPr>
+      <w:r>
+        <w:rPr>
+          <w:rFonts w:ascii="Consolas" w:hAnsi="Consolas" w:eastAsia="Consolas"/>
+          <w:b w:val="0"/>
+          <w:i w:val="0"/>
+          <w:sz w:val="16"/>
+        </w:rPr>
+        <w:t xml:space="preserve">    font-family: Arial, Helvetica, sans-serif;</w:t>
+      </w:r>
+    </w:p>
+    <w:p>
+      <w:pPr>
+        <w:spacing w:before="0" w:after="0" w:line="240" w:lineRule="auto"/>
+        <w:jc w:val="left"/>
+      </w:pPr>
+      <w:r>
+        <w:rPr>
+          <w:rFonts w:ascii="Consolas" w:hAnsi="Consolas" w:eastAsia="Consolas"/>
+          <w:b w:val="0"/>
+          <w:i w:val="0"/>
+          <w:sz w:val="16"/>
+        </w:rPr>
+        <w:t xml:space="preserve">    background: #1a1a1a;</w:t>
+      </w:r>
+    </w:p>
+    <w:p>
+      <w:pPr>
+        <w:spacing w:before="0" w:after="0" w:line="240" w:lineRule="auto"/>
+        <w:jc w:val="left"/>
+      </w:pPr>
+      <w:r>
+        <w:rPr>
+          <w:rFonts w:ascii="Consolas" w:hAnsi="Consolas" w:eastAsia="Consolas"/>
+          <w:b w:val="0"/>
+          <w:i w:val="0"/>
+          <w:sz w:val="16"/>
+        </w:rPr>
+        <w:t xml:space="preserve">    color: #eee;</w:t>
+      </w:r>
+    </w:p>
+    <w:p>
+      <w:pPr>
+        <w:spacing w:before="0" w:after="0" w:line="240" w:lineRule="auto"/>
+        <w:jc w:val="left"/>
+      </w:pPr>
+      <w:r>
+        <w:rPr>
+          <w:rFonts w:ascii="Consolas" w:hAnsi="Consolas" w:eastAsia="Consolas"/>
+          <w:b w:val="0"/>
+          <w:i w:val="0"/>
+          <w:sz w:val="16"/>
+        </w:rPr>
+        <w:t xml:space="preserve">    line-height: 1.5;</w:t>
+      </w:r>
+    </w:p>
+    <w:p>
+      <w:pPr>
+        <w:spacing w:before="0" w:after="0" w:line="240" w:lineRule="auto"/>
+        <w:jc w:val="left"/>
+      </w:pPr>
+      <w:r>
+        <w:rPr>
+          <w:rFonts w:ascii="Consolas" w:hAnsi="Consolas" w:eastAsia="Consolas"/>
+          <w:b w:val="0"/>
+          <w:i w:val="0"/>
+          <w:sz w:val="16"/>
+        </w:rPr>
+        <w:t xml:space="preserve">    min-height: 100vh;</w:t>
+      </w:r>
+    </w:p>
+    <w:p>
+      <w:pPr>
+        <w:spacing w:before="0" w:after="0" w:line="240" w:lineRule="auto"/>
+        <w:jc w:val="left"/>
+      </w:pPr>
+      <w:r>
+        <w:rPr>
+          <w:rFonts w:ascii="Consolas" w:hAnsi="Consolas" w:eastAsia="Consolas"/>
+          <w:b w:val="0"/>
+          <w:i w:val="0"/>
+          <w:sz w:val="16"/>
+        </w:rPr>
+        <w:t>}</w:t>
+      </w:r>
+    </w:p>
+    <w:p>
+      <w:pPr>
+        <w:spacing w:before="0" w:after="0" w:line="240" w:lineRule="auto"/>
+        <w:jc w:val="left"/>
+      </w:pPr>
+      <w:r>
+        <w:rPr>
+          <w:rFonts w:ascii="Consolas" w:hAnsi="Consolas" w:eastAsia="Consolas"/>
+          <w:b w:val="0"/>
+          <w:i w:val="0"/>
+          <w:sz w:val="16"/>
+        </w:rPr>
+        <w:t xml:space="preserve"> </w:t>
+      </w:r>
+    </w:p>
+    <w:p>
+      <w:pPr>
+        <w:spacing w:before="0" w:after="0" w:line="240" w:lineRule="auto"/>
+        <w:jc w:val="left"/>
+      </w:pPr>
+      <w:r>
+        <w:rPr>
+          <w:rFonts w:ascii="Consolas" w:hAnsi="Consolas" w:eastAsia="Consolas"/>
+          <w:b w:val="0"/>
+          <w:i w:val="0"/>
+          <w:sz w:val="16"/>
+        </w:rPr>
+        <w:t>.lab-nav {</w:t>
+      </w:r>
+    </w:p>
+    <w:p>
+      <w:pPr>
+        <w:spacing w:before="0" w:after="0" w:line="240" w:lineRule="auto"/>
+        <w:jc w:val="left"/>
+      </w:pPr>
+      <w:r>
+        <w:rPr>
+          <w:rFonts w:ascii="Consolas" w:hAnsi="Consolas" w:eastAsia="Consolas"/>
+          <w:b w:val="0"/>
+          <w:i w:val="0"/>
+          <w:sz w:val="16"/>
+        </w:rPr>
+        <w:t xml:space="preserve">    display: flex;</w:t>
+      </w:r>
+    </w:p>
+    <w:p>
+      <w:pPr>
+        <w:spacing w:before="0" w:after="0" w:line="240" w:lineRule="auto"/>
+        <w:jc w:val="left"/>
+      </w:pPr>
+      <w:r>
+        <w:rPr>
+          <w:rFonts w:ascii="Consolas" w:hAnsi="Consolas" w:eastAsia="Consolas"/>
+          <w:b w:val="0"/>
+          <w:i w:val="0"/>
+          <w:sz w:val="16"/>
+        </w:rPr>
+        <w:t xml:space="preserve">    flex-wrap: wrap;</w:t>
+      </w:r>
+    </w:p>
+    <w:p>
+      <w:pPr>
+        <w:spacing w:before="0" w:after="0" w:line="240" w:lineRule="auto"/>
+        <w:jc w:val="left"/>
+      </w:pPr>
+      <w:r>
+        <w:rPr>
+          <w:rFonts w:ascii="Consolas" w:hAnsi="Consolas" w:eastAsia="Consolas"/>
+          <w:b w:val="0"/>
+          <w:i w:val="0"/>
+          <w:sz w:val="16"/>
+        </w:rPr>
+        <w:t xml:space="preserve">    gap: 12px;</w:t>
+      </w:r>
+    </w:p>
+    <w:p>
+      <w:pPr>
+        <w:spacing w:before="0" w:after="0" w:line="240" w:lineRule="auto"/>
+        <w:jc w:val="left"/>
+      </w:pPr>
+      <w:r>
+        <w:rPr>
+          <w:rFonts w:ascii="Consolas" w:hAnsi="Consolas" w:eastAsia="Consolas"/>
+          <w:b w:val="0"/>
+          <w:i w:val="0"/>
+          <w:sz w:val="16"/>
+        </w:rPr>
+        <w:t xml:space="preserve">    justify-content: center;</w:t>
+      </w:r>
+    </w:p>
+    <w:p>
+      <w:pPr>
+        <w:spacing w:before="0" w:after="0" w:line="240" w:lineRule="auto"/>
+        <w:jc w:val="left"/>
+      </w:pPr>
+      <w:r>
+        <w:rPr>
+          <w:rFonts w:ascii="Consolas" w:hAnsi="Consolas" w:eastAsia="Consolas"/>
+          <w:b w:val="0"/>
+          <w:i w:val="0"/>
+          <w:sz w:val="16"/>
+        </w:rPr>
+        <w:t xml:space="preserve">    padding: 10px;</w:t>
+      </w:r>
+    </w:p>
+    <w:p>
+      <w:pPr>
+        <w:spacing w:before="0" w:after="0" w:line="240" w:lineRule="auto"/>
+        <w:jc w:val="left"/>
+      </w:pPr>
+      <w:r>
+        <w:rPr>
+          <w:rFonts w:ascii="Consolas" w:hAnsi="Consolas" w:eastAsia="Consolas"/>
+          <w:b w:val="0"/>
+          <w:i w:val="0"/>
+          <w:sz w:val="16"/>
+        </w:rPr>
+        <w:t xml:space="preserve">    background: #2d2d2d;</w:t>
+      </w:r>
+    </w:p>
+    <w:p>
+      <w:pPr>
+        <w:spacing w:before="0" w:after="0" w:line="240" w:lineRule="auto"/>
+        <w:jc w:val="left"/>
+      </w:pPr>
+      <w:r>
+        <w:rPr>
+          <w:rFonts w:ascii="Consolas" w:hAnsi="Consolas" w:eastAsia="Consolas"/>
+          <w:b w:val="0"/>
+          <w:i w:val="0"/>
+          <w:sz w:val="16"/>
+        </w:rPr>
+        <w:t>}</w:t>
+      </w:r>
+    </w:p>
+    <w:p>
+      <w:pPr>
+        <w:spacing w:before="0" w:after="0" w:line="240" w:lineRule="auto"/>
+        <w:jc w:val="left"/>
+      </w:pPr>
+      <w:r>
+        <w:rPr>
+          <w:rFonts w:ascii="Consolas" w:hAnsi="Consolas" w:eastAsia="Consolas"/>
+          <w:b w:val="0"/>
+          <w:i w:val="0"/>
+          <w:sz w:val="16"/>
+        </w:rPr>
+        <w:t>.lab-nav a {</w:t>
+      </w:r>
+    </w:p>
+    <w:p>
+      <w:pPr>
+        <w:spacing w:before="0" w:after="0" w:line="240" w:lineRule="auto"/>
+        <w:jc w:val="left"/>
+      </w:pPr>
+      <w:r>
+        <w:rPr>
+          <w:rFonts w:ascii="Consolas" w:hAnsi="Consolas" w:eastAsia="Consolas"/>
+          <w:b w:val="0"/>
+          <w:i w:val="0"/>
+          <w:sz w:val="16"/>
+        </w:rPr>
+        <w:t xml:space="preserve">    color: #fff;</w:t>
+      </w:r>
+    </w:p>
+    <w:p>
+      <w:pPr>
+        <w:spacing w:before="0" w:after="0" w:line="240" w:lineRule="auto"/>
+        <w:jc w:val="left"/>
+      </w:pPr>
+      <w:r>
+        <w:rPr>
+          <w:rFonts w:ascii="Consolas" w:hAnsi="Consolas" w:eastAsia="Consolas"/>
+          <w:b w:val="0"/>
+          <w:i w:val="0"/>
+          <w:sz w:val="16"/>
+        </w:rPr>
+        <w:t xml:space="preserve">    text-decoration: none;</w:t>
+      </w:r>
+    </w:p>
+    <w:p>
+      <w:pPr>
+        <w:spacing w:before="0" w:after="0" w:line="240" w:lineRule="auto"/>
+        <w:jc w:val="left"/>
+      </w:pPr>
+      <w:r>
+        <w:rPr>
+          <w:rFonts w:ascii="Consolas" w:hAnsi="Consolas" w:eastAsia="Consolas"/>
+          <w:b w:val="0"/>
+          <w:i w:val="0"/>
+          <w:sz w:val="16"/>
+        </w:rPr>
+        <w:t xml:space="preserve">    font-size: 14px;</w:t>
+      </w:r>
+    </w:p>
+    <w:p>
+      <w:pPr>
+        <w:spacing w:before="0" w:after="0" w:line="240" w:lineRule="auto"/>
+        <w:jc w:val="left"/>
+      </w:pPr>
+      <w:r>
+        <w:rPr>
+          <w:rFonts w:ascii="Consolas" w:hAnsi="Consolas" w:eastAsia="Consolas"/>
+          <w:b w:val="0"/>
+          <w:i w:val="0"/>
+          <w:sz w:val="16"/>
+        </w:rPr>
+        <w:t xml:space="preserve">    padding: 4px 10px;</w:t>
+      </w:r>
+    </w:p>
+    <w:p>
+      <w:pPr>
+        <w:spacing w:before="0" w:after="0" w:line="240" w:lineRule="auto"/>
+        <w:jc w:val="left"/>
+      </w:pPr>
+      <w:r>
+        <w:rPr>
+          <w:rFonts w:ascii="Consolas" w:hAnsi="Consolas" w:eastAsia="Consolas"/>
+          <w:b w:val="0"/>
+          <w:i w:val="0"/>
+          <w:sz w:val="16"/>
+        </w:rPr>
+        <w:t xml:space="preserve">    border-radius: 4px;</w:t>
+      </w:r>
+    </w:p>
+    <w:p>
+      <w:pPr>
+        <w:spacing w:before="0" w:after="0" w:line="240" w:lineRule="auto"/>
+        <w:jc w:val="left"/>
+      </w:pPr>
+      <w:r>
+        <w:rPr>
+          <w:rFonts w:ascii="Consolas" w:hAnsi="Consolas" w:eastAsia="Consolas"/>
+          <w:b w:val="0"/>
+          <w:i w:val="0"/>
+          <w:sz w:val="16"/>
+        </w:rPr>
+        <w:t>}</w:t>
+      </w:r>
+    </w:p>
+    <w:p>
+      <w:pPr>
+        <w:spacing w:before="0" w:after="0" w:line="240" w:lineRule="auto"/>
+        <w:jc w:val="left"/>
+      </w:pPr>
+      <w:r>
+        <w:rPr>
+          <w:rFonts w:ascii="Consolas" w:hAnsi="Consolas" w:eastAsia="Consolas"/>
+          <w:b w:val="0"/>
+          <w:i w:val="0"/>
+          <w:sz w:val="16"/>
+        </w:rPr>
+        <w:t>.lab-nav a.active,</w:t>
+      </w:r>
+    </w:p>
+    <w:p>
+      <w:pPr>
+        <w:spacing w:before="0" w:after="0" w:line="240" w:lineRule="auto"/>
+        <w:jc w:val="left"/>
+      </w:pPr>
+      <w:r>
+        <w:rPr>
+          <w:rFonts w:ascii="Consolas" w:hAnsi="Consolas" w:eastAsia="Consolas"/>
+          <w:b w:val="0"/>
+          <w:i w:val="0"/>
+          <w:sz w:val="16"/>
+        </w:rPr>
+        <w:t>.lab-nav a:hover { background: #7b2cbf; }</w:t>
+      </w:r>
+    </w:p>
+    <w:p>
+      <w:pPr>
+        <w:spacing w:before="0" w:after="0" w:line="240" w:lineRule="auto"/>
+        <w:jc w:val="left"/>
+      </w:pPr>
+      <w:r>
+        <w:rPr>
+          <w:rFonts w:ascii="Consolas" w:hAnsi="Consolas" w:eastAsia="Consolas"/>
+          <w:b w:val="0"/>
+          <w:i w:val="0"/>
+          <w:sz w:val="16"/>
+        </w:rPr>
+        <w:t xml:space="preserve"> </w:t>
+      </w:r>
+    </w:p>
+    <w:p>
+      <w:pPr>
+        <w:spacing w:before="0" w:after="0" w:line="240" w:lineRule="auto"/>
+        <w:jc w:val="left"/>
+      </w:pPr>
+      <w:r>
+        <w:rPr>
+          <w:rFonts w:ascii="Consolas" w:hAnsi="Consolas" w:eastAsia="Consolas"/>
+          <w:b w:val="0"/>
+          <w:i w:val="0"/>
+          <w:sz w:val="16"/>
+        </w:rPr>
+        <w:t>.page-header {</w:t>
+      </w:r>
+    </w:p>
+    <w:p>
+      <w:pPr>
+        <w:spacing w:before="0" w:after="0" w:line="240" w:lineRule="auto"/>
+        <w:jc w:val="left"/>
+      </w:pPr>
+      <w:r>
+        <w:rPr>
+          <w:rFonts w:ascii="Consolas" w:hAnsi="Consolas" w:eastAsia="Consolas"/>
+          <w:b w:val="0"/>
+          <w:i w:val="0"/>
+          <w:sz w:val="16"/>
+        </w:rPr>
+        <w:t xml:space="preserve">    background: #7b2cbf;</w:t>
+      </w:r>
+    </w:p>
+    <w:p>
+      <w:pPr>
+        <w:spacing w:before="0" w:after="0" w:line="240" w:lineRule="auto"/>
+        <w:jc w:val="left"/>
+      </w:pPr>
+      <w:r>
+        <w:rPr>
+          <w:rFonts w:ascii="Consolas" w:hAnsi="Consolas" w:eastAsia="Consolas"/>
+          <w:b w:val="0"/>
+          <w:i w:val="0"/>
+          <w:sz w:val="16"/>
+        </w:rPr>
+        <w:t xml:space="preserve">    padding: 28px 20px;</w:t>
+      </w:r>
+    </w:p>
+    <w:p>
+      <w:pPr>
+        <w:spacing w:before="0" w:after="0" w:line="240" w:lineRule="auto"/>
+        <w:jc w:val="left"/>
+      </w:pPr>
+      <w:r>
+        <w:rPr>
+          <w:rFonts w:ascii="Consolas" w:hAnsi="Consolas" w:eastAsia="Consolas"/>
+          <w:b w:val="0"/>
+          <w:i w:val="0"/>
+          <w:sz w:val="16"/>
+        </w:rPr>
+        <w:t xml:space="preserve">    text-align: center;</w:t>
+      </w:r>
+    </w:p>
+    <w:p>
+      <w:pPr>
+        <w:spacing w:before="0" w:after="0" w:line="240" w:lineRule="auto"/>
+        <w:jc w:val="left"/>
+      </w:pPr>
+      <w:r>
+        <w:rPr>
+          <w:rFonts w:ascii="Consolas" w:hAnsi="Consolas" w:eastAsia="Consolas"/>
+          <w:b w:val="0"/>
+          <w:i w:val="0"/>
+          <w:sz w:val="16"/>
+        </w:rPr>
+        <w:t>}</w:t>
+      </w:r>
+    </w:p>
+    <w:p>
+      <w:pPr>
+        <w:spacing w:before="0" w:after="0" w:line="240" w:lineRule="auto"/>
+        <w:jc w:val="left"/>
+      </w:pPr>
+      <w:r>
+        <w:rPr>
+          <w:rFonts w:ascii="Consolas" w:hAnsi="Consolas" w:eastAsia="Consolas"/>
+          <w:b w:val="0"/>
+          <w:i w:val="0"/>
+          <w:sz w:val="16"/>
+        </w:rPr>
+        <w:t>.page-header h1 { font-size: 28px; margin-bottom: 6px; }</w:t>
+      </w:r>
+    </w:p>
+    <w:p>
+      <w:pPr>
+        <w:spacing w:before="0" w:after="0" w:line="240" w:lineRule="auto"/>
+        <w:jc w:val="left"/>
+      </w:pPr>
+      <w:r>
+        <w:rPr>
+          <w:rFonts w:ascii="Consolas" w:hAnsi="Consolas" w:eastAsia="Consolas"/>
+          <w:b w:val="0"/>
+          <w:i w:val="0"/>
+          <w:sz w:val="16"/>
+        </w:rPr>
+        <w:t>.page-header p { color: #e0d0f5; font-size: 15px; }</w:t>
+      </w:r>
+    </w:p>
+    <w:p>
+      <w:pPr>
+        <w:spacing w:before="0" w:after="0" w:line="240" w:lineRule="auto"/>
+        <w:jc w:val="left"/>
+      </w:pPr>
+      <w:r>
+        <w:rPr>
+          <w:rFonts w:ascii="Consolas" w:hAnsi="Consolas" w:eastAsia="Consolas"/>
+          <w:b w:val="0"/>
+          <w:i w:val="0"/>
+          <w:sz w:val="16"/>
+        </w:rPr>
+        <w:t xml:space="preserve"> </w:t>
+      </w:r>
+    </w:p>
+    <w:p>
+      <w:pPr>
+        <w:spacing w:before="0" w:after="0" w:line="240" w:lineRule="auto"/>
+        <w:jc w:val="left"/>
+      </w:pPr>
+      <w:r>
+        <w:rPr>
+          <w:rFonts w:ascii="Consolas" w:hAnsi="Consolas" w:eastAsia="Consolas"/>
+          <w:b w:val="0"/>
+          <w:i w:val="0"/>
+          <w:sz w:val="16"/>
+        </w:rPr>
+        <w:t>.main {</w:t>
+      </w:r>
+    </w:p>
+    <w:p>
+      <w:pPr>
+        <w:spacing w:before="0" w:after="0" w:line="240" w:lineRule="auto"/>
+        <w:jc w:val="left"/>
+      </w:pPr>
+      <w:r>
+        <w:rPr>
+          <w:rFonts w:ascii="Consolas" w:hAnsi="Consolas" w:eastAsia="Consolas"/>
+          <w:b w:val="0"/>
+          <w:i w:val="0"/>
+          <w:sz w:val="16"/>
+        </w:rPr>
+        <w:t xml:space="preserve">    max-width: 960px;</w:t>
+      </w:r>
+    </w:p>
+    <w:p>
+      <w:pPr>
+        <w:spacing w:before="0" w:after="0" w:line="240" w:lineRule="auto"/>
+        <w:jc w:val="left"/>
+      </w:pPr>
+      <w:r>
+        <w:rPr>
+          <w:rFonts w:ascii="Consolas" w:hAnsi="Consolas" w:eastAsia="Consolas"/>
+          <w:b w:val="0"/>
+          <w:i w:val="0"/>
+          <w:sz w:val="16"/>
+        </w:rPr>
+        <w:t xml:space="preserve">    margin: 0 auto;</w:t>
+      </w:r>
+    </w:p>
+    <w:p>
+      <w:pPr>
+        <w:spacing w:before="0" w:after="0" w:line="240" w:lineRule="auto"/>
+        <w:jc w:val="left"/>
+      </w:pPr>
+      <w:r>
+        <w:rPr>
+          <w:rFonts w:ascii="Consolas" w:hAnsi="Consolas" w:eastAsia="Consolas"/>
+          <w:b w:val="0"/>
+          <w:i w:val="0"/>
+          <w:sz w:val="16"/>
+        </w:rPr>
+        <w:t xml:space="preserve">    padding: 32px 20px 48px;</w:t>
+      </w:r>
+    </w:p>
+    <w:p>
+      <w:pPr>
+        <w:spacing w:before="0" w:after="0" w:line="240" w:lineRule="auto"/>
+        <w:jc w:val="left"/>
+      </w:pPr>
+      <w:r>
+        <w:rPr>
+          <w:rFonts w:ascii="Consolas" w:hAnsi="Consolas" w:eastAsia="Consolas"/>
+          <w:b w:val="0"/>
+          <w:i w:val="0"/>
+          <w:sz w:val="16"/>
+        </w:rPr>
+        <w:t>}</w:t>
+      </w:r>
+    </w:p>
+    <w:p>
+      <w:pPr>
+        <w:spacing w:before="0" w:after="0" w:line="240" w:lineRule="auto"/>
+        <w:jc w:val="left"/>
+      </w:pPr>
+      <w:r>
+        <w:rPr>
+          <w:rFonts w:ascii="Consolas" w:hAnsi="Consolas" w:eastAsia="Consolas"/>
+          <w:b w:val="0"/>
+          <w:i w:val="0"/>
+          <w:sz w:val="16"/>
+        </w:rPr>
+        <w:t xml:space="preserve"> </w:t>
+      </w:r>
+    </w:p>
+    <w:p>
+      <w:pPr>
+        <w:spacing w:before="0" w:after="0" w:line="240" w:lineRule="auto"/>
+        <w:jc w:val="left"/>
+      </w:pPr>
+      <w:r>
+        <w:rPr>
+          <w:rFonts w:ascii="Consolas" w:hAnsi="Consolas" w:eastAsia="Consolas"/>
+          <w:b w:val="0"/>
+          <w:i w:val="0"/>
+          <w:sz w:val="16"/>
+        </w:rPr>
+        <w:t>.block {</w:t>
+      </w:r>
+    </w:p>
+    <w:p>
+      <w:pPr>
+        <w:spacing w:before="0" w:after="0" w:line="240" w:lineRule="auto"/>
+        <w:jc w:val="left"/>
+      </w:pPr>
+      <w:r>
+        <w:rPr>
+          <w:rFonts w:ascii="Consolas" w:hAnsi="Consolas" w:eastAsia="Consolas"/>
+          <w:b w:val="0"/>
+          <w:i w:val="0"/>
+          <w:sz w:val="16"/>
+        </w:rPr>
+        <w:t xml:space="preserve">    background: #242424;</w:t>
+      </w:r>
+    </w:p>
+    <w:p>
+      <w:pPr>
+        <w:spacing w:before="0" w:after="0" w:line="240" w:lineRule="auto"/>
+        <w:jc w:val="left"/>
+      </w:pPr>
+      <w:r>
+        <w:rPr>
+          <w:rFonts w:ascii="Consolas" w:hAnsi="Consolas" w:eastAsia="Consolas"/>
+          <w:b w:val="0"/>
+          <w:i w:val="0"/>
+          <w:sz w:val="16"/>
+        </w:rPr>
+        <w:t xml:space="preserve">    border-radius: 10px;</w:t>
+      </w:r>
+    </w:p>
+    <w:p>
+      <w:pPr>
+        <w:spacing w:before="0" w:after="0" w:line="240" w:lineRule="auto"/>
+        <w:jc w:val="left"/>
+      </w:pPr>
+      <w:r>
+        <w:rPr>
+          <w:rFonts w:ascii="Consolas" w:hAnsi="Consolas" w:eastAsia="Consolas"/>
+          <w:b w:val="0"/>
+          <w:i w:val="0"/>
+          <w:sz w:val="16"/>
+        </w:rPr>
+        <w:t xml:space="preserve">    padding: 24px;</w:t>
+      </w:r>
+    </w:p>
+    <w:p>
+      <w:pPr>
+        <w:spacing w:before="0" w:after="0" w:line="240" w:lineRule="auto"/>
+        <w:jc w:val="left"/>
+      </w:pPr>
+      <w:r>
+        <w:rPr>
+          <w:rFonts w:ascii="Consolas" w:hAnsi="Consolas" w:eastAsia="Consolas"/>
+          <w:b w:val="0"/>
+          <w:i w:val="0"/>
+          <w:sz w:val="16"/>
+        </w:rPr>
+        <w:t xml:space="preserve">    margin-bottom: 24px;</w:t>
+      </w:r>
+    </w:p>
+    <w:p>
+      <w:pPr>
+        <w:spacing w:before="0" w:after="0" w:line="240" w:lineRule="auto"/>
+        <w:jc w:val="left"/>
+      </w:pPr>
+      <w:r>
+        <w:rPr>
+          <w:rFonts w:ascii="Consolas" w:hAnsi="Consolas" w:eastAsia="Consolas"/>
+          <w:b w:val="0"/>
+          <w:i w:val="0"/>
+          <w:sz w:val="16"/>
+        </w:rPr>
+        <w:t xml:space="preserve">    border-left: 4px solid #7b2cbf;</w:t>
+      </w:r>
+    </w:p>
+    <w:p>
+      <w:pPr>
+        <w:spacing w:before="0" w:after="0" w:line="240" w:lineRule="auto"/>
+        <w:jc w:val="left"/>
+      </w:pPr>
+      <w:r>
+        <w:rPr>
+          <w:rFonts w:ascii="Consolas" w:hAnsi="Consolas" w:eastAsia="Consolas"/>
+          <w:b w:val="0"/>
+          <w:i w:val="0"/>
+          <w:sz w:val="16"/>
+        </w:rPr>
+        <w:t>}</w:t>
+      </w:r>
+    </w:p>
+    <w:p>
+      <w:pPr>
+        <w:spacing w:before="0" w:after="0" w:line="240" w:lineRule="auto"/>
+        <w:jc w:val="left"/>
+      </w:pPr>
+      <w:r>
+        <w:rPr>
+          <w:rFonts w:ascii="Consolas" w:hAnsi="Consolas" w:eastAsia="Consolas"/>
+          <w:b w:val="0"/>
+          <w:i w:val="0"/>
+          <w:sz w:val="16"/>
+        </w:rPr>
+        <w:t>.block h2 {</w:t>
+      </w:r>
+    </w:p>
+    <w:p>
+      <w:pPr>
+        <w:spacing w:before="0" w:after="0" w:line="240" w:lineRule="auto"/>
+        <w:jc w:val="left"/>
+      </w:pPr>
+      <w:r>
+        <w:rPr>
+          <w:rFonts w:ascii="Consolas" w:hAnsi="Consolas" w:eastAsia="Consolas"/>
+          <w:b w:val="0"/>
+          <w:i w:val="0"/>
+          <w:sz w:val="16"/>
+        </w:rPr>
+        <w:t xml:space="preserve">    font-size: 20px;</w:t>
+      </w:r>
+    </w:p>
+    <w:p>
+      <w:pPr>
+        <w:spacing w:before="0" w:after="0" w:line="240" w:lineRule="auto"/>
+        <w:jc w:val="left"/>
+      </w:pPr>
+      <w:r>
+        <w:rPr>
+          <w:rFonts w:ascii="Consolas" w:hAnsi="Consolas" w:eastAsia="Consolas"/>
+          <w:b w:val="0"/>
+          <w:i w:val="0"/>
+          <w:sz w:val="16"/>
+        </w:rPr>
+        <w:t xml:space="preserve">    margin-bottom: 10px;</w:t>
+      </w:r>
+    </w:p>
+    <w:p>
+      <w:pPr>
+        <w:spacing w:before="0" w:after="0" w:line="240" w:lineRule="auto"/>
+        <w:jc w:val="left"/>
+      </w:pPr>
+      <w:r>
+        <w:rPr>
+          <w:rFonts w:ascii="Consolas" w:hAnsi="Consolas" w:eastAsia="Consolas"/>
+          <w:b w:val="0"/>
+          <w:i w:val="0"/>
+          <w:sz w:val="16"/>
+        </w:rPr>
+        <w:t xml:space="preserve">    color: #c77dff;</w:t>
+      </w:r>
+    </w:p>
+    <w:p>
+      <w:pPr>
+        <w:spacing w:before="0" w:after="0" w:line="240" w:lineRule="auto"/>
+        <w:jc w:val="left"/>
+      </w:pPr>
+      <w:r>
+        <w:rPr>
+          <w:rFonts w:ascii="Consolas" w:hAnsi="Consolas" w:eastAsia="Consolas"/>
+          <w:b w:val="0"/>
+          <w:i w:val="0"/>
+          <w:sz w:val="16"/>
+        </w:rPr>
+        <w:t>}</w:t>
+      </w:r>
+    </w:p>
+    <w:p>
+      <w:pPr>
+        <w:spacing w:before="0" w:after="0" w:line="240" w:lineRule="auto"/>
+        <w:jc w:val="left"/>
+      </w:pPr>
+      <w:r>
+        <w:rPr>
+          <w:rFonts w:ascii="Consolas" w:hAnsi="Consolas" w:eastAsia="Consolas"/>
+          <w:b w:val="0"/>
+          <w:i w:val="0"/>
+          <w:sz w:val="16"/>
+        </w:rPr>
+        <w:t>.caption { color: #bbb; margin-bottom: 16px; font-size: 14px; }</w:t>
+      </w:r>
+    </w:p>
+    <w:p>
+      <w:pPr>
+        <w:spacing w:before="0" w:after="0" w:line="240" w:lineRule="auto"/>
+        <w:jc w:val="left"/>
+      </w:pPr>
+      <w:r>
+        <w:rPr>
+          <w:rFonts w:ascii="Consolas" w:hAnsi="Consolas" w:eastAsia="Consolas"/>
+          <w:b w:val="0"/>
+          <w:i w:val="0"/>
+          <w:sz w:val="16"/>
+        </w:rPr>
+        <w:t>.note {</w:t>
+      </w:r>
+    </w:p>
+    <w:p>
+      <w:pPr>
+        <w:spacing w:before="0" w:after="0" w:line="240" w:lineRule="auto"/>
+        <w:jc w:val="left"/>
+      </w:pPr>
+      <w:r>
+        <w:rPr>
+          <w:rFonts w:ascii="Consolas" w:hAnsi="Consolas" w:eastAsia="Consolas"/>
+          <w:b w:val="0"/>
+          <w:i w:val="0"/>
+          <w:sz w:val="16"/>
+        </w:rPr>
+        <w:t xml:space="preserve">    margin-top: 14px;</w:t>
+      </w:r>
+    </w:p>
+    <w:p>
+      <w:pPr>
+        <w:spacing w:before="0" w:after="0" w:line="240" w:lineRule="auto"/>
+        <w:jc w:val="left"/>
+      </w:pPr>
+      <w:r>
+        <w:rPr>
+          <w:rFonts w:ascii="Consolas" w:hAnsi="Consolas" w:eastAsia="Consolas"/>
+          <w:b w:val="0"/>
+          <w:i w:val="0"/>
+          <w:sz w:val="16"/>
+        </w:rPr>
+        <w:t xml:space="preserve">    font-size: 13px;</w:t>
+      </w:r>
+    </w:p>
+    <w:p>
+      <w:pPr>
+        <w:spacing w:before="0" w:after="0" w:line="240" w:lineRule="auto"/>
+        <w:jc w:val="left"/>
+      </w:pPr>
+      <w:r>
+        <w:rPr>
+          <w:rFonts w:ascii="Consolas" w:hAnsi="Consolas" w:eastAsia="Consolas"/>
+          <w:b w:val="0"/>
+          <w:i w:val="0"/>
+          <w:sz w:val="16"/>
+        </w:rPr>
+        <w:t xml:space="preserve">    color: #999;</w:t>
+      </w:r>
+    </w:p>
+    <w:p>
+      <w:pPr>
+        <w:spacing w:before="0" w:after="0" w:line="240" w:lineRule="auto"/>
+        <w:jc w:val="left"/>
+      </w:pPr>
+      <w:r>
+        <w:rPr>
+          <w:rFonts w:ascii="Consolas" w:hAnsi="Consolas" w:eastAsia="Consolas"/>
+          <w:b w:val="0"/>
+          <w:i w:val="0"/>
+          <w:sz w:val="16"/>
+        </w:rPr>
+        <w:t xml:space="preserve">    font-family: Consolas, monospace;</w:t>
+      </w:r>
+    </w:p>
+    <w:p>
+      <w:pPr>
+        <w:spacing w:before="0" w:after="0" w:line="240" w:lineRule="auto"/>
+        <w:jc w:val="left"/>
+      </w:pPr>
+      <w:r>
+        <w:rPr>
+          <w:rFonts w:ascii="Consolas" w:hAnsi="Consolas" w:eastAsia="Consolas"/>
+          <w:b w:val="0"/>
+          <w:i w:val="0"/>
+          <w:sz w:val="16"/>
+        </w:rPr>
+        <w:t>}</w:t>
+      </w:r>
+    </w:p>
+    <w:p>
+      <w:pPr>
+        <w:spacing w:before="0" w:after="0" w:line="240" w:lineRule="auto"/>
+        <w:jc w:val="left"/>
+      </w:pPr>
+      <w:r>
+        <w:rPr>
+          <w:rFonts w:ascii="Consolas" w:hAnsi="Consolas" w:eastAsia="Consolas"/>
+          <w:b w:val="0"/>
+          <w:i w:val="0"/>
+          <w:sz w:val="16"/>
+        </w:rPr>
+        <w:t>code {</w:t>
+      </w:r>
+    </w:p>
+    <w:p>
+      <w:pPr>
+        <w:spacing w:before="0" w:after="0" w:line="240" w:lineRule="auto"/>
+        <w:jc w:val="left"/>
+      </w:pPr>
+      <w:r>
+        <w:rPr>
+          <w:rFonts w:ascii="Consolas" w:hAnsi="Consolas" w:eastAsia="Consolas"/>
+          <w:b w:val="0"/>
+          <w:i w:val="0"/>
+          <w:sz w:val="16"/>
+        </w:rPr>
+        <w:t xml:space="preserve">    background: #333;</w:t>
+      </w:r>
+    </w:p>
+    <w:p>
+      <w:pPr>
+        <w:spacing w:before="0" w:after="0" w:line="240" w:lineRule="auto"/>
+        <w:jc w:val="left"/>
+      </w:pPr>
+      <w:r>
+        <w:rPr>
+          <w:rFonts w:ascii="Consolas" w:hAnsi="Consolas" w:eastAsia="Consolas"/>
+          <w:b w:val="0"/>
+          <w:i w:val="0"/>
+          <w:sz w:val="16"/>
+        </w:rPr>
+        <w:t xml:space="preserve">    padding: 1px 6px;</w:t>
+      </w:r>
+    </w:p>
+    <w:p>
+      <w:pPr>
+        <w:spacing w:before="0" w:after="0" w:line="240" w:lineRule="auto"/>
+        <w:jc w:val="left"/>
+      </w:pPr>
+      <w:r>
+        <w:rPr>
+          <w:rFonts w:ascii="Consolas" w:hAnsi="Consolas" w:eastAsia="Consolas"/>
+          <w:b w:val="0"/>
+          <w:i w:val="0"/>
+          <w:sz w:val="16"/>
+        </w:rPr>
+        <w:t xml:space="preserve">    border-radius: 3px;</w:t>
+      </w:r>
+    </w:p>
+    <w:p>
+      <w:pPr>
+        <w:spacing w:before="0" w:after="0" w:line="240" w:lineRule="auto"/>
+        <w:jc w:val="left"/>
+      </w:pPr>
+      <w:r>
+        <w:rPr>
+          <w:rFonts w:ascii="Consolas" w:hAnsi="Consolas" w:eastAsia="Consolas"/>
+          <w:b w:val="0"/>
+          <w:i w:val="0"/>
+          <w:sz w:val="16"/>
+        </w:rPr>
+        <w:t xml:space="preserve">    font-size: 0.92em;</w:t>
+      </w:r>
+    </w:p>
+    <w:p>
+      <w:pPr>
+        <w:spacing w:before="0" w:after="0" w:line="240" w:lineRule="auto"/>
+        <w:jc w:val="left"/>
+      </w:pPr>
+      <w:r>
+        <w:rPr>
+          <w:rFonts w:ascii="Consolas" w:hAnsi="Consolas" w:eastAsia="Consolas"/>
+          <w:b w:val="0"/>
+          <w:i w:val="0"/>
+          <w:sz w:val="16"/>
+        </w:rPr>
+        <w:t xml:space="preserve">    color: #e0b0ff;</w:t>
+      </w:r>
+    </w:p>
+    <w:p>
+      <w:pPr>
+        <w:spacing w:before="0" w:after="0" w:line="240" w:lineRule="auto"/>
+        <w:jc w:val="left"/>
+      </w:pPr>
+      <w:r>
+        <w:rPr>
+          <w:rFonts w:ascii="Consolas" w:hAnsi="Consolas" w:eastAsia="Consolas"/>
+          <w:b w:val="0"/>
+          <w:i w:val="0"/>
+          <w:sz w:val="16"/>
+        </w:rPr>
+        <w:t>}</w:t>
+      </w:r>
+    </w:p>
+    <w:p>
+      <w:pPr>
+        <w:spacing w:before="0" w:after="0" w:line="240" w:lineRule="auto"/>
+        <w:jc w:val="left"/>
+      </w:pPr>
+      <w:r>
+        <w:rPr>
+          <w:rFonts w:ascii="Consolas" w:hAnsi="Consolas" w:eastAsia="Consolas"/>
+          <w:b w:val="0"/>
+          <w:i w:val="0"/>
+          <w:sz w:val="16"/>
+        </w:rPr>
+        <w:t xml:space="preserve"> </w:t>
+      </w:r>
+    </w:p>
+    <w:p>
+      <w:pPr>
+        <w:spacing w:before="0" w:after="0" w:line="240" w:lineRule="auto"/>
+        <w:jc w:val="left"/>
+      </w:pPr>
+      <w:r>
+        <w:rPr>
+          <w:rFonts w:ascii="Consolas" w:hAnsi="Consolas" w:eastAsia="Consolas"/>
+          <w:b w:val="0"/>
+          <w:i w:val="0"/>
+          <w:sz w:val="16"/>
+        </w:rPr>
+        <w:t>.demo-row {</w:t>
+      </w:r>
+    </w:p>
+    <w:p>
+      <w:pPr>
+        <w:spacing w:before="0" w:after="0" w:line="240" w:lineRule="auto"/>
+        <w:jc w:val="left"/>
+      </w:pPr>
+      <w:r>
+        <w:rPr>
+          <w:rFonts w:ascii="Consolas" w:hAnsi="Consolas" w:eastAsia="Consolas"/>
+          <w:b w:val="0"/>
+          <w:i w:val="0"/>
+          <w:sz w:val="16"/>
+        </w:rPr>
+        <w:t xml:space="preserve">    display: flex;</w:t>
+      </w:r>
+    </w:p>
+    <w:p>
+      <w:pPr>
+        <w:spacing w:before="0" w:after="0" w:line="240" w:lineRule="auto"/>
+        <w:jc w:val="left"/>
+      </w:pPr>
+      <w:r>
+        <w:rPr>
+          <w:rFonts w:ascii="Consolas" w:hAnsi="Consolas" w:eastAsia="Consolas"/>
+          <w:b w:val="0"/>
+          <w:i w:val="0"/>
+          <w:sz w:val="16"/>
+        </w:rPr>
+        <w:t xml:space="preserve">    flex-wrap: wrap;</w:t>
+      </w:r>
+    </w:p>
+    <w:p>
+      <w:pPr>
+        <w:spacing w:before="0" w:after="0" w:line="240" w:lineRule="auto"/>
+        <w:jc w:val="left"/>
+      </w:pPr>
+      <w:r>
+        <w:rPr>
+          <w:rFonts w:ascii="Consolas" w:hAnsi="Consolas" w:eastAsia="Consolas"/>
+          <w:b w:val="0"/>
+          <w:i w:val="0"/>
+          <w:sz w:val="16"/>
+        </w:rPr>
+        <w:t xml:space="preserve">    gap: 20px;</w:t>
+      </w:r>
+    </w:p>
+    <w:p>
+      <w:pPr>
+        <w:spacing w:before="0" w:after="0" w:line="240" w:lineRule="auto"/>
+        <w:jc w:val="left"/>
+      </w:pPr>
+      <w:r>
+        <w:rPr>
+          <w:rFonts w:ascii="Consolas" w:hAnsi="Consolas" w:eastAsia="Consolas"/>
+          <w:b w:val="0"/>
+          <w:i w:val="0"/>
+          <w:sz w:val="16"/>
+        </w:rPr>
+        <w:t xml:space="preserve">    align-items: center;</w:t>
+      </w:r>
+    </w:p>
+    <w:p>
+      <w:pPr>
+        <w:spacing w:before="0" w:after="0" w:line="240" w:lineRule="auto"/>
+        <w:jc w:val="left"/>
+      </w:pPr>
+      <w:r>
+        <w:rPr>
+          <w:rFonts w:ascii="Consolas" w:hAnsi="Consolas" w:eastAsia="Consolas"/>
+          <w:b w:val="0"/>
+          <w:i w:val="0"/>
+          <w:sz w:val="16"/>
+        </w:rPr>
+        <w:t>}</w:t>
+      </w:r>
+    </w:p>
+    <w:p>
+      <w:pPr>
+        <w:spacing w:before="0" w:after="0" w:line="240" w:lineRule="auto"/>
+        <w:jc w:val="left"/>
+      </w:pPr>
+      <w:r>
+        <w:rPr>
+          <w:rFonts w:ascii="Consolas" w:hAnsi="Consolas" w:eastAsia="Consolas"/>
+          <w:b w:val="0"/>
+          <w:i w:val="0"/>
+          <w:sz w:val="16"/>
+        </w:rPr>
+        <w:t>.btn-transition {</w:t>
+      </w:r>
+    </w:p>
+    <w:p>
+      <w:pPr>
+        <w:spacing w:before="0" w:after="0" w:line="240" w:lineRule="auto"/>
+        <w:jc w:val="left"/>
+      </w:pPr>
+      <w:r>
+        <w:rPr>
+          <w:rFonts w:ascii="Consolas" w:hAnsi="Consolas" w:eastAsia="Consolas"/>
+          <w:b w:val="0"/>
+          <w:i w:val="0"/>
+          <w:sz w:val="16"/>
+        </w:rPr>
+        <w:t xml:space="preserve">    background: #444;</w:t>
+      </w:r>
+    </w:p>
+    <w:p>
+      <w:pPr>
+        <w:spacing w:before="0" w:after="0" w:line="240" w:lineRule="auto"/>
+        <w:jc w:val="left"/>
+      </w:pPr>
+      <w:r>
+        <w:rPr>
+          <w:rFonts w:ascii="Consolas" w:hAnsi="Consolas" w:eastAsia="Consolas"/>
+          <w:b w:val="0"/>
+          <w:i w:val="0"/>
+          <w:sz w:val="16"/>
+        </w:rPr>
+        <w:t xml:space="preserve">    color: #fff;</w:t>
+      </w:r>
+    </w:p>
+    <w:p>
+      <w:pPr>
+        <w:spacing w:before="0" w:after="0" w:line="240" w:lineRule="auto"/>
+        <w:jc w:val="left"/>
+      </w:pPr>
+      <w:r>
+        <w:rPr>
+          <w:rFonts w:ascii="Consolas" w:hAnsi="Consolas" w:eastAsia="Consolas"/>
+          <w:b w:val="0"/>
+          <w:i w:val="0"/>
+          <w:sz w:val="16"/>
+        </w:rPr>
+        <w:t xml:space="preserve">    border: none;</w:t>
+      </w:r>
+    </w:p>
+    <w:p>
+      <w:pPr>
+        <w:spacing w:before="0" w:after="0" w:line="240" w:lineRule="auto"/>
+        <w:jc w:val="left"/>
+      </w:pPr>
+      <w:r>
+        <w:rPr>
+          <w:rFonts w:ascii="Consolas" w:hAnsi="Consolas" w:eastAsia="Consolas"/>
+          <w:b w:val="0"/>
+          <w:i w:val="0"/>
+          <w:sz w:val="16"/>
+        </w:rPr>
+        <w:t xml:space="preserve">    padding: 14px 28px;</w:t>
+      </w:r>
+    </w:p>
+    <w:p>
+      <w:pPr>
+        <w:spacing w:before="0" w:after="0" w:line="240" w:lineRule="auto"/>
+        <w:jc w:val="left"/>
+      </w:pPr>
+      <w:r>
+        <w:rPr>
+          <w:rFonts w:ascii="Consolas" w:hAnsi="Consolas" w:eastAsia="Consolas"/>
+          <w:b w:val="0"/>
+          <w:i w:val="0"/>
+          <w:sz w:val="16"/>
+        </w:rPr>
+        <w:t xml:space="preserve">    font-size: 16px;</w:t>
+      </w:r>
+    </w:p>
+    <w:p>
+      <w:pPr>
+        <w:spacing w:before="0" w:after="0" w:line="240" w:lineRule="auto"/>
+        <w:jc w:val="left"/>
+      </w:pPr>
+      <w:r>
+        <w:rPr>
+          <w:rFonts w:ascii="Consolas" w:hAnsi="Consolas" w:eastAsia="Consolas"/>
+          <w:b w:val="0"/>
+          <w:i w:val="0"/>
+          <w:sz w:val="16"/>
+        </w:rPr>
+        <w:t xml:space="preserve">    border-radius: 8px;</w:t>
+      </w:r>
+    </w:p>
+    <w:p>
+      <w:pPr>
+        <w:spacing w:before="0" w:after="0" w:line="240" w:lineRule="auto"/>
+        <w:jc w:val="left"/>
+      </w:pPr>
+      <w:r>
+        <w:rPr>
+          <w:rFonts w:ascii="Consolas" w:hAnsi="Consolas" w:eastAsia="Consolas"/>
+          <w:b w:val="0"/>
+          <w:i w:val="0"/>
+          <w:sz w:val="16"/>
+        </w:rPr>
+        <w:t xml:space="preserve">    cursor: pointer;</w:t>
+      </w:r>
+    </w:p>
+    <w:p>
+      <w:pPr>
+        <w:spacing w:before="0" w:after="0" w:line="240" w:lineRule="auto"/>
+        <w:jc w:val="left"/>
+      </w:pPr>
+      <w:r>
+        <w:rPr>
+          <w:rFonts w:ascii="Consolas" w:hAnsi="Consolas" w:eastAsia="Consolas"/>
+          <w:b w:val="0"/>
+          <w:i w:val="0"/>
+          <w:sz w:val="16"/>
+        </w:rPr>
+        <w:t xml:space="preserve">    transition: background-color 0.4s ease, transform 0.4s ease;</w:t>
+      </w:r>
+    </w:p>
+    <w:p>
+      <w:pPr>
+        <w:spacing w:before="0" w:after="0" w:line="240" w:lineRule="auto"/>
+        <w:jc w:val="left"/>
+      </w:pPr>
+      <w:r>
+        <w:rPr>
+          <w:rFonts w:ascii="Consolas" w:hAnsi="Consolas" w:eastAsia="Consolas"/>
+          <w:b w:val="0"/>
+          <w:i w:val="0"/>
+          <w:sz w:val="16"/>
+        </w:rPr>
+        <w:t>}</w:t>
+      </w:r>
+    </w:p>
+    <w:p>
+      <w:pPr>
+        <w:spacing w:before="0" w:after="0" w:line="240" w:lineRule="auto"/>
+        <w:jc w:val="left"/>
+      </w:pPr>
+      <w:r>
+        <w:rPr>
+          <w:rFonts w:ascii="Consolas" w:hAnsi="Consolas" w:eastAsia="Consolas"/>
+          <w:b w:val="0"/>
+          <w:i w:val="0"/>
+          <w:sz w:val="16"/>
+        </w:rPr>
+        <w:t>.btn-transition:hover {</w:t>
+      </w:r>
+    </w:p>
+    <w:p>
+      <w:pPr>
+        <w:spacing w:before="0" w:after="0" w:line="240" w:lineRule="auto"/>
+        <w:jc w:val="left"/>
+      </w:pPr>
+      <w:r>
+        <w:rPr>
+          <w:rFonts w:ascii="Consolas" w:hAnsi="Consolas" w:eastAsia="Consolas"/>
+          <w:b w:val="0"/>
+          <w:i w:val="0"/>
+          <w:sz w:val="16"/>
+        </w:rPr>
+        <w:t xml:space="preserve">    background: #7b2cbf;</w:t>
+      </w:r>
+    </w:p>
+    <w:p>
+      <w:pPr>
+        <w:spacing w:before="0" w:after="0" w:line="240" w:lineRule="auto"/>
+        <w:jc w:val="left"/>
+      </w:pPr>
+      <w:r>
+        <w:rPr>
+          <w:rFonts w:ascii="Consolas" w:hAnsi="Consolas" w:eastAsia="Consolas"/>
+          <w:b w:val="0"/>
+          <w:i w:val="0"/>
+          <w:sz w:val="16"/>
+        </w:rPr>
+        <w:t xml:space="preserve">    transform: scale(1.08);</w:t>
+      </w:r>
+    </w:p>
+    <w:p>
+      <w:pPr>
+        <w:spacing w:before="0" w:after="0" w:line="240" w:lineRule="auto"/>
+        <w:jc w:val="left"/>
+      </w:pPr>
+      <w:r>
+        <w:rPr>
+          <w:rFonts w:ascii="Consolas" w:hAnsi="Consolas" w:eastAsia="Consolas"/>
+          <w:b w:val="0"/>
+          <w:i w:val="0"/>
+          <w:sz w:val="16"/>
+        </w:rPr>
+        <w:t>}</w:t>
+      </w:r>
+    </w:p>
+    <w:p>
+      <w:pPr>
+        <w:spacing w:before="0" w:after="0" w:line="240" w:lineRule="auto"/>
+        <w:jc w:val="left"/>
+      </w:pPr>
+      <w:r>
+        <w:rPr>
+          <w:rFonts w:ascii="Consolas" w:hAnsi="Consolas" w:eastAsia="Consolas"/>
+          <w:b w:val="0"/>
+          <w:i w:val="0"/>
+          <w:sz w:val="16"/>
+        </w:rPr>
+        <w:t>.box-transition {</w:t>
+      </w:r>
+    </w:p>
+    <w:p>
+      <w:pPr>
+        <w:spacing w:before="0" w:after="0" w:line="240" w:lineRule="auto"/>
+        <w:jc w:val="left"/>
+      </w:pPr>
+      <w:r>
+        <w:rPr>
+          <w:rFonts w:ascii="Consolas" w:hAnsi="Consolas" w:eastAsia="Consolas"/>
+          <w:b w:val="0"/>
+          <w:i w:val="0"/>
+          <w:sz w:val="16"/>
+        </w:rPr>
+        <w:t xml:space="preserve">    width: 180px;</w:t>
+      </w:r>
+    </w:p>
+    <w:p>
+      <w:pPr>
+        <w:spacing w:before="0" w:after="0" w:line="240" w:lineRule="auto"/>
+        <w:jc w:val="left"/>
+      </w:pPr>
+      <w:r>
+        <w:rPr>
+          <w:rFonts w:ascii="Consolas" w:hAnsi="Consolas" w:eastAsia="Consolas"/>
+          <w:b w:val="0"/>
+          <w:i w:val="0"/>
+          <w:sz w:val="16"/>
+        </w:rPr>
+        <w:t xml:space="preserve">    height: 80px;</w:t>
+      </w:r>
+    </w:p>
+    <w:p>
+      <w:pPr>
+        <w:spacing w:before="0" w:after="0" w:line="240" w:lineRule="auto"/>
+        <w:jc w:val="left"/>
+      </w:pPr>
+      <w:r>
+        <w:rPr>
+          <w:rFonts w:ascii="Consolas" w:hAnsi="Consolas" w:eastAsia="Consolas"/>
+          <w:b w:val="0"/>
+          <w:i w:val="0"/>
+          <w:sz w:val="16"/>
+        </w:rPr>
+        <w:t xml:space="preserve">    background: #333;</w:t>
+      </w:r>
+    </w:p>
+    <w:p>
+      <w:pPr>
+        <w:spacing w:before="0" w:after="0" w:line="240" w:lineRule="auto"/>
+        <w:jc w:val="left"/>
+      </w:pPr>
+      <w:r>
+        <w:rPr>
+          <w:rFonts w:ascii="Consolas" w:hAnsi="Consolas" w:eastAsia="Consolas"/>
+          <w:b w:val="0"/>
+          <w:i w:val="0"/>
+          <w:sz w:val="16"/>
+        </w:rPr>
+        <w:t xml:space="preserve">    border: 2px solid #555;</w:t>
+      </w:r>
+    </w:p>
+    <w:p>
+      <w:pPr>
+        <w:spacing w:before="0" w:after="0" w:line="240" w:lineRule="auto"/>
+        <w:jc w:val="left"/>
+      </w:pPr>
+      <w:r>
+        <w:rPr>
+          <w:rFonts w:ascii="Consolas" w:hAnsi="Consolas" w:eastAsia="Consolas"/>
+          <w:b w:val="0"/>
+          <w:i w:val="0"/>
+          <w:sz w:val="16"/>
+        </w:rPr>
+        <w:t xml:space="preserve">    border-radius: 8px;</w:t>
+      </w:r>
+    </w:p>
+    <w:p>
+      <w:pPr>
+        <w:spacing w:before="0" w:after="0" w:line="240" w:lineRule="auto"/>
+        <w:jc w:val="left"/>
+      </w:pPr>
+      <w:r>
+        <w:rPr>
+          <w:rFonts w:ascii="Consolas" w:hAnsi="Consolas" w:eastAsia="Consolas"/>
+          <w:b w:val="0"/>
+          <w:i w:val="0"/>
+          <w:sz w:val="16"/>
+        </w:rPr>
+        <w:t xml:space="preserve">    display: flex;</w:t>
+      </w:r>
+    </w:p>
+    <w:p>
+      <w:pPr>
+        <w:spacing w:before="0" w:after="0" w:line="240" w:lineRule="auto"/>
+        <w:jc w:val="left"/>
+      </w:pPr>
+      <w:r>
+        <w:rPr>
+          <w:rFonts w:ascii="Consolas" w:hAnsi="Consolas" w:eastAsia="Consolas"/>
+          <w:b w:val="0"/>
+          <w:i w:val="0"/>
+          <w:sz w:val="16"/>
+        </w:rPr>
+        <w:t xml:space="preserve">    align-items: center;</w:t>
+      </w:r>
+    </w:p>
+    <w:p>
+      <w:pPr>
+        <w:spacing w:before="0" w:after="0" w:line="240" w:lineRule="auto"/>
+        <w:jc w:val="left"/>
+      </w:pPr>
+      <w:r>
+        <w:rPr>
+          <w:rFonts w:ascii="Consolas" w:hAnsi="Consolas" w:eastAsia="Consolas"/>
+          <w:b w:val="0"/>
+          <w:i w:val="0"/>
+          <w:sz w:val="16"/>
+        </w:rPr>
+        <w:t xml:space="preserve">    justify-content: center;</w:t>
+      </w:r>
+    </w:p>
+    <w:p>
+      <w:pPr>
+        <w:spacing w:before="0" w:after="0" w:line="240" w:lineRule="auto"/>
+        <w:jc w:val="left"/>
+      </w:pPr>
+      <w:r>
+        <w:rPr>
+          <w:rFonts w:ascii="Consolas" w:hAnsi="Consolas" w:eastAsia="Consolas"/>
+          <w:b w:val="0"/>
+          <w:i w:val="0"/>
+          <w:sz w:val="16"/>
+        </w:rPr>
+        <w:t xml:space="preserve">    font-size: 13px;</w:t>
+      </w:r>
+    </w:p>
+    <w:p>
+      <w:pPr>
+        <w:spacing w:before="0" w:after="0" w:line="240" w:lineRule="auto"/>
+        <w:jc w:val="left"/>
+      </w:pPr>
+      <w:r>
+        <w:rPr>
+          <w:rFonts w:ascii="Consolas" w:hAnsi="Consolas" w:eastAsia="Consolas"/>
+          <w:b w:val="0"/>
+          <w:i w:val="0"/>
+          <w:sz w:val="16"/>
+        </w:rPr>
+        <w:t xml:space="preserve">    color: #ccc;</w:t>
+      </w:r>
+    </w:p>
+    <w:p>
+      <w:pPr>
+        <w:spacing w:before="0" w:after="0" w:line="240" w:lineRule="auto"/>
+        <w:jc w:val="left"/>
+      </w:pPr>
+      <w:r>
+        <w:rPr>
+          <w:rFonts w:ascii="Consolas" w:hAnsi="Consolas" w:eastAsia="Consolas"/>
+          <w:b w:val="0"/>
+          <w:i w:val="0"/>
+          <w:sz w:val="16"/>
+        </w:rPr>
+        <w:t xml:space="preserve">    transition: background-color 0.5s ease, border-color 0.5s ease, transform 0.5s ease;</w:t>
+      </w:r>
+    </w:p>
+    <w:p>
+      <w:pPr>
+        <w:spacing w:before="0" w:after="0" w:line="240" w:lineRule="auto"/>
+        <w:jc w:val="left"/>
+      </w:pPr>
+      <w:r>
+        <w:rPr>
+          <w:rFonts w:ascii="Consolas" w:hAnsi="Consolas" w:eastAsia="Consolas"/>
+          <w:b w:val="0"/>
+          <w:i w:val="0"/>
+          <w:sz w:val="16"/>
+        </w:rPr>
+        <w:t>}</w:t>
+      </w:r>
+    </w:p>
+    <w:p>
+      <w:pPr>
+        <w:spacing w:before="0" w:after="0" w:line="240" w:lineRule="auto"/>
+        <w:jc w:val="left"/>
+      </w:pPr>
+      <w:r>
+        <w:rPr>
+          <w:rFonts w:ascii="Consolas" w:hAnsi="Consolas" w:eastAsia="Consolas"/>
+          <w:b w:val="0"/>
+          <w:i w:val="0"/>
+          <w:sz w:val="16"/>
+        </w:rPr>
+        <w:t>.box-transition:hover {</w:t>
+      </w:r>
+    </w:p>
+    <w:p>
+      <w:pPr>
+        <w:spacing w:before="0" w:after="0" w:line="240" w:lineRule="auto"/>
+        <w:jc w:val="left"/>
+      </w:pPr>
+      <w:r>
+        <w:rPr>
+          <w:rFonts w:ascii="Consolas" w:hAnsi="Consolas" w:eastAsia="Consolas"/>
+          <w:b w:val="0"/>
+          <w:i w:val="0"/>
+          <w:sz w:val="16"/>
+        </w:rPr>
+        <w:t xml:space="preserve">    background: #7b2cbf;</w:t>
+      </w:r>
+    </w:p>
+    <w:p>
+      <w:pPr>
+        <w:spacing w:before="0" w:after="0" w:line="240" w:lineRule="auto"/>
+        <w:jc w:val="left"/>
+      </w:pPr>
+      <w:r>
+        <w:rPr>
+          <w:rFonts w:ascii="Consolas" w:hAnsi="Consolas" w:eastAsia="Consolas"/>
+          <w:b w:val="0"/>
+          <w:i w:val="0"/>
+          <w:sz w:val="16"/>
+        </w:rPr>
+        <w:t xml:space="preserve">    border-color: #c77dff;</w:t>
+      </w:r>
+    </w:p>
+    <w:p>
+      <w:pPr>
+        <w:spacing w:before="0" w:after="0" w:line="240" w:lineRule="auto"/>
+        <w:jc w:val="left"/>
+      </w:pPr>
+      <w:r>
+        <w:rPr>
+          <w:rFonts w:ascii="Consolas" w:hAnsi="Consolas" w:eastAsia="Consolas"/>
+          <w:b w:val="0"/>
+          <w:i w:val="0"/>
+          <w:sz w:val="16"/>
+        </w:rPr>
+        <w:t xml:space="preserve">    transform: translateY(-6px);</w:t>
+      </w:r>
+    </w:p>
+    <w:p>
+      <w:pPr>
+        <w:spacing w:before="0" w:after="0" w:line="240" w:lineRule="auto"/>
+        <w:jc w:val="left"/>
+      </w:pPr>
+      <w:r>
+        <w:rPr>
+          <w:rFonts w:ascii="Consolas" w:hAnsi="Consolas" w:eastAsia="Consolas"/>
+          <w:b w:val="0"/>
+          <w:i w:val="0"/>
+          <w:sz w:val="16"/>
+        </w:rPr>
+        <w:t>}</w:t>
+      </w:r>
+    </w:p>
+    <w:p>
+      <w:pPr>
+        <w:spacing w:before="0" w:after="0" w:line="240" w:lineRule="auto"/>
+        <w:jc w:val="left"/>
+      </w:pPr>
+      <w:r>
+        <w:rPr>
+          <w:rFonts w:ascii="Consolas" w:hAnsi="Consolas" w:eastAsia="Consolas"/>
+          <w:b w:val="0"/>
+          <w:i w:val="0"/>
+          <w:sz w:val="16"/>
+        </w:rPr>
+        <w:t xml:space="preserve"> </w:t>
+      </w:r>
+    </w:p>
+    <w:p>
+      <w:pPr>
+        <w:spacing w:before="0" w:after="0" w:line="240" w:lineRule="auto"/>
+        <w:jc w:val="left"/>
+      </w:pPr>
+      <w:r>
+        <w:rPr>
+          <w:rFonts w:ascii="Consolas" w:hAnsi="Consolas" w:eastAsia="Consolas"/>
+          <w:b w:val="0"/>
+          <w:i w:val="0"/>
+          <w:sz w:val="16"/>
+        </w:rPr>
+        <w:t>.stage {</w:t>
+      </w:r>
+    </w:p>
+    <w:p>
+      <w:pPr>
+        <w:spacing w:before="0" w:after="0" w:line="240" w:lineRule="auto"/>
+        <w:jc w:val="left"/>
+      </w:pPr>
+      <w:r>
+        <w:rPr>
+          <w:rFonts w:ascii="Consolas" w:hAnsi="Consolas" w:eastAsia="Consolas"/>
+          <w:b w:val="0"/>
+          <w:i w:val="0"/>
+          <w:sz w:val="16"/>
+        </w:rPr>
+        <w:t xml:space="preserve">    display: flex;</w:t>
+      </w:r>
+    </w:p>
+    <w:p>
+      <w:pPr>
+        <w:spacing w:before="0" w:after="0" w:line="240" w:lineRule="auto"/>
+        <w:jc w:val="left"/>
+      </w:pPr>
+      <w:r>
+        <w:rPr>
+          <w:rFonts w:ascii="Consolas" w:hAnsi="Consolas" w:eastAsia="Consolas"/>
+          <w:b w:val="0"/>
+          <w:i w:val="0"/>
+          <w:sz w:val="16"/>
+        </w:rPr>
+        <w:t xml:space="preserve">    justify-content: center;</w:t>
+      </w:r>
+    </w:p>
+    <w:p>
+      <w:pPr>
+        <w:spacing w:before="0" w:after="0" w:line="240" w:lineRule="auto"/>
+        <w:jc w:val="left"/>
+      </w:pPr>
+      <w:r>
+        <w:rPr>
+          <w:rFonts w:ascii="Consolas" w:hAnsi="Consolas" w:eastAsia="Consolas"/>
+          <w:b w:val="0"/>
+          <w:i w:val="0"/>
+          <w:sz w:val="16"/>
+        </w:rPr>
+        <w:t xml:space="preserve">    align-items: center;</w:t>
+      </w:r>
+    </w:p>
+    <w:p>
+      <w:pPr>
+        <w:spacing w:before="0" w:after="0" w:line="240" w:lineRule="auto"/>
+        <w:jc w:val="left"/>
+      </w:pPr>
+      <w:r>
+        <w:rPr>
+          <w:rFonts w:ascii="Consolas" w:hAnsi="Consolas" w:eastAsia="Consolas"/>
+          <w:b w:val="0"/>
+          <w:i w:val="0"/>
+          <w:sz w:val="16"/>
+        </w:rPr>
+        <w:t xml:space="preserve">    min-height: 200px;</w:t>
+      </w:r>
+    </w:p>
+    <w:p>
+      <w:pPr>
+        <w:spacing w:before="0" w:after="0" w:line="240" w:lineRule="auto"/>
+        <w:jc w:val="left"/>
+      </w:pPr>
+      <w:r>
+        <w:rPr>
+          <w:rFonts w:ascii="Consolas" w:hAnsi="Consolas" w:eastAsia="Consolas"/>
+          <w:b w:val="0"/>
+          <w:i w:val="0"/>
+          <w:sz w:val="16"/>
+        </w:rPr>
+        <w:t xml:space="preserve">    background: #1a1a1a;</w:t>
+      </w:r>
+    </w:p>
+    <w:p>
+      <w:pPr>
+        <w:spacing w:before="0" w:after="0" w:line="240" w:lineRule="auto"/>
+        <w:jc w:val="left"/>
+      </w:pPr>
+      <w:r>
+        <w:rPr>
+          <w:rFonts w:ascii="Consolas" w:hAnsi="Consolas" w:eastAsia="Consolas"/>
+          <w:b w:val="0"/>
+          <w:i w:val="0"/>
+          <w:sz w:val="16"/>
+        </w:rPr>
+        <w:t xml:space="preserve">    border-radius: 8px;</w:t>
+      </w:r>
+    </w:p>
+    <w:p>
+      <w:pPr>
+        <w:spacing w:before="0" w:after="0" w:line="240" w:lineRule="auto"/>
+        <w:jc w:val="left"/>
+      </w:pPr>
+      <w:r>
+        <w:rPr>
+          <w:rFonts w:ascii="Consolas" w:hAnsi="Consolas" w:eastAsia="Consolas"/>
+          <w:b w:val="0"/>
+          <w:i w:val="0"/>
+          <w:sz w:val="16"/>
+        </w:rPr>
+        <w:t xml:space="preserve">    padding: 24px;</w:t>
+      </w:r>
+    </w:p>
+    <w:p>
+      <w:pPr>
+        <w:spacing w:before="0" w:after="0" w:line="240" w:lineRule="auto"/>
+        <w:jc w:val="left"/>
+      </w:pPr>
+      <w:r>
+        <w:rPr>
+          <w:rFonts w:ascii="Consolas" w:hAnsi="Consolas" w:eastAsia="Consolas"/>
+          <w:b w:val="0"/>
+          <w:i w:val="0"/>
+          <w:sz w:val="16"/>
+        </w:rPr>
+        <w:t>}</w:t>
+      </w:r>
+    </w:p>
+    <w:p>
+      <w:pPr>
+        <w:spacing w:before="0" w:after="0" w:line="240" w:lineRule="auto"/>
+        <w:jc w:val="left"/>
+      </w:pPr>
+      <w:r>
+        <w:rPr>
+          <w:rFonts w:ascii="Consolas" w:hAnsi="Consolas" w:eastAsia="Consolas"/>
+          <w:b w:val="0"/>
+          <w:i w:val="0"/>
+          <w:sz w:val="16"/>
+        </w:rPr>
+        <w:t>.shape {</w:t>
+      </w:r>
+    </w:p>
+    <w:p>
+      <w:pPr>
+        <w:spacing w:before="0" w:after="0" w:line="240" w:lineRule="auto"/>
+        <w:jc w:val="left"/>
+      </w:pPr>
+      <w:r>
+        <w:rPr>
+          <w:rFonts w:ascii="Consolas" w:hAnsi="Consolas" w:eastAsia="Consolas"/>
+          <w:b w:val="0"/>
+          <w:i w:val="0"/>
+          <w:sz w:val="16"/>
+        </w:rPr>
+        <w:t xml:space="preserve">    width: 100px;</w:t>
+      </w:r>
+    </w:p>
+    <w:p>
+      <w:pPr>
+        <w:spacing w:before="0" w:after="0" w:line="240" w:lineRule="auto"/>
+        <w:jc w:val="left"/>
+      </w:pPr>
+      <w:r>
+        <w:rPr>
+          <w:rFonts w:ascii="Consolas" w:hAnsi="Consolas" w:eastAsia="Consolas"/>
+          <w:b w:val="0"/>
+          <w:i w:val="0"/>
+          <w:sz w:val="16"/>
+        </w:rPr>
+        <w:t xml:space="preserve">    height: 100px;</w:t>
+      </w:r>
+    </w:p>
+    <w:p>
+      <w:pPr>
+        <w:spacing w:before="0" w:after="0" w:line="240" w:lineRule="auto"/>
+        <w:jc w:val="left"/>
+      </w:pPr>
+      <w:r>
+        <w:rPr>
+          <w:rFonts w:ascii="Consolas" w:hAnsi="Consolas" w:eastAsia="Consolas"/>
+          <w:b w:val="0"/>
+          <w:i w:val="0"/>
+          <w:sz w:val="16"/>
+        </w:rPr>
+        <w:t>}</w:t>
+      </w:r>
+    </w:p>
+    <w:p>
+      <w:pPr>
+        <w:spacing w:before="0" w:after="0" w:line="240" w:lineRule="auto"/>
+        <w:jc w:val="left"/>
+      </w:pPr>
+      <w:r>
+        <w:rPr>
+          <w:rFonts w:ascii="Consolas" w:hAnsi="Consolas" w:eastAsia="Consolas"/>
+          <w:b w:val="0"/>
+          <w:i w:val="0"/>
+          <w:sz w:val="16"/>
+        </w:rPr>
+        <w:t>.circle-to-square {</w:t>
+      </w:r>
+    </w:p>
+    <w:p>
+      <w:pPr>
+        <w:spacing w:before="0" w:after="0" w:line="240" w:lineRule="auto"/>
+        <w:jc w:val="left"/>
+      </w:pPr>
+      <w:r>
+        <w:rPr>
+          <w:rFonts w:ascii="Consolas" w:hAnsi="Consolas" w:eastAsia="Consolas"/>
+          <w:b w:val="0"/>
+          <w:i w:val="0"/>
+          <w:sz w:val="16"/>
+        </w:rPr>
+        <w:t xml:space="preserve">    background: #ff69b4;</w:t>
+      </w:r>
+    </w:p>
+    <w:p>
+      <w:pPr>
+        <w:spacing w:before="0" w:after="0" w:line="240" w:lineRule="auto"/>
+        <w:jc w:val="left"/>
+      </w:pPr>
+      <w:r>
+        <w:rPr>
+          <w:rFonts w:ascii="Consolas" w:hAnsi="Consolas" w:eastAsia="Consolas"/>
+          <w:b w:val="0"/>
+          <w:i w:val="0"/>
+          <w:sz w:val="16"/>
+        </w:rPr>
+        <w:t xml:space="preserve">    border-radius: 50%;</w:t>
+      </w:r>
+    </w:p>
+    <w:p>
+      <w:pPr>
+        <w:spacing w:before="0" w:after="0" w:line="240" w:lineRule="auto"/>
+        <w:jc w:val="left"/>
+      </w:pPr>
+      <w:r>
+        <w:rPr>
+          <w:rFonts w:ascii="Consolas" w:hAnsi="Consolas" w:eastAsia="Consolas"/>
+          <w:b w:val="0"/>
+          <w:i w:val="0"/>
+          <w:sz w:val="16"/>
+        </w:rPr>
+        <w:t xml:space="preserve">    animation-name: circle-to-square;</w:t>
+      </w:r>
+    </w:p>
+    <w:p>
+      <w:pPr>
+        <w:spacing w:before="0" w:after="0" w:line="240" w:lineRule="auto"/>
+        <w:jc w:val="left"/>
+      </w:pPr>
+      <w:r>
+        <w:rPr>
+          <w:rFonts w:ascii="Consolas" w:hAnsi="Consolas" w:eastAsia="Consolas"/>
+          <w:b w:val="0"/>
+          <w:i w:val="0"/>
+          <w:sz w:val="16"/>
+        </w:rPr>
+        <w:t xml:space="preserve">    animation-duration: 5s;</w:t>
+      </w:r>
+    </w:p>
+    <w:p>
+      <w:pPr>
+        <w:spacing w:before="0" w:after="0" w:line="240" w:lineRule="auto"/>
+        <w:jc w:val="left"/>
+      </w:pPr>
+      <w:r>
+        <w:rPr>
+          <w:rFonts w:ascii="Consolas" w:hAnsi="Consolas" w:eastAsia="Consolas"/>
+          <w:b w:val="0"/>
+          <w:i w:val="0"/>
+          <w:sz w:val="16"/>
+        </w:rPr>
+        <w:t xml:space="preserve">    animation-iteration-count: infinite;</w:t>
+      </w:r>
+    </w:p>
+    <w:p>
+      <w:pPr>
+        <w:spacing w:before="0" w:after="0" w:line="240" w:lineRule="auto"/>
+        <w:jc w:val="left"/>
+      </w:pPr>
+      <w:r>
+        <w:rPr>
+          <w:rFonts w:ascii="Consolas" w:hAnsi="Consolas" w:eastAsia="Consolas"/>
+          <w:b w:val="0"/>
+          <w:i w:val="0"/>
+          <w:sz w:val="16"/>
+        </w:rPr>
+        <w:t xml:space="preserve">    animation-timing-function: ease-in-out;</w:t>
+      </w:r>
+    </w:p>
+    <w:p>
+      <w:pPr>
+        <w:spacing w:before="0" w:after="0" w:line="240" w:lineRule="auto"/>
+        <w:jc w:val="left"/>
+      </w:pPr>
+      <w:r>
+        <w:rPr>
+          <w:rFonts w:ascii="Consolas" w:hAnsi="Consolas" w:eastAsia="Consolas"/>
+          <w:b w:val="0"/>
+          <w:i w:val="0"/>
+          <w:sz w:val="16"/>
+        </w:rPr>
+        <w:t>}</w:t>
+      </w:r>
+    </w:p>
+    <w:p>
+      <w:pPr>
+        <w:spacing w:before="0" w:after="0" w:line="240" w:lineRule="auto"/>
+        <w:jc w:val="left"/>
+      </w:pPr>
+      <w:r>
+        <w:rPr>
+          <w:rFonts w:ascii="Consolas" w:hAnsi="Consolas" w:eastAsia="Consolas"/>
+          <w:b w:val="0"/>
+          <w:i w:val="0"/>
+          <w:sz w:val="16"/>
+        </w:rPr>
+        <w:t xml:space="preserve"> </w:t>
+      </w:r>
+    </w:p>
+    <w:p>
+      <w:pPr>
+        <w:spacing w:before="0" w:after="0" w:line="240" w:lineRule="auto"/>
+        <w:jc w:val="left"/>
+      </w:pPr>
+      <w:r>
+        <w:rPr>
+          <w:rFonts w:ascii="Consolas" w:hAnsi="Consolas" w:eastAsia="Consolas"/>
+          <w:b w:val="0"/>
+          <w:i w:val="0"/>
+          <w:sz w:val="16"/>
+        </w:rPr>
+        <w:t>@keyframes circle-to-square {</w:t>
+      </w:r>
+    </w:p>
+    <w:p>
+      <w:pPr>
+        <w:spacing w:before="0" w:after="0" w:line="240" w:lineRule="auto"/>
+        <w:jc w:val="left"/>
+      </w:pPr>
+      <w:r>
+        <w:rPr>
+          <w:rFonts w:ascii="Consolas" w:hAnsi="Consolas" w:eastAsia="Consolas"/>
+          <w:b w:val="0"/>
+          <w:i w:val="0"/>
+          <w:sz w:val="16"/>
+        </w:rPr>
+        <w:t xml:space="preserve">    0% {</w:t>
+      </w:r>
+    </w:p>
+    <w:p>
+      <w:pPr>
+        <w:spacing w:before="0" w:after="0" w:line="240" w:lineRule="auto"/>
+        <w:jc w:val="left"/>
+      </w:pPr>
+      <w:r>
+        <w:rPr>
+          <w:rFonts w:ascii="Consolas" w:hAnsi="Consolas" w:eastAsia="Consolas"/>
+          <w:b w:val="0"/>
+          <w:i w:val="0"/>
+          <w:sz w:val="16"/>
+        </w:rPr>
+        <w:t xml:space="preserve">        width: 100px;</w:t>
+      </w:r>
+    </w:p>
+    <w:p>
+      <w:pPr>
+        <w:spacing w:before="0" w:after="0" w:line="240" w:lineRule="auto"/>
+        <w:jc w:val="left"/>
+      </w:pPr>
+      <w:r>
+        <w:rPr>
+          <w:rFonts w:ascii="Consolas" w:hAnsi="Consolas" w:eastAsia="Consolas"/>
+          <w:b w:val="0"/>
+          <w:i w:val="0"/>
+          <w:sz w:val="16"/>
+        </w:rPr>
+        <w:t xml:space="preserve">        height: 100px;</w:t>
+      </w:r>
+    </w:p>
+    <w:p>
+      <w:pPr>
+        <w:spacing w:before="0" w:after="0" w:line="240" w:lineRule="auto"/>
+        <w:jc w:val="left"/>
+      </w:pPr>
+      <w:r>
+        <w:rPr>
+          <w:rFonts w:ascii="Consolas" w:hAnsi="Consolas" w:eastAsia="Consolas"/>
+          <w:b w:val="0"/>
+          <w:i w:val="0"/>
+          <w:sz w:val="16"/>
+        </w:rPr>
+        <w:t xml:space="preserve">        background-color: #ff69b4;</w:t>
+      </w:r>
+    </w:p>
+    <w:p>
+      <w:pPr>
+        <w:spacing w:before="0" w:after="0" w:line="240" w:lineRule="auto"/>
+        <w:jc w:val="left"/>
+      </w:pPr>
+      <w:r>
+        <w:rPr>
+          <w:rFonts w:ascii="Consolas" w:hAnsi="Consolas" w:eastAsia="Consolas"/>
+          <w:b w:val="0"/>
+          <w:i w:val="0"/>
+          <w:sz w:val="16"/>
+        </w:rPr>
+        <w:t xml:space="preserve">        border-radius: 50%;</w:t>
+      </w:r>
+    </w:p>
+    <w:p>
+      <w:pPr>
+        <w:spacing w:before="0" w:after="0" w:line="240" w:lineRule="auto"/>
+        <w:jc w:val="left"/>
+      </w:pPr>
+      <w:r>
+        <w:rPr>
+          <w:rFonts w:ascii="Consolas" w:hAnsi="Consolas" w:eastAsia="Consolas"/>
+          <w:b w:val="0"/>
+          <w:i w:val="0"/>
+          <w:sz w:val="16"/>
+        </w:rPr>
+        <w:t xml:space="preserve">    }</w:t>
+      </w:r>
+    </w:p>
+    <w:p>
+      <w:pPr>
+        <w:spacing w:before="0" w:after="0" w:line="240" w:lineRule="auto"/>
+        <w:jc w:val="left"/>
+      </w:pPr>
+      <w:r>
+        <w:rPr>
+          <w:rFonts w:ascii="Consolas" w:hAnsi="Consolas" w:eastAsia="Consolas"/>
+          <w:b w:val="0"/>
+          <w:i w:val="0"/>
+          <w:sz w:val="16"/>
+        </w:rPr>
+        <w:t xml:space="preserve">    50% {</w:t>
+      </w:r>
+    </w:p>
+    <w:p>
+      <w:pPr>
+        <w:spacing w:before="0" w:after="0" w:line="240" w:lineRule="auto"/>
+        <w:jc w:val="left"/>
+      </w:pPr>
+      <w:r>
+        <w:rPr>
+          <w:rFonts w:ascii="Consolas" w:hAnsi="Consolas" w:eastAsia="Consolas"/>
+          <w:b w:val="0"/>
+          <w:i w:val="0"/>
+          <w:sz w:val="16"/>
+        </w:rPr>
+        <w:t xml:space="preserve">        width: 160px;</w:t>
+      </w:r>
+    </w:p>
+    <w:p>
+      <w:pPr>
+        <w:spacing w:before="0" w:after="0" w:line="240" w:lineRule="auto"/>
+        <w:jc w:val="left"/>
+      </w:pPr>
+      <w:r>
+        <w:rPr>
+          <w:rFonts w:ascii="Consolas" w:hAnsi="Consolas" w:eastAsia="Consolas"/>
+          <w:b w:val="0"/>
+          <w:i w:val="0"/>
+          <w:sz w:val="16"/>
+        </w:rPr>
+        <w:t xml:space="preserve">        height: 80px;</w:t>
+      </w:r>
+    </w:p>
+    <w:p>
+      <w:pPr>
+        <w:spacing w:before="0" w:after="0" w:line="240" w:lineRule="auto"/>
+        <w:jc w:val="left"/>
+      </w:pPr>
+      <w:r>
+        <w:rPr>
+          <w:rFonts w:ascii="Consolas" w:hAnsi="Consolas" w:eastAsia="Consolas"/>
+          <w:b w:val="0"/>
+          <w:i w:val="0"/>
+          <w:sz w:val="16"/>
+        </w:rPr>
+        <w:t xml:space="preserve">        background-color: #7b2cbf;</w:t>
+      </w:r>
+    </w:p>
+    <w:p>
+      <w:pPr>
+        <w:spacing w:before="0" w:after="0" w:line="240" w:lineRule="auto"/>
+        <w:jc w:val="left"/>
+      </w:pPr>
+      <w:r>
+        <w:rPr>
+          <w:rFonts w:ascii="Consolas" w:hAnsi="Consolas" w:eastAsia="Consolas"/>
+          <w:b w:val="0"/>
+          <w:i w:val="0"/>
+          <w:sz w:val="16"/>
+        </w:rPr>
+        <w:t xml:space="preserve">        border-radius: 8px;</w:t>
+      </w:r>
+    </w:p>
+    <w:p>
+      <w:pPr>
+        <w:spacing w:before="0" w:after="0" w:line="240" w:lineRule="auto"/>
+        <w:jc w:val="left"/>
+      </w:pPr>
+      <w:r>
+        <w:rPr>
+          <w:rFonts w:ascii="Consolas" w:hAnsi="Consolas" w:eastAsia="Consolas"/>
+          <w:b w:val="0"/>
+          <w:i w:val="0"/>
+          <w:sz w:val="16"/>
+        </w:rPr>
+        <w:t xml:space="preserve">    }</w:t>
+      </w:r>
+    </w:p>
+    <w:p>
+      <w:pPr>
+        <w:spacing w:before="0" w:after="0" w:line="240" w:lineRule="auto"/>
+        <w:jc w:val="left"/>
+      </w:pPr>
+      <w:r>
+        <w:rPr>
+          <w:rFonts w:ascii="Consolas" w:hAnsi="Consolas" w:eastAsia="Consolas"/>
+          <w:b w:val="0"/>
+          <w:i w:val="0"/>
+          <w:sz w:val="16"/>
+        </w:rPr>
+        <w:t xml:space="preserve">    100% {</w:t>
+      </w:r>
+    </w:p>
+    <w:p>
+      <w:pPr>
+        <w:spacing w:before="0" w:after="0" w:line="240" w:lineRule="auto"/>
+        <w:jc w:val="left"/>
+      </w:pPr>
+      <w:r>
+        <w:rPr>
+          <w:rFonts w:ascii="Consolas" w:hAnsi="Consolas" w:eastAsia="Consolas"/>
+          <w:b w:val="0"/>
+          <w:i w:val="0"/>
+          <w:sz w:val="16"/>
+        </w:rPr>
+        <w:t xml:space="preserve">        width: 100px;</w:t>
+      </w:r>
+    </w:p>
+    <w:p>
+      <w:pPr>
+        <w:spacing w:before="0" w:after="0" w:line="240" w:lineRule="auto"/>
+        <w:jc w:val="left"/>
+      </w:pPr>
+      <w:r>
+        <w:rPr>
+          <w:rFonts w:ascii="Consolas" w:hAnsi="Consolas" w:eastAsia="Consolas"/>
+          <w:b w:val="0"/>
+          <w:i w:val="0"/>
+          <w:sz w:val="16"/>
+        </w:rPr>
+        <w:t xml:space="preserve">        height: 100px;</w:t>
+      </w:r>
+    </w:p>
+    <w:p>
+      <w:pPr>
+        <w:spacing w:before="0" w:after="0" w:line="240" w:lineRule="auto"/>
+        <w:jc w:val="left"/>
+      </w:pPr>
+      <w:r>
+        <w:rPr>
+          <w:rFonts w:ascii="Consolas" w:hAnsi="Consolas" w:eastAsia="Consolas"/>
+          <w:b w:val="0"/>
+          <w:i w:val="0"/>
+          <w:sz w:val="16"/>
+        </w:rPr>
+        <w:t xml:space="preserve">        background-color: #3a86ff;</w:t>
+      </w:r>
+    </w:p>
+    <w:p>
+      <w:pPr>
+        <w:spacing w:before="0" w:after="0" w:line="240" w:lineRule="auto"/>
+        <w:jc w:val="left"/>
+      </w:pPr>
+      <w:r>
+        <w:rPr>
+          <w:rFonts w:ascii="Consolas" w:hAnsi="Consolas" w:eastAsia="Consolas"/>
+          <w:b w:val="0"/>
+          <w:i w:val="0"/>
+          <w:sz w:val="16"/>
+        </w:rPr>
+        <w:t xml:space="preserve">        border-radius: 0;</w:t>
+      </w:r>
+    </w:p>
+    <w:p>
+      <w:pPr>
+        <w:spacing w:before="0" w:after="0" w:line="240" w:lineRule="auto"/>
+        <w:jc w:val="left"/>
+      </w:pPr>
+      <w:r>
+        <w:rPr>
+          <w:rFonts w:ascii="Consolas" w:hAnsi="Consolas" w:eastAsia="Consolas"/>
+          <w:b w:val="0"/>
+          <w:i w:val="0"/>
+          <w:sz w:val="16"/>
+        </w:rPr>
+        <w:t xml:space="preserve">    }</w:t>
+      </w:r>
+    </w:p>
+    <w:p>
+      <w:pPr>
+        <w:spacing w:before="0" w:after="0" w:line="240" w:lineRule="auto"/>
+        <w:jc w:val="left"/>
+      </w:pPr>
+      <w:r>
+        <w:rPr>
+          <w:rFonts w:ascii="Consolas" w:hAnsi="Consolas" w:eastAsia="Consolas"/>
+          <w:b w:val="0"/>
+          <w:i w:val="0"/>
+          <w:sz w:val="16"/>
+        </w:rPr>
+        <w:t>}</w:t>
+      </w:r>
+    </w:p>
+    <w:p>
+      <w:pPr>
+        <w:spacing w:before="0" w:after="0" w:line="240" w:lineRule="auto"/>
+        <w:jc w:val="left"/>
+      </w:pPr>
+      <w:r>
+        <w:rPr>
+          <w:rFonts w:ascii="Consolas" w:hAnsi="Consolas" w:eastAsia="Consolas"/>
+          <w:b w:val="0"/>
+          <w:i w:val="0"/>
+          <w:sz w:val="16"/>
+        </w:rPr>
+        <w:t xml:space="preserve"> </w:t>
+      </w:r>
+    </w:p>
+    <w:p>
+      <w:pPr>
+        <w:spacing w:before="0" w:after="0" w:line="240" w:lineRule="auto"/>
+        <w:jc w:val="left"/>
+      </w:pPr>
+      <w:r>
+        <w:rPr>
+          <w:rFonts w:ascii="Consolas" w:hAnsi="Consolas" w:eastAsia="Consolas"/>
+          <w:b w:val="0"/>
+          <w:i w:val="0"/>
+          <w:sz w:val="16"/>
+        </w:rPr>
+        <w:t>.cards {</w:t>
+      </w:r>
+    </w:p>
+    <w:p>
+      <w:pPr>
+        <w:spacing w:before="0" w:after="0" w:line="240" w:lineRule="auto"/>
+        <w:jc w:val="left"/>
+      </w:pPr>
+      <w:r>
+        <w:rPr>
+          <w:rFonts w:ascii="Consolas" w:hAnsi="Consolas" w:eastAsia="Consolas"/>
+          <w:b w:val="0"/>
+          <w:i w:val="0"/>
+          <w:sz w:val="16"/>
+        </w:rPr>
+        <w:t xml:space="preserve">    display: grid;</w:t>
+      </w:r>
+    </w:p>
+    <w:p>
+      <w:pPr>
+        <w:spacing w:before="0" w:after="0" w:line="240" w:lineRule="auto"/>
+        <w:jc w:val="left"/>
+      </w:pPr>
+      <w:r>
+        <w:rPr>
+          <w:rFonts w:ascii="Consolas" w:hAnsi="Consolas" w:eastAsia="Consolas"/>
+          <w:b w:val="0"/>
+          <w:i w:val="0"/>
+          <w:sz w:val="16"/>
+        </w:rPr>
+        <w:t xml:space="preserve">    grid-template-columns: repeat(auto-fill, minmax(200px, 1fr));</w:t>
+      </w:r>
+    </w:p>
+    <w:p>
+      <w:pPr>
+        <w:spacing w:before="0" w:after="0" w:line="240" w:lineRule="auto"/>
+        <w:jc w:val="left"/>
+      </w:pPr>
+      <w:r>
+        <w:rPr>
+          <w:rFonts w:ascii="Consolas" w:hAnsi="Consolas" w:eastAsia="Consolas"/>
+          <w:b w:val="0"/>
+          <w:i w:val="0"/>
+          <w:sz w:val="16"/>
+        </w:rPr>
+        <w:t xml:space="preserve">    gap: 16px;</w:t>
+      </w:r>
+    </w:p>
+    <w:p>
+      <w:pPr>
+        <w:spacing w:before="0" w:after="0" w:line="240" w:lineRule="auto"/>
+        <w:jc w:val="left"/>
+      </w:pPr>
+      <w:r>
+        <w:rPr>
+          <w:rFonts w:ascii="Consolas" w:hAnsi="Consolas" w:eastAsia="Consolas"/>
+          <w:b w:val="0"/>
+          <w:i w:val="0"/>
+          <w:sz w:val="16"/>
+        </w:rPr>
+        <w:t>}</w:t>
+      </w:r>
+    </w:p>
+    <w:p>
+      <w:pPr>
+        <w:spacing w:before="0" w:after="0" w:line="240" w:lineRule="auto"/>
+        <w:jc w:val="left"/>
+      </w:pPr>
+      <w:r>
+        <w:rPr>
+          <w:rFonts w:ascii="Consolas" w:hAnsi="Consolas" w:eastAsia="Consolas"/>
+          <w:b w:val="0"/>
+          <w:i w:val="0"/>
+          <w:sz w:val="16"/>
+        </w:rPr>
+        <w:t>.card {</w:t>
+      </w:r>
+    </w:p>
+    <w:p>
+      <w:pPr>
+        <w:spacing w:before="0" w:after="0" w:line="240" w:lineRule="auto"/>
+        <w:jc w:val="left"/>
+      </w:pPr>
+      <w:r>
+        <w:rPr>
+          <w:rFonts w:ascii="Consolas" w:hAnsi="Consolas" w:eastAsia="Consolas"/>
+          <w:b w:val="0"/>
+          <w:i w:val="0"/>
+          <w:sz w:val="16"/>
+        </w:rPr>
+        <w:t xml:space="preserve">    background: #1e1e1e;</w:t>
+      </w:r>
+    </w:p>
+    <w:p>
+      <w:pPr>
+        <w:spacing w:before="0" w:after="0" w:line="240" w:lineRule="auto"/>
+        <w:jc w:val="left"/>
+      </w:pPr>
+      <w:r>
+        <w:rPr>
+          <w:rFonts w:ascii="Consolas" w:hAnsi="Consolas" w:eastAsia="Consolas"/>
+          <w:b w:val="0"/>
+          <w:i w:val="0"/>
+          <w:sz w:val="16"/>
+        </w:rPr>
+        <w:t xml:space="preserve">    border-radius: 8px;</w:t>
+      </w:r>
+    </w:p>
+    <w:p>
+      <w:pPr>
+        <w:spacing w:before="0" w:after="0" w:line="240" w:lineRule="auto"/>
+        <w:jc w:val="left"/>
+      </w:pPr>
+      <w:r>
+        <w:rPr>
+          <w:rFonts w:ascii="Consolas" w:hAnsi="Consolas" w:eastAsia="Consolas"/>
+          <w:b w:val="0"/>
+          <w:i w:val="0"/>
+          <w:sz w:val="16"/>
+        </w:rPr>
+        <w:t xml:space="preserve">    padding: 16px;</w:t>
+      </w:r>
+    </w:p>
+    <w:p>
+      <w:pPr>
+        <w:spacing w:before="0" w:after="0" w:line="240" w:lineRule="auto"/>
+        <w:jc w:val="left"/>
+      </w:pPr>
+      <w:r>
+        <w:rPr>
+          <w:rFonts w:ascii="Consolas" w:hAnsi="Consolas" w:eastAsia="Consolas"/>
+          <w:b w:val="0"/>
+          <w:i w:val="0"/>
+          <w:sz w:val="16"/>
+        </w:rPr>
+        <w:t xml:space="preserve">    border: 1px solid #333;</w:t>
+      </w:r>
+    </w:p>
+    <w:p>
+      <w:pPr>
+        <w:spacing w:before="0" w:after="0" w:line="240" w:lineRule="auto"/>
+        <w:jc w:val="left"/>
+      </w:pPr>
+      <w:r>
+        <w:rPr>
+          <w:rFonts w:ascii="Consolas" w:hAnsi="Consolas" w:eastAsia="Consolas"/>
+          <w:b w:val="0"/>
+          <w:i w:val="0"/>
+          <w:sz w:val="16"/>
+        </w:rPr>
+        <w:t>}</w:t>
+      </w:r>
+    </w:p>
+    <w:p>
+      <w:pPr>
+        <w:spacing w:before="0" w:after="0" w:line="240" w:lineRule="auto"/>
+        <w:jc w:val="left"/>
+      </w:pPr>
+      <w:r>
+        <w:rPr>
+          <w:rFonts w:ascii="Consolas" w:hAnsi="Consolas" w:eastAsia="Consolas"/>
+          <w:b w:val="0"/>
+          <w:i w:val="0"/>
+          <w:sz w:val="16"/>
+        </w:rPr>
+        <w:t>.card h3 {</w:t>
+      </w:r>
+    </w:p>
+    <w:p>
+      <w:pPr>
+        <w:spacing w:before="0" w:after="0" w:line="240" w:lineRule="auto"/>
+        <w:jc w:val="left"/>
+      </w:pPr>
+      <w:r>
+        <w:rPr>
+          <w:rFonts w:ascii="Consolas" w:hAnsi="Consolas" w:eastAsia="Consolas"/>
+          <w:b w:val="0"/>
+          <w:i w:val="0"/>
+          <w:sz w:val="16"/>
+        </w:rPr>
+        <w:t xml:space="preserve">    font-size: 14px;</w:t>
+      </w:r>
+    </w:p>
+    <w:p>
+      <w:pPr>
+        <w:spacing w:before="0" w:after="0" w:line="240" w:lineRule="auto"/>
+        <w:jc w:val="left"/>
+      </w:pPr>
+      <w:r>
+        <w:rPr>
+          <w:rFonts w:ascii="Consolas" w:hAnsi="Consolas" w:eastAsia="Consolas"/>
+          <w:b w:val="0"/>
+          <w:i w:val="0"/>
+          <w:sz w:val="16"/>
+        </w:rPr>
+        <w:t xml:space="preserve">    color: #c77dff;</w:t>
+      </w:r>
+    </w:p>
+    <w:p>
+      <w:pPr>
+        <w:spacing w:before="0" w:after="0" w:line="240" w:lineRule="auto"/>
+        <w:jc w:val="left"/>
+      </w:pPr>
+      <w:r>
+        <w:rPr>
+          <w:rFonts w:ascii="Consolas" w:hAnsi="Consolas" w:eastAsia="Consolas"/>
+          <w:b w:val="0"/>
+          <w:i w:val="0"/>
+          <w:sz w:val="16"/>
+        </w:rPr>
+        <w:t xml:space="preserve">    margin: 12px 0 6px;</w:t>
+      </w:r>
+    </w:p>
+    <w:p>
+      <w:pPr>
+        <w:spacing w:before="0" w:after="0" w:line="240" w:lineRule="auto"/>
+        <w:jc w:val="left"/>
+      </w:pPr>
+      <w:r>
+        <w:rPr>
+          <w:rFonts w:ascii="Consolas" w:hAnsi="Consolas" w:eastAsia="Consolas"/>
+          <w:b w:val="0"/>
+          <w:i w:val="0"/>
+          <w:sz w:val="16"/>
+        </w:rPr>
+        <w:t>}</w:t>
+      </w:r>
+    </w:p>
+    <w:p>
+      <w:pPr>
+        <w:spacing w:before="0" w:after="0" w:line="240" w:lineRule="auto"/>
+        <w:jc w:val="left"/>
+      </w:pPr>
+      <w:r>
+        <w:rPr>
+          <w:rFonts w:ascii="Consolas" w:hAnsi="Consolas" w:eastAsia="Consolas"/>
+          <w:b w:val="0"/>
+          <w:i w:val="0"/>
+          <w:sz w:val="16"/>
+        </w:rPr>
+        <w:t>.card p { font-size: 12px; color: #aaa; }</w:t>
+      </w:r>
+    </w:p>
+    <w:p>
+      <w:pPr>
+        <w:spacing w:before="0" w:after="0" w:line="240" w:lineRule="auto"/>
+        <w:jc w:val="left"/>
+      </w:pPr>
+      <w:r>
+        <w:rPr>
+          <w:rFonts w:ascii="Consolas" w:hAnsi="Consolas" w:eastAsia="Consolas"/>
+          <w:b w:val="0"/>
+          <w:i w:val="0"/>
+          <w:sz w:val="16"/>
+        </w:rPr>
+        <w:t xml:space="preserve"> </w:t>
+      </w:r>
+    </w:p>
+    <w:p>
+      <w:pPr>
+        <w:spacing w:before="0" w:after="0" w:line="240" w:lineRule="auto"/>
+        <w:jc w:val="left"/>
+      </w:pPr>
+      <w:r>
+        <w:rPr>
+          <w:rFonts w:ascii="Consolas" w:hAnsi="Consolas" w:eastAsia="Consolas"/>
+          <w:b w:val="0"/>
+          <w:i w:val="0"/>
+          <w:sz w:val="16"/>
+        </w:rPr>
+        <w:t>.anim-box {</w:t>
+      </w:r>
+    </w:p>
+    <w:p>
+      <w:pPr>
+        <w:spacing w:before="0" w:after="0" w:line="240" w:lineRule="auto"/>
+        <w:jc w:val="left"/>
+      </w:pPr>
+      <w:r>
+        <w:rPr>
+          <w:rFonts w:ascii="Consolas" w:hAnsi="Consolas" w:eastAsia="Consolas"/>
+          <w:b w:val="0"/>
+          <w:i w:val="0"/>
+          <w:sz w:val="16"/>
+        </w:rPr>
+        <w:t xml:space="preserve">    width: 64px;</w:t>
+      </w:r>
+    </w:p>
+    <w:p>
+      <w:pPr>
+        <w:spacing w:before="0" w:after="0" w:line="240" w:lineRule="auto"/>
+        <w:jc w:val="left"/>
+      </w:pPr>
+      <w:r>
+        <w:rPr>
+          <w:rFonts w:ascii="Consolas" w:hAnsi="Consolas" w:eastAsia="Consolas"/>
+          <w:b w:val="0"/>
+          <w:i w:val="0"/>
+          <w:sz w:val="16"/>
+        </w:rPr>
+        <w:t xml:space="preserve">    height: 64px;</w:t>
+      </w:r>
+    </w:p>
+    <w:p>
+      <w:pPr>
+        <w:spacing w:before="0" w:after="0" w:line="240" w:lineRule="auto"/>
+        <w:jc w:val="left"/>
+      </w:pPr>
+      <w:r>
+        <w:rPr>
+          <w:rFonts w:ascii="Consolas" w:hAnsi="Consolas" w:eastAsia="Consolas"/>
+          <w:b w:val="0"/>
+          <w:i w:val="0"/>
+          <w:sz w:val="16"/>
+        </w:rPr>
+        <w:t xml:space="preserve">    margin: 0 auto;</w:t>
+      </w:r>
+    </w:p>
+    <w:p>
+      <w:pPr>
+        <w:spacing w:before="0" w:after="0" w:line="240" w:lineRule="auto"/>
+        <w:jc w:val="left"/>
+      </w:pPr>
+      <w:r>
+        <w:rPr>
+          <w:rFonts w:ascii="Consolas" w:hAnsi="Consolas" w:eastAsia="Consolas"/>
+          <w:b w:val="0"/>
+          <w:i w:val="0"/>
+          <w:sz w:val="16"/>
+        </w:rPr>
+        <w:t xml:space="preserve">    background: #7b2cbf;</w:t>
+      </w:r>
+    </w:p>
+    <w:p>
+      <w:pPr>
+        <w:spacing w:before="0" w:after="0" w:line="240" w:lineRule="auto"/>
+        <w:jc w:val="left"/>
+      </w:pPr>
+      <w:r>
+        <w:rPr>
+          <w:rFonts w:ascii="Consolas" w:hAnsi="Consolas" w:eastAsia="Consolas"/>
+          <w:b w:val="0"/>
+          <w:i w:val="0"/>
+          <w:sz w:val="16"/>
+        </w:rPr>
+        <w:t xml:space="preserve">    border-radius: 8px;</w:t>
+      </w:r>
+    </w:p>
+    <w:p>
+      <w:pPr>
+        <w:spacing w:before="0" w:after="0" w:line="240" w:lineRule="auto"/>
+        <w:jc w:val="left"/>
+      </w:pPr>
+      <w:r>
+        <w:rPr>
+          <w:rFonts w:ascii="Consolas" w:hAnsi="Consolas" w:eastAsia="Consolas"/>
+          <w:b w:val="0"/>
+          <w:i w:val="0"/>
+          <w:sz w:val="16"/>
+        </w:rPr>
+        <w:t>}</w:t>
+      </w:r>
+    </w:p>
+    <w:p>
+      <w:pPr>
+        <w:spacing w:before="0" w:after="0" w:line="240" w:lineRule="auto"/>
+        <w:jc w:val="left"/>
+      </w:pPr>
+      <w:r>
+        <w:rPr>
+          <w:rFonts w:ascii="Consolas" w:hAnsi="Consolas" w:eastAsia="Consolas"/>
+          <w:b w:val="0"/>
+          <w:i w:val="0"/>
+          <w:sz w:val="16"/>
+        </w:rPr>
+        <w:t xml:space="preserve"> </w:t>
+      </w:r>
+    </w:p>
+    <w:p>
+      <w:pPr>
+        <w:spacing w:before="0" w:after="0" w:line="240" w:lineRule="auto"/>
+        <w:jc w:val="left"/>
+      </w:pPr>
+      <w:r>
+        <w:rPr>
+          <w:rFonts w:ascii="Consolas" w:hAnsi="Consolas" w:eastAsia="Consolas"/>
+          <w:b w:val="0"/>
+          <w:i w:val="0"/>
+          <w:sz w:val="16"/>
+        </w:rPr>
+        <w:t>.anim-name {</w:t>
+      </w:r>
+    </w:p>
+    <w:p>
+      <w:pPr>
+        <w:spacing w:before="0" w:after="0" w:line="240" w:lineRule="auto"/>
+        <w:jc w:val="left"/>
+      </w:pPr>
+      <w:r>
+        <w:rPr>
+          <w:rFonts w:ascii="Consolas" w:hAnsi="Consolas" w:eastAsia="Consolas"/>
+          <w:b w:val="0"/>
+          <w:i w:val="0"/>
+          <w:sz w:val="16"/>
+        </w:rPr>
+        <w:t xml:space="preserve">    animation-name: pulse;</w:t>
+      </w:r>
+    </w:p>
+    <w:p>
+      <w:pPr>
+        <w:spacing w:before="0" w:after="0" w:line="240" w:lineRule="auto"/>
+        <w:jc w:val="left"/>
+      </w:pPr>
+      <w:r>
+        <w:rPr>
+          <w:rFonts w:ascii="Consolas" w:hAnsi="Consolas" w:eastAsia="Consolas"/>
+          <w:b w:val="0"/>
+          <w:i w:val="0"/>
+          <w:sz w:val="16"/>
+        </w:rPr>
+        <w:t xml:space="preserve">    animation-duration: 1.5s;</w:t>
+      </w:r>
+    </w:p>
+    <w:p>
+      <w:pPr>
+        <w:spacing w:before="0" w:after="0" w:line="240" w:lineRule="auto"/>
+        <w:jc w:val="left"/>
+      </w:pPr>
+      <w:r>
+        <w:rPr>
+          <w:rFonts w:ascii="Consolas" w:hAnsi="Consolas" w:eastAsia="Consolas"/>
+          <w:b w:val="0"/>
+          <w:i w:val="0"/>
+          <w:sz w:val="16"/>
+        </w:rPr>
+        <w:t xml:space="preserve">    animation-iteration-count: infinite;</w:t>
+      </w:r>
+    </w:p>
+    <w:p>
+      <w:pPr>
+        <w:spacing w:before="0" w:after="0" w:line="240" w:lineRule="auto"/>
+        <w:jc w:val="left"/>
+      </w:pPr>
+      <w:r>
+        <w:rPr>
+          <w:rFonts w:ascii="Consolas" w:hAnsi="Consolas" w:eastAsia="Consolas"/>
+          <w:b w:val="0"/>
+          <w:i w:val="0"/>
+          <w:sz w:val="16"/>
+        </w:rPr>
+        <w:t>}</w:t>
+      </w:r>
+    </w:p>
+    <w:p>
+      <w:pPr>
+        <w:spacing w:before="0" w:after="0" w:line="240" w:lineRule="auto"/>
+        <w:jc w:val="left"/>
+      </w:pPr>
+      <w:r>
+        <w:rPr>
+          <w:rFonts w:ascii="Consolas" w:hAnsi="Consolas" w:eastAsia="Consolas"/>
+          <w:b w:val="0"/>
+          <w:i w:val="0"/>
+          <w:sz w:val="16"/>
+        </w:rPr>
+        <w:t>@keyframes pulse {</w:t>
+      </w:r>
+    </w:p>
+    <w:p>
+      <w:pPr>
+        <w:spacing w:before="0" w:after="0" w:line="240" w:lineRule="auto"/>
+        <w:jc w:val="left"/>
+      </w:pPr>
+      <w:r>
+        <w:rPr>
+          <w:rFonts w:ascii="Consolas" w:hAnsi="Consolas" w:eastAsia="Consolas"/>
+          <w:b w:val="0"/>
+          <w:i w:val="0"/>
+          <w:sz w:val="16"/>
+        </w:rPr>
+        <w:t xml:space="preserve">    0%, 100% { transform: scale(1); opacity: 1; }</w:t>
+      </w:r>
+    </w:p>
+    <w:p>
+      <w:pPr>
+        <w:spacing w:before="0" w:after="0" w:line="240" w:lineRule="auto"/>
+        <w:jc w:val="left"/>
+      </w:pPr>
+      <w:r>
+        <w:rPr>
+          <w:rFonts w:ascii="Consolas" w:hAnsi="Consolas" w:eastAsia="Consolas"/>
+          <w:b w:val="0"/>
+          <w:i w:val="0"/>
+          <w:sz w:val="16"/>
+        </w:rPr>
+        <w:t xml:space="preserve">    50% { transform: scale(1.25); opacity: 0.7; }</w:t>
+      </w:r>
+    </w:p>
+    <w:p>
+      <w:pPr>
+        <w:spacing w:before="0" w:after="0" w:line="240" w:lineRule="auto"/>
+        <w:jc w:val="left"/>
+      </w:pPr>
+      <w:r>
+        <w:rPr>
+          <w:rFonts w:ascii="Consolas" w:hAnsi="Consolas" w:eastAsia="Consolas"/>
+          <w:b w:val="0"/>
+          <w:i w:val="0"/>
+          <w:sz w:val="16"/>
+        </w:rPr>
+        <w:t>}</w:t>
+      </w:r>
+    </w:p>
+    <w:p>
+      <w:pPr>
+        <w:spacing w:before="0" w:after="0" w:line="240" w:lineRule="auto"/>
+        <w:jc w:val="left"/>
+      </w:pPr>
+      <w:r>
+        <w:rPr>
+          <w:rFonts w:ascii="Consolas" w:hAnsi="Consolas" w:eastAsia="Consolas"/>
+          <w:b w:val="0"/>
+          <w:i w:val="0"/>
+          <w:sz w:val="16"/>
+        </w:rPr>
+        <w:t xml:space="preserve"> </w:t>
+      </w:r>
+    </w:p>
+    <w:p>
+      <w:pPr>
+        <w:spacing w:before="0" w:after="0" w:line="240" w:lineRule="auto"/>
+        <w:jc w:val="left"/>
+      </w:pPr>
+      <w:r>
+        <w:rPr>
+          <w:rFonts w:ascii="Consolas" w:hAnsi="Consolas" w:eastAsia="Consolas"/>
+          <w:b w:val="0"/>
+          <w:i w:val="0"/>
+          <w:sz w:val="16"/>
+        </w:rPr>
+        <w:t>.anim-duration {</w:t>
+      </w:r>
+    </w:p>
+    <w:p>
+      <w:pPr>
+        <w:spacing w:before="0" w:after="0" w:line="240" w:lineRule="auto"/>
+        <w:jc w:val="left"/>
+      </w:pPr>
+      <w:r>
+        <w:rPr>
+          <w:rFonts w:ascii="Consolas" w:hAnsi="Consolas" w:eastAsia="Consolas"/>
+          <w:b w:val="0"/>
+          <w:i w:val="0"/>
+          <w:sz w:val="16"/>
+        </w:rPr>
+        <w:t xml:space="preserve">    animation-name: slide-x;</w:t>
+      </w:r>
+    </w:p>
+    <w:p>
+      <w:pPr>
+        <w:spacing w:before="0" w:after="0" w:line="240" w:lineRule="auto"/>
+        <w:jc w:val="left"/>
+      </w:pPr>
+      <w:r>
+        <w:rPr>
+          <w:rFonts w:ascii="Consolas" w:hAnsi="Consolas" w:eastAsia="Consolas"/>
+          <w:b w:val="0"/>
+          <w:i w:val="0"/>
+          <w:sz w:val="16"/>
+        </w:rPr>
+        <w:t xml:space="preserve">    animation-duration: 3s;</w:t>
+      </w:r>
+    </w:p>
+    <w:p>
+      <w:pPr>
+        <w:spacing w:before="0" w:after="0" w:line="240" w:lineRule="auto"/>
+        <w:jc w:val="left"/>
+      </w:pPr>
+      <w:r>
+        <w:rPr>
+          <w:rFonts w:ascii="Consolas" w:hAnsi="Consolas" w:eastAsia="Consolas"/>
+          <w:b w:val="0"/>
+          <w:i w:val="0"/>
+          <w:sz w:val="16"/>
+        </w:rPr>
+        <w:t xml:space="preserve">    animation-iteration-count: infinite;</w:t>
+      </w:r>
+    </w:p>
+    <w:p>
+      <w:pPr>
+        <w:spacing w:before="0" w:after="0" w:line="240" w:lineRule="auto"/>
+        <w:jc w:val="left"/>
+      </w:pPr>
+      <w:r>
+        <w:rPr>
+          <w:rFonts w:ascii="Consolas" w:hAnsi="Consolas" w:eastAsia="Consolas"/>
+          <w:b w:val="0"/>
+          <w:i w:val="0"/>
+          <w:sz w:val="16"/>
+        </w:rPr>
+        <w:t>}</w:t>
+      </w:r>
+    </w:p>
+    <w:p>
+      <w:pPr>
+        <w:spacing w:before="0" w:after="0" w:line="240" w:lineRule="auto"/>
+        <w:jc w:val="left"/>
+      </w:pPr>
+      <w:r>
+        <w:rPr>
+          <w:rFonts w:ascii="Consolas" w:hAnsi="Consolas" w:eastAsia="Consolas"/>
+          <w:b w:val="0"/>
+          <w:i w:val="0"/>
+          <w:sz w:val="16"/>
+        </w:rPr>
+        <w:t>@keyframes slide-x {</w:t>
+      </w:r>
+    </w:p>
+    <w:p>
+      <w:pPr>
+        <w:spacing w:before="0" w:after="0" w:line="240" w:lineRule="auto"/>
+        <w:jc w:val="left"/>
+      </w:pPr>
+      <w:r>
+        <w:rPr>
+          <w:rFonts w:ascii="Consolas" w:hAnsi="Consolas" w:eastAsia="Consolas"/>
+          <w:b w:val="0"/>
+          <w:i w:val="0"/>
+          <w:sz w:val="16"/>
+        </w:rPr>
+        <w:t xml:space="preserve">    0%, 100% { transform: translateX(0); }</w:t>
+      </w:r>
+    </w:p>
+    <w:p>
+      <w:pPr>
+        <w:spacing w:before="0" w:after="0" w:line="240" w:lineRule="auto"/>
+        <w:jc w:val="left"/>
+      </w:pPr>
+      <w:r>
+        <w:rPr>
+          <w:rFonts w:ascii="Consolas" w:hAnsi="Consolas" w:eastAsia="Consolas"/>
+          <w:b w:val="0"/>
+          <w:i w:val="0"/>
+          <w:sz w:val="16"/>
+        </w:rPr>
+        <w:t xml:space="preserve">    50% { transform: translateX(30px); }</w:t>
+      </w:r>
+    </w:p>
+    <w:p>
+      <w:pPr>
+        <w:spacing w:before="0" w:after="0" w:line="240" w:lineRule="auto"/>
+        <w:jc w:val="left"/>
+      </w:pPr>
+      <w:r>
+        <w:rPr>
+          <w:rFonts w:ascii="Consolas" w:hAnsi="Consolas" w:eastAsia="Consolas"/>
+          <w:b w:val="0"/>
+          <w:i w:val="0"/>
+          <w:sz w:val="16"/>
+        </w:rPr>
+        <w:t>}</w:t>
+      </w:r>
+    </w:p>
+    <w:p>
+      <w:pPr>
+        <w:spacing w:before="0" w:after="0" w:line="240" w:lineRule="auto"/>
+        <w:jc w:val="left"/>
+      </w:pPr>
+      <w:r>
+        <w:rPr>
+          <w:rFonts w:ascii="Consolas" w:hAnsi="Consolas" w:eastAsia="Consolas"/>
+          <w:b w:val="0"/>
+          <w:i w:val="0"/>
+          <w:sz w:val="16"/>
+        </w:rPr>
+        <w:t xml:space="preserve"> </w:t>
+      </w:r>
+    </w:p>
+    <w:p>
+      <w:pPr>
+        <w:spacing w:before="0" w:after="0" w:line="240" w:lineRule="auto"/>
+        <w:jc w:val="left"/>
+      </w:pPr>
+      <w:r>
+        <w:rPr>
+          <w:rFonts w:ascii="Consolas" w:hAnsi="Consolas" w:eastAsia="Consolas"/>
+          <w:b w:val="0"/>
+          <w:i w:val="0"/>
+          <w:sz w:val="16"/>
+        </w:rPr>
+        <w:t>.anim-iteration {</w:t>
+      </w:r>
+    </w:p>
+    <w:p>
+      <w:pPr>
+        <w:spacing w:before="0" w:after="0" w:line="240" w:lineRule="auto"/>
+        <w:jc w:val="left"/>
+      </w:pPr>
+      <w:r>
+        <w:rPr>
+          <w:rFonts w:ascii="Consolas" w:hAnsi="Consolas" w:eastAsia="Consolas"/>
+          <w:b w:val="0"/>
+          <w:i w:val="0"/>
+          <w:sz w:val="16"/>
+        </w:rPr>
+        <w:t xml:space="preserve">    animation-name: spin;</w:t>
+      </w:r>
+    </w:p>
+    <w:p>
+      <w:pPr>
+        <w:spacing w:before="0" w:after="0" w:line="240" w:lineRule="auto"/>
+        <w:jc w:val="left"/>
+      </w:pPr>
+      <w:r>
+        <w:rPr>
+          <w:rFonts w:ascii="Consolas" w:hAnsi="Consolas" w:eastAsia="Consolas"/>
+          <w:b w:val="0"/>
+          <w:i w:val="0"/>
+          <w:sz w:val="16"/>
+        </w:rPr>
+        <w:t xml:space="preserve">    animation-duration: 2s;</w:t>
+      </w:r>
+    </w:p>
+    <w:p>
+      <w:pPr>
+        <w:spacing w:before="0" w:after="0" w:line="240" w:lineRule="auto"/>
+        <w:jc w:val="left"/>
+      </w:pPr>
+      <w:r>
+        <w:rPr>
+          <w:rFonts w:ascii="Consolas" w:hAnsi="Consolas" w:eastAsia="Consolas"/>
+          <w:b w:val="0"/>
+          <w:i w:val="0"/>
+          <w:sz w:val="16"/>
+        </w:rPr>
+        <w:t xml:space="preserve">    animation-iteration-count: infinite;</w:t>
+      </w:r>
+    </w:p>
+    <w:p>
+      <w:pPr>
+        <w:spacing w:before="0" w:after="0" w:line="240" w:lineRule="auto"/>
+        <w:jc w:val="left"/>
+      </w:pPr>
+      <w:r>
+        <w:rPr>
+          <w:rFonts w:ascii="Consolas" w:hAnsi="Consolas" w:eastAsia="Consolas"/>
+          <w:b w:val="0"/>
+          <w:i w:val="0"/>
+          <w:sz w:val="16"/>
+        </w:rPr>
+        <w:t>}</w:t>
+      </w:r>
+    </w:p>
+    <w:p>
+      <w:pPr>
+        <w:spacing w:before="0" w:after="0" w:line="240" w:lineRule="auto"/>
+        <w:jc w:val="left"/>
+      </w:pPr>
+      <w:r>
+        <w:rPr>
+          <w:rFonts w:ascii="Consolas" w:hAnsi="Consolas" w:eastAsia="Consolas"/>
+          <w:b w:val="0"/>
+          <w:i w:val="0"/>
+          <w:sz w:val="16"/>
+        </w:rPr>
+        <w:t>@keyframes spin {</w:t>
+      </w:r>
+    </w:p>
+    <w:p>
+      <w:pPr>
+        <w:spacing w:before="0" w:after="0" w:line="240" w:lineRule="auto"/>
+        <w:jc w:val="left"/>
+      </w:pPr>
+      <w:r>
+        <w:rPr>
+          <w:rFonts w:ascii="Consolas" w:hAnsi="Consolas" w:eastAsia="Consolas"/>
+          <w:b w:val="0"/>
+          <w:i w:val="0"/>
+          <w:sz w:val="16"/>
+        </w:rPr>
+        <w:t xml:space="preserve">    from { transform: rotate(0deg); }</w:t>
+      </w:r>
+    </w:p>
+    <w:p>
+      <w:pPr>
+        <w:spacing w:before="0" w:after="0" w:line="240" w:lineRule="auto"/>
+        <w:jc w:val="left"/>
+      </w:pPr>
+      <w:r>
+        <w:rPr>
+          <w:rFonts w:ascii="Consolas" w:hAnsi="Consolas" w:eastAsia="Consolas"/>
+          <w:b w:val="0"/>
+          <w:i w:val="0"/>
+          <w:sz w:val="16"/>
+        </w:rPr>
+        <w:t xml:space="preserve">    to { transform: rotate(360deg); }</w:t>
+      </w:r>
+    </w:p>
+    <w:p>
+      <w:pPr>
+        <w:spacing w:before="0" w:after="0" w:line="240" w:lineRule="auto"/>
+        <w:jc w:val="left"/>
+      </w:pPr>
+      <w:r>
+        <w:rPr>
+          <w:rFonts w:ascii="Consolas" w:hAnsi="Consolas" w:eastAsia="Consolas"/>
+          <w:b w:val="0"/>
+          <w:i w:val="0"/>
+          <w:sz w:val="16"/>
+        </w:rPr>
+        <w:t>}</w:t>
+      </w:r>
+    </w:p>
+    <w:p>
+      <w:pPr>
+        <w:spacing w:before="0" w:after="0" w:line="240" w:lineRule="auto"/>
+        <w:jc w:val="left"/>
+      </w:pPr>
+      <w:r>
+        <w:rPr>
+          <w:rFonts w:ascii="Consolas" w:hAnsi="Consolas" w:eastAsia="Consolas"/>
+          <w:b w:val="0"/>
+          <w:i w:val="0"/>
+          <w:sz w:val="16"/>
+        </w:rPr>
+        <w:t xml:space="preserve"> </w:t>
+      </w:r>
+    </w:p>
+    <w:p>
+      <w:pPr>
+        <w:spacing w:before="0" w:after="0" w:line="240" w:lineRule="auto"/>
+        <w:jc w:val="left"/>
+      </w:pPr>
+      <w:r>
+        <w:rPr>
+          <w:rFonts w:ascii="Consolas" w:hAnsi="Consolas" w:eastAsia="Consolas"/>
+          <w:b w:val="0"/>
+          <w:i w:val="0"/>
+          <w:sz w:val="16"/>
+        </w:rPr>
+        <w:t>.anim-direction {</w:t>
+      </w:r>
+    </w:p>
+    <w:p>
+      <w:pPr>
+        <w:spacing w:before="0" w:after="0" w:line="240" w:lineRule="auto"/>
+        <w:jc w:val="left"/>
+      </w:pPr>
+      <w:r>
+        <w:rPr>
+          <w:rFonts w:ascii="Consolas" w:hAnsi="Consolas" w:eastAsia="Consolas"/>
+          <w:b w:val="0"/>
+          <w:i w:val="0"/>
+          <w:sz w:val="16"/>
+        </w:rPr>
+        <w:t xml:space="preserve">    animation-name: slide-x;</w:t>
+      </w:r>
+    </w:p>
+    <w:p>
+      <w:pPr>
+        <w:spacing w:before="0" w:after="0" w:line="240" w:lineRule="auto"/>
+        <w:jc w:val="left"/>
+      </w:pPr>
+      <w:r>
+        <w:rPr>
+          <w:rFonts w:ascii="Consolas" w:hAnsi="Consolas" w:eastAsia="Consolas"/>
+          <w:b w:val="0"/>
+          <w:i w:val="0"/>
+          <w:sz w:val="16"/>
+        </w:rPr>
+        <w:t xml:space="preserve">    animation-duration: 2s;</w:t>
+      </w:r>
+    </w:p>
+    <w:p>
+      <w:pPr>
+        <w:spacing w:before="0" w:after="0" w:line="240" w:lineRule="auto"/>
+        <w:jc w:val="left"/>
+      </w:pPr>
+      <w:r>
+        <w:rPr>
+          <w:rFonts w:ascii="Consolas" w:hAnsi="Consolas" w:eastAsia="Consolas"/>
+          <w:b w:val="0"/>
+          <w:i w:val="0"/>
+          <w:sz w:val="16"/>
+        </w:rPr>
+        <w:t xml:space="preserve">    animation-iteration-count: infinite;</w:t>
+      </w:r>
+    </w:p>
+    <w:p>
+      <w:pPr>
+        <w:spacing w:before="0" w:after="0" w:line="240" w:lineRule="auto"/>
+        <w:jc w:val="left"/>
+      </w:pPr>
+      <w:r>
+        <w:rPr>
+          <w:rFonts w:ascii="Consolas" w:hAnsi="Consolas" w:eastAsia="Consolas"/>
+          <w:b w:val="0"/>
+          <w:i w:val="0"/>
+          <w:sz w:val="16"/>
+        </w:rPr>
+        <w:t xml:space="preserve">    animation-direction: alternate;</w:t>
+      </w:r>
+    </w:p>
+    <w:p>
+      <w:pPr>
+        <w:spacing w:before="0" w:after="0" w:line="240" w:lineRule="auto"/>
+        <w:jc w:val="left"/>
+      </w:pPr>
+      <w:r>
+        <w:rPr>
+          <w:rFonts w:ascii="Consolas" w:hAnsi="Consolas" w:eastAsia="Consolas"/>
+          <w:b w:val="0"/>
+          <w:i w:val="0"/>
+          <w:sz w:val="16"/>
+        </w:rPr>
+        <w:t>}</w:t>
+      </w:r>
+    </w:p>
+    <w:p>
+      <w:pPr>
+        <w:spacing w:before="0" w:after="0" w:line="240" w:lineRule="auto"/>
+        <w:jc w:val="left"/>
+      </w:pPr>
+      <w:r>
+        <w:rPr>
+          <w:rFonts w:ascii="Consolas" w:hAnsi="Consolas" w:eastAsia="Consolas"/>
+          <w:b w:val="0"/>
+          <w:i w:val="0"/>
+          <w:sz w:val="16"/>
+        </w:rPr>
+        <w:t xml:space="preserve"> </w:t>
+      </w:r>
+    </w:p>
+    <w:p>
+      <w:pPr>
+        <w:spacing w:before="0" w:after="0" w:line="240" w:lineRule="auto"/>
+        <w:jc w:val="left"/>
+      </w:pPr>
+      <w:r>
+        <w:rPr>
+          <w:rFonts w:ascii="Consolas" w:hAnsi="Consolas" w:eastAsia="Consolas"/>
+          <w:b w:val="0"/>
+          <w:i w:val="0"/>
+          <w:sz w:val="16"/>
+        </w:rPr>
+        <w:t>.anim-timing {</w:t>
+      </w:r>
+    </w:p>
+    <w:p>
+      <w:pPr>
+        <w:spacing w:before="0" w:after="0" w:line="240" w:lineRule="auto"/>
+        <w:jc w:val="left"/>
+      </w:pPr>
+      <w:r>
+        <w:rPr>
+          <w:rFonts w:ascii="Consolas" w:hAnsi="Consolas" w:eastAsia="Consolas"/>
+          <w:b w:val="0"/>
+          <w:i w:val="0"/>
+          <w:sz w:val="16"/>
+        </w:rPr>
+        <w:t xml:space="preserve">    animation-name: slide-x;</w:t>
+      </w:r>
+    </w:p>
+    <w:p>
+      <w:pPr>
+        <w:spacing w:before="0" w:after="0" w:line="240" w:lineRule="auto"/>
+        <w:jc w:val="left"/>
+      </w:pPr>
+      <w:r>
+        <w:rPr>
+          <w:rFonts w:ascii="Consolas" w:hAnsi="Consolas" w:eastAsia="Consolas"/>
+          <w:b w:val="0"/>
+          <w:i w:val="0"/>
+          <w:sz w:val="16"/>
+        </w:rPr>
+        <w:t xml:space="preserve">    animation-duration: 2s;</w:t>
+      </w:r>
+    </w:p>
+    <w:p>
+      <w:pPr>
+        <w:spacing w:before="0" w:after="0" w:line="240" w:lineRule="auto"/>
+        <w:jc w:val="left"/>
+      </w:pPr>
+      <w:r>
+        <w:rPr>
+          <w:rFonts w:ascii="Consolas" w:hAnsi="Consolas" w:eastAsia="Consolas"/>
+          <w:b w:val="0"/>
+          <w:i w:val="0"/>
+          <w:sz w:val="16"/>
+        </w:rPr>
+        <w:t xml:space="preserve">    animation-iteration-count: infinite;</w:t>
+      </w:r>
+    </w:p>
+    <w:p>
+      <w:pPr>
+        <w:spacing w:before="0" w:after="0" w:line="240" w:lineRule="auto"/>
+        <w:jc w:val="left"/>
+      </w:pPr>
+      <w:r>
+        <w:rPr>
+          <w:rFonts w:ascii="Consolas" w:hAnsi="Consolas" w:eastAsia="Consolas"/>
+          <w:b w:val="0"/>
+          <w:i w:val="0"/>
+          <w:sz w:val="16"/>
+        </w:rPr>
+        <w:t xml:space="preserve">    animation-timing-function: steps(4);</w:t>
+      </w:r>
+    </w:p>
+    <w:p>
+      <w:pPr>
+        <w:spacing w:before="0" w:after="0" w:line="240" w:lineRule="auto"/>
+        <w:jc w:val="left"/>
+      </w:pPr>
+      <w:r>
+        <w:rPr>
+          <w:rFonts w:ascii="Consolas" w:hAnsi="Consolas" w:eastAsia="Consolas"/>
+          <w:b w:val="0"/>
+          <w:i w:val="0"/>
+          <w:sz w:val="16"/>
+        </w:rPr>
+        <w:t xml:space="preserve">    animation-direction: alternate;</w:t>
+      </w:r>
+    </w:p>
+    <w:p>
+      <w:pPr>
+        <w:spacing w:before="0" w:after="0" w:line="240" w:lineRule="auto"/>
+        <w:jc w:val="left"/>
+      </w:pPr>
+      <w:r>
+        <w:rPr>
+          <w:rFonts w:ascii="Consolas" w:hAnsi="Consolas" w:eastAsia="Consolas"/>
+          <w:b w:val="0"/>
+          <w:i w:val="0"/>
+          <w:sz w:val="16"/>
+        </w:rPr>
+        <w:t>}</w:t>
+      </w:r>
+    </w:p>
+    <w:p>
+      <w:pPr>
+        <w:spacing w:before="0" w:after="0" w:line="240" w:lineRule="auto"/>
+        <w:jc w:val="left"/>
+      </w:pPr>
+      <w:r>
+        <w:rPr>
+          <w:rFonts w:ascii="Consolas" w:hAnsi="Consolas" w:eastAsia="Consolas"/>
+          <w:b w:val="0"/>
+          <w:i w:val="0"/>
+          <w:sz w:val="16"/>
+        </w:rPr>
+        <w:t xml:space="preserve"> </w:t>
+      </w:r>
+    </w:p>
+    <w:p>
+      <w:pPr>
+        <w:spacing w:before="0" w:after="0" w:line="240" w:lineRule="auto"/>
+        <w:jc w:val="left"/>
+      </w:pPr>
+      <w:r>
+        <w:rPr>
+          <w:rFonts w:ascii="Consolas" w:hAnsi="Consolas" w:eastAsia="Consolas"/>
+          <w:b w:val="0"/>
+          <w:i w:val="0"/>
+          <w:sz w:val="16"/>
+        </w:rPr>
+        <w:t>.anim-delay {</w:t>
+      </w:r>
+    </w:p>
+    <w:p>
+      <w:pPr>
+        <w:spacing w:before="0" w:after="0" w:line="240" w:lineRule="auto"/>
+        <w:jc w:val="left"/>
+      </w:pPr>
+      <w:r>
+        <w:rPr>
+          <w:rFonts w:ascii="Consolas" w:hAnsi="Consolas" w:eastAsia="Consolas"/>
+          <w:b w:val="0"/>
+          <w:i w:val="0"/>
+          <w:sz w:val="16"/>
+        </w:rPr>
+        <w:t xml:space="preserve">    animation-name: pulse;</w:t>
+      </w:r>
+    </w:p>
+    <w:p>
+      <w:pPr>
+        <w:spacing w:before="0" w:after="0" w:line="240" w:lineRule="auto"/>
+        <w:jc w:val="left"/>
+      </w:pPr>
+      <w:r>
+        <w:rPr>
+          <w:rFonts w:ascii="Consolas" w:hAnsi="Consolas" w:eastAsia="Consolas"/>
+          <w:b w:val="0"/>
+          <w:i w:val="0"/>
+          <w:sz w:val="16"/>
+        </w:rPr>
+        <w:t xml:space="preserve">    animation-duration: 1.5s;</w:t>
+      </w:r>
+    </w:p>
+    <w:p>
+      <w:pPr>
+        <w:spacing w:before="0" w:after="0" w:line="240" w:lineRule="auto"/>
+        <w:jc w:val="left"/>
+      </w:pPr>
+      <w:r>
+        <w:rPr>
+          <w:rFonts w:ascii="Consolas" w:hAnsi="Consolas" w:eastAsia="Consolas"/>
+          <w:b w:val="0"/>
+          <w:i w:val="0"/>
+          <w:sz w:val="16"/>
+        </w:rPr>
+        <w:t xml:space="preserve">    animation-iteration-count: infinite;</w:t>
+      </w:r>
+    </w:p>
+    <w:p>
+      <w:pPr>
+        <w:spacing w:before="0" w:after="0" w:line="240" w:lineRule="auto"/>
+        <w:jc w:val="left"/>
+      </w:pPr>
+      <w:r>
+        <w:rPr>
+          <w:rFonts w:ascii="Consolas" w:hAnsi="Consolas" w:eastAsia="Consolas"/>
+          <w:b w:val="0"/>
+          <w:i w:val="0"/>
+          <w:sz w:val="16"/>
+        </w:rPr>
+        <w:t xml:space="preserve">    animation-delay: 1.5s;</w:t>
+      </w:r>
+    </w:p>
+    <w:p>
+      <w:pPr>
+        <w:spacing w:before="0" w:after="0" w:line="240" w:lineRule="auto"/>
+        <w:jc w:val="left"/>
+      </w:pPr>
+      <w:r>
+        <w:rPr>
+          <w:rFonts w:ascii="Consolas" w:hAnsi="Consolas" w:eastAsia="Consolas"/>
+          <w:b w:val="0"/>
+          <w:i w:val="0"/>
+          <w:sz w:val="16"/>
+        </w:rPr>
+        <w:t>}</w:t>
+      </w:r>
+    </w:p>
+    <w:p>
+      <w:pPr>
+        <w:spacing w:before="0" w:after="0" w:line="240" w:lineRule="auto"/>
+        <w:jc w:val="left"/>
+      </w:pPr>
+      <w:r>
+        <w:rPr>
+          <w:rFonts w:ascii="Consolas" w:hAnsi="Consolas" w:eastAsia="Consolas"/>
+          <w:b w:val="0"/>
+          <w:i w:val="0"/>
+          <w:sz w:val="16"/>
+        </w:rPr>
+        <w:t xml:space="preserve"> </w:t>
+      </w:r>
+    </w:p>
+    <w:p>
+      <w:pPr>
+        <w:spacing w:before="0" w:after="0" w:line="240" w:lineRule="auto"/>
+        <w:jc w:val="left"/>
+      </w:pPr>
+      <w:r>
+        <w:rPr>
+          <w:rFonts w:ascii="Consolas" w:hAnsi="Consolas" w:eastAsia="Consolas"/>
+          <w:b w:val="0"/>
+          <w:i w:val="0"/>
+          <w:sz w:val="16"/>
+        </w:rPr>
+        <w:t>.anim-fill {</w:t>
+      </w:r>
+    </w:p>
+    <w:p>
+      <w:pPr>
+        <w:spacing w:before="0" w:after="0" w:line="240" w:lineRule="auto"/>
+        <w:jc w:val="left"/>
+      </w:pPr>
+      <w:r>
+        <w:rPr>
+          <w:rFonts w:ascii="Consolas" w:hAnsi="Consolas" w:eastAsia="Consolas"/>
+          <w:b w:val="0"/>
+          <w:i w:val="0"/>
+          <w:sz w:val="16"/>
+        </w:rPr>
+        <w:t xml:space="preserve">    animation-name: grow-once;</w:t>
+      </w:r>
+    </w:p>
+    <w:p>
+      <w:pPr>
+        <w:spacing w:before="0" w:after="0" w:line="240" w:lineRule="auto"/>
+        <w:jc w:val="left"/>
+      </w:pPr>
+      <w:r>
+        <w:rPr>
+          <w:rFonts w:ascii="Consolas" w:hAnsi="Consolas" w:eastAsia="Consolas"/>
+          <w:b w:val="0"/>
+          <w:i w:val="0"/>
+          <w:sz w:val="16"/>
+        </w:rPr>
+        <w:t xml:space="preserve">    animation-duration: 2s;</w:t>
+      </w:r>
+    </w:p>
+    <w:p>
+      <w:pPr>
+        <w:spacing w:before="0" w:after="0" w:line="240" w:lineRule="auto"/>
+        <w:jc w:val="left"/>
+      </w:pPr>
+      <w:r>
+        <w:rPr>
+          <w:rFonts w:ascii="Consolas" w:hAnsi="Consolas" w:eastAsia="Consolas"/>
+          <w:b w:val="0"/>
+          <w:i w:val="0"/>
+          <w:sz w:val="16"/>
+        </w:rPr>
+        <w:t xml:space="preserve">    animation-iteration-count: 1;</w:t>
+      </w:r>
+    </w:p>
+    <w:p>
+      <w:pPr>
+        <w:spacing w:before="0" w:after="0" w:line="240" w:lineRule="auto"/>
+        <w:jc w:val="left"/>
+      </w:pPr>
+      <w:r>
+        <w:rPr>
+          <w:rFonts w:ascii="Consolas" w:hAnsi="Consolas" w:eastAsia="Consolas"/>
+          <w:b w:val="0"/>
+          <w:i w:val="0"/>
+          <w:sz w:val="16"/>
+        </w:rPr>
+        <w:t xml:space="preserve">    animation-fill-mode: forwards;</w:t>
+      </w:r>
+    </w:p>
+    <w:p>
+      <w:pPr>
+        <w:spacing w:before="0" w:after="0" w:line="240" w:lineRule="auto"/>
+        <w:jc w:val="left"/>
+      </w:pPr>
+      <w:r>
+        <w:rPr>
+          <w:rFonts w:ascii="Consolas" w:hAnsi="Consolas" w:eastAsia="Consolas"/>
+          <w:b w:val="0"/>
+          <w:i w:val="0"/>
+          <w:sz w:val="16"/>
+        </w:rPr>
+        <w:t xml:space="preserve">    animation-delay: 0.5s;</w:t>
+      </w:r>
+    </w:p>
+    <w:p>
+      <w:pPr>
+        <w:spacing w:before="0" w:after="0" w:line="240" w:lineRule="auto"/>
+        <w:jc w:val="left"/>
+      </w:pPr>
+      <w:r>
+        <w:rPr>
+          <w:rFonts w:ascii="Consolas" w:hAnsi="Consolas" w:eastAsia="Consolas"/>
+          <w:b w:val="0"/>
+          <w:i w:val="0"/>
+          <w:sz w:val="16"/>
+        </w:rPr>
+        <w:t>}</w:t>
+      </w:r>
+    </w:p>
+    <w:p>
+      <w:pPr>
+        <w:spacing w:before="0" w:after="0" w:line="240" w:lineRule="auto"/>
+        <w:jc w:val="left"/>
+      </w:pPr>
+      <w:r>
+        <w:rPr>
+          <w:rFonts w:ascii="Consolas" w:hAnsi="Consolas" w:eastAsia="Consolas"/>
+          <w:b w:val="0"/>
+          <w:i w:val="0"/>
+          <w:sz w:val="16"/>
+        </w:rPr>
+        <w:t>@keyframes grow-once {</w:t>
+      </w:r>
+    </w:p>
+    <w:p>
+      <w:pPr>
+        <w:spacing w:before="0" w:after="0" w:line="240" w:lineRule="auto"/>
+        <w:jc w:val="left"/>
+      </w:pPr>
+      <w:r>
+        <w:rPr>
+          <w:rFonts w:ascii="Consolas" w:hAnsi="Consolas" w:eastAsia="Consolas"/>
+          <w:b w:val="0"/>
+          <w:i w:val="0"/>
+          <w:sz w:val="16"/>
+        </w:rPr>
+        <w:t xml:space="preserve">    from { transform: scale(0.4); background: #555; }</w:t>
+      </w:r>
+    </w:p>
+    <w:p>
+      <w:pPr>
+        <w:spacing w:before="0" w:after="0" w:line="240" w:lineRule="auto"/>
+        <w:jc w:val="left"/>
+      </w:pPr>
+      <w:r>
+        <w:rPr>
+          <w:rFonts w:ascii="Consolas" w:hAnsi="Consolas" w:eastAsia="Consolas"/>
+          <w:b w:val="0"/>
+          <w:i w:val="0"/>
+          <w:sz w:val="16"/>
+        </w:rPr>
+        <w:t xml:space="preserve">    to { transform: scale(1.1); background: #c77dff; }</w:t>
+      </w:r>
+    </w:p>
+    <w:p>
+      <w:pPr>
+        <w:spacing w:before="0" w:after="0" w:line="240" w:lineRule="auto"/>
+        <w:jc w:val="left"/>
+      </w:pPr>
+      <w:r>
+        <w:rPr>
+          <w:rFonts w:ascii="Consolas" w:hAnsi="Consolas" w:eastAsia="Consolas"/>
+          <w:b w:val="0"/>
+          <w:i w:val="0"/>
+          <w:sz w:val="16"/>
+        </w:rPr>
+        <w:t>}</w:t>
+      </w:r>
+    </w:p>
+    <w:p>
+      <w:pPr>
+        <w:spacing w:before="0" w:after="0" w:line="240" w:lineRule="auto"/>
+        <w:jc w:val="left"/>
+      </w:pPr>
+      <w:r>
+        <w:rPr>
+          <w:rFonts w:ascii="Consolas" w:hAnsi="Consolas" w:eastAsia="Consolas"/>
+          <w:b w:val="0"/>
+          <w:i w:val="0"/>
+          <w:sz w:val="16"/>
+        </w:rPr>
+        <w:t xml:space="preserve"> </w:t>
+      </w:r>
+    </w:p>
+    <w:p>
+      <w:pPr>
+        <w:spacing w:before="0" w:after="0" w:line="240" w:lineRule="auto"/>
+        <w:jc w:val="left"/>
+      </w:pPr>
+      <w:r>
+        <w:rPr>
+          <w:rFonts w:ascii="Consolas" w:hAnsi="Consolas" w:eastAsia="Consolas"/>
+          <w:b w:val="0"/>
+          <w:i w:val="0"/>
+          <w:sz w:val="16"/>
+        </w:rPr>
+        <w:t>.anim-shorthand {</w:t>
+      </w:r>
+    </w:p>
+    <w:p>
+      <w:pPr>
+        <w:spacing w:before="0" w:after="0" w:line="240" w:lineRule="auto"/>
+        <w:jc w:val="left"/>
+      </w:pPr>
+      <w:r>
+        <w:rPr>
+          <w:rFonts w:ascii="Consolas" w:hAnsi="Consolas" w:eastAsia="Consolas"/>
+          <w:b w:val="0"/>
+          <w:i w:val="0"/>
+          <w:sz w:val="16"/>
+        </w:rPr>
+        <w:t xml:space="preserve">    animation: bounce 1.2s ease-in-out infinite alternate;</w:t>
+      </w:r>
+    </w:p>
+    <w:p>
+      <w:pPr>
+        <w:spacing w:before="0" w:after="0" w:line="240" w:lineRule="auto"/>
+        <w:jc w:val="left"/>
+      </w:pPr>
+      <w:r>
+        <w:rPr>
+          <w:rFonts w:ascii="Consolas" w:hAnsi="Consolas" w:eastAsia="Consolas"/>
+          <w:b w:val="0"/>
+          <w:i w:val="0"/>
+          <w:sz w:val="16"/>
+        </w:rPr>
+        <w:t>}</w:t>
+      </w:r>
+    </w:p>
+    <w:p>
+      <w:pPr>
+        <w:spacing w:before="0" w:after="0" w:line="240" w:lineRule="auto"/>
+        <w:jc w:val="left"/>
+      </w:pPr>
+      <w:r>
+        <w:rPr>
+          <w:rFonts w:ascii="Consolas" w:hAnsi="Consolas" w:eastAsia="Consolas"/>
+          <w:b w:val="0"/>
+          <w:i w:val="0"/>
+          <w:sz w:val="16"/>
+        </w:rPr>
+        <w:t>@keyframes bounce {</w:t>
+      </w:r>
+    </w:p>
+    <w:p>
+      <w:pPr>
+        <w:spacing w:before="0" w:after="0" w:line="240" w:lineRule="auto"/>
+        <w:jc w:val="left"/>
+      </w:pPr>
+      <w:r>
+        <w:rPr>
+          <w:rFonts w:ascii="Consolas" w:hAnsi="Consolas" w:eastAsia="Consolas"/>
+          <w:b w:val="0"/>
+          <w:i w:val="0"/>
+          <w:sz w:val="16"/>
+        </w:rPr>
+        <w:t xml:space="preserve">    from { transform: translateY(0); }</w:t>
+      </w:r>
+    </w:p>
+    <w:p>
+      <w:pPr>
+        <w:spacing w:before="0" w:after="0" w:line="240" w:lineRule="auto"/>
+        <w:jc w:val="left"/>
+      </w:pPr>
+      <w:r>
+        <w:rPr>
+          <w:rFonts w:ascii="Consolas" w:hAnsi="Consolas" w:eastAsia="Consolas"/>
+          <w:b w:val="0"/>
+          <w:i w:val="0"/>
+          <w:sz w:val="16"/>
+        </w:rPr>
+        <w:t xml:space="preserve">    to { transform: translateY(-18px); }</w:t>
+      </w:r>
+    </w:p>
+    <w:p>
+      <w:pPr>
+        <w:spacing w:before="0" w:after="0" w:line="240" w:lineRule="auto"/>
+        <w:jc w:val="left"/>
+      </w:pPr>
+      <w:r>
+        <w:rPr>
+          <w:rFonts w:ascii="Consolas" w:hAnsi="Consolas" w:eastAsia="Consolas"/>
+          <w:b w:val="0"/>
+          <w:i w:val="0"/>
+          <w:sz w:val="16"/>
+        </w:rPr>
+        <w:t>}</w:t>
+      </w:r>
+    </w:p>
+    <w:p>
+      <w:pPr>
+        <w:spacing w:before="0" w:after="0" w:line="240" w:lineRule="auto"/>
+        <w:jc w:val="left"/>
+      </w:pPr>
+      <w:r>
+        <w:rPr>
+          <w:rFonts w:ascii="Consolas" w:hAnsi="Consolas" w:eastAsia="Consolas"/>
+          <w:b w:val="0"/>
+          <w:i w:val="0"/>
+          <w:sz w:val="16"/>
+        </w:rPr>
+        <w:t xml:space="preserve"> </w:t>
+      </w:r>
+    </w:p>
+    <w:p>
+      <w:pPr>
+        <w:spacing w:before="0" w:after="0" w:line="240" w:lineRule="auto"/>
+        <w:jc w:val="left"/>
+      </w:pPr>
+      <w:r>
+        <w:rPr>
+          <w:rFonts w:ascii="Consolas" w:hAnsi="Consolas" w:eastAsia="Consolas"/>
+          <w:b w:val="0"/>
+          <w:i w:val="0"/>
+          <w:sz w:val="16"/>
+        </w:rPr>
+        <w:t>.faq ul { padding-left: 20px; }</w:t>
+      </w:r>
+    </w:p>
+    <w:p>
+      <w:pPr>
+        <w:spacing w:before="0" w:after="0" w:line="240" w:lineRule="auto"/>
+        <w:jc w:val="left"/>
+      </w:pPr>
+      <w:r>
+        <w:rPr>
+          <w:rFonts w:ascii="Consolas" w:hAnsi="Consolas" w:eastAsia="Consolas"/>
+          <w:b w:val="0"/>
+          <w:i w:val="0"/>
+          <w:sz w:val="16"/>
+        </w:rPr>
+        <w:t>.faq li { margin-bottom: 8px; font-size: 14px; color: #ccc; }</w:t>
+      </w:r>
+    </w:p>
+    <w:p>
+      <w:pPr>
+        <w:spacing w:before="0" w:after="0" w:line="240" w:lineRule="auto"/>
+        <w:jc w:val="left"/>
+      </w:pPr>
+      <w:r>
+        <w:rPr>
+          <w:rFonts w:ascii="Consolas" w:hAnsi="Consolas" w:eastAsia="Consolas"/>
+          <w:b w:val="0"/>
+          <w:i w:val="0"/>
+          <w:sz w:val="16"/>
+        </w:rPr>
+        <w:t>.faq strong { color: #c77dff; }</w:t>
+      </w:r>
+    </w:p>
+    <w:p>
+      <w:pPr>
+        <w:spacing w:before="0" w:after="0" w:line="240" w:lineRule="auto"/>
+        <w:jc w:val="left"/>
+      </w:pPr>
+      <w:r>
+        <w:rPr>
+          <w:rFonts w:ascii="Consolas" w:hAnsi="Consolas" w:eastAsia="Consolas"/>
+          <w:b w:val="0"/>
+          <w:i w:val="0"/>
+          <w:sz w:val="16"/>
+        </w:rPr>
+        <w:t xml:space="preserve"> </w:t>
+      </w:r>
+    </w:p>
+    <w:p>
+      <w:pPr>
+        <w:spacing w:before="0" w:after="0" w:line="240" w:lineRule="auto"/>
+        <w:jc w:val="left"/>
+      </w:pPr>
+      <w:r>
+        <w:rPr>
+          <w:rFonts w:ascii="Consolas" w:hAnsi="Consolas" w:eastAsia="Consolas"/>
+          <w:b w:val="0"/>
+          <w:i w:val="0"/>
+          <w:sz w:val="16"/>
+        </w:rPr>
+        <w:t>.page-footer {</w:t>
+      </w:r>
+    </w:p>
+    <w:p>
+      <w:pPr>
+        <w:spacing w:before="0" w:after="0" w:line="240" w:lineRule="auto"/>
+        <w:jc w:val="left"/>
+      </w:pPr>
+      <w:r>
+        <w:rPr>
+          <w:rFonts w:ascii="Consolas" w:hAnsi="Consolas" w:eastAsia="Consolas"/>
+          <w:b w:val="0"/>
+          <w:i w:val="0"/>
+          <w:sz w:val="16"/>
+        </w:rPr>
+        <w:t xml:space="preserve">    text-align: center;</w:t>
+      </w:r>
+    </w:p>
+    <w:p>
+      <w:pPr>
+        <w:spacing w:before="0" w:after="0" w:line="240" w:lineRule="auto"/>
+        <w:jc w:val="left"/>
+      </w:pPr>
+      <w:r>
+        <w:rPr>
+          <w:rFonts w:ascii="Consolas" w:hAnsi="Consolas" w:eastAsia="Consolas"/>
+          <w:b w:val="0"/>
+          <w:i w:val="0"/>
+          <w:sz w:val="16"/>
+        </w:rPr>
+        <w:t xml:space="preserve">    padding: 20px;</w:t>
+      </w:r>
+    </w:p>
+    <w:p>
+      <w:pPr>
+        <w:spacing w:before="0" w:after="0" w:line="240" w:lineRule="auto"/>
+        <w:jc w:val="left"/>
+      </w:pPr>
+      <w:r>
+        <w:rPr>
+          <w:rFonts w:ascii="Consolas" w:hAnsi="Consolas" w:eastAsia="Consolas"/>
+          <w:b w:val="0"/>
+          <w:i w:val="0"/>
+          <w:sz w:val="16"/>
+        </w:rPr>
+        <w:t xml:space="preserve">    color: #777;</w:t>
+      </w:r>
+    </w:p>
+    <w:p>
+      <w:pPr>
+        <w:spacing w:before="0" w:after="0" w:line="240" w:lineRule="auto"/>
+        <w:jc w:val="left"/>
+      </w:pPr>
+      <w:r>
+        <w:rPr>
+          <w:rFonts w:ascii="Consolas" w:hAnsi="Consolas" w:eastAsia="Consolas"/>
+          <w:b w:val="0"/>
+          <w:i w:val="0"/>
+          <w:sz w:val="16"/>
+        </w:rPr>
+        <w:t xml:space="preserve">    font-size: 13px;</w:t>
+      </w:r>
+    </w:p>
+    <w:p>
+      <w:pPr>
+        <w:spacing w:before="0" w:after="0" w:line="240" w:lineRule="auto"/>
+        <w:jc w:val="left"/>
+      </w:pPr>
+      <w:r>
+        <w:rPr>
+          <w:rFonts w:ascii="Consolas" w:hAnsi="Consolas" w:eastAsia="Consolas"/>
+          <w:b w:val="0"/>
+          <w:i w:val="0"/>
+          <w:sz w:val="16"/>
+        </w:rPr>
+        <w:t xml:space="preserve">    border-top: 1px solid #333;</w:t>
+      </w:r>
+    </w:p>
+    <w:p>
+      <w:pPr>
+        <w:spacing w:before="0" w:after="0" w:line="240" w:lineRule="auto"/>
+        <w:jc w:val="left"/>
+      </w:pPr>
+      <w:r>
+        <w:rPr>
+          <w:rFonts w:ascii="Consolas" w:hAnsi="Consolas" w:eastAsia="Consolas"/>
+          <w:b w:val="0"/>
+          <w:i w:val="0"/>
+          <w:sz w:val="16"/>
+        </w:rPr>
+        <w:t>}</w:t>
+      </w:r>
+    </w:p>
+    <w:p>
+      <w:pPr>
+        <w:spacing w:before="0" w:after="0" w:line="240" w:lineRule="auto"/>
+        <w:jc w:val="left"/>
+      </w:pPr>
+      <w:r>
+        <w:rPr>
+          <w:rFonts w:ascii="Consolas" w:hAnsi="Consolas" w:eastAsia="Consolas"/>
+          <w:b w:val="0"/>
+          <w:i w:val="0"/>
+          <w:sz w:val="16"/>
+        </w:rPr>
+        <w:t xml:space="preserve"> </w:t>
+      </w:r>
+    </w:p>
+    <w:p>
+      <w:pPr>
+        <w:spacing w:before="0" w:after="0" w:line="240" w:lineRule="auto"/>
+        <w:jc w:val="left"/>
+      </w:pPr>
+      <w:r>
+        <w:rPr>
+          <w:rFonts w:ascii="Consolas" w:hAnsi="Consolas" w:eastAsia="Consolas"/>
+          <w:b w:val="0"/>
+          <w:i w:val="0"/>
+          <w:sz w:val="16"/>
+        </w:rPr>
+        <w:t>@media (max-width: 600px) {</w:t>
+      </w:r>
+    </w:p>
+    <w:p>
+      <w:pPr>
+        <w:spacing w:before="0" w:after="0" w:line="240" w:lineRule="auto"/>
+        <w:jc w:val="left"/>
+      </w:pPr>
+      <w:r>
+        <w:rPr>
+          <w:rFonts w:ascii="Consolas" w:hAnsi="Consolas" w:eastAsia="Consolas"/>
+          <w:b w:val="0"/>
+          <w:i w:val="0"/>
+          <w:sz w:val="16"/>
+        </w:rPr>
+        <w:t xml:space="preserve">    .page-header h1 { font-size: 22px; }</w:t>
+      </w:r>
+    </w:p>
+    <w:p>
+      <w:pPr>
+        <w:spacing w:before="0" w:after="0" w:line="240" w:lineRule="auto"/>
+        <w:jc w:val="left"/>
+      </w:pPr>
+      <w:r>
+        <w:rPr>
+          <w:rFonts w:ascii="Consolas" w:hAnsi="Consolas" w:eastAsia="Consolas"/>
+          <w:b w:val="0"/>
+          <w:i w:val="0"/>
+          <w:sz w:val="16"/>
+        </w:rPr>
+        <w:t xml:space="preserve">    .cards { grid-template-columns: 1fr 1fr; }</w:t>
+      </w:r>
+    </w:p>
+    <w:p>
+      <w:pPr>
+        <w:spacing w:before="0" w:after="0" w:line="240" w:lineRule="auto"/>
+        <w:jc w:val="left"/>
+      </w:pPr>
+      <w:r>
+        <w:rPr>
+          <w:rFonts w:ascii="Consolas" w:hAnsi="Consolas" w:eastAsia="Consolas"/>
+          <w:b w:val="0"/>
+          <w:i w:val="0"/>
+          <w:sz w:val="16"/>
+        </w:rPr>
+        <w:t>}</w:t>
+      </w:r>
+    </w:p>
+    <w:p>
+      <w:pPr>
+        <w:spacing w:after="160" w:line="276" w:lineRule="auto"/>
+        <w:jc w:val="both"/>
+      </w:pPr>
+      <w:r>
+        <w:rPr>
+          <w:rFonts w:ascii="Times New Roman" w:hAnsi="Times New Roman" w:eastAsia="Times New Roman"/>
+          <w:b w:val="0"/>
+          <w:i w:val="0"/>
+          <w:sz w:val="28"/>
+        </w:rPr>
       </w:r>
     </w:p>
     <w:p>
